--- a/outputs/Nhom13_PhanViec_ca_nhan/Nhom13_23010636_NghiemDucViet_PhanViec.docx
+++ b/outputs/Nhom13_PhanViec_ca_nhan/Nhom13_23010636_NghiemDucViet_PhanViec.docx
@@ -396,61 +396,6 @@
           <w:color w:val="808080"/>
           <w:sz w:val="32"/>
           <w:szCs w:val="32"/>
-        </w:rPr>
-      </w:pPr>
-      <w:r>
-        <w:rPr>
-          <w:rStyle w:val="fontstyle21"/>
-          <w:rFonts w:ascii="Times New Roman" w:hAnsi="Times New Roman" w:cs="Times New Roman"/>
-          <w:color w:val="000000"/>
-          <w:sz w:val="32"/>
-          <w:szCs w:val="32"/>
-        </w:rPr>
-        <w:t xml:space="preserve">Lớp tín chỉ: </w:t>
-      </w:r>
-      <w:r>
-        <w:rPr>
-          <w:rStyle w:val="fontstyle21"/>
-          <w:rFonts w:ascii="Times New Roman" w:hAnsi="Times New Roman" w:cs="Times New Roman"/>
-          <w:color w:val="000000"/>
-          <w:sz w:val="32"/>
-          <w:szCs w:val="32"/>
-          <w:highlight w:val="yellow"/>
-        </w:rPr>
-        <w:t>[Điền vào]</w:t>
-      </w:r>
-      <w:r>
-        <w:rPr>
-          <w:rStyle w:val="fontstyle21"/>
-          <w:rFonts w:ascii="Times New Roman" w:hAnsi="Times New Roman" w:cs="Times New Roman"/>
-          <w:color w:val="000000"/>
-          <w:sz w:val="32"/>
-          <w:szCs w:val="32"/>
-        </w:rPr>
-        <w:t xml:space="preserve">  ·  Học kỳ: </w:t>
-      </w:r>
-      <w:r>
-        <w:rPr>
-          <w:rStyle w:val="fontstyle21"/>
-          <w:rFonts w:ascii="Times New Roman" w:hAnsi="Times New Roman" w:cs="Times New Roman"/>
-          <w:color w:val="000000"/>
-          <w:sz w:val="32"/>
-          <w:szCs w:val="32"/>
-          <w:highlight w:val="yellow"/>
-        </w:rPr>
-        <w:t>[Điền vào]</w:t>
-      </w:r>
-    </w:p>
-    <w:p>
-      <w:pPr>
-        <w:pStyle w:val="NoSpacing"/>
-        <w:jc w:val="center"/>
-        <w:rPr>
-          <w:rStyle w:val="fontstyle21"/>
-          <w:rFonts w:ascii="Times New Roman" w:hAnsi="Times New Roman" w:cs="Times New Roman"/>
-          <w:color w:val="808080"/>
-          <w:sz w:val="32"/>
-          <w:szCs w:val="32"/>
           <w:lang w:val="vi-VN"/>
         </w:rPr>
       </w:pPr>
@@ -713,7 +658,7 @@
           <w:r>
             <w:fldChar w:fldCharType="separate"/>
           </w:r>
-          <w:hyperlink w:anchor="_Toc243599228" w:history="1">
+          <w:hyperlink w:anchor="_Toc243599934" w:history="1">
             <w:r>
               <w:rPr>
                 <w:rStyle w:val="Hyperlink"/>
@@ -740,7 +685,7 @@
                 <w:noProof/>
                 <w:webHidden/>
               </w:rPr>
-              <w:instrText xml:space="preserve"> PAGEREF _Toc243599228 \h </w:instrText>
+              <w:instrText xml:space="preserve"> PAGEREF _Toc243599934 \h </w:instrText>
             </w:r>
             <w:r>
               <w:rPr>
@@ -787,7 +732,7 @@
               <w14:ligatures w14:val="standardContextual"/>
             </w:rPr>
           </w:pPr>
-          <w:hyperlink w:anchor="_Toc243599229" w:history="1">
+          <w:hyperlink w:anchor="_Toc243599935" w:history="1">
             <w:r>
               <w:rPr>
                 <w:rStyle w:val="Hyperlink"/>
@@ -815,7 +760,7 @@
                 <w:noProof/>
                 <w:webHidden/>
               </w:rPr>
-              <w:instrText xml:space="preserve"> PAGEREF _Toc243599229 \h </w:instrText>
+              <w:instrText xml:space="preserve"> PAGEREF _Toc243599935 \h </w:instrText>
             </w:r>
             <w:r>
               <w:rPr>
@@ -861,7 +806,7 @@
               <w14:ligatures w14:val="standardContextual"/>
             </w:rPr>
           </w:pPr>
-          <w:hyperlink w:anchor="_Toc243599230" w:history="1">
+          <w:hyperlink w:anchor="_Toc243599936" w:history="1">
             <w:r>
               <w:rPr>
                 <w:rStyle w:val="Hyperlink"/>
@@ -889,7 +834,7 @@
                 <w:noProof/>
                 <w:webHidden/>
               </w:rPr>
-              <w:instrText xml:space="preserve"> PAGEREF _Toc243599230 \h </w:instrText>
+              <w:instrText xml:space="preserve"> PAGEREF _Toc243599936 \h </w:instrText>
             </w:r>
             <w:r>
               <w:rPr>
@@ -935,7 +880,7 @@
               <w14:ligatures w14:val="standardContextual"/>
             </w:rPr>
           </w:pPr>
-          <w:hyperlink w:anchor="_Toc243599231" w:history="1">
+          <w:hyperlink w:anchor="_Toc243599937" w:history="1">
             <w:r>
               <w:rPr>
                 <w:rStyle w:val="Hyperlink"/>
@@ -963,7 +908,7 @@
                 <w:noProof/>
                 <w:webHidden/>
               </w:rPr>
-              <w:instrText xml:space="preserve"> PAGEREF _Toc243599231 \h </w:instrText>
+              <w:instrText xml:space="preserve"> PAGEREF _Toc243599937 \h </w:instrText>
             </w:r>
             <w:r>
               <w:rPr>
@@ -1010,7 +955,7 @@
               <w14:ligatures w14:val="standardContextual"/>
             </w:rPr>
           </w:pPr>
-          <w:hyperlink w:anchor="_Toc243599232" w:history="1">
+          <w:hyperlink w:anchor="_Toc243599938" w:history="1">
             <w:r>
               <w:rPr>
                 <w:rStyle w:val="Hyperlink"/>
@@ -1038,7 +983,7 @@
                 <w:noProof/>
                 <w:webHidden/>
               </w:rPr>
-              <w:instrText xml:space="preserve"> PAGEREF _Toc243599232 \h </w:instrText>
+              <w:instrText xml:space="preserve"> PAGEREF _Toc243599938 \h </w:instrText>
             </w:r>
             <w:r>
               <w:rPr>
@@ -1084,7 +1029,7 @@
               <w14:ligatures w14:val="standardContextual"/>
             </w:rPr>
           </w:pPr>
-          <w:hyperlink w:anchor="_Toc243599233" w:history="1">
+          <w:hyperlink w:anchor="_Toc243599939" w:history="1">
             <w:r>
               <w:rPr>
                 <w:rStyle w:val="Hyperlink"/>
@@ -1112,7 +1057,7 @@
                 <w:noProof/>
                 <w:webHidden/>
               </w:rPr>
-              <w:instrText xml:space="preserve"> PAGEREF _Toc243599233 \h </w:instrText>
+              <w:instrText xml:space="preserve"> PAGEREF _Toc243599939 \h </w:instrText>
             </w:r>
             <w:r>
               <w:rPr>
@@ -1158,7 +1103,7 @@
               <w14:ligatures w14:val="standardContextual"/>
             </w:rPr>
           </w:pPr>
-          <w:hyperlink w:anchor="_Toc243599234" w:history="1">
+          <w:hyperlink w:anchor="_Toc243599940" w:history="1">
             <w:r>
               <w:rPr>
                 <w:rStyle w:val="Hyperlink"/>
@@ -1186,7 +1131,7 @@
                 <w:noProof/>
                 <w:webHidden/>
               </w:rPr>
-              <w:instrText xml:space="preserve"> PAGEREF _Toc243599234 \h </w:instrText>
+              <w:instrText xml:space="preserve"> PAGEREF _Toc243599940 \h </w:instrText>
             </w:r>
             <w:r>
               <w:rPr>
@@ -1232,7 +1177,7 @@
               <w14:ligatures w14:val="standardContextual"/>
             </w:rPr>
           </w:pPr>
-          <w:hyperlink w:anchor="_Toc243599235" w:history="1">
+          <w:hyperlink w:anchor="_Toc243599941" w:history="1">
             <w:r>
               <w:rPr>
                 <w:rStyle w:val="Hyperlink"/>
@@ -1260,7 +1205,7 @@
                 <w:noProof/>
                 <w:webHidden/>
               </w:rPr>
-              <w:instrText xml:space="preserve"> PAGEREF _Toc243599235 \h </w:instrText>
+              <w:instrText xml:space="preserve"> PAGEREF _Toc243599941 \h </w:instrText>
             </w:r>
             <w:r>
               <w:rPr>
@@ -1306,7 +1251,7 @@
               <w14:ligatures w14:val="standardContextual"/>
             </w:rPr>
           </w:pPr>
-          <w:hyperlink w:anchor="_Toc243599236" w:history="1">
+          <w:hyperlink w:anchor="_Toc243599942" w:history="1">
             <w:r>
               <w:rPr>
                 <w:rStyle w:val="Hyperlink"/>
@@ -1334,7 +1279,7 @@
                 <w:noProof/>
                 <w:webHidden/>
               </w:rPr>
-              <w:instrText xml:space="preserve"> PAGEREF _Toc243599236 \h </w:instrText>
+              <w:instrText xml:space="preserve"> PAGEREF _Toc243599942 \h </w:instrText>
             </w:r>
             <w:r>
               <w:rPr>
@@ -1380,7 +1325,7 @@
               <w14:ligatures w14:val="standardContextual"/>
             </w:rPr>
           </w:pPr>
-          <w:hyperlink w:anchor="_Toc243599237" w:history="1">
+          <w:hyperlink w:anchor="_Toc243599943" w:history="1">
             <w:r>
               <w:rPr>
                 <w:rStyle w:val="Hyperlink"/>
@@ -1408,7 +1353,7 @@
                 <w:noProof/>
                 <w:webHidden/>
               </w:rPr>
-              <w:instrText xml:space="preserve"> PAGEREF _Toc243599237 \h </w:instrText>
+              <w:instrText xml:space="preserve"> PAGEREF _Toc243599943 \h </w:instrText>
             </w:r>
             <w:r>
               <w:rPr>
@@ -1454,7 +1399,7 @@
               <w14:ligatures w14:val="standardContextual"/>
             </w:rPr>
           </w:pPr>
-          <w:hyperlink w:anchor="_Toc243599238" w:history="1">
+          <w:hyperlink w:anchor="_Toc243599944" w:history="1">
             <w:r>
               <w:rPr>
                 <w:rStyle w:val="Hyperlink"/>
@@ -1482,7 +1427,7 @@
                 <w:noProof/>
                 <w:webHidden/>
               </w:rPr>
-              <w:instrText xml:space="preserve"> PAGEREF _Toc243599238 \h </w:instrText>
+              <w:instrText xml:space="preserve"> PAGEREF _Toc243599944 \h </w:instrText>
             </w:r>
             <w:r>
               <w:rPr>
@@ -1528,7 +1473,7 @@
               <w14:ligatures w14:val="standardContextual"/>
             </w:rPr>
           </w:pPr>
-          <w:hyperlink w:anchor="_Toc243599239" w:history="1">
+          <w:hyperlink w:anchor="_Toc243599945" w:history="1">
             <w:r>
               <w:rPr>
                 <w:rStyle w:val="Hyperlink"/>
@@ -1556,7 +1501,7 @@
                 <w:noProof/>
                 <w:webHidden/>
               </w:rPr>
-              <w:instrText xml:space="preserve"> PAGEREF _Toc243599239 \h </w:instrText>
+              <w:instrText xml:space="preserve"> PAGEREF _Toc243599945 \h </w:instrText>
             </w:r>
             <w:r>
               <w:rPr>
@@ -1602,7 +1547,7 @@
               <w14:ligatures w14:val="standardContextual"/>
             </w:rPr>
           </w:pPr>
-          <w:hyperlink w:anchor="_Toc243599240" w:history="1">
+          <w:hyperlink w:anchor="_Toc243599946" w:history="1">
             <w:r>
               <w:rPr>
                 <w:rStyle w:val="Hyperlink"/>
@@ -1630,7 +1575,7 @@
                 <w:noProof/>
                 <w:webHidden/>
               </w:rPr>
-              <w:instrText xml:space="preserve"> PAGEREF _Toc243599240 \h </w:instrText>
+              <w:instrText xml:space="preserve"> PAGEREF _Toc243599946 \h </w:instrText>
             </w:r>
             <w:r>
               <w:rPr>
@@ -1677,7 +1622,7 @@
               <w14:ligatures w14:val="standardContextual"/>
             </w:rPr>
           </w:pPr>
-          <w:hyperlink w:anchor="_Toc243599241" w:history="1">
+          <w:hyperlink w:anchor="_Toc243599947" w:history="1">
             <w:r>
               <w:rPr>
                 <w:rStyle w:val="Hyperlink"/>
@@ -1705,7 +1650,7 @@
                 <w:noProof/>
                 <w:webHidden/>
               </w:rPr>
-              <w:instrText xml:space="preserve"> PAGEREF _Toc243599241 \h </w:instrText>
+              <w:instrText xml:space="preserve"> PAGEREF _Toc243599947 \h </w:instrText>
             </w:r>
             <w:r>
               <w:rPr>
@@ -1751,7 +1696,7 @@
               <w14:ligatures w14:val="standardContextual"/>
             </w:rPr>
           </w:pPr>
-          <w:hyperlink w:anchor="_Toc243599242" w:history="1">
+          <w:hyperlink w:anchor="_Toc243599948" w:history="1">
             <w:r>
               <w:rPr>
                 <w:rStyle w:val="Hyperlink"/>
@@ -1779,7 +1724,7 @@
                 <w:noProof/>
                 <w:webHidden/>
               </w:rPr>
-              <w:instrText xml:space="preserve"> PAGEREF _Toc243599242 \h </w:instrText>
+              <w:instrText xml:space="preserve"> PAGEREF _Toc243599948 \h </w:instrText>
             </w:r>
             <w:r>
               <w:rPr>
@@ -1825,7 +1770,7 @@
               <w14:ligatures w14:val="standardContextual"/>
             </w:rPr>
           </w:pPr>
-          <w:hyperlink w:anchor="_Toc243599243" w:history="1">
+          <w:hyperlink w:anchor="_Toc243599949" w:history="1">
             <w:r>
               <w:rPr>
                 <w:rStyle w:val="Hyperlink"/>
@@ -1853,7 +1798,7 @@
                 <w:noProof/>
                 <w:webHidden/>
               </w:rPr>
-              <w:instrText xml:space="preserve"> PAGEREF _Toc243599243 \h </w:instrText>
+              <w:instrText xml:space="preserve"> PAGEREF _Toc243599949 \h </w:instrText>
             </w:r>
             <w:r>
               <w:rPr>
@@ -1899,7 +1844,7 @@
               <w14:ligatures w14:val="standardContextual"/>
             </w:rPr>
           </w:pPr>
-          <w:hyperlink w:anchor="_Toc243599244" w:history="1">
+          <w:hyperlink w:anchor="_Toc243599950" w:history="1">
             <w:r>
               <w:rPr>
                 <w:rStyle w:val="Hyperlink"/>
@@ -1927,7 +1872,7 @@
                 <w:noProof/>
                 <w:webHidden/>
               </w:rPr>
-              <w:instrText xml:space="preserve"> PAGEREF _Toc243599244 \h </w:instrText>
+              <w:instrText xml:space="preserve"> PAGEREF _Toc243599950 \h </w:instrText>
             </w:r>
             <w:r>
               <w:rPr>
@@ -1977,7 +1922,7 @@
         </w:numPr>
       </w:pPr>
       <w:bookmarkStart w:id="5" w:name="_Toc175554962"/>
-      <w:bookmarkStart w:id="6" w:name="_Toc243599228"/>
+      <w:bookmarkStart w:id="6" w:name="_Toc243599934"/>
       <w:r>
         <w:t>Phân công thực hiện đồ án</w:t>
       </w:r>
@@ -2000,8 +1945,7 @@
       <w:tblGrid>
         <w:gridCol w:w="1310"/>
         <w:gridCol w:w="2059"/>
-        <w:gridCol w:w="1310"/>
-        <w:gridCol w:w="4681"/>
+        <w:gridCol w:w="5991"/>
       </w:tblGrid>
       <w:tr>
         <w:trPr>
@@ -2054,29 +1998,7 @@
         </w:tc>
         <w:tc>
           <w:tcPr>
-            <w:tcW w:w="1310" w:type="dxa"/>
-            <w:shd w:val="clear" w:color="auto" w:fill="D9E2F3"/>
-            <w:vAlign w:val="center"/>
-          </w:tcPr>
-          <w:p>
-            <w:pPr>
-              <w:jc w:val="center"/>
-            </w:pPr>
-            <w:r>
-              <w:rPr>
-                <w:b/>
-                <w:bCs/>
-                <w:sz w:val="22"/>
-                <w:szCs w:val="22"/>
-                <w:lang w:val="vi-VN"/>
-              </w:rPr>
-              <w:t>Lớp</w:t>
-            </w:r>
-          </w:p>
-        </w:tc>
-        <w:tc>
-          <w:tcPr>
-            <w:tcW w:w="4681" w:type="dxa"/>
+            <w:tcW w:w="5991" w:type="dxa"/>
             <w:shd w:val="clear" w:color="auto" w:fill="D9E2F3"/>
             <w:vAlign w:val="center"/>
           </w:tcPr>
@@ -2141,27 +2063,7 @@
         </w:tc>
         <w:tc>
           <w:tcPr>
-            <w:tcW w:w="1310" w:type="dxa"/>
-            <w:vAlign w:val="center"/>
-          </w:tcPr>
-          <w:p>
-            <w:pPr>
-              <w:jc w:val="center"/>
-            </w:pPr>
-            <w:r>
-              <w:rPr>
-                <w:sz w:val="22"/>
-                <w:szCs w:val="22"/>
-                <w:highlight w:val="yellow"/>
-                <w:lang w:val="vi-VN"/>
-              </w:rPr>
-              <w:t>[Điền vào]</w:t>
-            </w:r>
-          </w:p>
-        </w:tc>
-        <w:tc>
-          <w:tcPr>
-            <w:tcW w:w="4681" w:type="dxa"/>
+            <w:tcW w:w="5991" w:type="dxa"/>
             <w:vAlign w:val="center"/>
           </w:tcPr>
           <w:p>
@@ -2684,7 +2586,7 @@
           <w:numId w:val="0"/>
         </w:numPr>
       </w:pPr>
-      <w:bookmarkStart w:id="7" w:name="_Toc243599229"/>
+      <w:bookmarkStart w:id="7" w:name="_Toc243599935"/>
       <w:r>
         <w:rPr>
           <w:lang w:val="vi-VN"/>
@@ -2702,7 +2604,7 @@
           <w:numId w:val="0"/>
         </w:numPr>
       </w:pPr>
-      <w:bookmarkStart w:id="8" w:name="_Toc243599230"/>
+      <w:bookmarkStart w:id="8" w:name="_Toc243599936"/>
       <w:r>
         <w:rPr>
           <w:lang w:val="vi-VN"/>
@@ -2720,7 +2622,7 @@
           <w:numId w:val="0"/>
         </w:numPr>
       </w:pPr>
-      <w:bookmarkStart w:id="9" w:name="_Toc243599231"/>
+      <w:bookmarkStart w:id="9" w:name="_Toc243599937"/>
       <w:r>
         <w:rPr>
           <w:lang w:val="vi-VN"/>
@@ -2908,7 +2810,7 @@
           <w:numId w:val="0"/>
         </w:numPr>
       </w:pPr>
-      <w:bookmarkStart w:id="10" w:name="_Toc243599232"/>
+      <w:bookmarkStart w:id="10" w:name="_Toc243599938"/>
       <w:r>
         <w:rPr>
           <w:lang w:val="vi-VN"/>
@@ -2926,7 +2828,7 @@
           <w:numId w:val="0"/>
         </w:numPr>
       </w:pPr>
-      <w:bookmarkStart w:id="11" w:name="_Toc243599233"/>
+      <w:bookmarkStart w:id="11" w:name="_Toc243599939"/>
       <w:r>
         <w:rPr>
           <w:lang w:val="vi-VN"/>
@@ -2944,7 +2846,7 @@
           <w:numId w:val="0"/>
         </w:numPr>
       </w:pPr>
-      <w:bookmarkStart w:id="12" w:name="_Toc243599234"/>
+      <w:bookmarkStart w:id="12" w:name="_Toc243599940"/>
       <w:r>
         <w:rPr>
           <w:lang w:val="vi-VN"/>
@@ -2966,7 +2868,7 @@
         <w:pStyle w:val="Caption"/>
         <w:keepNext/>
       </w:pPr>
-      <w:bookmarkStart w:id="13" w:name="_Toc243599041"/>
+      <w:bookmarkStart w:id="13" w:name="_Toc243599822"/>
       <w:r>
         <w:rPr>
           <w:b/>
@@ -3521,7 +3423,7 @@
           <w:numId w:val="0"/>
         </w:numPr>
       </w:pPr>
-      <w:bookmarkStart w:id="14" w:name="_Toc243599235"/>
+      <w:bookmarkStart w:id="14" w:name="_Toc243599941"/>
       <w:r>
         <w:rPr>
           <w:lang w:val="vi-VN"/>
@@ -3557,7 +3459,7 @@
           <w:numId w:val="0"/>
         </w:numPr>
       </w:pPr>
-      <w:bookmarkStart w:id="15" w:name="_Toc243599236"/>
+      <w:bookmarkStart w:id="15" w:name="_Toc243599942"/>
       <w:r>
         <w:rPr>
           <w:lang w:val="vi-VN"/>
@@ -3675,7 +3577,7 @@
         <w:pStyle w:val="Caption"/>
         <w:keepNext/>
       </w:pPr>
-      <w:bookmarkStart w:id="16" w:name="_Toc243599048"/>
+      <w:bookmarkStart w:id="16" w:name="_Toc243599829"/>
       <w:r>
         <w:rPr>
           <w:b/>
@@ -4650,7 +4552,7 @@
           <w:numId w:val="0"/>
         </w:numPr>
       </w:pPr>
-      <w:bookmarkStart w:id="17" w:name="_Toc243599237"/>
+      <w:bookmarkStart w:id="17" w:name="_Toc243599943"/>
       <w:r>
         <w:rPr>
           <w:lang w:val="vi-VN"/>
@@ -4825,7 +4727,7 @@
         <w:pStyle w:val="Caption"/>
         <w:keepNext/>
       </w:pPr>
-      <w:bookmarkStart w:id="18" w:name="_Toc243599049"/>
+      <w:bookmarkStart w:id="18" w:name="_Toc243599830"/>
       <w:r>
         <w:rPr>
           <w:b/>
@@ -5884,7 +5786,7 @@
       <w:pPr>
         <w:pStyle w:val="Caption"/>
       </w:pPr>
-      <w:bookmarkStart w:id="19" w:name="_Toc243599093"/>
+      <w:bookmarkStart w:id="19" w:name="_Toc243599874"/>
       <w:r>
         <w:rPr>
           <w:b/>
@@ -5978,7 +5880,7 @@
         <w:pStyle w:val="Caption"/>
         <w:keepNext/>
       </w:pPr>
-      <w:bookmarkStart w:id="20" w:name="_Toc243599050"/>
+      <w:bookmarkStart w:id="20" w:name="_Toc243599831"/>
       <w:r>
         <w:rPr>
           <w:b/>
@@ -6811,7 +6713,7 @@
           <w:numId w:val="0"/>
         </w:numPr>
       </w:pPr>
-      <w:bookmarkStart w:id="21" w:name="_Toc243599238"/>
+      <w:bookmarkStart w:id="21" w:name="_Toc243599944"/>
       <w:r>
         <w:rPr>
           <w:lang w:val="vi-VN"/>
@@ -6855,7 +6757,7 @@
         <w:pStyle w:val="Caption"/>
         <w:keepNext/>
       </w:pPr>
-      <w:bookmarkStart w:id="22" w:name="_Toc243599051"/>
+      <w:bookmarkStart w:id="22" w:name="_Toc243599832"/>
       <w:r>
         <w:rPr>
           <w:b/>
@@ -7911,7 +7813,7 @@
         <w:pStyle w:val="Caption"/>
         <w:keepNext/>
       </w:pPr>
-      <w:bookmarkStart w:id="23" w:name="_Toc243599052"/>
+      <w:bookmarkStart w:id="23" w:name="_Toc243599833"/>
       <w:r>
         <w:rPr>
           <w:b/>
@@ -8693,7 +8595,7 @@
           <w:numId w:val="0"/>
         </w:numPr>
       </w:pPr>
-      <w:bookmarkStart w:id="24" w:name="_Toc243599239"/>
+      <w:bookmarkStart w:id="24" w:name="_Toc243599945"/>
       <w:r>
         <w:rPr>
           <w:lang w:val="vi-VN"/>
@@ -8715,7 +8617,7 @@
         <w:pStyle w:val="Caption"/>
         <w:keepNext/>
       </w:pPr>
-      <w:bookmarkStart w:id="25" w:name="_Toc243599053"/>
+      <w:bookmarkStart w:id="25" w:name="_Toc243599834"/>
       <w:r>
         <w:rPr>
           <w:b/>
@@ -10035,7 +9937,7 @@
         <w:pStyle w:val="Caption"/>
         <w:keepNext/>
       </w:pPr>
-      <w:bookmarkStart w:id="26" w:name="_Toc243599054"/>
+      <w:bookmarkStart w:id="26" w:name="_Toc243599835"/>
       <w:r>
         <w:rPr>
           <w:b/>
@@ -10603,7 +10505,7 @@
         <w:pStyle w:val="Caption"/>
         <w:keepNext/>
       </w:pPr>
-      <w:bookmarkStart w:id="27" w:name="_Toc243599055"/>
+      <w:bookmarkStart w:id="27" w:name="_Toc243599836"/>
       <w:r>
         <w:rPr>
           <w:b/>
@@ -11464,7 +11366,7 @@
           <w:numId w:val="0"/>
         </w:numPr>
       </w:pPr>
-      <w:bookmarkStart w:id="28" w:name="_Toc243599240"/>
+      <w:bookmarkStart w:id="28" w:name="_Toc243599946"/>
       <w:r>
         <w:rPr>
           <w:lang w:val="vi-VN"/>
@@ -11486,7 +11388,7 @@
         <w:pStyle w:val="Caption"/>
         <w:keepNext/>
       </w:pPr>
-      <w:bookmarkStart w:id="29" w:name="_Toc243599056"/>
+      <w:bookmarkStart w:id="29" w:name="_Toc243599837"/>
       <w:r>
         <w:rPr>
           <w:b/>
@@ -12466,7 +12368,7 @@
           <w:numId w:val="0"/>
         </w:numPr>
       </w:pPr>
-      <w:bookmarkStart w:id="30" w:name="_Toc243599241"/>
+      <w:bookmarkStart w:id="30" w:name="_Toc243599947"/>
       <w:r>
         <w:rPr>
           <w:lang w:val="vi-VN"/>
@@ -12484,7 +12386,7 @@
           <w:numId w:val="0"/>
         </w:numPr>
       </w:pPr>
-      <w:bookmarkStart w:id="31" w:name="_Toc243599242"/>
+      <w:bookmarkStart w:id="31" w:name="_Toc243599948"/>
       <w:r>
         <w:rPr>
           <w:lang w:val="vi-VN"/>
@@ -12996,7 +12898,7 @@
           <w:numId w:val="0"/>
         </w:numPr>
       </w:pPr>
-      <w:bookmarkStart w:id="32" w:name="_Toc243599243"/>
+      <w:bookmarkStart w:id="32" w:name="_Toc243599949"/>
       <w:r>
         <w:rPr>
           <w:lang w:val="vi-VN"/>
@@ -13015,7 +12917,7 @@
           <w:numId w:val="0"/>
         </w:numPr>
       </w:pPr>
-      <w:bookmarkStart w:id="33" w:name="_Toc243599244"/>
+      <w:bookmarkStart w:id="33" w:name="_Toc243599950"/>
       <w:r>
         <w:rPr>
           <w:lang w:val="vi-VN"/>
@@ -13037,7 +12939,7 @@
         <w:pStyle w:val="Caption"/>
         <w:keepNext/>
       </w:pPr>
-      <w:bookmarkStart w:id="34" w:name="_Toc243599075"/>
+      <w:bookmarkStart w:id="34" w:name="_Toc243599856"/>
       <w:r>
         <w:rPr>
           <w:b/>
@@ -13444,7 +13346,7 @@
         <w:pStyle w:val="Caption"/>
         <w:keepNext/>
       </w:pPr>
-      <w:bookmarkStart w:id="35" w:name="_Toc243599076"/>
+      <w:bookmarkStart w:id="35" w:name="_Toc243599857"/>
       <w:r>
         <w:rPr>
           <w:b/>
@@ -20720,7 +20622,12 @@
 </file>
 
 <file path=customXml/item2.xml><?xml version="1.0" encoding="utf-8"?>
-<b:Sources xmlns:b="http://schemas.openxmlformats.org/officeDocument/2006/bibliography" xmlns="http://schemas.openxmlformats.org/officeDocument/2006/bibliography" SelectedStyle="\APASixthEditionOfficeOnline.xsl" StyleName="APA" Version="6"/>
+<?mso-contentType ?>
+<FormTemplates xmlns="http://schemas.microsoft.com/sharepoint/v3/contenttype/forms">
+  <Display>DocumentLibraryForm</Display>
+  <Edit>DocumentLibraryForm</Edit>
+  <New>DocumentLibraryForm</New>
+</FormTemplates>
 </file>
 
 <file path=customXml/item3.xml><?xml version="1.0" encoding="utf-8"?>
@@ -20953,12 +20860,7 @@
 </file>
 
 <file path=customXml/item4.xml><?xml version="1.0" encoding="utf-8"?>
-<?mso-contentType ?>
-<FormTemplates xmlns="http://schemas.microsoft.com/sharepoint/v3/contenttype/forms">
-  <Display>DocumentLibraryForm</Display>
-  <Edit>DocumentLibraryForm</Edit>
-  <New>DocumentLibraryForm</New>
-</FormTemplates>
+<b:Sources xmlns:b="http://schemas.openxmlformats.org/officeDocument/2006/bibliography" xmlns="http://schemas.openxmlformats.org/officeDocument/2006/bibliography" SelectedStyle="\APASixthEditionOfficeOnline.xsl" StyleName="APA" Version="6"/>
 </file>
 
 <file path=customXml/itemProps1.xml><?xml version="1.0" encoding="utf-8"?>
@@ -20973,9 +20875,9 @@
 </file>
 
 <file path=customXml/itemProps2.xml><?xml version="1.0" encoding="utf-8"?>
-<ds:datastoreItem xmlns:ds="http://schemas.openxmlformats.org/officeDocument/2006/customXml" ds:itemID="{06F34B39-710A-4AE8-9B09-0F6110FECC4E}">
+<ds:datastoreItem xmlns:ds="http://schemas.openxmlformats.org/officeDocument/2006/customXml" ds:itemID="{4ED417DC-AAC6-4AC2-9B84-BF5AEE7392F8}">
   <ds:schemaRefs>
-    <ds:schemaRef ds:uri="http://schemas.openxmlformats.org/officeDocument/2006/bibliography"/>
+    <ds:schemaRef ds:uri="http://schemas.microsoft.com/sharepoint/v3/contenttype/forms"/>
   </ds:schemaRefs>
 </ds:datastoreItem>
 </file>
@@ -21000,9 +20902,9 @@
 </file>
 
 <file path=customXml/itemProps4.xml><?xml version="1.0" encoding="utf-8"?>
-<ds:datastoreItem xmlns:ds="http://schemas.openxmlformats.org/officeDocument/2006/customXml" ds:itemID="{4ED417DC-AAC6-4AC2-9B84-BF5AEE7392F8}">
+<ds:datastoreItem xmlns:ds="http://schemas.openxmlformats.org/officeDocument/2006/customXml" ds:itemID="{06F34B39-710A-4AE8-9B09-0F6110FECC4E}">
   <ds:schemaRefs>
-    <ds:schemaRef ds:uri="http://schemas.microsoft.com/sharepoint/v3/contenttype/forms"/>
+    <ds:schemaRef ds:uri="http://schemas.openxmlformats.org/officeDocument/2006/bibliography"/>
   </ds:schemaRefs>
 </ds:datastoreItem>
 </file>
--- a/outputs/Nhom13_PhanViec_ca_nhan/Nhom13_23010636_NghiemDucViet_PhanViec.docx
+++ b/outputs/Nhom13_PhanViec_ca_nhan/Nhom13_23010636_NghiemDucViet_PhanViec.docx
@@ -20,7 +20,7 @@
           <w:sz w:val="36"/>
           <w:szCs w:val="36"/>
         </w:rPr>
-        <w:t>TRƯỜNG ĐẠI HỌC PHENIKAA</w:t>
+        <w:t>ĐẠI HỌC PHENIKAA</w:t>
       </w:r>
     </w:p>
     <w:p>
@@ -41,7 +41,28 @@
           <w:sz w:val="36"/>
           <w:szCs w:val="36"/>
         </w:rPr>
-        <w:t>KHOA CÔNG NGHỆ THÔNG TIN</w:t>
+        <w:t>TRƯỜNG CÔNG NGHỆ THÔNG TIN</w:t>
+      </w:r>
+    </w:p>
+    <w:p>
+      <w:pPr>
+        <w:pStyle w:val="line"/>
+        <w:spacing w:before="220"/>
+        <w:jc w:val="center"/>
+        <w:rPr>
+          <w:rFonts w:ascii="Times New Roman" w:hAnsi="Times New Roman"/>
+          <w:sz w:val="36"/>
+          <w:szCs w:val="36"/>
+          <w:lang w:val="vi-VN"/>
+        </w:rPr>
+      </w:pPr>
+      <w:r>
+        <w:rPr>
+          <w:rFonts w:ascii="Times New Roman" w:hAnsi="Times New Roman"/>
+          <w:sz w:val="36"/>
+          <w:szCs w:val="36"/>
+        </w:rPr>
+        <w:t>KHOA HỆ THỐNG THÔNG TIN</w:t>
       </w:r>
     </w:p>
     <w:p>
@@ -179,30 +200,7 @@
           <w:sz w:val="32"/>
           <w:szCs w:val="32"/>
         </w:rPr>
-        <w:t xml:space="preserve">BÁO CÁO ĐỒ ÁN </w:t>
-      </w:r>
-      <w:r>
-        <w:rPr>
-          <w:rFonts w:ascii="Times New Roman" w:hAnsi="Times New Roman" w:cs="Times New Roman"/>
-          <w:b/>
-          <w:bCs/>
-          <w:color w:val="000000" w:themeColor="text1"/>
-          <w:sz w:val="32"/>
-          <w:szCs w:val="32"/>
-        </w:rPr>
-        <w:t>LIÊN</w:t>
-      </w:r>
-      <w:r>
-        <w:rPr>
-          <w:rFonts w:ascii="Times New Roman" w:hAnsi="Times New Roman" w:cs="Times New Roman"/>
-          <w:b/>
-          <w:bCs/>
-          <w:color w:val="000000" w:themeColor="text1"/>
-          <w:sz w:val="32"/>
-          <w:szCs w:val="32"/>
-          <w:lang w:val="vi-VN"/>
-        </w:rPr>
-        <w:t xml:space="preserve"> NGÀNH</w:t>
+        <w:t>BÁO CÁO ĐỒ ÁN MÔN HỌC AN TOÀN PHẦN MỀM</w:t>
       </w:r>
       <w:r>
         <w:br/>
@@ -227,7 +225,7 @@
           <w:sz w:val="32"/>
           <w:szCs w:val="32"/>
         </w:rPr>
-        <w:t>Phần việc cá nhân (D1, D2, D3, D4, C1) – trích từ báo cáo chung của nhóm</w:t>
+        <w:t>Phần việc cá nhân (D1, D2, D3, D4, C1, C3) – trích từ báo cáo chung của nhóm</w:t>
       </w:r>
       <w:r>
         <w:br/>
@@ -252,7 +250,7 @@
           <w:sz w:val="32"/>
           <w:szCs w:val="32"/>
         </w:rPr>
-        <w:t>Nhóm 13</w:t>
+        <w:t>Đề tài: Static Testing, Đặc tả và Test Case phân hệ thủ thư – Hệ thống quản lý thư viện</w:t>
       </w:r>
       <w:r>
         <w:rPr>
@@ -263,7 +261,7 @@
           <w:szCs w:val="32"/>
         </w:rPr>
         <w:br/>
-        <w:t>Static Testing, Đặc tả và Test Case phân hệ thủ thư – Hệ thống quản lý thư viện</w:t>
+        <w:t>Nhóm: 13</w:t>
       </w:r>
     </w:p>
     <w:p>
@@ -383,7 +381,18 @@
           <w:sz w:val="32"/>
           <w:szCs w:val="32"/>
         </w:rPr>
-        <w:t>Học phần: CSE703093 – An toàn phần mềm</w:t>
+        <w:t>Học phần: An toàn phần mềm</w:t>
+      </w:r>
+      <w:r>
+        <w:rPr>
+          <w:rStyle w:val="fontstyle21"/>
+          <w:rFonts w:ascii="Times New Roman" w:hAnsi="Times New Roman" w:cs="Times New Roman"/>
+          <w:color w:val="000000"/>
+          <w:sz w:val="32"/>
+          <w:szCs w:val="32"/>
+        </w:rPr>
+        <w:br/>
+        <w:t>Mã học phần: CSE703093-1-1-26(N01)</w:t>
       </w:r>
     </w:p>
     <w:p>
@@ -495,62 +504,6 @@
     <w:p>
       <w:pPr>
         <w:pStyle w:val="NoSpacing"/>
-        <w:rPr>
-          <w:rFonts w:ascii="Times New Roman" w:hAnsi="Times New Roman" w:cs="Times New Roman"/>
-          <w:b/>
-          <w:bCs/>
-          <w:color w:val="000000"/>
-          <w:sz w:val="20"/>
-          <w:szCs w:val="20"/>
-        </w:rPr>
-      </w:pPr>
-    </w:p>
-    <w:p>
-      <w:pPr>
-        <w:pStyle w:val="NoSpacing"/>
-        <w:jc w:val="center"/>
-        <w:rPr>
-          <w:rFonts w:ascii="Times New Roman" w:hAnsi="Times New Roman" w:cs="Times New Roman"/>
-          <w:b/>
-          <w:bCs/>
-          <w:color w:val="000000"/>
-          <w:sz w:val="20"/>
-          <w:szCs w:val="20"/>
-        </w:rPr>
-      </w:pPr>
-    </w:p>
-    <w:p>
-      <w:pPr>
-        <w:pStyle w:val="NoSpacing"/>
-        <w:jc w:val="center"/>
-        <w:rPr>
-          <w:rFonts w:ascii="Times New Roman" w:hAnsi="Times New Roman" w:cs="Times New Roman"/>
-          <w:b/>
-          <w:bCs/>
-          <w:color w:val="000000"/>
-          <w:sz w:val="20"/>
-          <w:szCs w:val="20"/>
-        </w:rPr>
-      </w:pPr>
-    </w:p>
-    <w:p>
-      <w:pPr>
-        <w:pStyle w:val="NoSpacing"/>
-        <w:jc w:val="center"/>
-        <w:rPr>
-          <w:rFonts w:ascii="Times New Roman" w:hAnsi="Times New Roman" w:cs="Times New Roman"/>
-          <w:b/>
-          <w:bCs/>
-          <w:color w:val="000000"/>
-          <w:sz w:val="20"/>
-          <w:szCs w:val="20"/>
-        </w:rPr>
-      </w:pPr>
-    </w:p>
-    <w:p>
-      <w:pPr>
-        <w:pStyle w:val="NoSpacing"/>
-        <w:jc w:val="center"/>
         <w:rPr>
           <w:rFonts w:ascii="Times New Roman" w:hAnsi="Times New Roman" w:cs="Times New Roman"/>
           <w:b/>
@@ -658,7 +611,7 @@
           <w:r>
             <w:fldChar w:fldCharType="separate"/>
           </w:r>
-          <w:hyperlink w:anchor="_Toc243599934" w:history="1">
+          <w:hyperlink w:anchor="_Toc243827890" w:history="1">
             <w:r>
               <w:rPr>
                 <w:rStyle w:val="Hyperlink"/>
@@ -685,7 +638,7 @@
                 <w:noProof/>
                 <w:webHidden/>
               </w:rPr>
-              <w:instrText xml:space="preserve"> PAGEREF _Toc243599934 \h </w:instrText>
+              <w:instrText xml:space="preserve"> PAGEREF _Toc243827890 \h </w:instrText>
             </w:r>
             <w:r>
               <w:rPr>
@@ -732,7 +685,7 @@
               <w14:ligatures w14:val="standardContextual"/>
             </w:rPr>
           </w:pPr>
-          <w:hyperlink w:anchor="_Toc243599935" w:history="1">
+          <w:hyperlink w:anchor="_Toc243827891" w:history="1">
             <w:r>
               <w:rPr>
                 <w:rStyle w:val="Hyperlink"/>
@@ -760,7 +713,7 @@
                 <w:noProof/>
                 <w:webHidden/>
               </w:rPr>
-              <w:instrText xml:space="preserve"> PAGEREF _Toc243599935 \h </w:instrText>
+              <w:instrText xml:space="preserve"> PAGEREF _Toc243827891 \h </w:instrText>
             </w:r>
             <w:r>
               <w:rPr>
@@ -780,7 +733,7 @@
                 <w:noProof/>
                 <w:webHidden/>
               </w:rPr>
-              <w:t>2</w:t>
+              <w:t>3</w:t>
             </w:r>
             <w:r>
               <w:rPr>
@@ -806,7 +759,7 @@
               <w14:ligatures w14:val="standardContextual"/>
             </w:rPr>
           </w:pPr>
-          <w:hyperlink w:anchor="_Toc243599936" w:history="1">
+          <w:hyperlink w:anchor="_Toc243827892" w:history="1">
             <w:r>
               <w:rPr>
                 <w:rStyle w:val="Hyperlink"/>
@@ -834,7 +787,7 @@
                 <w:noProof/>
                 <w:webHidden/>
               </w:rPr>
-              <w:instrText xml:space="preserve"> PAGEREF _Toc243599936 \h </w:instrText>
+              <w:instrText xml:space="preserve"> PAGEREF _Toc243827892 \h </w:instrText>
             </w:r>
             <w:r>
               <w:rPr>
@@ -854,7 +807,7 @@
                 <w:noProof/>
                 <w:webHidden/>
               </w:rPr>
-              <w:t>2</w:t>
+              <w:t>3</w:t>
             </w:r>
             <w:r>
               <w:rPr>
@@ -880,7 +833,7 @@
               <w14:ligatures w14:val="standardContextual"/>
             </w:rPr>
           </w:pPr>
-          <w:hyperlink w:anchor="_Toc243599937" w:history="1">
+          <w:hyperlink w:anchor="_Toc243827893" w:history="1">
             <w:r>
               <w:rPr>
                 <w:rStyle w:val="Hyperlink"/>
@@ -908,7 +861,7 @@
                 <w:noProof/>
                 <w:webHidden/>
               </w:rPr>
-              <w:instrText xml:space="preserve"> PAGEREF _Toc243599937 \h </w:instrText>
+              <w:instrText xml:space="preserve"> PAGEREF _Toc243827893 \h </w:instrText>
             </w:r>
             <w:r>
               <w:rPr>
@@ -928,7 +881,7 @@
                 <w:noProof/>
                 <w:webHidden/>
               </w:rPr>
-              <w:t>2</w:t>
+              <w:t>3</w:t>
             </w:r>
             <w:r>
               <w:rPr>
@@ -955,7 +908,7 @@
               <w14:ligatures w14:val="standardContextual"/>
             </w:rPr>
           </w:pPr>
-          <w:hyperlink w:anchor="_Toc243599938" w:history="1">
+          <w:hyperlink w:anchor="_Toc243827894" w:history="1">
             <w:r>
               <w:rPr>
                 <w:rStyle w:val="Hyperlink"/>
@@ -983,7 +936,7 @@
                 <w:noProof/>
                 <w:webHidden/>
               </w:rPr>
-              <w:instrText xml:space="preserve"> PAGEREF _Toc243599938 \h </w:instrText>
+              <w:instrText xml:space="preserve"> PAGEREF _Toc243827894 \h </w:instrText>
             </w:r>
             <w:r>
               <w:rPr>
@@ -1003,7 +956,7 @@
                 <w:noProof/>
                 <w:webHidden/>
               </w:rPr>
-              <w:t>3</w:t>
+              <w:t>4</w:t>
             </w:r>
             <w:r>
               <w:rPr>
@@ -1029,7 +982,7 @@
               <w14:ligatures w14:val="standardContextual"/>
             </w:rPr>
           </w:pPr>
-          <w:hyperlink w:anchor="_Toc243599939" w:history="1">
+          <w:hyperlink w:anchor="_Toc243827895" w:history="1">
             <w:r>
               <w:rPr>
                 <w:rStyle w:val="Hyperlink"/>
@@ -1057,7 +1010,7 @@
                 <w:noProof/>
                 <w:webHidden/>
               </w:rPr>
-              <w:instrText xml:space="preserve"> PAGEREF _Toc243599939 \h </w:instrText>
+              <w:instrText xml:space="preserve"> PAGEREF _Toc243827895 \h </w:instrText>
             </w:r>
             <w:r>
               <w:rPr>
@@ -1077,7 +1030,7 @@
                 <w:noProof/>
                 <w:webHidden/>
               </w:rPr>
-              <w:t>3</w:t>
+              <w:t>4</w:t>
             </w:r>
             <w:r>
               <w:rPr>
@@ -1103,7 +1056,7 @@
               <w14:ligatures w14:val="standardContextual"/>
             </w:rPr>
           </w:pPr>
-          <w:hyperlink w:anchor="_Toc243599940" w:history="1">
+          <w:hyperlink w:anchor="_Toc243827896" w:history="1">
             <w:r>
               <w:rPr>
                 <w:rStyle w:val="Hyperlink"/>
@@ -1131,7 +1084,7 @@
                 <w:noProof/>
                 <w:webHidden/>
               </w:rPr>
-              <w:instrText xml:space="preserve"> PAGEREF _Toc243599940 \h </w:instrText>
+              <w:instrText xml:space="preserve"> PAGEREF _Toc243827896 \h </w:instrText>
             </w:r>
             <w:r>
               <w:rPr>
@@ -1151,7 +1104,7 @@
                 <w:noProof/>
                 <w:webHidden/>
               </w:rPr>
-              <w:t>3</w:t>
+              <w:t>4</w:t>
             </w:r>
             <w:r>
               <w:rPr>
@@ -1177,7 +1130,7 @@
               <w14:ligatures w14:val="standardContextual"/>
             </w:rPr>
           </w:pPr>
-          <w:hyperlink w:anchor="_Toc243599941" w:history="1">
+          <w:hyperlink w:anchor="_Toc243827897" w:history="1">
             <w:r>
               <w:rPr>
                 <w:rStyle w:val="Hyperlink"/>
@@ -1205,7 +1158,7 @@
                 <w:noProof/>
                 <w:webHidden/>
               </w:rPr>
-              <w:instrText xml:space="preserve"> PAGEREF _Toc243599941 \h </w:instrText>
+              <w:instrText xml:space="preserve"> PAGEREF _Toc243827897 \h </w:instrText>
             </w:r>
             <w:r>
               <w:rPr>
@@ -1225,7 +1178,7 @@
                 <w:noProof/>
                 <w:webHidden/>
               </w:rPr>
-              <w:t>4</w:t>
+              <w:t>5</w:t>
             </w:r>
             <w:r>
               <w:rPr>
@@ -1251,7 +1204,7 @@
               <w14:ligatures w14:val="standardContextual"/>
             </w:rPr>
           </w:pPr>
-          <w:hyperlink w:anchor="_Toc243599942" w:history="1">
+          <w:hyperlink w:anchor="_Toc243827898" w:history="1">
             <w:r>
               <w:rPr>
                 <w:rStyle w:val="Hyperlink"/>
@@ -1279,7 +1232,7 @@
                 <w:noProof/>
                 <w:webHidden/>
               </w:rPr>
-              <w:instrText xml:space="preserve"> PAGEREF _Toc243599942 \h </w:instrText>
+              <w:instrText xml:space="preserve"> PAGEREF _Toc243827898 \h </w:instrText>
             </w:r>
             <w:r>
               <w:rPr>
@@ -1299,7 +1252,7 @@
                 <w:noProof/>
                 <w:webHidden/>
               </w:rPr>
-              <w:t>4</w:t>
+              <w:t>5</w:t>
             </w:r>
             <w:r>
               <w:rPr>
@@ -1325,7 +1278,7 @@
               <w14:ligatures w14:val="standardContextual"/>
             </w:rPr>
           </w:pPr>
-          <w:hyperlink w:anchor="_Toc243599943" w:history="1">
+          <w:hyperlink w:anchor="_Toc243827899" w:history="1">
             <w:r>
               <w:rPr>
                 <w:rStyle w:val="Hyperlink"/>
@@ -1353,7 +1306,7 @@
                 <w:noProof/>
                 <w:webHidden/>
               </w:rPr>
-              <w:instrText xml:space="preserve"> PAGEREF _Toc243599943 \h </w:instrText>
+              <w:instrText xml:space="preserve"> PAGEREF _Toc243827899 \h </w:instrText>
             </w:r>
             <w:r>
               <w:rPr>
@@ -1373,7 +1326,7 @@
                 <w:noProof/>
                 <w:webHidden/>
               </w:rPr>
-              <w:t>5</w:t>
+              <w:t>6</w:t>
             </w:r>
             <w:r>
               <w:rPr>
@@ -1399,7 +1352,7 @@
               <w14:ligatures w14:val="standardContextual"/>
             </w:rPr>
           </w:pPr>
-          <w:hyperlink w:anchor="_Toc243599944" w:history="1">
+          <w:hyperlink w:anchor="_Toc243827900" w:history="1">
             <w:r>
               <w:rPr>
                 <w:rStyle w:val="Hyperlink"/>
@@ -1427,7 +1380,7 @@
                 <w:noProof/>
                 <w:webHidden/>
               </w:rPr>
-              <w:instrText xml:space="preserve"> PAGEREF _Toc243599944 \h </w:instrText>
+              <w:instrText xml:space="preserve"> PAGEREF _Toc243827900 \h </w:instrText>
             </w:r>
             <w:r>
               <w:rPr>
@@ -1447,7 +1400,7 @@
                 <w:noProof/>
                 <w:webHidden/>
               </w:rPr>
-              <w:t>7</w:t>
+              <w:t>8</w:t>
             </w:r>
             <w:r>
               <w:rPr>
@@ -1473,7 +1426,7 @@
               <w14:ligatures w14:val="standardContextual"/>
             </w:rPr>
           </w:pPr>
-          <w:hyperlink w:anchor="_Toc243599945" w:history="1">
+          <w:hyperlink w:anchor="_Toc243827901" w:history="1">
             <w:r>
               <w:rPr>
                 <w:rStyle w:val="Hyperlink"/>
@@ -1501,7 +1454,7 @@
                 <w:noProof/>
                 <w:webHidden/>
               </w:rPr>
-              <w:instrText xml:space="preserve"> PAGEREF _Toc243599945 \h </w:instrText>
+              <w:instrText xml:space="preserve"> PAGEREF _Toc243827901 \h </w:instrText>
             </w:r>
             <w:r>
               <w:rPr>
@@ -1521,7 +1474,7 @@
                 <w:noProof/>
                 <w:webHidden/>
               </w:rPr>
-              <w:t>9</w:t>
+              <w:t>10</w:t>
             </w:r>
             <w:r>
               <w:rPr>
@@ -1547,7 +1500,7 @@
               <w14:ligatures w14:val="standardContextual"/>
             </w:rPr>
           </w:pPr>
-          <w:hyperlink w:anchor="_Toc243599946" w:history="1">
+          <w:hyperlink w:anchor="_Toc243827902" w:history="1">
             <w:r>
               <w:rPr>
                 <w:rStyle w:val="Hyperlink"/>
@@ -1575,7 +1528,7 @@
                 <w:noProof/>
                 <w:webHidden/>
               </w:rPr>
-              <w:instrText xml:space="preserve"> PAGEREF _Toc243599946 \h </w:instrText>
+              <w:instrText xml:space="preserve"> PAGEREF _Toc243827902 \h </w:instrText>
             </w:r>
             <w:r>
               <w:rPr>
@@ -1595,7 +1548,7 @@
                 <w:noProof/>
                 <w:webHidden/>
               </w:rPr>
-              <w:t>11</w:t>
+              <w:t>12</w:t>
             </w:r>
             <w:r>
               <w:rPr>
@@ -1622,14 +1575,13 @@
               <w14:ligatures w14:val="standardContextual"/>
             </w:rPr>
           </w:pPr>
-          <w:hyperlink w:anchor="_Toc243599947" w:history="1">
+          <w:hyperlink w:anchor="_Toc243827903" w:history="1">
             <w:r>
               <w:rPr>
                 <w:rStyle w:val="Hyperlink"/>
                 <w:noProof/>
-                <w:lang w:val="vi-VN"/>
-              </w:rPr>
-              <w:t>7. Kết luận, tài liệu tham khảo và phụ lục</w:t>
+              </w:rPr>
+              <w:t>10. Phản biện &amp; Bài học</w:t>
             </w:r>
             <w:r>
               <w:rPr>
@@ -1650,7 +1602,7 @@
                 <w:noProof/>
                 <w:webHidden/>
               </w:rPr>
-              <w:instrText xml:space="preserve"> PAGEREF _Toc243599947 \h </w:instrText>
+              <w:instrText xml:space="preserve"> PAGEREF _Toc243827903 \h </w:instrText>
             </w:r>
             <w:r>
               <w:rPr>
@@ -1670,7 +1622,7 @@
                 <w:noProof/>
                 <w:webHidden/>
               </w:rPr>
-              <w:t>12</w:t>
+              <w:t>13</w:t>
             </w:r>
             <w:r>
               <w:rPr>
@@ -1696,14 +1648,13 @@
               <w14:ligatures w14:val="standardContextual"/>
             </w:rPr>
           </w:pPr>
-          <w:hyperlink w:anchor="_Toc243599948" w:history="1">
+          <w:hyperlink w:anchor="_Toc243827904" w:history="1">
             <w:r>
               <w:rPr>
                 <w:rStyle w:val="Hyperlink"/>
                 <w:noProof/>
-                <w:lang w:val="vi-VN"/>
-              </w:rPr>
-              <w:t>7.2 Tài liệu tham khảo</w:t>
+              </w:rPr>
+              <w:t>10.1 Nếu làm lại từ đầu, nhóm sẽ thiết kế khác ở đâu?</w:t>
             </w:r>
             <w:r>
               <w:rPr>
@@ -1724,7 +1675,7 @@
                 <w:noProof/>
                 <w:webHidden/>
               </w:rPr>
-              <w:instrText xml:space="preserve"> PAGEREF _Toc243599948 \h </w:instrText>
+              <w:instrText xml:space="preserve"> PAGEREF _Toc243827904 \h </w:instrText>
             </w:r>
             <w:r>
               <w:rPr>
@@ -1744,7 +1695,7 @@
                 <w:noProof/>
                 <w:webHidden/>
               </w:rPr>
-              <w:t>12</w:t>
+              <w:t>13</w:t>
             </w:r>
             <w:r>
               <w:rPr>
@@ -1770,14 +1721,13 @@
               <w14:ligatures w14:val="standardContextual"/>
             </w:rPr>
           </w:pPr>
-          <w:hyperlink w:anchor="_Toc243599949" w:history="1">
+          <w:hyperlink w:anchor="_Toc243827905" w:history="1">
             <w:r>
               <w:rPr>
                 <w:rStyle w:val="Hyperlink"/>
                 <w:noProof/>
-                <w:lang w:val="vi-VN"/>
-              </w:rPr>
-              <w:t>7.3 Phụ lục</w:t>
+              </w:rPr>
+              <w:t>10.2 Lỗ hổng nào nhóm nghi còn tồn tại nhưng chưa xác nhận?</w:t>
             </w:r>
             <w:r>
               <w:rPr>
@@ -1798,7 +1748,7 @@
                 <w:noProof/>
                 <w:webHidden/>
               </w:rPr>
-              <w:instrText xml:space="preserve"> PAGEREF _Toc243599949 \h </w:instrText>
+              <w:instrText xml:space="preserve"> PAGEREF _Toc243827905 \h </w:instrText>
             </w:r>
             <w:r>
               <w:rPr>
@@ -1818,7 +1768,303 @@
                 <w:noProof/>
                 <w:webHidden/>
               </w:rPr>
+              <w:t>13</w:t>
+            </w:r>
+            <w:r>
+              <w:rPr>
+                <w:noProof/>
+                <w:webHidden/>
+              </w:rPr>
+              <w:fldChar w:fldCharType="end"/>
+            </w:r>
+          </w:hyperlink>
+        </w:p>
+        <w:p>
+          <w:pPr>
+            <w:pStyle w:val="TOC2"/>
+            <w:rPr>
+              <w:rFonts w:asciiTheme="minorHAnsi" w:eastAsiaTheme="minorEastAsia" w:hAnsiTheme="minorHAnsi" w:cstheme="minorBidi"/>
+              <w:bCs w:val="0"/>
+              <w:iCs w:val="0"/>
+              <w:noProof/>
+              <w:kern w:val="2"/>
+              <w:sz w:val="24"/>
+              <w:szCs w:val="24"/>
+              <w:lang w:val="en-VN" w:eastAsia="en-US"/>
+              <w14:ligatures w14:val="standardContextual"/>
+            </w:rPr>
+          </w:pPr>
+          <w:hyperlink w:anchor="_Toc243827906" w:history="1">
+            <w:r>
+              <w:rPr>
+                <w:rStyle w:val="Hyperlink"/>
+                <w:noProof/>
+              </w:rPr>
+              <w:t>10.3 Bài học lớn nhất về phương pháp</w:t>
+            </w:r>
+            <w:r>
+              <w:rPr>
+                <w:noProof/>
+                <w:webHidden/>
+              </w:rPr>
+              <w:tab/>
+            </w:r>
+            <w:r>
+              <w:rPr>
+                <w:noProof/>
+                <w:webHidden/>
+              </w:rPr>
+              <w:fldChar w:fldCharType="begin"/>
+            </w:r>
+            <w:r>
+              <w:rPr>
+                <w:noProof/>
+                <w:webHidden/>
+              </w:rPr>
+              <w:instrText xml:space="preserve"> PAGEREF _Toc243827906 \h </w:instrText>
+            </w:r>
+            <w:r>
+              <w:rPr>
+                <w:noProof/>
+                <w:webHidden/>
+              </w:rPr>
+            </w:r>
+            <w:r>
+              <w:rPr>
+                <w:noProof/>
+                <w:webHidden/>
+              </w:rPr>
+              <w:fldChar w:fldCharType="separate"/>
+            </w:r>
+            <w:r>
+              <w:rPr>
+                <w:noProof/>
+                <w:webHidden/>
+              </w:rPr>
+              <w:t>14</w:t>
+            </w:r>
+            <w:r>
+              <w:rPr>
+                <w:noProof/>
+                <w:webHidden/>
+              </w:rPr>
+              <w:fldChar w:fldCharType="end"/>
+            </w:r>
+          </w:hyperlink>
+        </w:p>
+        <w:p>
+          <w:pPr>
+            <w:pStyle w:val="TOC1"/>
+            <w:rPr>
+              <w:rFonts w:asciiTheme="minorHAnsi" w:eastAsiaTheme="minorEastAsia" w:hAnsiTheme="minorHAnsi" w:cstheme="minorBidi"/>
+              <w:b w:val="0"/>
+              <w:bCs w:val="0"/>
+              <w:iCs w:val="0"/>
+              <w:noProof/>
+              <w:kern w:val="2"/>
+              <w:sz w:val="24"/>
+              <w:szCs w:val="24"/>
+              <w:lang w:val="en-VN" w:eastAsia="en-US"/>
+              <w14:ligatures w14:val="standardContextual"/>
+            </w:rPr>
+          </w:pPr>
+          <w:hyperlink w:anchor="_Toc243827907" w:history="1">
+            <w:r>
+              <w:rPr>
+                <w:rStyle w:val="Hyperlink"/>
+                <w:noProof/>
+                <w:lang w:val="vi-VN"/>
+              </w:rPr>
+              <w:t>11. Kết luận, tài liệu tham khảo và phụ lục</w:t>
+            </w:r>
+            <w:r>
+              <w:rPr>
+                <w:noProof/>
+                <w:webHidden/>
+              </w:rPr>
+              <w:tab/>
+            </w:r>
+            <w:r>
+              <w:rPr>
+                <w:noProof/>
+                <w:webHidden/>
+              </w:rPr>
+              <w:fldChar w:fldCharType="begin"/>
+            </w:r>
+            <w:r>
+              <w:rPr>
+                <w:noProof/>
+                <w:webHidden/>
+              </w:rPr>
+              <w:instrText xml:space="preserve"> PAGEREF _Toc243827907 \h </w:instrText>
+            </w:r>
+            <w:r>
+              <w:rPr>
+                <w:noProof/>
+                <w:webHidden/>
+              </w:rPr>
+            </w:r>
+            <w:r>
+              <w:rPr>
+                <w:noProof/>
+                <w:webHidden/>
+              </w:rPr>
+              <w:fldChar w:fldCharType="separate"/>
+            </w:r>
+            <w:r>
+              <w:rPr>
+                <w:noProof/>
+                <w:webHidden/>
+              </w:rPr>
               <w:t>15</w:t>
+            </w:r>
+            <w:r>
+              <w:rPr>
+                <w:noProof/>
+                <w:webHidden/>
+              </w:rPr>
+              <w:fldChar w:fldCharType="end"/>
+            </w:r>
+          </w:hyperlink>
+        </w:p>
+        <w:p>
+          <w:pPr>
+            <w:pStyle w:val="TOC2"/>
+            <w:rPr>
+              <w:rFonts w:asciiTheme="minorHAnsi" w:eastAsiaTheme="minorEastAsia" w:hAnsiTheme="minorHAnsi" w:cstheme="minorBidi"/>
+              <w:bCs w:val="0"/>
+              <w:iCs w:val="0"/>
+              <w:noProof/>
+              <w:kern w:val="2"/>
+              <w:sz w:val="24"/>
+              <w:szCs w:val="24"/>
+              <w:lang w:val="en-VN" w:eastAsia="en-US"/>
+              <w14:ligatures w14:val="standardContextual"/>
+            </w:rPr>
+          </w:pPr>
+          <w:hyperlink w:anchor="_Toc243827908" w:history="1">
+            <w:r>
+              <w:rPr>
+                <w:rStyle w:val="Hyperlink"/>
+                <w:noProof/>
+                <w:lang w:val="vi-VN"/>
+              </w:rPr>
+              <w:t>11.2 Tài liệu tham khảo</w:t>
+            </w:r>
+            <w:r>
+              <w:rPr>
+                <w:noProof/>
+                <w:webHidden/>
+              </w:rPr>
+              <w:tab/>
+            </w:r>
+            <w:r>
+              <w:rPr>
+                <w:noProof/>
+                <w:webHidden/>
+              </w:rPr>
+              <w:fldChar w:fldCharType="begin"/>
+            </w:r>
+            <w:r>
+              <w:rPr>
+                <w:noProof/>
+                <w:webHidden/>
+              </w:rPr>
+              <w:instrText xml:space="preserve"> PAGEREF _Toc243827908 \h </w:instrText>
+            </w:r>
+            <w:r>
+              <w:rPr>
+                <w:noProof/>
+                <w:webHidden/>
+              </w:rPr>
+            </w:r>
+            <w:r>
+              <w:rPr>
+                <w:noProof/>
+                <w:webHidden/>
+              </w:rPr>
+              <w:fldChar w:fldCharType="separate"/>
+            </w:r>
+            <w:r>
+              <w:rPr>
+                <w:noProof/>
+                <w:webHidden/>
+              </w:rPr>
+              <w:t>15</w:t>
+            </w:r>
+            <w:r>
+              <w:rPr>
+                <w:noProof/>
+                <w:webHidden/>
+              </w:rPr>
+              <w:fldChar w:fldCharType="end"/>
+            </w:r>
+          </w:hyperlink>
+        </w:p>
+        <w:p>
+          <w:pPr>
+            <w:pStyle w:val="TOC2"/>
+            <w:rPr>
+              <w:rFonts w:asciiTheme="minorHAnsi" w:eastAsiaTheme="minorEastAsia" w:hAnsiTheme="minorHAnsi" w:cstheme="minorBidi"/>
+              <w:bCs w:val="0"/>
+              <w:iCs w:val="0"/>
+              <w:noProof/>
+              <w:kern w:val="2"/>
+              <w:sz w:val="24"/>
+              <w:szCs w:val="24"/>
+              <w:lang w:val="en-VN" w:eastAsia="en-US"/>
+              <w14:ligatures w14:val="standardContextual"/>
+            </w:rPr>
+          </w:pPr>
+          <w:hyperlink w:anchor="_Toc243827909" w:history="1">
+            <w:r>
+              <w:rPr>
+                <w:rStyle w:val="Hyperlink"/>
+                <w:noProof/>
+                <w:lang w:val="vi-VN"/>
+              </w:rPr>
+              <w:t>11.3 Phụ lục</w:t>
+            </w:r>
+            <w:r>
+              <w:rPr>
+                <w:noProof/>
+                <w:webHidden/>
+              </w:rPr>
+              <w:tab/>
+            </w:r>
+            <w:r>
+              <w:rPr>
+                <w:noProof/>
+                <w:webHidden/>
+              </w:rPr>
+              <w:fldChar w:fldCharType="begin"/>
+            </w:r>
+            <w:r>
+              <w:rPr>
+                <w:noProof/>
+                <w:webHidden/>
+              </w:rPr>
+              <w:instrText xml:space="preserve"> PAGEREF _Toc243827909 \h </w:instrText>
+            </w:r>
+            <w:r>
+              <w:rPr>
+                <w:noProof/>
+                <w:webHidden/>
+              </w:rPr>
+            </w:r>
+            <w:r>
+              <w:rPr>
+                <w:noProof/>
+                <w:webHidden/>
+              </w:rPr>
+              <w:fldChar w:fldCharType="separate"/>
+            </w:r>
+            <w:r>
+              <w:rPr>
+                <w:noProof/>
+                <w:webHidden/>
+              </w:rPr>
+              <w:t>18</w:t>
             </w:r>
             <w:r>
               <w:rPr>
@@ -1844,14 +2090,14 @@
               <w14:ligatures w14:val="standardContextual"/>
             </w:rPr>
           </w:pPr>
-          <w:hyperlink w:anchor="_Toc243599950" w:history="1">
+          <w:hyperlink w:anchor="_Toc243827910" w:history="1">
             <w:r>
               <w:rPr>
                 <w:rStyle w:val="Hyperlink"/>
                 <w:noProof/>
                 <w:lang w:val="vi-VN"/>
               </w:rPr>
-              <w:t>7.3.8 Phụ lục H – Mô hình trạng thái và so sánh trước, sau khi sửa</w:t>
+              <w:t>11.3.8 Phụ lục H – Mô hình trạng thái và so sánh trước, sau khi sửa</w:t>
             </w:r>
             <w:r>
               <w:rPr>
@@ -1872,7 +2118,7 @@
                 <w:noProof/>
                 <w:webHidden/>
               </w:rPr>
-              <w:instrText xml:space="preserve"> PAGEREF _Toc243599950 \h </w:instrText>
+              <w:instrText xml:space="preserve"> PAGEREF _Toc243827910 \h </w:instrText>
             </w:r>
             <w:r>
               <w:rPr>
@@ -1892,7 +2138,7 @@
                 <w:noProof/>
                 <w:webHidden/>
               </w:rPr>
-              <w:t>15</w:t>
+              <w:t>18</w:t>
             </w:r>
             <w:r>
               <w:rPr>
@@ -1922,7 +2168,7 @@
         </w:numPr>
       </w:pPr>
       <w:bookmarkStart w:id="5" w:name="_Toc175554962"/>
-      <w:bookmarkStart w:id="6" w:name="_Toc243599934"/>
+      <w:bookmarkStart w:id="6" w:name="_Toc243827890"/>
       <w:r>
         <w:t>Phân công thực hiện đồ án</w:t>
       </w:r>
@@ -2076,7 +2322,7 @@
                 <w:szCs w:val="22"/>
                 <w:lang w:val="vi-VN"/>
               </w:rPr>
-              <w:t>D1, D2, D3, D4, C1</w:t>
+              <w:t>D1, D2, D3, D4, C1, C3</w:t>
             </w:r>
           </w:p>
         </w:tc>
@@ -2095,7 +2341,7 @@
         <w:pStyle w:val="csparagraph"/>
       </w:pPr>
       <w:r>
-        <w:t>Cột "Nhiệm vụ" ghi các mã nhiệm vụ theo danh mục dưới đây (mảng (A) Static testing, mảng (B) Đặc tả và test case, (C) công việc chung, (D) kiểm chứng hình thức và bộ nhớ).</w:t>
+        <w:t>Cột "Nhiệm vụ" ghi các mã nhiệm vụ theo danh mục dưới đây (mảng (A) Static testing, mảng (B) Đặc tả và test case, (C) công việc chung, (D) kiểm chứng hình thức, bộ nhớ và vá lỗi).</w:t>
       </w:r>
     </w:p>
     <w:tbl>
@@ -2293,7 +2539,7 @@
               <w:rPr>
                 <w:lang w:val="vi-VN"/>
               </w:rPr>
-              <w:t>D1</w:t>
+              <w:t>C3</w:t>
             </w:r>
           </w:p>
         </w:tc>
@@ -2310,7 +2556,7 @@
               <w:rPr>
                 <w:lang w:val="vi-VN"/>
               </w:rPr>
-              <w:t>(D) Hình thức &amp; bộ nhớ</w:t>
+              <w:t>Chung</w:t>
             </w:r>
           </w:p>
         </w:tc>
@@ -2327,7 +2573,7 @@
               <w:rPr>
                 <w:lang w:val="vi-VN"/>
               </w:rPr>
-              <w:t>Sinh mã _v0/_v1 cho 5 chức năng và 54 truy vấn SQL; lint, Semgrep trên mã sinh</w:t>
+              <w:t>Phản biện và bài học về phương pháp</w:t>
             </w:r>
           </w:p>
         </w:tc>
@@ -2344,7 +2590,7 @@
               <w:rPr>
                 <w:lang w:val="vi-VN"/>
               </w:rPr>
-              <w:t>Mã _v0/_v1 (Phụ lục H)</w:t>
+              <w:t>Chương 10</w:t>
             </w:r>
           </w:p>
         </w:tc>
@@ -2366,7 +2612,7 @@
               <w:rPr>
                 <w:lang w:val="vi-VN"/>
               </w:rPr>
-              <w:t>D2</w:t>
+              <w:t>D1</w:t>
             </w:r>
           </w:p>
         </w:tc>
@@ -2400,7 +2646,7 @@
               <w:rPr>
                 <w:lang w:val="vi-VN"/>
               </w:rPr>
-              <w:t>Mô hình hóa xác thực, phân quyền, SQL thành CNF; giải DPLL, đối chiếu Z3</w:t>
+              <w:t>Sinh mã _v0/_v1 cho 5 chức năng và 54 truy vấn SQL; lint, Semgrep trên mã sinh</w:t>
             </w:r>
           </w:p>
         </w:tc>
@@ -2417,7 +2663,7 @@
               <w:rPr>
                 <w:lang w:val="vi-VN"/>
               </w:rPr>
-              <w:t>178 bài toán SAT (mục 5.1.6)</w:t>
+              <w:t>Mã _v0/_v1 (Phụ lục H)</w:t>
             </w:r>
           </w:p>
         </w:tc>
@@ -2439,7 +2685,7 @@
               <w:rPr>
                 <w:lang w:val="vi-VN"/>
               </w:rPr>
-              <w:t>D3</w:t>
+              <w:t>D2</w:t>
             </w:r>
           </w:p>
         </w:tc>
@@ -2473,7 +2719,7 @@
               <w:rPr>
                 <w:lang w:val="vi-VN"/>
               </w:rPr>
-              <w:t>Mô hình hóa guard, token, độ dài khóa, secret key bằng SMT/Z3</w:t>
+              <w:t>Mô hình hóa xác thực, phân quyền, SQL thành CNF; giải DPLL, đối chiếu Z3</w:t>
             </w:r>
           </w:p>
         </w:tc>
@@ -2490,7 +2736,7 @@
               <w:rPr>
                 <w:lang w:val="vi-VN"/>
               </w:rPr>
-              <w:t>562 bài toán SMT (mục 5.1.6)</w:t>
+              <w:t>178 bài toán SAT (mục 5.1.6)</w:t>
             </w:r>
           </w:p>
         </w:tc>
@@ -2512,6 +2758,79 @@
               <w:rPr>
                 <w:lang w:val="vi-VN"/>
               </w:rPr>
+              <w:t>D3</w:t>
+            </w:r>
+          </w:p>
+        </w:tc>
+        <w:tc>
+          <w:tcPr>
+            <w:tcW w:w="1497" w:type="dxa"/>
+            <w:vAlign w:val="center"/>
+          </w:tcPr>
+          <w:p>
+            <w:pPr>
+              <w:jc w:val="left"/>
+            </w:pPr>
+            <w:r>
+              <w:rPr>
+                <w:lang w:val="vi-VN"/>
+              </w:rPr>
+              <w:t>(D) Hình thức &amp; bộ nhớ</w:t>
+            </w:r>
+          </w:p>
+        </w:tc>
+        <w:tc>
+          <w:tcPr>
+            <w:tcW w:w="4399" w:type="dxa"/>
+            <w:vAlign w:val="center"/>
+          </w:tcPr>
+          <w:p>
+            <w:pPr>
+              <w:jc w:val="left"/>
+            </w:pPr>
+            <w:r>
+              <w:rPr>
+                <w:lang w:val="vi-VN"/>
+              </w:rPr>
+              <w:t>Mô hình hóa guard, token, độ dài khóa, secret key bằng SMT/Z3</w:t>
+            </w:r>
+          </w:p>
+        </w:tc>
+        <w:tc>
+          <w:tcPr>
+            <w:tcW w:w="2809" w:type="dxa"/>
+            <w:vAlign w:val="center"/>
+          </w:tcPr>
+          <w:p>
+            <w:pPr>
+              <w:jc w:val="left"/>
+            </w:pPr>
+            <w:r>
+              <w:rPr>
+                <w:lang w:val="vi-VN"/>
+              </w:rPr>
+              <w:t>562 bài toán SMT (mục 5.1.6)</w:t>
+            </w:r>
+          </w:p>
+        </w:tc>
+      </w:tr>
+      <w:tr>
+        <w:trPr>
+          <w:cantSplit/>
+        </w:trPr>
+        <w:tc>
+          <w:tcPr>
+            <w:tcW w:w="655" w:type="dxa"/>
+            <w:vAlign w:val="center"/>
+          </w:tcPr>
+          <w:p>
+            <w:pPr>
+              <w:jc w:val="center"/>
+            </w:pPr>
+            <w:r>
+              <w:rPr>
+                <w:lang w:val="vi-VN"/>
+              </w:rPr>
               <w:t>D4</w:t>
             </w:r>
           </w:p>
@@ -2569,6 +2888,22 @@
         </w:tc>
       </w:tr>
     </w:tbl>
+    <w:p>
+      <w:pPr>
+        <w:pStyle w:val="csparagraph"/>
+      </w:pPr>
+      <w:r>
+        <w:rPr>
+          <w:b/>
+          <w:bCs/>
+        </w:rPr>
+        <w:lastRenderedPageBreak/>
+        <w:t>Ghi chú khi đọc.</w:t>
+      </w:r>
+      <w:r>
+        <w:t xml:space="preserve"> Tài liệu này trích nguyên văn các phần do sinh viên thực hiện từ báo cáo chung của nhóm, giữ nguyên số chương, mục, bảng và hình của báo cáo chung. Tham chiếu tới bảng, hình hoặc mục không có trong tài liệu này trỏ tới báo cáo chung (Nhom_13_Bao_cao_Static_Testing_Thu_vien). Chương 10 là phần chung của cả nhóm (gói C3).</w:t>
+      </w:r>
+    </w:p>
     <w:p>
       <w:pPr>
         <w:spacing w:after="0" w:line="160" w:lineRule="exact"/>
@@ -2586,7 +2921,7 @@
           <w:numId w:val="0"/>
         </w:numPr>
       </w:pPr>
-      <w:bookmarkStart w:id="7" w:name="_Toc243599935"/>
+      <w:bookmarkStart w:id="7" w:name="_Toc243827891"/>
       <w:r>
         <w:rPr>
           <w:lang w:val="vi-VN"/>
@@ -2604,7 +2939,7 @@
           <w:numId w:val="0"/>
         </w:numPr>
       </w:pPr>
-      <w:bookmarkStart w:id="8" w:name="_Toc243599936"/>
+      <w:bookmarkStart w:id="8" w:name="_Toc243827892"/>
       <w:r>
         <w:rPr>
           <w:lang w:val="vi-VN"/>
@@ -2622,7 +2957,7 @@
           <w:numId w:val="0"/>
         </w:numPr>
       </w:pPr>
-      <w:bookmarkStart w:id="9" w:name="_Toc243599937"/>
+      <w:bookmarkStart w:id="9" w:name="_Toc243827893"/>
       <w:r>
         <w:rPr>
           <w:lang w:val="vi-VN"/>
@@ -2765,18 +3100,7 @@
         <w:pStyle w:val="csparagraph"/>
       </w:pPr>
       <w:r>
-        <w:t xml:space="preserve">Phần kiểm chứng này chỉ là bổ trợ. Phép dịch từ PHP sang mô hình được làm thủ công, và UNSAT chỉ có ý nghĩa trong phạm vi trừu tượng đã khai báo. Mã </w:t>
-      </w:r>
-      <w:r>
-        <w:rPr>
-          <w:rFonts w:ascii="Consolas" w:hAnsi="Consolas" w:cs="Consolas"/>
-          <w:sz w:val="24"/>
-          <w:szCs w:val="24"/>
-        </w:rPr>
-        <w:t>_v1</w:t>
-      </w:r>
-      <w:r>
-        <w:t xml:space="preserve"> chưa được tích hợp vào baseline. Kết quả được tóm tắt ở mục 5.1.6; chi tiết từng bài toán nằm trong các sheet </w:t>
+        <w:t xml:space="preserve">Phần kiểm chứng này chỉ là bổ trợ. Phép dịch từ PHP sang mô hình được làm thủ công, và UNSAT chỉ có ý nghĩa trong phạm vi trừu tượng đã khai báo. Mã _v1 minh họa không được tích hợp vào baseline; bản vá thật của baseline là source_v1, trình bày ở Chương 7. Kết quả được tóm tắt ở mục 5.1.6; chi tiết từng bài toán nằm trong các sheet </w:t>
       </w:r>
       <w:r>
         <w:rPr>
@@ -2810,7 +3134,7 @@
           <w:numId w:val="0"/>
         </w:numPr>
       </w:pPr>
-      <w:bookmarkStart w:id="10" w:name="_Toc243599938"/>
+      <w:bookmarkStart w:id="10" w:name="_Toc243827894"/>
       <w:r>
         <w:rPr>
           <w:lang w:val="vi-VN"/>
@@ -2828,7 +3152,7 @@
           <w:numId w:val="0"/>
         </w:numPr>
       </w:pPr>
-      <w:bookmarkStart w:id="11" w:name="_Toc243599939"/>
+      <w:bookmarkStart w:id="11" w:name="_Toc243827895"/>
       <w:r>
         <w:rPr>
           <w:lang w:val="vi-VN"/>
@@ -2846,7 +3170,7 @@
           <w:numId w:val="0"/>
         </w:numPr>
       </w:pPr>
-      <w:bookmarkStart w:id="12" w:name="_Toc243599940"/>
+      <w:bookmarkStart w:id="12" w:name="_Toc243827896"/>
       <w:r>
         <w:rPr>
           <w:lang w:val="vi-VN"/>
@@ -2860,7 +3184,7 @@
         <w:pStyle w:val="csparagraph"/>
       </w:pPr>
       <w:r>
-        <w:t>Bảng 30 tóm tắt 740 bài toán SAT và SMT. Tất cả đều cho kết quả đúng kỳ vọng, và ba bộ kiểm tra DPLL, Z3 và bảng chân trị trùng nhau trên mọi công thức CNF.</w:t>
+        <w:t>Bảng 32 tóm tắt 740 bài toán SAT và SMT. Tất cả đều cho kết quả đúng kỳ vọng, và ba bộ kiểm tra DPLL, Z3 và bảng chân trị trùng nhau trên mọi công thức CNF.</w:t>
       </w:r>
     </w:p>
     <w:p>
@@ -2879,7 +3203,7 @@
         <w:rPr>
           <w:noProof/>
         </w:rPr>
-        <w:t>30</w:t>
+        <w:t>32</w:t>
       </w:r>
       <w:r>
         <w:rPr>
@@ -3351,7 +3675,7 @@
         <w:pStyle w:val="csparagraph"/>
       </w:pPr>
       <w:r>
-        <w:t xml:space="preserve">Kết quả B ở 35 truy vấn có tham số khớp với phân loại ở Bảng 27: trong mô hình, trước khi sửa tồn tại trường hợp dữ liệu không tin cậy đi vào truy vấn chưa bind. Mười chín truy vấn hằng cho UNSAT cả trước và sau khi sửa, nên không bị tính là lỗ hổng. Các kết quả này chỉ chứng minh rằng điều kiện bảo vệ của mã </w:t>
+        <w:t xml:space="preserve">Kết quả B ở 35 truy vấn có tham số khớp với phân loại ở Bảng 29: trong mô hình, trước khi sửa tồn tại trường hợp dữ liệu không tin cậy đi vào truy vấn chưa bind. Mười chín truy vấn hằng cho UNSAT cả trước và sau khi sửa, nên không bị tính là lỗ hổng. Các kết quả này chỉ chứng minh rằng điều kiện bảo vệ của mã </w:t>
       </w:r>
       <w:r>
         <w:rPr>
@@ -3403,7 +3727,7 @@
         <w:t>EF(authenticated)</w:t>
       </w:r>
       <w:r>
-        <w:t xml:space="preserve"> thỏa, cho thấy cả hai nhánh đăng nhập đều đạt được trong mô hình. Bảng 64 (Phụ lục H) tóm tắt kết quả. Mô hình giả định endpoint được gọi trực tiếp và truy vấn thành công, nên không chứng minh tính sống của hệ thống thật.</w:t>
+        <w:t xml:space="preserve"> thỏa, cho thấy cả hai nhánh đăng nhập đều đạt được trong mô hình. Bảng 68 (Phụ lục H) tóm tắt kết quả. Mô hình giả định endpoint được gọi trực tiếp và truy vấn thành công, nên không chứng minh tính sống của hệ thống thật.</w:t>
       </w:r>
     </w:p>
     <w:p>
@@ -3412,7 +3736,7 @@
       </w:pPr>
       <w:r>
         <w:lastRenderedPageBreak/>
-        <w:t>Bảng 65 (Phụ lục H) đặt cạnh nhau kết quả trước sửa (_v0) và sau sửa (_v1) trên cùng phép kiểm tra. Bộ sáu rule Semgrep dành cho mã sinh giảm từ 8 hit xuống 0 trên năm cặp chức năng và từ 54 hit xuống 0 trên 54 cặp wrapper SQL. Năm thuộc tính chức năng chuyển từ SAT sang UNSAT, và 35 truy vấn có tham số cũng chuyển từ SAT sang UNSAT. Đây là so sánh trên mã minh họa, không phải trên baseline đã được sửa.</w:t>
+        <w:t>Bảng 69 (Phụ lục H) đặt cạnh nhau kết quả trước sửa (_v0) và sau sửa (_v1) trên cùng phép kiểm tra. Bộ sáu rule Semgrep dành cho mã sinh giảm từ 8 hit xuống 0 trên năm cặp chức năng và từ 54 hit xuống 0 trên 54 cặp wrapper SQL. Năm thuộc tính chức năng chuyển từ SAT sang UNSAT, và 35 truy vấn có tham số cũng chuyển từ SAT sang UNSAT. Đây là so sánh trên mã minh họa; so sánh trên chính baseline đã vá (source_v1) nằm ở Chương 8.</w:t>
       </w:r>
     </w:p>
     <w:p>
@@ -3423,7 +3747,7 @@
           <w:numId w:val="0"/>
         </w:numPr>
       </w:pPr>
-      <w:bookmarkStart w:id="14" w:name="_Toc243599941"/>
+      <w:bookmarkStart w:id="14" w:name="_Toc243827897"/>
       <w:r>
         <w:rPr>
           <w:lang w:val="vi-VN"/>
@@ -3459,7 +3783,7 @@
           <w:numId w:val="0"/>
         </w:numPr>
       </w:pPr>
-      <w:bookmarkStart w:id="15" w:name="_Toc243599942"/>
+      <w:bookmarkStart w:id="15" w:name="_Toc243827898"/>
       <w:r>
         <w:rPr>
           <w:lang w:val="vi-VN"/>
@@ -3536,7 +3860,7 @@
         <w:pStyle w:val="csparagraph"/>
       </w:pPr>
       <w:r>
-        <w:t xml:space="preserve">Mỗi giá trị được theo dõi (result set, kết nối, statement PDO, mảng dòng, chuỗi bí mật) là một đối tượng có trạng thái riêng, theo ý tưởng typestate [30]. Bảng 37 liệt kê 13 trạng thái. Với mã C, </w:t>
+        <w:t xml:space="preserve">Mỗi giá trị được theo dõi (result set, kết nối, statement PDO, mảng dòng, chuỗi bí mật) là một đối tượng có trạng thái riêng, theo ý tưởng typestate [30]. Bảng 39 liệt kê 13 trạng thái. Với mã C, </w:t>
       </w:r>
       <w:r>
         <w:rPr>
@@ -3588,7 +3912,7 @@
         <w:rPr>
           <w:noProof/>
         </w:rPr>
-        <w:t>37</w:t>
+        <w:t>39</w:t>
       </w:r>
       <w:r>
         <w:rPr>
@@ -4552,7 +4876,7 @@
           <w:numId w:val="0"/>
         </w:numPr>
       </w:pPr>
-      <w:bookmarkStart w:id="17" w:name="_Toc243599943"/>
+      <w:bookmarkStart w:id="17" w:name="_Toc243827899"/>
       <w:r>
         <w:rPr>
           <w:lang w:val="vi-VN"/>
@@ -4719,7 +5043,7 @@
         <w:pStyle w:val="csparagraph"/>
       </w:pPr>
       <w:r>
-        <w:t>Bảng 38 cho biết mỗi loại mệnh đề sinh ra sự kiện nào. Bảng chuyển trạng thái có 36 dòng dạng (trạng thái, sự kiện) → (trạng thái mới, vi phạm); Hình 17 vẽ các chuyển chính, còn bảng đầy đủ nằm ở sheet BoNhoTrangThai của tệp Excel [18].</w:t>
+        <w:t>Bảng 40 cho biết mỗi loại mệnh đề sinh ra sự kiện nào. Bảng chuyển trạng thái có 36 dòng dạng (trạng thái, sự kiện) → (trạng thái mới, vi phạm); Hình 17 vẽ các chuyển chính, còn bảng đầy đủ nằm ở sheet BoNhoTrangThai của tệp Excel [18].</w:t>
       </w:r>
     </w:p>
     <w:p>
@@ -4738,7 +5062,7 @@
         <w:rPr>
           <w:noProof/>
         </w:rPr>
-        <w:t>38</w:t>
+        <w:t>40</w:t>
       </w:r>
       <w:r>
         <w:rPr>
@@ -5861,7 +6185,7 @@
       </w:r>
       <w:r>
         <w:lastRenderedPageBreak/>
-        <w:t xml:space="preserve">2 lần. Tổng cộng bộ phân tích ghi 1.127 bước chuyển, trong đó 710 bước thuộc baseline. Bảng 39 là vết chuyển trạng thái của </w:t>
+        <w:t xml:space="preserve">2 lần. Tổng cộng bộ phân tích ghi 1.127 bước chuyển, trong đó 710 bước thuộc baseline. Bảng 41 là vết chuyển trạng thái của </w:t>
       </w:r>
       <w:r>
         <w:rPr>
@@ -5891,7 +6215,7 @@
         <w:rPr>
           <w:noProof/>
         </w:rPr>
-        <w:t>39</w:t>
+        <w:t>41</w:t>
       </w:r>
       <w:r>
         <w:rPr>
@@ -6713,7 +7037,7 @@
           <w:numId w:val="0"/>
         </w:numPr>
       </w:pPr>
-      <w:bookmarkStart w:id="21" w:name="_Toc243599944"/>
+      <w:bookmarkStart w:id="21" w:name="_Toc243827900"/>
       <w:r>
         <w:rPr>
           <w:lang w:val="vi-VN"/>
@@ -6727,7 +7051,7 @@
         <w:pStyle w:val="csparagraph"/>
       </w:pPr>
       <w:r>
-        <w:t xml:space="preserve">Bảng 40 liệt kê các thành phần. Các case PHP và C theo cùng quy ước với phần mã sinh: tệp </w:t>
+        <w:t xml:space="preserve">Bảng 42 liệt kê các thành phần. Các case PHP và C theo cùng quy ước với phần mã sinh: tệp </w:t>
       </w:r>
       <w:r>
         <w:rPr>
@@ -6768,7 +7092,7 @@
         <w:rPr>
           <w:noProof/>
         </w:rPr>
-        <w:t>40</w:t>
+        <w:t>42</w:t>
       </w:r>
       <w:r>
         <w:rPr>
@@ -7772,7 +8096,7 @@
         <w:t>Kích thước bộ đệm C</w:t>
       </w:r>
       <w:r>
-        <w:t xml:space="preserve"> (Bảng 41). Mô hình </w:t>
+        <w:t xml:space="preserve"> (Bảng 43). Mô hình </w:t>
       </w:r>
       <w:r>
         <w:rPr>
@@ -7824,7 +8148,7 @@
         <w:rPr>
           <w:noProof/>
         </w:rPr>
-        <w:t>41</w:t>
+        <w:t>43</w:t>
       </w:r>
       <w:r>
         <w:rPr>
@@ -8595,7 +8919,7 @@
           <w:numId w:val="0"/>
         </w:numPr>
       </w:pPr>
-      <w:bookmarkStart w:id="24" w:name="_Toc243599945"/>
+      <w:bookmarkStart w:id="24" w:name="_Toc243827901"/>
       <w:r>
         <w:rPr>
           <w:lang w:val="vi-VN"/>
@@ -8609,7 +8933,7 @@
         <w:pStyle w:val="csparagraph"/>
       </w:pPr>
       <w:r>
-        <w:t>Bảng 42 tổng hợp vi phạm do bộ phân tích trạng thái ghi nhận; 27 trong 66 tệp baseline có ít nhất một vi phạm.</w:t>
+        <w:t>Bảng 44 tổng hợp vi phạm do bộ phân tích trạng thái ghi nhận; 27 trong 66 tệp baseline có ít nhất một vi phạm.</w:t>
       </w:r>
     </w:p>
     <w:p>
@@ -8628,7 +8952,7 @@
         <w:rPr>
           <w:noProof/>
         </w:rPr>
-        <w:t>42</w:t>
+        <w:t>44</w:t>
       </w:r>
       <w:r>
         <w:rPr>
@@ -9727,7 +10051,7 @@
         <w:pStyle w:val="csparagraph"/>
       </w:pPr>
       <w:r>
-        <w:t>Từ Bảng 42 rút ra ba nhận xét:</w:t>
+        <w:t>Từ Bảng 44 rút ra ba nhận xét:</w:t>
       </w:r>
     </w:p>
     <w:p>
@@ -9885,7 +10209,7 @@
       </w:pPr>
       <w:r>
         <w:lastRenderedPageBreak/>
-        <w:t xml:space="preserve">Semgrep 1.176.1 [7] chạy 7 luật PHP và 4 luật C do nhóm viết để đối chiếu chéo (Bảng 43). Luật Semgrep không biết schema và refcount nên kết quả chỉ là ứng viên. Trên các case </w:t>
+        <w:t xml:space="preserve">Semgrep 1.176.1 [7] chạy 7 luật PHP và 4 luật C do nhóm viết để đối chiếu chéo (Bảng 45). Luật Semgrep không biết schema và refcount nên kết quả chỉ là ứng viên. Trên các case </w:t>
       </w:r>
       <w:r>
         <w:rPr>
@@ -9948,7 +10272,7 @@
         <w:rPr>
           <w:noProof/>
         </w:rPr>
-        <w:t>43</w:t>
+        <w:t>45</w:t>
       </w:r>
       <w:r>
         <w:rPr>
@@ -10464,7 +10788,7 @@
         <w:t>_v1</w:t>
       </w:r>
       <w:r>
-        <w:t xml:space="preserve">. Bảng 44 là kết quả trên các tệp </w:t>
+        <w:t xml:space="preserve">. Bảng 46 là kết quả trên các tệp </w:t>
       </w:r>
       <w:r>
         <w:rPr>
@@ -10516,7 +10840,7 @@
         <w:rPr>
           <w:noProof/>
         </w:rPr>
-        <w:t>44</w:t>
+        <w:t>46</w:t>
       </w:r>
       <w:r>
         <w:rPr>
@@ -11366,7 +11690,7 @@
           <w:numId w:val="0"/>
         </w:numPr>
       </w:pPr>
-      <w:bookmarkStart w:id="28" w:name="_Toc243599946"/>
+      <w:bookmarkStart w:id="28" w:name="_Toc243827902"/>
       <w:r>
         <w:rPr>
           <w:lang w:val="vi-VN"/>
@@ -11380,7 +11704,7 @@
         <w:pStyle w:val="csparagraph"/>
       </w:pPr>
       <w:r>
-        <w:t>CWE được tra trên API của MITRE ngày 21/10/2026 [2]. MITRE đánh dấu CWE-690 và CWE-400 là “Discouraged” khi ánh xạ lỗ hổng, nên nhóm dùng CWE-252 và CWE-770 làm CWE chính và chỉ ghi hai CWE kia kèm theo. CVE được tra trên NVD [36]. Mỗi CVE trong Bảng 45 chỉ là ví dụ cùng lớp CWE trên sản phẩm khác; không có CVE nào được gán cho mã của thư viện này.</w:t>
+        <w:t>CWE được tra trên API của MITRE ngày 21/10/2026 [2]. MITRE đánh dấu CWE-690 và CWE-400 là “Discouraged” khi ánh xạ lỗ hổng, nên nhóm dùng CWE-252 và CWE-770 làm CWE chính và chỉ ghi hai CWE kia kèm theo. CVE được tra trên NVD [36]. Mỗi CVE trong Bảng 47 chỉ là ví dụ cùng lớp CWE trên sản phẩm khác; không có CVE nào được gán cho mã của thư viện này.</w:t>
       </w:r>
     </w:p>
     <w:p>
@@ -11399,7 +11723,7 @@
         <w:rPr>
           <w:noProof/>
         </w:rPr>
-        <w:t>45</w:t>
+        <w:t>47</w:t>
       </w:r>
       <w:r>
         <w:rPr>
@@ -12368,15 +12692,20 @@
           <w:numId w:val="0"/>
         </w:numPr>
       </w:pPr>
-      <w:bookmarkStart w:id="30" w:name="_Toc243599947"/>
-      <w:r>
-        <w:rPr>
-          <w:lang w:val="vi-VN"/>
-        </w:rPr>
+      <w:bookmarkStart w:id="30" w:name="_Toc243827903"/>
+      <w:r>
         <w:lastRenderedPageBreak/>
-        <w:t>7. Kết luận, tài liệu tham khảo và phụ lục</w:t>
+        <w:t>10. Phản biện &amp; Bài học</w:t>
       </w:r>
       <w:bookmarkEnd w:id="30"/>
+    </w:p>
+    <w:p>
+      <w:pPr>
+        <w:pStyle w:val="csparagraph"/>
+      </w:pPr>
+      <w:r>
+        <w:t>Chương này trả lời ba câu hỏi phản biện của hướng dẫn báo cáo, gắn với chính hệ thống và quá trình làm của nhóm.</w:t>
+      </w:r>
     </w:p>
     <w:p>
       <w:pPr>
@@ -12386,508 +12715,123 @@
           <w:numId w:val="0"/>
         </w:numPr>
       </w:pPr>
-      <w:bookmarkStart w:id="31" w:name="_Toc243599948"/>
-      <w:r>
-        <w:rPr>
-          <w:lang w:val="vi-VN"/>
-        </w:rPr>
-        <w:t>7.2 Tài liệu tham khảo</w:t>
+      <w:bookmarkStart w:id="31" w:name="_Toc243827904"/>
+      <w:r>
+        <w:t>10.1 Nếu làm lại từ đầu, nhóm sẽ thiết kế khác ở đâu?</w:t>
       </w:r>
       <w:bookmarkEnd w:id="31"/>
     </w:p>
     <w:p>
       <w:pPr>
         <w:pStyle w:val="csparagraph"/>
-      </w:pPr>
-      <w:r>
-        <w:t>[1] OWASP Foundation, "OWASP Top 10:2021," 2021. [Online]. Available: https://owasp.org/Top10/</w:t>
+        <w:numPr>
+          <w:ilvl w:val="0"/>
+          <w:numId w:val="51"/>
+        </w:numPr>
+        <w:spacing w:after="60"/>
+      </w:pPr>
+      <w:r>
+        <w:rPr>
+          <w:b/>
+          <w:bCs/>
+        </w:rPr>
+        <w:t>Một cửa cho dữ liệu.</w:t>
+      </w:r>
+      <w:r>
+        <w:t xml:space="preserve"> Nhóm sẽ bắt đầu bằng một hàm truy cập dữ liệu duy nhất kiểu </w:t>
+      </w:r>
+      <w:r>
+        <w:rPr>
+          <w:rFonts w:ascii="Consolas" w:hAnsi="Consolas" w:cs="Consolas"/>
+          <w:sz w:val="24"/>
+          <w:szCs w:val="24"/>
+        </w:rPr>
+        <w:t>db_query()</w:t>
+      </w:r>
+      <w:r>
+        <w:t xml:space="preserve"> và quy ước "câu SQL chỉ là chuỗi hằng". 54 điểm gọi truy vấn và 52 điểm in lỗi rải rác trong 37 tệp là nguồn chung của FIND-03, FIND-09 và FIND-10; khi vá, nhóm phải sửa 48 tệp cùng lúc.</w:t>
       </w:r>
     </w:p>
     <w:p>
       <w:pPr>
         <w:pStyle w:val="csparagraph"/>
-      </w:pPr>
-      <w:r>
-        <w:t>[2] The MITRE Corporation, "CWE – Common Weakness Enumeration." [Online]. Available: https://cwe.mitre.org/</w:t>
+        <w:numPr>
+          <w:ilvl w:val="0"/>
+          <w:numId w:val="51"/>
+        </w:numPr>
+        <w:spacing w:after="60"/>
+      </w:pPr>
+      <w:r>
+        <w:rPr>
+          <w:b/>
+          <w:bCs/>
+        </w:rPr>
+        <w:t>Kiểm soát đặt ở thao tác, không ở trang.</w:t>
+      </w:r>
+      <w:r>
+        <w:t xml:space="preserve"> Mọi endpoint ghi dữ liệu nên đi qua một guard bắt buộc ngay từ đầu, giống </w:t>
+      </w:r>
+      <w:r>
+        <w:rPr>
+          <w:rFonts w:ascii="Consolas" w:hAnsi="Consolas" w:cs="Consolas"/>
+          <w:sz w:val="24"/>
+          <w:szCs w:val="24"/>
+        </w:rPr>
+        <w:t>auth_guard.php</w:t>
+      </w:r>
+      <w:r>
+        <w:t>. Thiết kế "trang có guard, handler thì không" chính là nguyên nhân của hai lỗi Critical và High (FIND-02, FIND-06).</w:t>
       </w:r>
     </w:p>
     <w:p>
       <w:pPr>
         <w:pStyle w:val="csparagraph"/>
-      </w:pPr>
-      <w:r>
-        <w:t>[3] V. Shahdeo, "Library-Management-System," GitHub repository, commit 082d6fb9bdd7846b57033513791ba5b6d2095c11, 2020. [Online]. Available: https://github.com/vinitshahdeo/Library-Management-System</w:t>
+        <w:numPr>
+          <w:ilvl w:val="0"/>
+          <w:numId w:val="51"/>
+        </w:numPr>
+        <w:spacing w:after="60"/>
+      </w:pPr>
+      <w:r>
+        <w:rPr>
+          <w:b/>
+          <w:bCs/>
+        </w:rPr>
+        <w:t>Mã hóa đầu ra là mặc định.</w:t>
+      </w:r>
+      <w:r>
+        <w:t xml:space="preserve"> Một hàm </w:t>
+      </w:r>
+      <w:r>
+        <w:rPr>
+          <w:rFonts w:ascii="Consolas" w:hAnsi="Consolas" w:cs="Consolas"/>
+          <w:sz w:val="24"/>
+          <w:szCs w:val="24"/>
+        </w:rPr>
+        <w:t>e()</w:t>
+      </w:r>
+      <w:r>
+        <w:t xml:space="preserve"> dùng cho mọi lệnh echo, kèm một rule kiểm tra trong CI, rẻ hơn nhiều so với việc rà 240 lệnh echo sau này.</w:t>
       </w:r>
     </w:p>
     <w:p>
       <w:pPr>
         <w:pStyle w:val="csparagraph"/>
-      </w:pPr>
-      <w:r>
-        <w:t xml:space="preserve">[4] The PHP Group, "Removed extensions and SAPIs," in </w:t>
-      </w:r>
-      <w:r>
-        <w:rPr>
-          <w:i/>
-          <w:iCs/>
-        </w:rPr>
-        <w:t>PHP Manual – Migrating from PHP 5.6.x to PHP 7.0.x</w:t>
-      </w:r>
-      <w:r>
-        <w:t>. [Online]. Available: https://www.php.net/manual/en/migration70.removed-exts-sapis.php</w:t>
-      </w:r>
-    </w:p>
-    <w:p>
-      <w:pPr>
-        <w:pStyle w:val="csparagraph"/>
-      </w:pPr>
-      <w:r>
-        <w:t xml:space="preserve">[5] OWASP Foundation, </w:t>
-      </w:r>
-      <w:r>
-        <w:rPr>
-          <w:i/>
-          <w:iCs/>
-        </w:rPr>
-        <w:t>OWASP Web Security Testing Guide</w:t>
-      </w:r>
-      <w:r>
-        <w:t>, v4.2, 2020. [Online]. Available: https://owasp.org/www-project-web-security-testing-guide/</w:t>
-      </w:r>
-    </w:p>
-    <w:p>
-      <w:pPr>
-        <w:pStyle w:val="csparagraph"/>
-      </w:pPr>
-      <w:r>
-        <w:t xml:space="preserve">[6] B. Chess and J. West, </w:t>
-      </w:r>
-      <w:r>
-        <w:rPr>
-          <w:i/>
-          <w:iCs/>
-        </w:rPr>
-        <w:t>Secure Programming with Static Analysis</w:t>
-      </w:r>
-      <w:r>
-        <w:t>. Upper Saddle River, NJ, USA: Addison-Wesley, 2007.</w:t>
-      </w:r>
-    </w:p>
-    <w:p>
-      <w:pPr>
-        <w:pStyle w:val="csparagraph"/>
-      </w:pPr>
-      <w:r>
-        <w:t>[7] Semgrep, Inc., "Semgrep documentation." [Online]. Available: https://semgrep.dev/docs/</w:t>
-      </w:r>
-    </w:p>
-    <w:p>
-      <w:pPr>
-        <w:pStyle w:val="csparagraph"/>
-      </w:pPr>
-      <w:r>
-        <w:t>[8] PHPStan, "PHPStan – User Guide." [Online]. Available: https://phpstan.org/user-guide/getting-started</w:t>
-      </w:r>
-    </w:p>
-    <w:p>
-      <w:pPr>
-        <w:pStyle w:val="csparagraph"/>
-      </w:pPr>
-      <w:r>
-        <w:t>[9] K. Scarfone, M. Souppaya, A. Cody, and A. Orebaugh, "Technical guide to information security testing and assessment," NIST, Gaithersburg, MD, USA, SP 800-115, Sep. 2008.</w:t>
-      </w:r>
-    </w:p>
-    <w:p>
-      <w:pPr>
-        <w:pStyle w:val="csparagraph"/>
-      </w:pPr>
-      <w:r>
-        <w:t xml:space="preserve">[10] </w:t>
-      </w:r>
-      <w:r>
-        <w:rPr>
-          <w:i/>
-          <w:iCs/>
-        </w:rPr>
-        <w:t>Software and Systems Engineering — Software Testing — Part 4: Test Techniques</w:t>
-      </w:r>
-      <w:r>
-        <w:t>, ISO/IEC/IEEE 29119-4:2021, 2021.</w:t>
-      </w:r>
-    </w:p>
-    <w:p>
-      <w:pPr>
-        <w:pStyle w:val="csparagraph"/>
-      </w:pPr>
-      <w:r>
-        <w:t xml:space="preserve">[11] OWASP Foundation, </w:t>
-      </w:r>
-      <w:r>
-        <w:rPr>
-          <w:i/>
-          <w:iCs/>
-        </w:rPr>
-        <w:t>Application Security Verification Standard</w:t>
-      </w:r>
-      <w:r>
-        <w:t>, v4.0.3, 2021. [Online]. Available: https://owasp.org/www-project-application-security-verification-standard/</w:t>
-      </w:r>
-    </w:p>
-    <w:p>
-      <w:pPr>
-        <w:pStyle w:val="csparagraph"/>
-      </w:pPr>
-      <w:r>
-        <w:t xml:space="preserve">[12] </w:t>
-      </w:r>
-      <w:r>
-        <w:rPr>
-          <w:i/>
-          <w:iCs/>
-        </w:rPr>
-        <w:t>Systems and Software Engineering — Life Cycle Processes — Requirements Engineering</w:t>
-      </w:r>
-      <w:r>
-        <w:t>, ISO/IEC/IEEE 29148:2018, 2018.</w:t>
-      </w:r>
-    </w:p>
-    <w:p>
-      <w:pPr>
-        <w:pStyle w:val="csparagraph"/>
-      </w:pPr>
-      <w:r>
-        <w:t xml:space="preserve">[13] G. J. Myers, C. Sandler, and T. Badgett, </w:t>
-      </w:r>
-      <w:r>
-        <w:rPr>
-          <w:i/>
-          <w:iCs/>
-        </w:rPr>
-        <w:t>The Art of Software Testing</w:t>
-      </w:r>
-      <w:r>
-        <w:t>, 3rd ed. Hoboken, NJ, USA: Wiley, 2011.</w:t>
-      </w:r>
-    </w:p>
-    <w:p>
-      <w:pPr>
-        <w:pStyle w:val="csparagraph"/>
-      </w:pPr>
-      <w:r>
-        <w:lastRenderedPageBreak/>
-        <w:t xml:space="preserve">[14] </w:t>
-      </w:r>
-      <w:r>
-        <w:rPr>
-          <w:i/>
-          <w:iCs/>
-        </w:rPr>
-        <w:t>Software and Systems Engineering — Software Testing — Part 3: Test Documentation</w:t>
-      </w:r>
-      <w:r>
-        <w:t>, ISO/IEC/IEEE 29119-3:2021, 2021.</w:t>
-      </w:r>
-    </w:p>
-    <w:p>
-      <w:pPr>
-        <w:pStyle w:val="csparagraph"/>
-      </w:pPr>
-      <w:r>
-        <w:t xml:space="preserve">[15] </w:t>
-      </w:r>
-      <w:r>
-        <w:rPr>
-          <w:i/>
-          <w:iCs/>
-        </w:rPr>
-        <w:t>IEEE Standard for Software and System Test Documentation</w:t>
-      </w:r>
-      <w:r>
-        <w:t>, IEEE Std 829-2008, 2008.</w:t>
-      </w:r>
-    </w:p>
-    <w:p>
-      <w:pPr>
-        <w:pStyle w:val="csparagraph"/>
-      </w:pPr>
-      <w:r>
-        <w:t>[16] Nhóm 13, "atpm – Hồ sơ nghiên cứu kiểm thử tĩnh phân hệ thủ thư (study/scope.md, baseline.md)," GitHub repository. [Online]. Available: https://github.com/ndviet0303/atpm</w:t>
-      </w:r>
-    </w:p>
-    <w:p>
-      <w:pPr>
-        <w:pStyle w:val="csparagraph"/>
-      </w:pPr>
-      <w:r>
-        <w:t xml:space="preserve">[17] Oracle Corporation, "The MyISAM storage engine," in </w:t>
-      </w:r>
-      <w:r>
-        <w:rPr>
-          <w:i/>
-          <w:iCs/>
-        </w:rPr>
-        <w:t>MySQL 5.7 Reference Manual</w:t>
-      </w:r>
-      <w:r>
-        <w:t>. [Online]. Available: https://dev.mysql.com/doc/refman/5.7/en/myisam-storage-engine.html</w:t>
-      </w:r>
-    </w:p>
-    <w:p>
-      <w:pPr>
-        <w:pStyle w:val="csparagraph"/>
-      </w:pPr>
-      <w:r>
-        <w:t>[18] Nhóm 13, "Báo cáo bài tập lớn kiểm thử tĩnh mã nguồn hệ thống quản lý thư viện" và "Đặc tả và test case" (tệp PDF, Excel), Trường Đại học Phenikaa, 10/2026.</w:t>
-      </w:r>
-    </w:p>
-    <w:p>
-      <w:pPr>
-        <w:pStyle w:val="csparagraph"/>
-      </w:pPr>
-      <w:r>
-        <w:t xml:space="preserve">[19] The PHP Group, "header," in </w:t>
-      </w:r>
-      <w:r>
-        <w:rPr>
-          <w:i/>
-          <w:iCs/>
-        </w:rPr>
-        <w:t>PHP Manual</w:t>
-      </w:r>
-      <w:r>
-        <w:t>. [Online]. Available: https://www.php.net/manual/en/function.header.php</w:t>
-      </w:r>
-    </w:p>
-    <w:p>
-      <w:pPr>
-        <w:pStyle w:val="csparagraph"/>
-      </w:pPr>
-      <w:r>
-        <w:t xml:space="preserve">[20] Oracle Corporation, "Server SQL modes," in </w:t>
-      </w:r>
-      <w:r>
-        <w:rPr>
-          <w:i/>
-          <w:iCs/>
-        </w:rPr>
-        <w:t>MySQL 5.7 Reference Manual</w:t>
-      </w:r>
-      <w:r>
-        <w:t>. [Online]. Available: https://dev.mysql.com/doc/refman/5.7/en/sql-mode.html</w:t>
-      </w:r>
-    </w:p>
-    <w:p>
-      <w:pPr>
-        <w:pStyle w:val="csparagraph"/>
-      </w:pPr>
-      <w:r>
-        <w:t xml:space="preserve">[21] M. Davis, G. Logemann, and D. Loveland, "A machine program for theorem-proving," </w:t>
-      </w:r>
-      <w:r>
-        <w:rPr>
-          <w:i/>
-          <w:iCs/>
-        </w:rPr>
-        <w:t>Communications of the ACM</w:t>
-      </w:r>
-      <w:r>
-        <w:t>, vol. 5, no. 7, pp. 394–397, 1962.</w:t>
-      </w:r>
-    </w:p>
-    <w:p>
-      <w:pPr>
-        <w:pStyle w:val="csparagraph"/>
-      </w:pPr>
-      <w:r>
-        <w:t xml:space="preserve">[22] L. de Moura and N. Bjørner, "Z3: An efficient SMT solver," in </w:t>
-      </w:r>
-      <w:r>
-        <w:rPr>
-          <w:i/>
-          <w:iCs/>
-        </w:rPr>
-        <w:t>Proc. Tools and Algorithms for the Construction and Analysis of Systems (TACAS 2008)</w:t>
-      </w:r>
-      <w:r>
-        <w:t>, LNCS, vol. 4963. Berlin, Germany: Springer, 2008, pp. 337–340.</w:t>
-      </w:r>
-    </w:p>
-    <w:p>
-      <w:pPr>
-        <w:pStyle w:val="csparagraph"/>
-      </w:pPr>
-      <w:r>
-        <w:t xml:space="preserve">[23] OWASP Foundation, "SQL Injection Prevention Cheat Sheet," </w:t>
-      </w:r>
-      <w:r>
-        <w:rPr>
-          <w:i/>
-          <w:iCs/>
-        </w:rPr>
-        <w:t>OWASP Cheat Sheet Series</w:t>
-      </w:r>
-      <w:r>
-        <w:t>. [Online]. Available: https://cheatsheetseries.owasp.org/cheatsheets/SQL_Injection_Prevention_Cheat_Sheet.html</w:t>
-      </w:r>
-    </w:p>
-    <w:p>
-      <w:pPr>
-        <w:pStyle w:val="csparagraph"/>
-      </w:pPr>
-      <w:r>
-        <w:t xml:space="preserve">[24] OWASP Foundation, "Cross Site Scripting Prevention Cheat Sheet," </w:t>
-      </w:r>
-      <w:r>
-        <w:rPr>
-          <w:i/>
-          <w:iCs/>
-        </w:rPr>
-        <w:t>OWASP Cheat Sheet Series</w:t>
-      </w:r>
-      <w:r>
-        <w:t>. [Online]. Available: https://cheatsheetseries.owasp.org/cheatsheets/Cross_Site_Scripting_Prevention_Cheat_Sheet.html</w:t>
-      </w:r>
-    </w:p>
-    <w:p>
-      <w:pPr>
-        <w:pStyle w:val="csparagraph"/>
-      </w:pPr>
-      <w:r>
-        <w:t xml:space="preserve">[25] OWASP Foundation, "Cross-Site Request Forgery Prevention Cheat Sheet," </w:t>
-      </w:r>
-      <w:r>
-        <w:rPr>
-          <w:i/>
-          <w:iCs/>
-        </w:rPr>
-        <w:t>OWASP Cheat Sheet Series</w:t>
-      </w:r>
-      <w:r>
-        <w:t>. [Online]. Available: https://cheatsheetseries.owasp.org/cheatsheets/Cross-Site_Request_Forgery_Prevention_Cheat_Sheet.html</w:t>
-      </w:r>
-    </w:p>
-    <w:p>
-      <w:pPr>
-        <w:pStyle w:val="csparagraph"/>
-      </w:pPr>
-      <w:r>
-        <w:lastRenderedPageBreak/>
-        <w:t xml:space="preserve">[26] C. Wohlin, P. Runeson, M. Höst, M. C. Ohlsson, B. Regnell, and A. Wesslén, </w:t>
-      </w:r>
-      <w:r>
-        <w:rPr>
-          <w:i/>
-          <w:iCs/>
-        </w:rPr>
-        <w:t>Experimentation in Software Engineering</w:t>
-      </w:r>
-      <w:r>
-        <w:t>. Berlin, Germany: Springer, 2012.</w:t>
-      </w:r>
-    </w:p>
-    <w:p>
-      <w:pPr>
-        <w:pStyle w:val="csparagraph"/>
-      </w:pPr>
-      <w:r>
-        <w:t>[27] Association for Computing Machinery, "ACM Code of Ethics and Professional Conduct," 2018. [Online]. Available: https://www.acm.org/code-of-ethics</w:t>
-      </w:r>
-    </w:p>
-    <w:p>
-      <w:pPr>
-        <w:pStyle w:val="csparagraph"/>
-      </w:pPr>
-      <w:r>
-        <w:t xml:space="preserve">[28] OWASP Foundation, "Password Storage Cheat Sheet," </w:t>
-      </w:r>
-      <w:r>
-        <w:rPr>
-          <w:i/>
-          <w:iCs/>
-        </w:rPr>
-        <w:t>OWASP Cheat Sheet Series</w:t>
-      </w:r>
-      <w:r>
-        <w:t>. [Online]. Available: https://cheatsheetseries.owasp.org/cheatsheets/Password_Storage_Cheat_Sheet.html</w:t>
-      </w:r>
-    </w:p>
-    <w:p>
-      <w:pPr>
-        <w:pStyle w:val="csparagraph"/>
-      </w:pPr>
-      <w:r>
-        <w:t xml:space="preserve">[29] The PHP Group, "Prepared statements and stored procedures," in </w:t>
-      </w:r>
-      <w:r>
-        <w:rPr>
-          <w:i/>
-          <w:iCs/>
-        </w:rPr>
-        <w:t>PHP Manual – PHP Data Objects</w:t>
-      </w:r>
-      <w:r>
-        <w:t>. [Online]. Available: https://www.php.net/manual/en/pdo.prepared-statements.php</w:t>
-      </w:r>
-    </w:p>
-    <w:p>
-      <w:pPr>
-        <w:pStyle w:val="csparagraph"/>
-      </w:pPr>
-      <w:r>
-        <w:t>[30] R. E. Strom and S. Yemini, "Typestate: A programming language concept for enhancing software reliability," IEEE Transactions on Software Engineering, vol. SE-12, no. 1, pp. 157–171, 1986.</w:t>
-      </w:r>
-    </w:p>
-    <w:p>
-      <w:pPr>
-        <w:pStyle w:val="csparagraph"/>
-      </w:pPr>
-      <w:r>
-        <w:t>[31] The PHP Group, "Memory management," in PHP Manual – Mysqlnd. [Online]. Available: https://www.php.net/manual/en/mysqlnd.memory.php</w:t>
-      </w:r>
-    </w:p>
-    <w:p>
-      <w:pPr>
-        <w:pStyle w:val="csparagraph"/>
-      </w:pPr>
-      <w:r>
-        <w:t>[32] The PHP Group, "ext/sodium/libsodium.c," php-src, GitHub repository. [Online]. Available: https://github.com/php/php-src/blob/master/ext/sodium/libsodium.c</w:t>
-      </w:r>
-    </w:p>
-    <w:p>
-      <w:pPr>
-        <w:pStyle w:val="csparagraph"/>
-      </w:pPr>
-      <w:r>
-        <w:t>[33] A. Biere, A. Cimatti, E. Clarke, and Y. Zhu, "Symbolic model checking without BDDs," in Proc. Tools and Algorithms for the Construction and Analysis of Systems (TACAS 1999), LNCS, vol. 1579. Berlin, Germany: Springer, 1999, pp. 193–207.</w:t>
-      </w:r>
-    </w:p>
-    <w:p>
-      <w:pPr>
-        <w:pStyle w:val="csparagraph"/>
-      </w:pPr>
-      <w:r>
-        <w:t>[34] Free Software Foundation, "Options that control static analysis," in Using the GNU Compiler Collection. [Online]. Available: https://gcc.gnu.org/onlinedocs/gcc/Static-Analyzer-Options.html</w:t>
-      </w:r>
-    </w:p>
-    <w:p>
-      <w:pPr>
-        <w:pStyle w:val="csparagraph"/>
-      </w:pPr>
-      <w:r>
-        <w:t>[35] LLVM Project, "Clang Static Analyzer." [Online]. Available: https://clang-analyzer.llvm.org/</w:t>
-      </w:r>
-    </w:p>
-    <w:p>
-      <w:pPr>
-        <w:pStyle w:val="csparagraph"/>
-      </w:pPr>
-      <w:r>
-        <w:t>[36] National Institute of Standards and Technology, "National Vulnerability Database." [Online]. Available: https://nvd.nist.gov/</w:t>
-      </w:r>
-    </w:p>
-    <w:p>
-      <w:r>
-        <w:br w:type="page"/>
+        <w:numPr>
+          <w:ilvl w:val="0"/>
+          <w:numId w:val="51"/>
+        </w:numPr>
+        <w:spacing w:after="60"/>
+      </w:pPr>
+      <w:r>
+        <w:rPr>
+          <w:b/>
+          <w:bCs/>
+        </w:rPr>
+        <w:t>Về quy trình:</w:t>
+      </w:r>
+      <w:r>
+        <w:t xml:space="preserve"> viết yêu cầu an toàn (NFR) và test case hồi quy trước khi vá, đồng thời vá sớm theo từng đợt thay vì chỉ vá sau khi đã hoàn tất toàn bộ phần đánh giá.</w:t>
       </w:r>
     </w:p>
     <w:p>
@@ -12898,15 +12842,753 @@
           <w:numId w:val="0"/>
         </w:numPr>
       </w:pPr>
-      <w:bookmarkStart w:id="32" w:name="_Toc243599949"/>
+      <w:bookmarkStart w:id="32" w:name="_Toc243827905"/>
+      <w:r>
+        <w:t>10.2 Lỗ hổng nào nhóm nghi còn tồn tại nhưng chưa xác nhận?</w:t>
+      </w:r>
+      <w:bookmarkEnd w:id="32"/>
+    </w:p>
+    <w:p>
+      <w:pPr>
+        <w:pStyle w:val="csparagraph"/>
+        <w:numPr>
+          <w:ilvl w:val="0"/>
+          <w:numId w:val="51"/>
+        </w:numPr>
+        <w:spacing w:after="60"/>
+      </w:pPr>
+      <w:r>
+        <w:rPr>
+          <w:b/>
+          <w:bCs/>
+        </w:rPr>
+        <w:t>Phân quyền ngang hàng (CWE-285, CWE-639).</w:t>
+      </w:r>
+      <w:r>
+        <w:t xml:space="preserve"> Mọi tài khoản thủ thư có toàn quyền, kể cả xóa tài khoản thủ thư khác; chưa có đặc tả vai trò nên nhóm chưa thể kết luận đây là lỗi.</w:t>
+      </w:r>
+    </w:p>
+    <w:p>
+      <w:pPr>
+        <w:pStyle w:val="csparagraph"/>
+        <w:numPr>
+          <w:ilvl w:val="0"/>
+          <w:numId w:val="51"/>
+        </w:numPr>
+        <w:spacing w:after="60"/>
+      </w:pPr>
+      <w:r>
+        <w:rPr>
+          <w:b/>
+          <w:bCs/>
+        </w:rPr>
+        <w:t>Dò mật khẩu (CWE-307).</w:t>
+      </w:r>
+      <w:r>
+        <w:t xml:space="preserve"> Đăng nhập không giới hạn số lần thử; cơ chế ở tầng máy chủ web (nếu có) nằm ngoài mã.</w:t>
+      </w:r>
+    </w:p>
+    <w:p>
+      <w:pPr>
+        <w:pStyle w:val="csparagraph"/>
+        <w:numPr>
+          <w:ilvl w:val="0"/>
+          <w:numId w:val="51"/>
+        </w:numPr>
+        <w:spacing w:after="60"/>
+      </w:pPr>
+      <w:r>
+        <w:rPr>
+          <w:b/>
+          <w:bCs/>
+        </w:rPr>
+        <w:t>Hành vi phụ thuộc cấu hình.</w:t>
+      </w:r>
+      <w:r>
+        <w:t xml:space="preserve"> </w:t>
+      </w:r>
+      <w:r>
+        <w:rPr>
+          <w:rFonts w:ascii="Consolas" w:hAnsi="Consolas" w:cs="Consolas"/>
+          <w:sz w:val="24"/>
+          <w:szCs w:val="24"/>
+        </w:rPr>
+        <w:t>index.php</w:t>
+      </w:r>
+      <w:r>
+        <w:t xml:space="preserve"> và các trang gọi </w:t>
+      </w:r>
+      <w:r>
+        <w:rPr>
+          <w:rFonts w:ascii="Consolas" w:hAnsi="Consolas" w:cs="Consolas"/>
+          <w:sz w:val="24"/>
+          <w:szCs w:val="24"/>
+        </w:rPr>
+        <w:t>session_start()</w:t>
+      </w:r>
+      <w:r>
+        <w:t xml:space="preserve"> sau khi đã xuất HTML; nếu </w:t>
+      </w:r>
+      <w:r>
+        <w:rPr>
+          <w:rFonts w:ascii="Consolas" w:hAnsi="Consolas" w:cs="Consolas"/>
+          <w:sz w:val="24"/>
+          <w:szCs w:val="24"/>
+        </w:rPr>
+        <w:t>output_buffering</w:t>
+      </w:r>
+      <w:r>
+        <w:t xml:space="preserve"> tắt, cờ cookie phiên của v1 có thể không được áp dụng. Chỉ kiểm thử động mới xác nhận được.</w:t>
+      </w:r>
+    </w:p>
+    <w:p>
+      <w:pPr>
+        <w:pStyle w:val="csparagraph"/>
+        <w:numPr>
+          <w:ilvl w:val="0"/>
+          <w:numId w:val="51"/>
+        </w:numPr>
+        <w:spacing w:after="60"/>
+      </w:pPr>
+      <w:r>
+        <w:rPr>
+          <w:b/>
+          <w:bCs/>
+        </w:rPr>
+        <w:t>Lỗi do chính bản vá.</w:t>
+      </w:r>
+      <w:r>
+        <w:t xml:space="preserve"> v1 mới được kiểm chứng tĩnh. Các thay đổi kiểu dữ liệu (ví dụ bind </w:t>
+      </w:r>
+      <w:r>
+        <w:rPr>
+          <w:rFonts w:ascii="Consolas" w:hAnsi="Consolas" w:cs="Consolas"/>
+          <w:sz w:val="24"/>
+          <w:szCs w:val="24"/>
+        </w:rPr>
+        <w:t>category_id</w:t>
+      </w:r>
+      <w:r>
+        <w:t xml:space="preserve"> kiểu </w:t>
+      </w:r>
+      <w:r>
+        <w:rPr>
+          <w:rFonts w:ascii="Consolas" w:hAnsi="Consolas" w:cs="Consolas"/>
+          <w:sz w:val="24"/>
+          <w:szCs w:val="24"/>
+        </w:rPr>
+        <w:t>i</w:t>
+      </w:r>
+      <w:r>
+        <w:t xml:space="preserve"> khi form để trống) hoặc việc băm lại mật khẩu cũ chỉ lộ ra khi chạy các test case hồi quy TC-FINDxx-H.</w:t>
+      </w:r>
+    </w:p>
+    <w:p>
+      <w:pPr>
+        <w:pStyle w:val="csparagraph"/>
+        <w:numPr>
+          <w:ilvl w:val="0"/>
+          <w:numId w:val="51"/>
+        </w:numPr>
+        <w:spacing w:after="60"/>
+      </w:pPr>
+      <w:r>
+        <w:rPr>
+          <w:b/>
+          <w:bCs/>
+        </w:rPr>
+        <w:t>Từ chối dịch vụ do truy vấn không cận (CWE-770).</w:t>
+      </w:r>
+      <w:r>
+        <w:t xml:space="preserve"> 25 câu SELECT không LIMIT vẫn còn trong v1; mức độ thật phụ thuộc kích thước dữ liệu.</w:t>
+      </w:r>
+    </w:p>
+    <w:p>
+      <w:pPr>
+        <w:pStyle w:val="Heading2"/>
+        <w:numPr>
+          <w:ilvl w:val="0"/>
+          <w:numId w:val="0"/>
+        </w:numPr>
+      </w:pPr>
+      <w:bookmarkStart w:id="33" w:name="_Toc243827906"/>
+      <w:r>
+        <w:lastRenderedPageBreak/>
+        <w:t>10.3 Bài học lớn nhất về phương pháp</w:t>
+      </w:r>
+      <w:bookmarkEnd w:id="33"/>
+    </w:p>
+    <w:p>
+      <w:pPr>
+        <w:pStyle w:val="csparagraph"/>
+      </w:pPr>
+      <w:r>
+        <w:t xml:space="preserve">Bài học lớn nhất là: con số "0 cảnh báo" chỉ có giá trị khi thước đo không phụ thuộc vào chính thứ bị sửa. Bốn rule tùy biến của nhóm gắn với tên hàm </w:t>
+      </w:r>
+      <w:r>
+        <w:rPr>
+          <w:rFonts w:ascii="Consolas" w:hAnsi="Consolas" w:cs="Consolas"/>
+          <w:sz w:val="24"/>
+          <w:szCs w:val="24"/>
+        </w:rPr>
+        <w:t>mysql_*</w:t>
+      </w:r>
+      <w:r>
+        <w:t>, nên chỉ cần đổi API là chúng về 0, kể cả khi SQL vẫn bị ghép chuỗi. Vì vậy nhóm phải viết thêm rule đo theo ngữ nghĩa (câu SQL dựng từ biến: 35 → 0) và harness cho các lỗi "vắng mặt kiểm soát" mà SAST không thấy.</w:t>
+      </w:r>
+    </w:p>
+    <w:p>
+      <w:pPr>
+        <w:pStyle w:val="csparagraph"/>
+      </w:pPr>
+      <w:r>
+        <w:t>Bài học thứ hai là phải kiểm tra chính quy trình đo. Khi lấy mã từ kho về Windows, Git tự đổi ký tự xuống dòng (LF → CRLF) và chỉ 1/66 tệp v0 còn trùng mã băm. Bước kiểm tra toàn vẹn đã phát hiện ngay, và nhóm lấy lại đúng byte gốc (66/66) trước khi đo. Điều này lặp lại bài học của lần quét 270 cảnh báo: phải đọc mã thoát, trường errors và mã băm, không chỉ đọc con số cuối cùng.</w:t>
+      </w:r>
+    </w:p>
+    <w:p>
+      <w:pPr>
+        <w:pStyle w:val="Heading1"/>
+        <w:pageBreakBefore/>
+        <w:numPr>
+          <w:ilvl w:val="0"/>
+          <w:numId w:val="0"/>
+        </w:numPr>
+      </w:pPr>
+      <w:bookmarkStart w:id="34" w:name="_Toc243827907"/>
       <w:r>
         <w:rPr>
           <w:lang w:val="vi-VN"/>
         </w:rPr>
         <w:lastRenderedPageBreak/>
-        <w:t>7.3 Phụ lục</w:t>
-      </w:r>
-      <w:bookmarkEnd w:id="32"/>
+        <w:t>11. Kết luận, tài liệu tham khảo và phụ lục</w:t>
+      </w:r>
+      <w:bookmarkEnd w:id="34"/>
+    </w:p>
+    <w:p>
+      <w:pPr>
+        <w:pStyle w:val="Heading2"/>
+        <w:numPr>
+          <w:ilvl w:val="0"/>
+          <w:numId w:val="0"/>
+        </w:numPr>
+      </w:pPr>
+      <w:bookmarkStart w:id="35" w:name="_Toc243827908"/>
+      <w:r>
+        <w:rPr>
+          <w:lang w:val="vi-VN"/>
+        </w:rPr>
+        <w:t>11.2 Tài liệu tham khảo</w:t>
+      </w:r>
+      <w:bookmarkEnd w:id="35"/>
+    </w:p>
+    <w:p>
+      <w:pPr>
+        <w:pStyle w:val="csparagraph"/>
+      </w:pPr>
+      <w:r>
+        <w:t>[1] OWASP Foundation, "OWASP Top 10:2021," 2021. [Online]. Available: https://owasp.org/Top10/</w:t>
+      </w:r>
+    </w:p>
+    <w:p>
+      <w:pPr>
+        <w:pStyle w:val="csparagraph"/>
+      </w:pPr>
+      <w:r>
+        <w:t>[2] The MITRE Corporation, "CWE – Common Weakness Enumeration." [Online]. Available: https://cwe.mitre.org/</w:t>
+      </w:r>
+    </w:p>
+    <w:p>
+      <w:pPr>
+        <w:pStyle w:val="csparagraph"/>
+      </w:pPr>
+      <w:r>
+        <w:t>[3] V. Shahdeo, "Library-Management-System," GitHub repository, commit 082d6fb9bdd7846b57033513791ba5b6d2095c11, 2020. [Online]. Available: https://github.com/vinitshahdeo/Library-Management-System</w:t>
+      </w:r>
+    </w:p>
+    <w:p>
+      <w:pPr>
+        <w:pStyle w:val="csparagraph"/>
+      </w:pPr>
+      <w:r>
+        <w:t xml:space="preserve">[4] The PHP Group, "Removed extensions and SAPIs," in </w:t>
+      </w:r>
+      <w:r>
+        <w:rPr>
+          <w:i/>
+          <w:iCs/>
+        </w:rPr>
+        <w:t>PHP Manual – Migrating from PHP 5.6.x to PHP 7.0.x</w:t>
+      </w:r>
+      <w:r>
+        <w:t>. [Online]. Available: https://www.php.net/manual/en/migration70.removed-exts-sapis.php</w:t>
+      </w:r>
+    </w:p>
+    <w:p>
+      <w:pPr>
+        <w:pStyle w:val="csparagraph"/>
+      </w:pPr>
+      <w:r>
+        <w:t xml:space="preserve">[5] OWASP Foundation, </w:t>
+      </w:r>
+      <w:r>
+        <w:rPr>
+          <w:i/>
+          <w:iCs/>
+        </w:rPr>
+        <w:t>OWASP Web Security Testing Guide</w:t>
+      </w:r>
+      <w:r>
+        <w:t>, v4.2, 2020. [Online]. Available: https://owasp.org/www-project-web-security-testing-guide/</w:t>
+      </w:r>
+    </w:p>
+    <w:p>
+      <w:pPr>
+        <w:pStyle w:val="csparagraph"/>
+      </w:pPr>
+      <w:r>
+        <w:t xml:space="preserve">[6] B. Chess and J. West, </w:t>
+      </w:r>
+      <w:r>
+        <w:rPr>
+          <w:i/>
+          <w:iCs/>
+        </w:rPr>
+        <w:t>Secure Programming with Static Analysis</w:t>
+      </w:r>
+      <w:r>
+        <w:t>. Upper Saddle River, NJ, USA: Addison-Wesley, 2007.</w:t>
+      </w:r>
+    </w:p>
+    <w:p>
+      <w:pPr>
+        <w:pStyle w:val="csparagraph"/>
+      </w:pPr>
+      <w:r>
+        <w:t>[7] Semgrep, Inc., "Semgrep documentation." [Online]. Available: https://semgrep.dev/docs/</w:t>
+      </w:r>
+    </w:p>
+    <w:p>
+      <w:pPr>
+        <w:pStyle w:val="csparagraph"/>
+      </w:pPr>
+      <w:r>
+        <w:t>[8] PHPStan, "PHPStan – User Guide." [Online]. Available: https://phpstan.org/user-guide/getting-started</w:t>
+      </w:r>
+    </w:p>
+    <w:p>
+      <w:pPr>
+        <w:pStyle w:val="csparagraph"/>
+      </w:pPr>
+      <w:r>
+        <w:t>[9] K. Scarfone, M. Souppaya, A. Cody, and A. Orebaugh, "Technical guide to information security testing and assessment," NIST, Gaithersburg, MD, USA, SP 800-115, Sep. 2008.</w:t>
+      </w:r>
+    </w:p>
+    <w:p>
+      <w:pPr>
+        <w:pStyle w:val="csparagraph"/>
+      </w:pPr>
+      <w:r>
+        <w:t xml:space="preserve">[10] </w:t>
+      </w:r>
+      <w:r>
+        <w:rPr>
+          <w:i/>
+          <w:iCs/>
+        </w:rPr>
+        <w:t>Software and Systems Engineering — Software Testing — Part 4: Test Techniques</w:t>
+      </w:r>
+      <w:r>
+        <w:t>, ISO/IEC/IEEE 29119-4:2021, 2021.</w:t>
+      </w:r>
+    </w:p>
+    <w:p>
+      <w:pPr>
+        <w:pStyle w:val="csparagraph"/>
+      </w:pPr>
+      <w:r>
+        <w:t xml:space="preserve">[11] OWASP Foundation, </w:t>
+      </w:r>
+      <w:r>
+        <w:rPr>
+          <w:i/>
+          <w:iCs/>
+        </w:rPr>
+        <w:t>Application Security Verification Standard</w:t>
+      </w:r>
+      <w:r>
+        <w:t>, v4.0.3, 2021. [Online]. Available: https://owasp.org/www-project-application-security-verification-standard/</w:t>
+      </w:r>
+    </w:p>
+    <w:p>
+      <w:pPr>
+        <w:pStyle w:val="csparagraph"/>
+      </w:pPr>
+      <w:r>
+        <w:t xml:space="preserve">[12] </w:t>
+      </w:r>
+      <w:r>
+        <w:rPr>
+          <w:i/>
+          <w:iCs/>
+        </w:rPr>
+        <w:t>Systems and Software Engineering — Life Cycle Processes — Requirements Engineering</w:t>
+      </w:r>
+      <w:r>
+        <w:t>, ISO/IEC/IEEE 29148:2018, 2018.</w:t>
+      </w:r>
+    </w:p>
+    <w:p>
+      <w:pPr>
+        <w:pStyle w:val="csparagraph"/>
+      </w:pPr>
+      <w:r>
+        <w:t xml:space="preserve">[13] G. J. Myers, C. Sandler, and T. Badgett, </w:t>
+      </w:r>
+      <w:r>
+        <w:rPr>
+          <w:i/>
+          <w:iCs/>
+        </w:rPr>
+        <w:t>The Art of Software Testing</w:t>
+      </w:r>
+      <w:r>
+        <w:t>, 3rd ed. Hoboken, NJ, USA: Wiley, 2011.</w:t>
+      </w:r>
+    </w:p>
+    <w:p>
+      <w:pPr>
+        <w:pStyle w:val="csparagraph"/>
+      </w:pPr>
+      <w:r>
+        <w:lastRenderedPageBreak/>
+        <w:t xml:space="preserve">[14] </w:t>
+      </w:r>
+      <w:r>
+        <w:rPr>
+          <w:i/>
+          <w:iCs/>
+        </w:rPr>
+        <w:t>Software and Systems Engineering — Software Testing — Part 3: Test Documentation</w:t>
+      </w:r>
+      <w:r>
+        <w:t>, ISO/IEC/IEEE 29119-3:2021, 2021.</w:t>
+      </w:r>
+    </w:p>
+    <w:p>
+      <w:pPr>
+        <w:pStyle w:val="csparagraph"/>
+      </w:pPr>
+      <w:r>
+        <w:t xml:space="preserve">[15] </w:t>
+      </w:r>
+      <w:r>
+        <w:rPr>
+          <w:i/>
+          <w:iCs/>
+        </w:rPr>
+        <w:t>IEEE Standard for Software and System Test Documentation</w:t>
+      </w:r>
+      <w:r>
+        <w:t>, IEEE Std 829-2008, 2008.</w:t>
+      </w:r>
+    </w:p>
+    <w:p>
+      <w:pPr>
+        <w:pStyle w:val="csparagraph"/>
+      </w:pPr>
+      <w:r>
+        <w:t>[16] Nhóm 13, "atpm – Hồ sơ nghiên cứu kiểm thử tĩnh phân hệ thủ thư (study/scope.md, baseline.md)," GitHub repository. [Online]. Available: https://github.com/ndviet0303/atpm</w:t>
+      </w:r>
+    </w:p>
+    <w:p>
+      <w:pPr>
+        <w:pStyle w:val="csparagraph"/>
+      </w:pPr>
+      <w:r>
+        <w:t xml:space="preserve">[17] Oracle Corporation, "The MyISAM storage engine," in </w:t>
+      </w:r>
+      <w:r>
+        <w:rPr>
+          <w:i/>
+          <w:iCs/>
+        </w:rPr>
+        <w:t>MySQL 5.7 Reference Manual</w:t>
+      </w:r>
+      <w:r>
+        <w:t>. [Online]. Available: https://dev.mysql.com/doc/refman/5.7/en/myisam-storage-engine.html</w:t>
+      </w:r>
+    </w:p>
+    <w:p>
+      <w:pPr>
+        <w:pStyle w:val="csparagraph"/>
+      </w:pPr>
+      <w:r>
+        <w:t>[18] Nhóm 13, "Báo cáo bài tập lớn kiểm thử tĩnh mã nguồn hệ thống quản lý thư viện" và "Đặc tả và test case" (tệp PDF, Excel), Trường Đại học Phenikaa, 10/2026.</w:t>
+      </w:r>
+    </w:p>
+    <w:p>
+      <w:pPr>
+        <w:pStyle w:val="csparagraph"/>
+      </w:pPr>
+      <w:r>
+        <w:t xml:space="preserve">[19] The PHP Group, "header," in </w:t>
+      </w:r>
+      <w:r>
+        <w:rPr>
+          <w:i/>
+          <w:iCs/>
+        </w:rPr>
+        <w:t>PHP Manual</w:t>
+      </w:r>
+      <w:r>
+        <w:t>. [Online]. Available: https://www.php.net/manual/en/function.header.php</w:t>
+      </w:r>
+    </w:p>
+    <w:p>
+      <w:pPr>
+        <w:pStyle w:val="csparagraph"/>
+      </w:pPr>
+      <w:r>
+        <w:t xml:space="preserve">[20] Oracle Corporation, "Server SQL modes," in </w:t>
+      </w:r>
+      <w:r>
+        <w:rPr>
+          <w:i/>
+          <w:iCs/>
+        </w:rPr>
+        <w:t>MySQL 5.7 Reference Manual</w:t>
+      </w:r>
+      <w:r>
+        <w:t>. [Online]. Available: https://dev.mysql.com/doc/refman/5.7/en/sql-mode.html</w:t>
+      </w:r>
+    </w:p>
+    <w:p>
+      <w:pPr>
+        <w:pStyle w:val="csparagraph"/>
+      </w:pPr>
+      <w:r>
+        <w:t xml:space="preserve">[21] M. Davis, G. Logemann, and D. Loveland, "A machine program for theorem-proving," </w:t>
+      </w:r>
+      <w:r>
+        <w:rPr>
+          <w:i/>
+          <w:iCs/>
+        </w:rPr>
+        <w:t>Communications of the ACM</w:t>
+      </w:r>
+      <w:r>
+        <w:t>, vol. 5, no. 7, pp. 394–397, 1962.</w:t>
+      </w:r>
+    </w:p>
+    <w:p>
+      <w:pPr>
+        <w:pStyle w:val="csparagraph"/>
+      </w:pPr>
+      <w:r>
+        <w:t xml:space="preserve">[22] L. de Moura and N. Bjørner, "Z3: An efficient SMT solver," in </w:t>
+      </w:r>
+      <w:r>
+        <w:rPr>
+          <w:i/>
+          <w:iCs/>
+        </w:rPr>
+        <w:t>Proc. Tools and Algorithms for the Construction and Analysis of Systems (TACAS 2008)</w:t>
+      </w:r>
+      <w:r>
+        <w:t>, LNCS, vol. 4963. Berlin, Germany: Springer, 2008, pp. 337–340.</w:t>
+      </w:r>
+    </w:p>
+    <w:p>
+      <w:pPr>
+        <w:pStyle w:val="csparagraph"/>
+      </w:pPr>
+      <w:r>
+        <w:t xml:space="preserve">[23] OWASP Foundation, "SQL Injection Prevention Cheat Sheet," </w:t>
+      </w:r>
+      <w:r>
+        <w:rPr>
+          <w:i/>
+          <w:iCs/>
+        </w:rPr>
+        <w:t>OWASP Cheat Sheet Series</w:t>
+      </w:r>
+      <w:r>
+        <w:t>. [Online]. Available: https://cheatsheetseries.owasp.org/cheatsheets/SQL_Injection_Prevention_Cheat_Sheet.html</w:t>
+      </w:r>
+    </w:p>
+    <w:p>
+      <w:pPr>
+        <w:pStyle w:val="csparagraph"/>
+      </w:pPr>
+      <w:r>
+        <w:t xml:space="preserve">[24] OWASP Foundation, "Cross Site Scripting Prevention Cheat Sheet," </w:t>
+      </w:r>
+      <w:r>
+        <w:rPr>
+          <w:i/>
+          <w:iCs/>
+        </w:rPr>
+        <w:t>OWASP Cheat Sheet Series</w:t>
+      </w:r>
+      <w:r>
+        <w:t>. [Online]. Available: https://cheatsheetseries.owasp.org/cheatsheets/Cross_Site_Scripting_Prevention_Cheat_Sheet.html</w:t>
+      </w:r>
+    </w:p>
+    <w:p>
+      <w:pPr>
+        <w:pStyle w:val="csparagraph"/>
+      </w:pPr>
+      <w:r>
+        <w:t xml:space="preserve">[25] OWASP Foundation, "Cross-Site Request Forgery Prevention Cheat Sheet," </w:t>
+      </w:r>
+      <w:r>
+        <w:rPr>
+          <w:i/>
+          <w:iCs/>
+        </w:rPr>
+        <w:t>OWASP Cheat Sheet Series</w:t>
+      </w:r>
+      <w:r>
+        <w:t>. [Online]. Available: https://cheatsheetseries.owasp.org/cheatsheets/Cross-Site_Request_Forgery_Prevention_Cheat_Sheet.html</w:t>
+      </w:r>
+    </w:p>
+    <w:p>
+      <w:pPr>
+        <w:pStyle w:val="csparagraph"/>
+      </w:pPr>
+      <w:r>
+        <w:lastRenderedPageBreak/>
+        <w:t xml:space="preserve">[26] C. Wohlin, P. Runeson, M. Höst, M. C. Ohlsson, B. Regnell, and A. Wesslén, </w:t>
+      </w:r>
+      <w:r>
+        <w:rPr>
+          <w:i/>
+          <w:iCs/>
+        </w:rPr>
+        <w:t>Experimentation in Software Engineering</w:t>
+      </w:r>
+      <w:r>
+        <w:t>. Berlin, Germany: Springer, 2012.</w:t>
+      </w:r>
+    </w:p>
+    <w:p>
+      <w:pPr>
+        <w:pStyle w:val="csparagraph"/>
+      </w:pPr>
+      <w:r>
+        <w:t>[27] Association for Computing Machinery, "ACM Code of Ethics and Professional Conduct," 2018. [Online]. Available: https://www.acm.org/code-of-ethics</w:t>
+      </w:r>
+    </w:p>
+    <w:p>
+      <w:pPr>
+        <w:pStyle w:val="csparagraph"/>
+      </w:pPr>
+      <w:r>
+        <w:t xml:space="preserve">[28] OWASP Foundation, "Password Storage Cheat Sheet," </w:t>
+      </w:r>
+      <w:r>
+        <w:rPr>
+          <w:i/>
+          <w:iCs/>
+        </w:rPr>
+        <w:t>OWASP Cheat Sheet Series</w:t>
+      </w:r>
+      <w:r>
+        <w:t>. [Online]. Available: https://cheatsheetseries.owasp.org/cheatsheets/Password_Storage_Cheat_Sheet.html</w:t>
+      </w:r>
+    </w:p>
+    <w:p>
+      <w:pPr>
+        <w:pStyle w:val="csparagraph"/>
+      </w:pPr>
+      <w:r>
+        <w:t xml:space="preserve">[29] The PHP Group, "Prepared statements and stored procedures," in </w:t>
+      </w:r>
+      <w:r>
+        <w:rPr>
+          <w:i/>
+          <w:iCs/>
+        </w:rPr>
+        <w:t>PHP Manual – PHP Data Objects</w:t>
+      </w:r>
+      <w:r>
+        <w:t>. [Online]. Available: https://www.php.net/manual/en/pdo.prepared-statements.php</w:t>
+      </w:r>
+    </w:p>
+    <w:p>
+      <w:pPr>
+        <w:pStyle w:val="csparagraph"/>
+      </w:pPr>
+      <w:r>
+        <w:t>[30] R. E. Strom and S. Yemini, "Typestate: A programming language concept for enhancing software reliability," IEEE Transactions on Software Engineering, vol. SE-12, no. 1, pp. 157–171, 1986.</w:t>
+      </w:r>
+    </w:p>
+    <w:p>
+      <w:pPr>
+        <w:pStyle w:val="csparagraph"/>
+      </w:pPr>
+      <w:r>
+        <w:t>[31] The PHP Group, "Memory management," in PHP Manual – Mysqlnd. [Online]. Available: https://www.php.net/manual/en/mysqlnd.memory.php</w:t>
+      </w:r>
+    </w:p>
+    <w:p>
+      <w:pPr>
+        <w:pStyle w:val="csparagraph"/>
+      </w:pPr>
+      <w:r>
+        <w:t>[32] The PHP Group, "ext/sodium/libsodium.c," php-src, GitHub repository. [Online]. Available: https://github.com/php/php-src/blob/master/ext/sodium/libsodium.c</w:t>
+      </w:r>
+    </w:p>
+    <w:p>
+      <w:pPr>
+        <w:pStyle w:val="csparagraph"/>
+      </w:pPr>
+      <w:r>
+        <w:t>[33] A. Biere, A. Cimatti, E. Clarke, and Y. Zhu, "Symbolic model checking without BDDs," in Proc. Tools and Algorithms for the Construction and Analysis of Systems (TACAS 1999), LNCS, vol. 1579. Berlin, Germany: Springer, 1999, pp. 193–207.</w:t>
+      </w:r>
+    </w:p>
+    <w:p>
+      <w:pPr>
+        <w:pStyle w:val="csparagraph"/>
+      </w:pPr>
+      <w:r>
+        <w:t>[34] Free Software Foundation, "Options that control static analysis," in Using the GNU Compiler Collection. [Online]. Available: https://gcc.gnu.org/onlinedocs/gcc/Static-Analyzer-Options.html</w:t>
+      </w:r>
+    </w:p>
+    <w:p>
+      <w:pPr>
+        <w:pStyle w:val="csparagraph"/>
+      </w:pPr>
+      <w:r>
+        <w:t>[35] LLVM Project, "Clang Static Analyzer." [Online]. Available: https://clang-analyzer.llvm.org/</w:t>
+      </w:r>
+    </w:p>
+    <w:p>
+      <w:pPr>
+        <w:pStyle w:val="csparagraph"/>
+      </w:pPr>
+      <w:r>
+        <w:t>[36] National Institute of Standards and Technology, "National Vulnerability Database." [Online]. Available: https://nvd.nist.gov/</w:t>
+      </w:r>
+    </w:p>
+    <w:p>
+      <w:pPr>
+        <w:pStyle w:val="Heading2"/>
+        <w:pageBreakBefore/>
+        <w:numPr>
+          <w:ilvl w:val="0"/>
+          <w:numId w:val="0"/>
+        </w:numPr>
+      </w:pPr>
+      <w:bookmarkStart w:id="36" w:name="_Toc243827909"/>
+      <w:r>
+        <w:rPr>
+          <w:lang w:val="vi-VN"/>
+        </w:rPr>
+        <w:lastRenderedPageBreak/>
+        <w:t>11.3 Phụ lục</w:t>
+      </w:r>
+      <w:bookmarkEnd w:id="36"/>
     </w:p>
     <w:p>
       <w:pPr>
@@ -12917,14 +13599,14 @@
           <w:numId w:val="0"/>
         </w:numPr>
       </w:pPr>
-      <w:bookmarkStart w:id="33" w:name="_Toc243599950"/>
+      <w:bookmarkStart w:id="37" w:name="_Toc243827910"/>
       <w:r>
         <w:rPr>
           <w:lang w:val="vi-VN"/>
         </w:rPr>
-        <w:t>7.3.8 Phụ lục H – Mô hình trạng thái và so sánh trước, sau khi sửa</w:t>
-      </w:r>
-      <w:bookmarkEnd w:id="33"/>
+        <w:t>11.3.8 Phụ lục H – Mô hình trạng thái và so sánh trước, sau khi sửa</w:t>
+      </w:r>
+      <w:bookmarkEnd w:id="37"/>
     </w:p>
     <w:p>
       <w:pPr>
@@ -12939,7 +13621,7 @@
         <w:pStyle w:val="Caption"/>
         <w:keepNext/>
       </w:pPr>
-      <w:bookmarkStart w:id="34" w:name="_Toc243599856"/>
+      <w:bookmarkStart w:id="38" w:name="_Toc243599856"/>
       <w:r>
         <w:rPr>
           <w:b/>
@@ -12950,7 +13632,7 @@
         <w:rPr>
           <w:noProof/>
         </w:rPr>
-        <w:t>64</w:t>
+        <w:t>68</w:t>
       </w:r>
       <w:r>
         <w:rPr>
@@ -12961,7 +13643,7 @@
       <w:r>
         <w:t>Mô hình Kripke của luồng xác thực và kết quả kiểm tra CTL</w:t>
       </w:r>
-      <w:bookmarkEnd w:id="34"/>
+      <w:bookmarkEnd w:id="38"/>
     </w:p>
     <w:tbl>
       <w:tblPr>
@@ -13346,7 +14028,7 @@
         <w:pStyle w:val="Caption"/>
         <w:keepNext/>
       </w:pPr>
-      <w:bookmarkStart w:id="35" w:name="_Toc243599857"/>
+      <w:bookmarkStart w:id="39" w:name="_Toc243599857"/>
       <w:r>
         <w:rPr>
           <w:b/>
@@ -13357,7 +14039,7 @@
         <w:rPr>
           <w:noProof/>
         </w:rPr>
-        <w:t>65</w:t>
+        <w:t>69</w:t>
       </w:r>
       <w:r>
         <w:rPr>
@@ -13368,7 +14050,7 @@
       <w:r>
         <w:t>So sánh trước sửa (_v0) và sau sửa (_v1) trên mã minh họa</w:t>
       </w:r>
-      <w:bookmarkEnd w:id="35"/>
+      <w:bookmarkEnd w:id="39"/>
     </w:p>
     <w:tbl>
       <w:tblPr>
@@ -20611,26 +21293,6 @@
 </file>
 
 <file path=customXml/item1.xml><?xml version="1.0" encoding="utf-8"?>
-<p:properties xmlns:p="http://schemas.microsoft.com/office/2006/metadata/properties" xmlns:xsi="http://www.w3.org/2001/XMLSchema-instance" xmlns:pc="http://schemas.microsoft.com/office/infopath/2007/PartnerControls">
-  <documentManagement>
-    <TaxCatchAll xmlns="5d0b22ea-e5ea-49c7-9b62-902e21e51f08" xsi:nil="true"/>
-    <lcf76f155ced4ddcb4097134ff3c332f xmlns="f6f721e1-8a62-40be-993d-f44352021507">
-      <Terms xmlns="http://schemas.microsoft.com/office/infopath/2007/PartnerControls"/>
-    </lcf76f155ced4ddcb4097134ff3c332f>
-  </documentManagement>
-</p:properties>
-</file>
-
-<file path=customXml/item2.xml><?xml version="1.0" encoding="utf-8"?>
-<?mso-contentType ?>
-<FormTemplates xmlns="http://schemas.microsoft.com/sharepoint/v3/contenttype/forms">
-  <Display>DocumentLibraryForm</Display>
-  <Edit>DocumentLibraryForm</Edit>
-  <New>DocumentLibraryForm</New>
-</FormTemplates>
-</file>
-
-<file path=customXml/item3.xml><?xml version="1.0" encoding="utf-8"?>
 <ct:contentTypeSchema xmlns:ct="http://schemas.microsoft.com/office/2006/metadata/contentType" xmlns:ma="http://schemas.microsoft.com/office/2006/metadata/properties/metaAttributes" ct:_="" ma:_="" ma:contentTypeName="Tài liệu" ma:contentTypeID="0x0101009064D6C488808240A931504663625519" ma:contentTypeVersion="14" ma:contentTypeDescription="Tạo tài liệu mới." ma:contentTypeScope="" ma:versionID="917cc4c3b82354d7a8f69433fdf51fae">
   <xsd:schema xmlns:xsd="http://www.w3.org/2001/XMLSchema" xmlns:xs="http://www.w3.org/2001/XMLSchema" xmlns:p="http://schemas.microsoft.com/office/2006/metadata/properties" xmlns:ns2="f6f721e1-8a62-40be-993d-f44352021507" xmlns:ns3="5d0b22ea-e5ea-49c7-9b62-902e21e51f08" targetNamespace="http://schemas.microsoft.com/office/2006/metadata/properties" ma:root="true" ma:fieldsID="2f9312a3ec803083f43100d41fb65ef5" ns2:_="" ns3:_="">
     <xsd:import namespace="f6f721e1-8a62-40be-993d-f44352021507"/>
@@ -20859,30 +21521,31 @@
 </ct:contentTypeSchema>
 </file>
 
-<file path=customXml/item4.xml><?xml version="1.0" encoding="utf-8"?>
+<file path=customXml/item2.xml><?xml version="1.0" encoding="utf-8"?>
 <b:Sources xmlns:b="http://schemas.openxmlformats.org/officeDocument/2006/bibliography" xmlns="http://schemas.openxmlformats.org/officeDocument/2006/bibliography" SelectedStyle="\APASixthEditionOfficeOnline.xsl" StyleName="APA" Version="6"/>
 </file>
 
-<file path=customXml/itemProps1.xml><?xml version="1.0" encoding="utf-8"?>
-<ds:datastoreItem xmlns:ds="http://schemas.openxmlformats.org/officeDocument/2006/customXml" ds:itemID="{ACBFC553-1BE4-4450-B403-7F12C27FE3CA}">
-  <ds:schemaRefs>
-    <ds:schemaRef ds:uri="http://schemas.microsoft.com/office/2006/metadata/properties"/>
-    <ds:schemaRef ds:uri="http://schemas.microsoft.com/office/infopath/2007/PartnerControls"/>
-    <ds:schemaRef ds:uri="5d0b22ea-e5ea-49c7-9b62-902e21e51f08"/>
-    <ds:schemaRef ds:uri="f6f721e1-8a62-40be-993d-f44352021507"/>
-  </ds:schemaRefs>
-</ds:datastoreItem>
+<file path=customXml/item3.xml><?xml version="1.0" encoding="utf-8"?>
+<p:properties xmlns:p="http://schemas.microsoft.com/office/2006/metadata/properties" xmlns:xsi="http://www.w3.org/2001/XMLSchema-instance" xmlns:pc="http://schemas.microsoft.com/office/infopath/2007/PartnerControls">
+  <documentManagement>
+    <TaxCatchAll xmlns="5d0b22ea-e5ea-49c7-9b62-902e21e51f08" xsi:nil="true"/>
+    <lcf76f155ced4ddcb4097134ff3c332f xmlns="f6f721e1-8a62-40be-993d-f44352021507">
+      <Terms xmlns="http://schemas.microsoft.com/office/infopath/2007/PartnerControls"/>
+    </lcf76f155ced4ddcb4097134ff3c332f>
+  </documentManagement>
+</p:properties>
 </file>
 
-<file path=customXml/itemProps2.xml><?xml version="1.0" encoding="utf-8"?>
-<ds:datastoreItem xmlns:ds="http://schemas.openxmlformats.org/officeDocument/2006/customXml" ds:itemID="{4ED417DC-AAC6-4AC2-9B84-BF5AEE7392F8}">
-  <ds:schemaRefs>
-    <ds:schemaRef ds:uri="http://schemas.microsoft.com/sharepoint/v3/contenttype/forms"/>
-  </ds:schemaRefs>
-</ds:datastoreItem>
+<file path=customXml/item4.xml><?xml version="1.0" encoding="utf-8"?>
+<?mso-contentType ?>
+<FormTemplates xmlns="http://schemas.microsoft.com/sharepoint/v3/contenttype/forms">
+  <Display>DocumentLibraryForm</Display>
+  <Edit>DocumentLibraryForm</Edit>
+  <New>DocumentLibraryForm</New>
+</FormTemplates>
 </file>
 
-<file path=customXml/itemProps3.xml><?xml version="1.0" encoding="utf-8"?>
+<file path=customXml/itemProps1.xml><?xml version="1.0" encoding="utf-8"?>
 <ds:datastoreItem xmlns:ds="http://schemas.openxmlformats.org/officeDocument/2006/customXml" ds:itemID="{DA04E85B-2A7D-4814-AE68-20A674C21DD2}">
   <ds:schemaRefs>
     <ds:schemaRef ds:uri="http://schemas.microsoft.com/office/2006/metadata/contentType"/>
@@ -20901,10 +21564,29 @@
 </ds:datastoreItem>
 </file>
 
-<file path=customXml/itemProps4.xml><?xml version="1.0" encoding="utf-8"?>
+<file path=customXml/itemProps2.xml><?xml version="1.0" encoding="utf-8"?>
 <ds:datastoreItem xmlns:ds="http://schemas.openxmlformats.org/officeDocument/2006/customXml" ds:itemID="{06F34B39-710A-4AE8-9B09-0F6110FECC4E}">
   <ds:schemaRefs>
     <ds:schemaRef ds:uri="http://schemas.openxmlformats.org/officeDocument/2006/bibliography"/>
   </ds:schemaRefs>
 </ds:datastoreItem>
+</file>
+
+<file path=customXml/itemProps3.xml><?xml version="1.0" encoding="utf-8"?>
+<ds:datastoreItem xmlns:ds="http://schemas.openxmlformats.org/officeDocument/2006/customXml" ds:itemID="{ACBFC553-1BE4-4450-B403-7F12C27FE3CA}">
+  <ds:schemaRefs>
+    <ds:schemaRef ds:uri="http://schemas.microsoft.com/office/2006/metadata/properties"/>
+    <ds:schemaRef ds:uri="http://schemas.microsoft.com/office/infopath/2007/PartnerControls"/>
+    <ds:schemaRef ds:uri="5d0b22ea-e5ea-49c7-9b62-902e21e51f08"/>
+    <ds:schemaRef ds:uri="f6f721e1-8a62-40be-993d-f44352021507"/>
+  </ds:schemaRefs>
+</ds:datastoreItem>
+</file>
+
+<file path=customXml/itemProps4.xml><?xml version="1.0" encoding="utf-8"?>
+<ds:datastoreItem xmlns:ds="http://schemas.openxmlformats.org/officeDocument/2006/customXml" ds:itemID="{4ED417DC-AAC6-4AC2-9B84-BF5AEE7392F8}">
+  <ds:schemaRefs>
+    <ds:schemaRef ds:uri="http://schemas.microsoft.com/sharepoint/v3/contenttype/forms"/>
+  </ds:schemaRefs>
+</ds:datastoreItem>
 </file>
--- a/outputs/Nhom13_PhanViec_ca_nhan/Nhom13_23010636_NghiemDucViet_PhanViec.docx
+++ b/outputs/Nhom13_PhanViec_ca_nhan/Nhom13_23010636_NghiemDucViet_PhanViec.docx
@@ -611,7 +611,7 @@
           <w:r>
             <w:fldChar w:fldCharType="separate"/>
           </w:r>
-          <w:hyperlink w:anchor="_Toc243827890" w:history="1">
+          <w:hyperlink w:anchor="_Toc243897685" w:history="1">
             <w:r>
               <w:rPr>
                 <w:rStyle w:val="Hyperlink"/>
@@ -638,7 +638,7 @@
                 <w:noProof/>
                 <w:webHidden/>
               </w:rPr>
-              <w:instrText xml:space="preserve"> PAGEREF _Toc243827890 \h </w:instrText>
+              <w:instrText xml:space="preserve"> PAGEREF _Toc243897685 \h </w:instrText>
             </w:r>
             <w:r>
               <w:rPr>
@@ -685,7 +685,7 @@
               <w14:ligatures w14:val="standardContextual"/>
             </w:rPr>
           </w:pPr>
-          <w:hyperlink w:anchor="_Toc243827891" w:history="1">
+          <w:hyperlink w:anchor="_Toc243897686" w:history="1">
             <w:r>
               <w:rPr>
                 <w:rStyle w:val="Hyperlink"/>
@@ -713,7 +713,7 @@
                 <w:noProof/>
                 <w:webHidden/>
               </w:rPr>
-              <w:instrText xml:space="preserve"> PAGEREF _Toc243827891 \h </w:instrText>
+              <w:instrText xml:space="preserve"> PAGEREF _Toc243897686 \h </w:instrText>
             </w:r>
             <w:r>
               <w:rPr>
@@ -759,7 +759,7 @@
               <w14:ligatures w14:val="standardContextual"/>
             </w:rPr>
           </w:pPr>
-          <w:hyperlink w:anchor="_Toc243827892" w:history="1">
+          <w:hyperlink w:anchor="_Toc243897687" w:history="1">
             <w:r>
               <w:rPr>
                 <w:rStyle w:val="Hyperlink"/>
@@ -787,7 +787,7 @@
                 <w:noProof/>
                 <w:webHidden/>
               </w:rPr>
-              <w:instrText xml:space="preserve"> PAGEREF _Toc243827892 \h </w:instrText>
+              <w:instrText xml:space="preserve"> PAGEREF _Toc243897687 \h </w:instrText>
             </w:r>
             <w:r>
               <w:rPr>
@@ -833,7 +833,7 @@
               <w14:ligatures w14:val="standardContextual"/>
             </w:rPr>
           </w:pPr>
-          <w:hyperlink w:anchor="_Toc243827893" w:history="1">
+          <w:hyperlink w:anchor="_Toc243897688" w:history="1">
             <w:r>
               <w:rPr>
                 <w:rStyle w:val="Hyperlink"/>
@@ -861,7 +861,7 @@
                 <w:noProof/>
                 <w:webHidden/>
               </w:rPr>
-              <w:instrText xml:space="preserve"> PAGEREF _Toc243827893 \h </w:instrText>
+              <w:instrText xml:space="preserve"> PAGEREF _Toc243897688 \h </w:instrText>
             </w:r>
             <w:r>
               <w:rPr>
@@ -908,7 +908,7 @@
               <w14:ligatures w14:val="standardContextual"/>
             </w:rPr>
           </w:pPr>
-          <w:hyperlink w:anchor="_Toc243827894" w:history="1">
+          <w:hyperlink w:anchor="_Toc243897689" w:history="1">
             <w:r>
               <w:rPr>
                 <w:rStyle w:val="Hyperlink"/>
@@ -936,7 +936,7 @@
                 <w:noProof/>
                 <w:webHidden/>
               </w:rPr>
-              <w:instrText xml:space="preserve"> PAGEREF _Toc243827894 \h </w:instrText>
+              <w:instrText xml:space="preserve"> PAGEREF _Toc243897689 \h </w:instrText>
             </w:r>
             <w:r>
               <w:rPr>
@@ -982,7 +982,7 @@
               <w14:ligatures w14:val="standardContextual"/>
             </w:rPr>
           </w:pPr>
-          <w:hyperlink w:anchor="_Toc243827895" w:history="1">
+          <w:hyperlink w:anchor="_Toc243897690" w:history="1">
             <w:r>
               <w:rPr>
                 <w:rStyle w:val="Hyperlink"/>
@@ -1010,7 +1010,7 @@
                 <w:noProof/>
                 <w:webHidden/>
               </w:rPr>
-              <w:instrText xml:space="preserve"> PAGEREF _Toc243827895 \h </w:instrText>
+              <w:instrText xml:space="preserve"> PAGEREF _Toc243897690 \h </w:instrText>
             </w:r>
             <w:r>
               <w:rPr>
@@ -1056,7 +1056,7 @@
               <w14:ligatures w14:val="standardContextual"/>
             </w:rPr>
           </w:pPr>
-          <w:hyperlink w:anchor="_Toc243827896" w:history="1">
+          <w:hyperlink w:anchor="_Toc243897691" w:history="1">
             <w:r>
               <w:rPr>
                 <w:rStyle w:val="Hyperlink"/>
@@ -1084,7 +1084,7 @@
                 <w:noProof/>
                 <w:webHidden/>
               </w:rPr>
-              <w:instrText xml:space="preserve"> PAGEREF _Toc243827896 \h </w:instrText>
+              <w:instrText xml:space="preserve"> PAGEREF _Toc243897691 \h </w:instrText>
             </w:r>
             <w:r>
               <w:rPr>
@@ -1130,7 +1130,7 @@
               <w14:ligatures w14:val="standardContextual"/>
             </w:rPr>
           </w:pPr>
-          <w:hyperlink w:anchor="_Toc243827897" w:history="1">
+          <w:hyperlink w:anchor="_Toc243897692" w:history="1">
             <w:r>
               <w:rPr>
                 <w:rStyle w:val="Hyperlink"/>
@@ -1158,7 +1158,7 @@
                 <w:noProof/>
                 <w:webHidden/>
               </w:rPr>
-              <w:instrText xml:space="preserve"> PAGEREF _Toc243827897 \h </w:instrText>
+              <w:instrText xml:space="preserve"> PAGEREF _Toc243897692 \h </w:instrText>
             </w:r>
             <w:r>
               <w:rPr>
@@ -1204,7 +1204,7 @@
               <w14:ligatures w14:val="standardContextual"/>
             </w:rPr>
           </w:pPr>
-          <w:hyperlink w:anchor="_Toc243827898" w:history="1">
+          <w:hyperlink w:anchor="_Toc243897693" w:history="1">
             <w:r>
               <w:rPr>
                 <w:rStyle w:val="Hyperlink"/>
@@ -1232,7 +1232,7 @@
                 <w:noProof/>
                 <w:webHidden/>
               </w:rPr>
-              <w:instrText xml:space="preserve"> PAGEREF _Toc243827898 \h </w:instrText>
+              <w:instrText xml:space="preserve"> PAGEREF _Toc243897693 \h </w:instrText>
             </w:r>
             <w:r>
               <w:rPr>
@@ -1278,7 +1278,7 @@
               <w14:ligatures w14:val="standardContextual"/>
             </w:rPr>
           </w:pPr>
-          <w:hyperlink w:anchor="_Toc243827899" w:history="1">
+          <w:hyperlink w:anchor="_Toc243897694" w:history="1">
             <w:r>
               <w:rPr>
                 <w:rStyle w:val="Hyperlink"/>
@@ -1306,7 +1306,7 @@
                 <w:noProof/>
                 <w:webHidden/>
               </w:rPr>
-              <w:instrText xml:space="preserve"> PAGEREF _Toc243827899 \h </w:instrText>
+              <w:instrText xml:space="preserve"> PAGEREF _Toc243897694 \h </w:instrText>
             </w:r>
             <w:r>
               <w:rPr>
@@ -1352,7 +1352,7 @@
               <w14:ligatures w14:val="standardContextual"/>
             </w:rPr>
           </w:pPr>
-          <w:hyperlink w:anchor="_Toc243827900" w:history="1">
+          <w:hyperlink w:anchor="_Toc243897695" w:history="1">
             <w:r>
               <w:rPr>
                 <w:rStyle w:val="Hyperlink"/>
@@ -1380,7 +1380,7 @@
                 <w:noProof/>
                 <w:webHidden/>
               </w:rPr>
-              <w:instrText xml:space="preserve"> PAGEREF _Toc243827900 \h </w:instrText>
+              <w:instrText xml:space="preserve"> PAGEREF _Toc243897695 \h </w:instrText>
             </w:r>
             <w:r>
               <w:rPr>
@@ -1426,7 +1426,7 @@
               <w14:ligatures w14:val="standardContextual"/>
             </w:rPr>
           </w:pPr>
-          <w:hyperlink w:anchor="_Toc243827901" w:history="1">
+          <w:hyperlink w:anchor="_Toc243897696" w:history="1">
             <w:r>
               <w:rPr>
                 <w:rStyle w:val="Hyperlink"/>
@@ -1454,7 +1454,7 @@
                 <w:noProof/>
                 <w:webHidden/>
               </w:rPr>
-              <w:instrText xml:space="preserve"> PAGEREF _Toc243827901 \h </w:instrText>
+              <w:instrText xml:space="preserve"> PAGEREF _Toc243897696 \h </w:instrText>
             </w:r>
             <w:r>
               <w:rPr>
@@ -1500,7 +1500,7 @@
               <w14:ligatures w14:val="standardContextual"/>
             </w:rPr>
           </w:pPr>
-          <w:hyperlink w:anchor="_Toc243827902" w:history="1">
+          <w:hyperlink w:anchor="_Toc243897697" w:history="1">
             <w:r>
               <w:rPr>
                 <w:rStyle w:val="Hyperlink"/>
@@ -1528,7 +1528,7 @@
                 <w:noProof/>
                 <w:webHidden/>
               </w:rPr>
-              <w:instrText xml:space="preserve"> PAGEREF _Toc243827902 \h </w:instrText>
+              <w:instrText xml:space="preserve"> PAGEREF _Toc243897697 \h </w:instrText>
             </w:r>
             <w:r>
               <w:rPr>
@@ -1575,7 +1575,7 @@
               <w14:ligatures w14:val="standardContextual"/>
             </w:rPr>
           </w:pPr>
-          <w:hyperlink w:anchor="_Toc243827903" w:history="1">
+          <w:hyperlink w:anchor="_Toc243897698" w:history="1">
             <w:r>
               <w:rPr>
                 <w:rStyle w:val="Hyperlink"/>
@@ -1602,7 +1602,7 @@
                 <w:noProof/>
                 <w:webHidden/>
               </w:rPr>
-              <w:instrText xml:space="preserve"> PAGEREF _Toc243827903 \h </w:instrText>
+              <w:instrText xml:space="preserve"> PAGEREF _Toc243897698 \h </w:instrText>
             </w:r>
             <w:r>
               <w:rPr>
@@ -1648,7 +1648,7 @@
               <w14:ligatures w14:val="standardContextual"/>
             </w:rPr>
           </w:pPr>
-          <w:hyperlink w:anchor="_Toc243827904" w:history="1">
+          <w:hyperlink w:anchor="_Toc243897699" w:history="1">
             <w:r>
               <w:rPr>
                 <w:rStyle w:val="Hyperlink"/>
@@ -1675,7 +1675,7 @@
                 <w:noProof/>
                 <w:webHidden/>
               </w:rPr>
-              <w:instrText xml:space="preserve"> PAGEREF _Toc243827904 \h </w:instrText>
+              <w:instrText xml:space="preserve"> PAGEREF _Toc243897699 \h </w:instrText>
             </w:r>
             <w:r>
               <w:rPr>
@@ -1721,7 +1721,7 @@
               <w14:ligatures w14:val="standardContextual"/>
             </w:rPr>
           </w:pPr>
-          <w:hyperlink w:anchor="_Toc243827905" w:history="1">
+          <w:hyperlink w:anchor="_Toc243897700" w:history="1">
             <w:r>
               <w:rPr>
                 <w:rStyle w:val="Hyperlink"/>
@@ -1748,7 +1748,7 @@
                 <w:noProof/>
                 <w:webHidden/>
               </w:rPr>
-              <w:instrText xml:space="preserve"> PAGEREF _Toc243827905 \h </w:instrText>
+              <w:instrText xml:space="preserve"> PAGEREF _Toc243897700 \h </w:instrText>
             </w:r>
             <w:r>
               <w:rPr>
@@ -1794,7 +1794,7 @@
               <w14:ligatures w14:val="standardContextual"/>
             </w:rPr>
           </w:pPr>
-          <w:hyperlink w:anchor="_Toc243827906" w:history="1">
+          <w:hyperlink w:anchor="_Toc243897701" w:history="1">
             <w:r>
               <w:rPr>
                 <w:rStyle w:val="Hyperlink"/>
@@ -1821,7 +1821,7 @@
                 <w:noProof/>
                 <w:webHidden/>
               </w:rPr>
-              <w:instrText xml:space="preserve"> PAGEREF _Toc243827906 \h </w:instrText>
+              <w:instrText xml:space="preserve"> PAGEREF _Toc243897701 \h </w:instrText>
             </w:r>
             <w:r>
               <w:rPr>
@@ -1868,7 +1868,7 @@
               <w14:ligatures w14:val="standardContextual"/>
             </w:rPr>
           </w:pPr>
-          <w:hyperlink w:anchor="_Toc243827907" w:history="1">
+          <w:hyperlink w:anchor="_Toc243897702" w:history="1">
             <w:r>
               <w:rPr>
                 <w:rStyle w:val="Hyperlink"/>
@@ -1896,7 +1896,7 @@
                 <w:noProof/>
                 <w:webHidden/>
               </w:rPr>
-              <w:instrText xml:space="preserve"> PAGEREF _Toc243827907 \h </w:instrText>
+              <w:instrText xml:space="preserve"> PAGEREF _Toc243897702 \h </w:instrText>
             </w:r>
             <w:r>
               <w:rPr>
@@ -1942,7 +1942,7 @@
               <w14:ligatures w14:val="standardContextual"/>
             </w:rPr>
           </w:pPr>
-          <w:hyperlink w:anchor="_Toc243827908" w:history="1">
+          <w:hyperlink w:anchor="_Toc243897703" w:history="1">
             <w:r>
               <w:rPr>
                 <w:rStyle w:val="Hyperlink"/>
@@ -1970,7 +1970,7 @@
                 <w:noProof/>
                 <w:webHidden/>
               </w:rPr>
-              <w:instrText xml:space="preserve"> PAGEREF _Toc243827908 \h </w:instrText>
+              <w:instrText xml:space="preserve"> PAGEREF _Toc243897703 \h </w:instrText>
             </w:r>
             <w:r>
               <w:rPr>
@@ -2016,7 +2016,7 @@
               <w14:ligatures w14:val="standardContextual"/>
             </w:rPr>
           </w:pPr>
-          <w:hyperlink w:anchor="_Toc243827909" w:history="1">
+          <w:hyperlink w:anchor="_Toc243897704" w:history="1">
             <w:r>
               <w:rPr>
                 <w:rStyle w:val="Hyperlink"/>
@@ -2044,7 +2044,7 @@
                 <w:noProof/>
                 <w:webHidden/>
               </w:rPr>
-              <w:instrText xml:space="preserve"> PAGEREF _Toc243827909 \h </w:instrText>
+              <w:instrText xml:space="preserve"> PAGEREF _Toc243897704 \h </w:instrText>
             </w:r>
             <w:r>
               <w:rPr>
@@ -2090,7 +2090,7 @@
               <w14:ligatures w14:val="standardContextual"/>
             </w:rPr>
           </w:pPr>
-          <w:hyperlink w:anchor="_Toc243827910" w:history="1">
+          <w:hyperlink w:anchor="_Toc243897705" w:history="1">
             <w:r>
               <w:rPr>
                 <w:rStyle w:val="Hyperlink"/>
@@ -2118,7 +2118,7 @@
                 <w:noProof/>
                 <w:webHidden/>
               </w:rPr>
-              <w:instrText xml:space="preserve"> PAGEREF _Toc243827910 \h </w:instrText>
+              <w:instrText xml:space="preserve"> PAGEREF _Toc243897705 \h </w:instrText>
             </w:r>
             <w:r>
               <w:rPr>
@@ -2168,7 +2168,7 @@
         </w:numPr>
       </w:pPr>
       <w:bookmarkStart w:id="5" w:name="_Toc175554962"/>
-      <w:bookmarkStart w:id="6" w:name="_Toc243827890"/>
+      <w:bookmarkStart w:id="6" w:name="_Toc243897685"/>
       <w:r>
         <w:t>Phân công thực hiện đồ án</w:t>
       </w:r>
@@ -2921,7 +2921,7 @@
           <w:numId w:val="0"/>
         </w:numPr>
       </w:pPr>
-      <w:bookmarkStart w:id="7" w:name="_Toc243827891"/>
+      <w:bookmarkStart w:id="7" w:name="_Toc243897686"/>
       <w:r>
         <w:rPr>
           <w:lang w:val="vi-VN"/>
@@ -2939,7 +2939,7 @@
           <w:numId w:val="0"/>
         </w:numPr>
       </w:pPr>
-      <w:bookmarkStart w:id="8" w:name="_Toc243827892"/>
+      <w:bookmarkStart w:id="8" w:name="_Toc243897687"/>
       <w:r>
         <w:rPr>
           <w:lang w:val="vi-VN"/>
@@ -2957,7 +2957,7 @@
           <w:numId w:val="0"/>
         </w:numPr>
       </w:pPr>
-      <w:bookmarkStart w:id="9" w:name="_Toc243827893"/>
+      <w:bookmarkStart w:id="9" w:name="_Toc243897688"/>
       <w:r>
         <w:rPr>
           <w:lang w:val="vi-VN"/>
@@ -3134,7 +3134,7 @@
           <w:numId w:val="0"/>
         </w:numPr>
       </w:pPr>
-      <w:bookmarkStart w:id="10" w:name="_Toc243827894"/>
+      <w:bookmarkStart w:id="10" w:name="_Toc243897689"/>
       <w:r>
         <w:rPr>
           <w:lang w:val="vi-VN"/>
@@ -3152,7 +3152,7 @@
           <w:numId w:val="0"/>
         </w:numPr>
       </w:pPr>
-      <w:bookmarkStart w:id="11" w:name="_Toc243827895"/>
+      <w:bookmarkStart w:id="11" w:name="_Toc243897690"/>
       <w:r>
         <w:rPr>
           <w:lang w:val="vi-VN"/>
@@ -3170,7 +3170,7 @@
           <w:numId w:val="0"/>
         </w:numPr>
       </w:pPr>
-      <w:bookmarkStart w:id="12" w:name="_Toc243827896"/>
+      <w:bookmarkStart w:id="12" w:name="_Toc243897691"/>
       <w:r>
         <w:rPr>
           <w:lang w:val="vi-VN"/>
@@ -3747,7 +3747,7 @@
           <w:numId w:val="0"/>
         </w:numPr>
       </w:pPr>
-      <w:bookmarkStart w:id="14" w:name="_Toc243827897"/>
+      <w:bookmarkStart w:id="14" w:name="_Toc243897692"/>
       <w:r>
         <w:rPr>
           <w:lang w:val="vi-VN"/>
@@ -3783,7 +3783,7 @@
           <w:numId w:val="0"/>
         </w:numPr>
       </w:pPr>
-      <w:bookmarkStart w:id="15" w:name="_Toc243827898"/>
+      <w:bookmarkStart w:id="15" w:name="_Toc243897693"/>
       <w:r>
         <w:rPr>
           <w:lang w:val="vi-VN"/>
@@ -4876,7 +4876,7 @@
           <w:numId w:val="0"/>
         </w:numPr>
       </w:pPr>
-      <w:bookmarkStart w:id="17" w:name="_Toc243827899"/>
+      <w:bookmarkStart w:id="17" w:name="_Toc243897694"/>
       <w:r>
         <w:rPr>
           <w:lang w:val="vi-VN"/>
@@ -7037,7 +7037,7 @@
           <w:numId w:val="0"/>
         </w:numPr>
       </w:pPr>
-      <w:bookmarkStart w:id="21" w:name="_Toc243827900"/>
+      <w:bookmarkStart w:id="21" w:name="_Toc243897695"/>
       <w:r>
         <w:rPr>
           <w:lang w:val="vi-VN"/>
@@ -8919,7 +8919,7 @@
           <w:numId w:val="0"/>
         </w:numPr>
       </w:pPr>
-      <w:bookmarkStart w:id="24" w:name="_Toc243827901"/>
+      <w:bookmarkStart w:id="24" w:name="_Toc243897696"/>
       <w:r>
         <w:rPr>
           <w:lang w:val="vi-VN"/>
@@ -11690,7 +11690,7 @@
           <w:numId w:val="0"/>
         </w:numPr>
       </w:pPr>
-      <w:bookmarkStart w:id="28" w:name="_Toc243827902"/>
+      <w:bookmarkStart w:id="28" w:name="_Toc243897697"/>
       <w:r>
         <w:rPr>
           <w:lang w:val="vi-VN"/>
@@ -12692,7 +12692,7 @@
           <w:numId w:val="0"/>
         </w:numPr>
       </w:pPr>
-      <w:bookmarkStart w:id="30" w:name="_Toc243827903"/>
+      <w:bookmarkStart w:id="30" w:name="_Toc243897698"/>
       <w:r>
         <w:lastRenderedPageBreak/>
         <w:t>10. Phản biện &amp; Bài học</w:t>
@@ -12715,7 +12715,7 @@
           <w:numId w:val="0"/>
         </w:numPr>
       </w:pPr>
-      <w:bookmarkStart w:id="31" w:name="_Toc243827904"/>
+      <w:bookmarkStart w:id="31" w:name="_Toc243897699"/>
       <w:r>
         <w:t>10.1 Nếu làm lại từ đầu, nhóm sẽ thiết kế khác ở đâu?</w:t>
       </w:r>
@@ -12842,7 +12842,7 @@
           <w:numId w:val="0"/>
         </w:numPr>
       </w:pPr>
-      <w:bookmarkStart w:id="32" w:name="_Toc243827905"/>
+      <w:bookmarkStart w:id="32" w:name="_Toc243897700"/>
       <w:r>
         <w:t>10.2 Lỗ hổng nào nhóm nghi còn tồn tại nhưng chưa xác nhận?</w:t>
       </w:r>
@@ -13011,7 +13011,7 @@
           <w:numId w:val="0"/>
         </w:numPr>
       </w:pPr>
-      <w:bookmarkStart w:id="33" w:name="_Toc243827906"/>
+      <w:bookmarkStart w:id="33" w:name="_Toc243897701"/>
       <w:r>
         <w:lastRenderedPageBreak/>
         <w:t>10.3 Bài học lớn nhất về phương pháp</w:t>
@@ -13054,7 +13054,7 @@
           <w:numId w:val="0"/>
         </w:numPr>
       </w:pPr>
-      <w:bookmarkStart w:id="34" w:name="_Toc243827907"/>
+      <w:bookmarkStart w:id="34" w:name="_Toc243897702"/>
       <w:r>
         <w:rPr>
           <w:lang w:val="vi-VN"/>
@@ -13072,7 +13072,7 @@
           <w:numId w:val="0"/>
         </w:numPr>
       </w:pPr>
-      <w:bookmarkStart w:id="35" w:name="_Toc243827908"/>
+      <w:bookmarkStart w:id="35" w:name="_Toc243897703"/>
       <w:r>
         <w:rPr>
           <w:lang w:val="vi-VN"/>
@@ -13580,7 +13580,7 @@
           <w:numId w:val="0"/>
         </w:numPr>
       </w:pPr>
-      <w:bookmarkStart w:id="36" w:name="_Toc243827909"/>
+      <w:bookmarkStart w:id="36" w:name="_Toc243897704"/>
       <w:r>
         <w:rPr>
           <w:lang w:val="vi-VN"/>
@@ -13599,7 +13599,7 @@
           <w:numId w:val="0"/>
         </w:numPr>
       </w:pPr>
-      <w:bookmarkStart w:id="37" w:name="_Toc243827910"/>
+      <w:bookmarkStart w:id="37" w:name="_Toc243897705"/>
       <w:r>
         <w:rPr>
           <w:lang w:val="vi-VN"/>
@@ -13659,10 +13659,10 @@
         <w:tblLook w:val="04A0" w:firstRow="1" w:lastRow="0" w:firstColumn="1" w:lastColumn="0" w:noHBand="0" w:noVBand="1"/>
       </w:tblPr>
       <w:tblGrid>
-        <w:gridCol w:w="2433"/>
-        <w:gridCol w:w="2434"/>
-        <w:gridCol w:w="2434"/>
-        <w:gridCol w:w="2059"/>
+        <w:gridCol w:w="2200"/>
+        <w:gridCol w:w="2760"/>
+        <w:gridCol w:w="2000"/>
+        <w:gridCol w:w="2400"/>
       </w:tblGrid>
       <w:tr>
         <w:trPr>
@@ -13671,7 +13671,7 @@
         </w:trPr>
         <w:tc>
           <w:tcPr>
-            <w:tcW w:w="2433" w:type="dxa"/>
+            <w:tcW w:w="2200" w:type="dxa"/>
             <w:shd w:val="clear" w:color="auto" w:fill="D9E2F3"/>
             <w:vAlign w:val="center"/>
           </w:tcPr>
@@ -13693,7 +13693,7 @@
         </w:tc>
         <w:tc>
           <w:tcPr>
-            <w:tcW w:w="2433" w:type="dxa"/>
+            <w:tcW w:w="2760" w:type="dxa"/>
             <w:shd w:val="clear" w:color="auto" w:fill="D9E2F3"/>
             <w:vAlign w:val="center"/>
           </w:tcPr>
@@ -13715,7 +13715,7 @@
         </w:tc>
         <w:tc>
           <w:tcPr>
-            <w:tcW w:w="2433" w:type="dxa"/>
+            <w:tcW w:w="2000" w:type="dxa"/>
             <w:shd w:val="clear" w:color="auto" w:fill="D9E2F3"/>
             <w:vAlign w:val="center"/>
           </w:tcPr>
@@ -13737,7 +13737,7 @@
         </w:tc>
         <w:tc>
           <w:tcPr>
-            <w:tcW w:w="2059" w:type="dxa"/>
+            <w:tcW w:w="2400" w:type="dxa"/>
             <w:shd w:val="clear" w:color="auto" w:fill="D9E2F3"/>
             <w:vAlign w:val="center"/>
           </w:tcPr>
@@ -13764,7 +13764,7 @@
         </w:trPr>
         <w:tc>
           <w:tcPr>
-            <w:tcW w:w="2433" w:type="dxa"/>
+            <w:tcW w:w="2200" w:type="dxa"/>
             <w:vAlign w:val="center"/>
           </w:tcPr>
           <w:p>
@@ -13783,7 +13783,7 @@
         </w:tc>
         <w:tc>
           <w:tcPr>
-            <w:tcW w:w="2433" w:type="dxa"/>
+            <w:tcW w:w="2760" w:type="dxa"/>
             <w:vAlign w:val="center"/>
           </w:tcPr>
           <w:p>
@@ -13802,7 +13802,7 @@
         </w:tc>
         <w:tc>
           <w:tcPr>
-            <w:tcW w:w="2433" w:type="dxa"/>
+            <w:tcW w:w="2000" w:type="dxa"/>
             <w:vAlign w:val="center"/>
           </w:tcPr>
           <w:p>
@@ -13821,19 +13821,65 @@
         </w:tc>
         <w:tc>
           <w:tcPr>
-            <w:tcW w:w="2059" w:type="dxa"/>
-            <w:vAlign w:val="center"/>
-          </w:tcPr>
-          <w:p>
-            <w:pPr>
-              <w:jc w:val="left"/>
-            </w:pPr>
+            <w:tcW w:w="2400" w:type="dxa"/>
+            <w:vAlign w:val="center"/>
+          </w:tcPr>
+          <w:p>
+            <w:pPr>
+              <w:jc w:val="left"/>
+            </w:pPr>
+            <w:r>
+              <w:rPr>
+                <w:sz w:val="22"/>
+                <w:szCs w:val="22"/>
+                <w:lang w:val="vi-VN"/>
+              </w:rPr>
+              <w:t xml:space="preserve">Dựng thủ công từ </w:t>
+            </w:r>
             <w:r>
               <w:rPr>
                 <w:rFonts w:ascii="Consolas" w:hAnsi="Consolas" w:cs="Consolas"/>
                 <w:lang w:val="vi-VN"/>
               </w:rPr>
-              <w:t>Dựng thủ công từ session.php:5–7, login.php:10–12, delete_user.php:2–6; vòng tự lặp ở trạng thái cuối do mô hình thêm</w:t>
+              <w:t>session.php:5–7</w:t>
+            </w:r>
+            <w:r>
+              <w:rPr>
+                <w:sz w:val="22"/>
+                <w:szCs w:val="22"/>
+                <w:lang w:val="vi-VN"/>
+              </w:rPr>
+              <w:t xml:space="preserve">, </w:t>
+            </w:r>
+            <w:r>
+              <w:rPr>
+                <w:rFonts w:ascii="Consolas" w:hAnsi="Consolas" w:cs="Consolas"/>
+                <w:lang w:val="vi-VN"/>
+              </w:rPr>
+              <w:t>login.php:10–12</w:t>
+            </w:r>
+            <w:r>
+              <w:rPr>
+                <w:sz w:val="22"/>
+                <w:szCs w:val="22"/>
+                <w:lang w:val="vi-VN"/>
+              </w:rPr>
+              <w:t xml:space="preserve">, </w:t>
+            </w:r>
+            <w:r>
+              <w:rPr>
+                <w:rFonts w:ascii="Consolas" w:hAnsi="Consolas" w:cs="Consolas"/>
+                <w:lang w:val="vi-VN"/>
+              </w:rPr>
+              <w:t>delete_user.php:2–6</w:t>
+            </w:r>
+            <w:r>
+              <w:rPr>
+                <w:sz w:val="22"/>
+                <w:szCs w:val="22"/>
+                <w:lang w:val="vi-VN"/>
+              </w:rPr>
+              <w:t>; vòng tự lặp ở trạng thái cuối do mô hình thêm</w:t>
             </w:r>
           </w:p>
         </w:tc>
@@ -13844,7 +13890,7 @@
         </w:trPr>
         <w:tc>
           <w:tcPr>
-            <w:tcW w:w="2433" w:type="dxa"/>
+            <w:tcW w:w="2200" w:type="dxa"/>
             <w:vAlign w:val="center"/>
           </w:tcPr>
           <w:p>
@@ -13854,8 +13900,6 @@
             <w:r>
               <w:rPr>
                 <w:rFonts w:ascii="Consolas" w:hAnsi="Consolas" w:cs="Consolas"/>
-                <w:sz w:val="24"/>
-                <w:szCs w:val="24"/>
               </w:rPr>
               <w:t>AG(write → authenticated)</w:t>
             </w:r>
@@ -13863,7 +13907,7 @@
         </w:tc>
         <w:tc>
           <w:tcPr>
-            <w:tcW w:w="2433" w:type="dxa"/>
+            <w:tcW w:w="2760" w:type="dxa"/>
             <w:vAlign w:val="center"/>
           </w:tcPr>
           <w:p>
@@ -13882,7 +13926,7 @@
         </w:tc>
         <w:tc>
           <w:tcPr>
-            <w:tcW w:w="2433" w:type="dxa"/>
+            <w:tcW w:w="2000" w:type="dxa"/>
             <w:vAlign w:val="center"/>
           </w:tcPr>
           <w:p>
@@ -13901,16 +13945,17 @@
         </w:tc>
         <w:tc>
           <w:tcPr>
-            <w:tcW w:w="2059" w:type="dxa"/>
-            <w:vAlign w:val="center"/>
-          </w:tcPr>
-          <w:p>
-            <w:pPr>
-              <w:jc w:val="left"/>
-            </w:pPr>
-            <w:r>
-              <w:rPr>
-                <w:rFonts w:ascii="Consolas" w:hAnsi="Consolas" w:cs="Consolas"/>
+            <w:tcW w:w="2400" w:type="dxa"/>
+            <w:vAlign w:val="center"/>
+          </w:tcPr>
+          <w:p>
+            <w:pPr>
+              <w:jc w:val="left"/>
+            </w:pPr>
+            <w:r>
+              <w:rPr>
+                <w:sz w:val="22"/>
+                <w:szCs w:val="22"/>
                 <w:lang w:val="vi-VN"/>
               </w:rPr>
               <w:t>Giả định endpoint gọi trực tiếp được và truy vấn thành công</w:t>
@@ -13924,7 +13969,7 @@
         </w:trPr>
         <w:tc>
           <w:tcPr>
-            <w:tcW w:w="2433" w:type="dxa"/>
+            <w:tcW w:w="2200" w:type="dxa"/>
             <w:vAlign w:val="center"/>
           </w:tcPr>
           <w:p>
@@ -13934,8 +13979,6 @@
             <w:r>
               <w:rPr>
                 <w:rFonts w:ascii="Consolas" w:hAnsi="Consolas" w:cs="Consolas"/>
-                <w:sz w:val="24"/>
-                <w:szCs w:val="24"/>
               </w:rPr>
               <w:t>EF(denied)</w:t>
             </w:r>
@@ -13950,8 +13993,6 @@
             <w:r>
               <w:rPr>
                 <w:rFonts w:ascii="Consolas" w:hAnsi="Consolas" w:cs="Consolas"/>
-                <w:sz w:val="24"/>
-                <w:szCs w:val="24"/>
               </w:rPr>
               <w:t>EF(authenticated)</w:t>
             </w:r>
@@ -13959,7 +14000,7 @@
         </w:tc>
         <w:tc>
           <w:tcPr>
-            <w:tcW w:w="2433" w:type="dxa"/>
+            <w:tcW w:w="2760" w:type="dxa"/>
             <w:vAlign w:val="center"/>
           </w:tcPr>
           <w:p>
@@ -13978,7 +14019,7 @@
         </w:tc>
         <w:tc>
           <w:tcPr>
-            <w:tcW w:w="2433" w:type="dxa"/>
+            <w:tcW w:w="2000" w:type="dxa"/>
             <w:vAlign w:val="center"/>
           </w:tcPr>
           <w:p>
@@ -13997,16 +14038,17 @@
         </w:tc>
         <w:tc>
           <w:tcPr>
-            <w:tcW w:w="2059" w:type="dxa"/>
-            <w:vAlign w:val="center"/>
-          </w:tcPr>
-          <w:p>
-            <w:pPr>
-              <w:jc w:val="left"/>
-            </w:pPr>
-            <w:r>
-              <w:rPr>
-                <w:rFonts w:ascii="Consolas" w:hAnsi="Consolas" w:cs="Consolas"/>
+            <w:tcW w:w="2400" w:type="dxa"/>
+            <w:vAlign w:val="center"/>
+          </w:tcPr>
+          <w:p>
+            <w:pPr>
+              <w:jc w:val="left"/>
+            </w:pPr>
+            <w:r>
+              <w:rPr>
+                <w:sz w:val="22"/>
+                <w:szCs w:val="22"/>
                 <w:lang w:val="vi-VN"/>
               </w:rPr>
               <w:t>Không chứng minh tính sống của hệ thống thật</w:t>
@@ -14066,10 +14108,10 @@
         <w:tblLook w:val="04A0" w:firstRow="1" w:lastRow="0" w:firstColumn="1" w:lastColumn="0" w:noHBand="0" w:noVBand="1"/>
       </w:tblPr>
       <w:tblGrid>
-        <w:gridCol w:w="2433"/>
-        <w:gridCol w:w="2434"/>
-        <w:gridCol w:w="2434"/>
-        <w:gridCol w:w="2059"/>
+        <w:gridCol w:w="2600"/>
+        <w:gridCol w:w="2100"/>
+        <w:gridCol w:w="2100"/>
+        <w:gridCol w:w="2560"/>
       </w:tblGrid>
       <w:tr>
         <w:trPr>
@@ -14078,7 +14120,7 @@
         </w:trPr>
         <w:tc>
           <w:tcPr>
-            <w:tcW w:w="2433" w:type="dxa"/>
+            <w:tcW w:w="2600" w:type="dxa"/>
             <w:shd w:val="clear" w:color="auto" w:fill="D9E2F3"/>
             <w:vAlign w:val="center"/>
           </w:tcPr>
@@ -14100,7 +14142,7 @@
         </w:tc>
         <w:tc>
           <w:tcPr>
-            <w:tcW w:w="2433" w:type="dxa"/>
+            <w:tcW w:w="2100" w:type="dxa"/>
             <w:shd w:val="clear" w:color="auto" w:fill="D9E2F3"/>
             <w:vAlign w:val="center"/>
           </w:tcPr>
@@ -14122,7 +14164,7 @@
         </w:tc>
         <w:tc>
           <w:tcPr>
-            <w:tcW w:w="2433" w:type="dxa"/>
+            <w:tcW w:w="2100" w:type="dxa"/>
             <w:shd w:val="clear" w:color="auto" w:fill="D9E2F3"/>
             <w:vAlign w:val="center"/>
           </w:tcPr>
@@ -14144,7 +14186,7 @@
         </w:tc>
         <w:tc>
           <w:tcPr>
-            <w:tcW w:w="2059" w:type="dxa"/>
+            <w:tcW w:w="2560" w:type="dxa"/>
             <w:shd w:val="clear" w:color="auto" w:fill="D9E2F3"/>
             <w:vAlign w:val="center"/>
           </w:tcPr>
@@ -14171,7 +14213,7 @@
         </w:trPr>
         <w:tc>
           <w:tcPr>
-            <w:tcW w:w="2433" w:type="dxa"/>
+            <w:tcW w:w="2600" w:type="dxa"/>
             <w:vAlign w:val="center"/>
           </w:tcPr>
           <w:p>
@@ -14190,7 +14232,7 @@
         </w:tc>
         <w:tc>
           <w:tcPr>
-            <w:tcW w:w="2433" w:type="dxa"/>
+            <w:tcW w:w="2100" w:type="dxa"/>
             <w:vAlign w:val="center"/>
           </w:tcPr>
           <w:p>
@@ -14209,7 +14251,7 @@
         </w:tc>
         <w:tc>
           <w:tcPr>
-            <w:tcW w:w="2433" w:type="dxa"/>
+            <w:tcW w:w="2100" w:type="dxa"/>
             <w:vAlign w:val="center"/>
           </w:tcPr>
           <w:p>
@@ -14228,7 +14270,7 @@
         </w:tc>
         <w:tc>
           <w:tcPr>
-            <w:tcW w:w="2059" w:type="dxa"/>
+            <w:tcW w:w="2560" w:type="dxa"/>
             <w:vAlign w:val="center"/>
           </w:tcPr>
           <w:p>
@@ -14240,7 +14282,7 @@
                 <w:rFonts w:ascii="Consolas" w:hAnsi="Consolas" w:cs="Consolas"/>
                 <w:lang w:val="vi-VN"/>
               </w:rPr>
-              <w:t>generated_static_results.json</w:t>
+              <w:t>generated_​static_results.json</w:t>
             </w:r>
           </w:p>
         </w:tc>
@@ -14251,7 +14293,7 @@
         </w:trPr>
         <w:tc>
           <w:tcPr>
-            <w:tcW w:w="2433" w:type="dxa"/>
+            <w:tcW w:w="2600" w:type="dxa"/>
             <w:vAlign w:val="center"/>
           </w:tcPr>
           <w:p>
@@ -14270,7 +14312,7 @@
         </w:tc>
         <w:tc>
           <w:tcPr>
-            <w:tcW w:w="2433" w:type="dxa"/>
+            <w:tcW w:w="2100" w:type="dxa"/>
             <w:vAlign w:val="center"/>
           </w:tcPr>
           <w:p>
@@ -14289,7 +14331,7 @@
         </w:tc>
         <w:tc>
           <w:tcPr>
-            <w:tcW w:w="2433" w:type="dxa"/>
+            <w:tcW w:w="2100" w:type="dxa"/>
             <w:vAlign w:val="center"/>
           </w:tcPr>
           <w:p>
@@ -14308,7 +14350,7 @@
         </w:tc>
         <w:tc>
           <w:tcPr>
-            <w:tcW w:w="2059" w:type="dxa"/>
+            <w:tcW w:w="2560" w:type="dxa"/>
             <w:vAlign w:val="center"/>
           </w:tcPr>
           <w:p>
@@ -14331,7 +14373,7 @@
         </w:trPr>
         <w:tc>
           <w:tcPr>
-            <w:tcW w:w="2433" w:type="dxa"/>
+            <w:tcW w:w="2600" w:type="dxa"/>
             <w:vAlign w:val="center"/>
           </w:tcPr>
           <w:p>
@@ -14350,7 +14392,7 @@
         </w:tc>
         <w:tc>
           <w:tcPr>
-            <w:tcW w:w="2433" w:type="dxa"/>
+            <w:tcW w:w="2100" w:type="dxa"/>
             <w:vAlign w:val="center"/>
           </w:tcPr>
           <w:p>
@@ -14369,7 +14411,7 @@
         </w:tc>
         <w:tc>
           <w:tcPr>
-            <w:tcW w:w="2433" w:type="dxa"/>
+            <w:tcW w:w="2100" w:type="dxa"/>
             <w:vAlign w:val="center"/>
           </w:tcPr>
           <w:p>
@@ -14388,7 +14430,7 @@
         </w:tc>
         <w:tc>
           <w:tcPr>
-            <w:tcW w:w="2059" w:type="dxa"/>
+            <w:tcW w:w="2560" w:type="dxa"/>
             <w:vAlign w:val="center"/>
           </w:tcPr>
           <w:p>
@@ -14411,7 +14453,7 @@
         </w:trPr>
         <w:tc>
           <w:tcPr>
-            <w:tcW w:w="2433" w:type="dxa"/>
+            <w:tcW w:w="2600" w:type="dxa"/>
             <w:vAlign w:val="center"/>
           </w:tcPr>
           <w:p>
@@ -14429,8 +14471,6 @@
             <w:r>
               <w:rPr>
                 <w:rFonts w:ascii="Consolas" w:hAnsi="Consolas" w:cs="Consolas"/>
-                <w:sz w:val="24"/>
-                <w:szCs w:val="24"/>
               </w:rPr>
               <w:t>executed → all_bound</w:t>
             </w:r>
@@ -14446,7 +14486,7 @@
         </w:tc>
         <w:tc>
           <w:tcPr>
-            <w:tcW w:w="2433" w:type="dxa"/>
+            <w:tcW w:w="2100" w:type="dxa"/>
             <w:vAlign w:val="center"/>
           </w:tcPr>
           <w:p>
@@ -14465,7 +14505,7 @@
         </w:tc>
         <w:tc>
           <w:tcPr>
-            <w:tcW w:w="2433" w:type="dxa"/>
+            <w:tcW w:w="2100" w:type="dxa"/>
             <w:vAlign w:val="center"/>
           </w:tcPr>
           <w:p>
@@ -14484,7 +14524,7 @@
         </w:tc>
         <w:tc>
           <w:tcPr>
-            <w:tcW w:w="2059" w:type="dxa"/>
+            <w:tcW w:w="2560" w:type="dxa"/>
             <w:vAlign w:val="center"/>
           </w:tcPr>
           <w:p>
@@ -14507,7 +14547,7 @@
         </w:trPr>
         <w:tc>
           <w:tcPr>
-            <w:tcW w:w="2433" w:type="dxa"/>
+            <w:tcW w:w="2600" w:type="dxa"/>
             <w:vAlign w:val="center"/>
           </w:tcPr>
           <w:p>
@@ -14526,7 +14566,7 @@
         </w:tc>
         <w:tc>
           <w:tcPr>
-            <w:tcW w:w="2433" w:type="dxa"/>
+            <w:tcW w:w="2100" w:type="dxa"/>
             <w:vAlign w:val="center"/>
           </w:tcPr>
           <w:p>
@@ -14545,7 +14585,7 @@
         </w:tc>
         <w:tc>
           <w:tcPr>
-            <w:tcW w:w="2433" w:type="dxa"/>
+            <w:tcW w:w="2100" w:type="dxa"/>
             <w:vAlign w:val="center"/>
           </w:tcPr>
           <w:p>
@@ -14564,7 +14604,7 @@
         </w:tc>
         <w:tc>
           <w:tcPr>
-            <w:tcW w:w="2059" w:type="dxa"/>
+            <w:tcW w:w="2560" w:type="dxa"/>
             <w:vAlign w:val="center"/>
           </w:tcPr>
           <w:p>
@@ -21293,6 +21333,10 @@
 </file>
 
 <file path=customXml/item1.xml><?xml version="1.0" encoding="utf-8"?>
+<b:Sources xmlns:b="http://schemas.openxmlformats.org/officeDocument/2006/bibliography" xmlns="http://schemas.openxmlformats.org/officeDocument/2006/bibliography" SelectedStyle="\APASixthEditionOfficeOnline.xsl" StyleName="APA" Version="6"/>
+</file>
+
+<file path=customXml/item2.xml><?xml version="1.0" encoding="utf-8"?>
 <ct:contentTypeSchema xmlns:ct="http://schemas.microsoft.com/office/2006/metadata/contentType" xmlns:ma="http://schemas.microsoft.com/office/2006/metadata/properties/metaAttributes" ct:_="" ma:_="" ma:contentTypeName="Tài liệu" ma:contentTypeID="0x0101009064D6C488808240A931504663625519" ma:contentTypeVersion="14" ma:contentTypeDescription="Tạo tài liệu mới." ma:contentTypeScope="" ma:versionID="917cc4c3b82354d7a8f69433fdf51fae">
   <xsd:schema xmlns:xsd="http://www.w3.org/2001/XMLSchema" xmlns:xs="http://www.w3.org/2001/XMLSchema" xmlns:p="http://schemas.microsoft.com/office/2006/metadata/properties" xmlns:ns2="f6f721e1-8a62-40be-993d-f44352021507" xmlns:ns3="5d0b22ea-e5ea-49c7-9b62-902e21e51f08" targetNamespace="http://schemas.microsoft.com/office/2006/metadata/properties" ma:root="true" ma:fieldsID="2f9312a3ec803083f43100d41fb65ef5" ns2:_="" ns3:_="">
     <xsd:import namespace="f6f721e1-8a62-40be-993d-f44352021507"/>
@@ -21521,11 +21565,16 @@
 </ct:contentTypeSchema>
 </file>
 
-<file path=customXml/item2.xml><?xml version="1.0" encoding="utf-8"?>
-<b:Sources xmlns:b="http://schemas.openxmlformats.org/officeDocument/2006/bibliography" xmlns="http://schemas.openxmlformats.org/officeDocument/2006/bibliography" SelectedStyle="\APASixthEditionOfficeOnline.xsl" StyleName="APA" Version="6"/>
+<file path=customXml/item3.xml><?xml version="1.0" encoding="utf-8"?>
+<?mso-contentType ?>
+<FormTemplates xmlns="http://schemas.microsoft.com/sharepoint/v3/contenttype/forms">
+  <Display>DocumentLibraryForm</Display>
+  <Edit>DocumentLibraryForm</Edit>
+  <New>DocumentLibraryForm</New>
+</FormTemplates>
 </file>
 
-<file path=customXml/item3.xml><?xml version="1.0" encoding="utf-8"?>
+<file path=customXml/item4.xml><?xml version="1.0" encoding="utf-8"?>
 <p:properties xmlns:p="http://schemas.microsoft.com/office/2006/metadata/properties" xmlns:xsi="http://www.w3.org/2001/XMLSchema-instance" xmlns:pc="http://schemas.microsoft.com/office/infopath/2007/PartnerControls">
   <documentManagement>
     <TaxCatchAll xmlns="5d0b22ea-e5ea-49c7-9b62-902e21e51f08" xsi:nil="true"/>
@@ -21536,16 +21585,15 @@
 </p:properties>
 </file>
 
-<file path=customXml/item4.xml><?xml version="1.0" encoding="utf-8"?>
-<?mso-contentType ?>
-<FormTemplates xmlns="http://schemas.microsoft.com/sharepoint/v3/contenttype/forms">
-  <Display>DocumentLibraryForm</Display>
-  <Edit>DocumentLibraryForm</Edit>
-  <New>DocumentLibraryForm</New>
-</FormTemplates>
+<file path=customXml/itemProps1.xml><?xml version="1.0" encoding="utf-8"?>
+<ds:datastoreItem xmlns:ds="http://schemas.openxmlformats.org/officeDocument/2006/customXml" ds:itemID="{06F34B39-710A-4AE8-9B09-0F6110FECC4E}">
+  <ds:schemaRefs>
+    <ds:schemaRef ds:uri="http://schemas.openxmlformats.org/officeDocument/2006/bibliography"/>
+  </ds:schemaRefs>
+</ds:datastoreItem>
 </file>
 
-<file path=customXml/itemProps1.xml><?xml version="1.0" encoding="utf-8"?>
+<file path=customXml/itemProps2.xml><?xml version="1.0" encoding="utf-8"?>
 <ds:datastoreItem xmlns:ds="http://schemas.openxmlformats.org/officeDocument/2006/customXml" ds:itemID="{DA04E85B-2A7D-4814-AE68-20A674C21DD2}">
   <ds:schemaRefs>
     <ds:schemaRef ds:uri="http://schemas.microsoft.com/office/2006/metadata/contentType"/>
@@ -21564,15 +21612,15 @@
 </ds:datastoreItem>
 </file>
 
-<file path=customXml/itemProps2.xml><?xml version="1.0" encoding="utf-8"?>
-<ds:datastoreItem xmlns:ds="http://schemas.openxmlformats.org/officeDocument/2006/customXml" ds:itemID="{06F34B39-710A-4AE8-9B09-0F6110FECC4E}">
+<file path=customXml/itemProps3.xml><?xml version="1.0" encoding="utf-8"?>
+<ds:datastoreItem xmlns:ds="http://schemas.openxmlformats.org/officeDocument/2006/customXml" ds:itemID="{4ED417DC-AAC6-4AC2-9B84-BF5AEE7392F8}">
   <ds:schemaRefs>
-    <ds:schemaRef ds:uri="http://schemas.openxmlformats.org/officeDocument/2006/bibliography"/>
+    <ds:schemaRef ds:uri="http://schemas.microsoft.com/sharepoint/v3/contenttype/forms"/>
   </ds:schemaRefs>
 </ds:datastoreItem>
 </file>
 
-<file path=customXml/itemProps3.xml><?xml version="1.0" encoding="utf-8"?>
+<file path=customXml/itemProps4.xml><?xml version="1.0" encoding="utf-8"?>
 <ds:datastoreItem xmlns:ds="http://schemas.openxmlformats.org/officeDocument/2006/customXml" ds:itemID="{ACBFC553-1BE4-4450-B403-7F12C27FE3CA}">
   <ds:schemaRefs>
     <ds:schemaRef ds:uri="http://schemas.microsoft.com/office/2006/metadata/properties"/>
@@ -21581,12 +21629,4 @@
     <ds:schemaRef ds:uri="f6f721e1-8a62-40be-993d-f44352021507"/>
   </ds:schemaRefs>
 </ds:datastoreItem>
-</file>
-
-<file path=customXml/itemProps4.xml><?xml version="1.0" encoding="utf-8"?>
-<ds:datastoreItem xmlns:ds="http://schemas.openxmlformats.org/officeDocument/2006/customXml" ds:itemID="{4ED417DC-AAC6-4AC2-9B84-BF5AEE7392F8}">
-  <ds:schemaRefs>
-    <ds:schemaRef ds:uri="http://schemas.microsoft.com/sharepoint/v3/contenttype/forms"/>
-  </ds:schemaRefs>
-</ds:datastoreItem>
 </file>
--- a/outputs/Nhom13_PhanViec_ca_nhan/Nhom13_23010636_NghiemDucViet_PhanViec.docx
+++ b/outputs/Nhom13_PhanViec_ca_nhan/Nhom13_23010636_NghiemDucViet_PhanViec.docx
@@ -219,15 +219,6 @@
         </w:rPr>
       </w:pPr>
       <w:r>
-        <w:rPr>
-          <w:rFonts w:ascii="Times New Roman" w:hAnsi="Times New Roman" w:cs="Times New Roman"/>
-          <w:color w:val="000000" w:themeColor="text1"/>
-          <w:sz w:val="32"/>
-          <w:szCs w:val="32"/>
-        </w:rPr>
-        <w:t>Phần việc cá nhân (D1, D2, D3, D4, C1, C3) – trích từ báo cáo chung của nhóm</w:t>
-      </w:r>
-      <w:r>
         <w:br/>
       </w:r>
     </w:p>
@@ -584,7 +575,6 @@
           <w:docPartUnique/>
         </w:docPartObj>
       </w:sdtPr>
-      <w:sdtEndPr/>
       <w:sdtContent>
         <w:p>
           <w:pPr>
@@ -611,7 +601,7 @@
           <w:r>
             <w:fldChar w:fldCharType="separate"/>
           </w:r>
-          <w:hyperlink w:anchor="_Toc243897685" w:history="1">
+          <w:hyperlink w:anchor="_Toc244215748" w:history="1">
             <w:r>
               <w:rPr>
                 <w:rStyle w:val="Hyperlink"/>
@@ -638,7 +628,7 @@
                 <w:noProof/>
                 <w:webHidden/>
               </w:rPr>
-              <w:instrText xml:space="preserve"> PAGEREF _Toc243897685 \h </w:instrText>
+              <w:instrText xml:space="preserve"> PAGEREF _Toc244215748 \h </w:instrText>
             </w:r>
             <w:r>
               <w:rPr>
@@ -685,7 +675,7 @@
               <w14:ligatures w14:val="standardContextual"/>
             </w:rPr>
           </w:pPr>
-          <w:hyperlink w:anchor="_Toc243897686" w:history="1">
+          <w:hyperlink w:anchor="_Toc244215749" w:history="1">
             <w:r>
               <w:rPr>
                 <w:rStyle w:val="Hyperlink"/>
@@ -713,7 +703,7 @@
                 <w:noProof/>
                 <w:webHidden/>
               </w:rPr>
-              <w:instrText xml:space="preserve"> PAGEREF _Toc243897686 \h </w:instrText>
+              <w:instrText xml:space="preserve"> PAGEREF _Toc244215749 \h </w:instrText>
             </w:r>
             <w:r>
               <w:rPr>
@@ -759,7 +749,7 @@
               <w14:ligatures w14:val="standardContextual"/>
             </w:rPr>
           </w:pPr>
-          <w:hyperlink w:anchor="_Toc243897687" w:history="1">
+          <w:hyperlink w:anchor="_Toc244215750" w:history="1">
             <w:r>
               <w:rPr>
                 <w:rStyle w:val="Hyperlink"/>
@@ -787,7 +777,7 @@
                 <w:noProof/>
                 <w:webHidden/>
               </w:rPr>
-              <w:instrText xml:space="preserve"> PAGEREF _Toc243897687 \h </w:instrText>
+              <w:instrText xml:space="preserve"> PAGEREF _Toc244215750 \h </w:instrText>
             </w:r>
             <w:r>
               <w:rPr>
@@ -833,7 +823,7 @@
               <w14:ligatures w14:val="standardContextual"/>
             </w:rPr>
           </w:pPr>
-          <w:hyperlink w:anchor="_Toc243897688" w:history="1">
+          <w:hyperlink w:anchor="_Toc244215751" w:history="1">
             <w:r>
               <w:rPr>
                 <w:rStyle w:val="Hyperlink"/>
@@ -861,7 +851,7 @@
                 <w:noProof/>
                 <w:webHidden/>
               </w:rPr>
-              <w:instrText xml:space="preserve"> PAGEREF _Toc243897688 \h </w:instrText>
+              <w:instrText xml:space="preserve"> PAGEREF _Toc244215751 \h </w:instrText>
             </w:r>
             <w:r>
               <w:rPr>
@@ -908,7 +898,7 @@
               <w14:ligatures w14:val="standardContextual"/>
             </w:rPr>
           </w:pPr>
-          <w:hyperlink w:anchor="_Toc243897689" w:history="1">
+          <w:hyperlink w:anchor="_Toc244215752" w:history="1">
             <w:r>
               <w:rPr>
                 <w:rStyle w:val="Hyperlink"/>
@@ -936,7 +926,7 @@
                 <w:noProof/>
                 <w:webHidden/>
               </w:rPr>
-              <w:instrText xml:space="preserve"> PAGEREF _Toc243897689 \h </w:instrText>
+              <w:instrText xml:space="preserve"> PAGEREF _Toc244215752 \h </w:instrText>
             </w:r>
             <w:r>
               <w:rPr>
@@ -956,7 +946,7 @@
                 <w:noProof/>
                 <w:webHidden/>
               </w:rPr>
-              <w:t>4</w:t>
+              <w:t>5</w:t>
             </w:r>
             <w:r>
               <w:rPr>
@@ -982,7 +972,7 @@
               <w14:ligatures w14:val="standardContextual"/>
             </w:rPr>
           </w:pPr>
-          <w:hyperlink w:anchor="_Toc243897690" w:history="1">
+          <w:hyperlink w:anchor="_Toc244215753" w:history="1">
             <w:r>
               <w:rPr>
                 <w:rStyle w:val="Hyperlink"/>
@@ -1010,7 +1000,7 @@
                 <w:noProof/>
                 <w:webHidden/>
               </w:rPr>
-              <w:instrText xml:space="preserve"> PAGEREF _Toc243897690 \h </w:instrText>
+              <w:instrText xml:space="preserve"> PAGEREF _Toc244215753 \h </w:instrText>
             </w:r>
             <w:r>
               <w:rPr>
@@ -1030,7 +1020,7 @@
                 <w:noProof/>
                 <w:webHidden/>
               </w:rPr>
-              <w:t>4</w:t>
+              <w:t>5</w:t>
             </w:r>
             <w:r>
               <w:rPr>
@@ -1056,7 +1046,7 @@
               <w14:ligatures w14:val="standardContextual"/>
             </w:rPr>
           </w:pPr>
-          <w:hyperlink w:anchor="_Toc243897691" w:history="1">
+          <w:hyperlink w:anchor="_Toc244215754" w:history="1">
             <w:r>
               <w:rPr>
                 <w:rStyle w:val="Hyperlink"/>
@@ -1084,7 +1074,7 @@
                 <w:noProof/>
                 <w:webHidden/>
               </w:rPr>
-              <w:instrText xml:space="preserve"> PAGEREF _Toc243897691 \h </w:instrText>
+              <w:instrText xml:space="preserve"> PAGEREF _Toc244215754 \h </w:instrText>
             </w:r>
             <w:r>
               <w:rPr>
@@ -1104,7 +1094,7 @@
                 <w:noProof/>
                 <w:webHidden/>
               </w:rPr>
-              <w:t>4</w:t>
+              <w:t>5</w:t>
             </w:r>
             <w:r>
               <w:rPr>
@@ -1130,7 +1120,7 @@
               <w14:ligatures w14:val="standardContextual"/>
             </w:rPr>
           </w:pPr>
-          <w:hyperlink w:anchor="_Toc243897692" w:history="1">
+          <w:hyperlink w:anchor="_Toc244215755" w:history="1">
             <w:r>
               <w:rPr>
                 <w:rStyle w:val="Hyperlink"/>
@@ -1158,7 +1148,7 @@
                 <w:noProof/>
                 <w:webHidden/>
               </w:rPr>
-              <w:instrText xml:space="preserve"> PAGEREF _Toc243897692 \h </w:instrText>
+              <w:instrText xml:space="preserve"> PAGEREF _Toc244215755 \h </w:instrText>
             </w:r>
             <w:r>
               <w:rPr>
@@ -1178,7 +1168,7 @@
                 <w:noProof/>
                 <w:webHidden/>
               </w:rPr>
-              <w:t>5</w:t>
+              <w:t>6</w:t>
             </w:r>
             <w:r>
               <w:rPr>
@@ -1204,7 +1194,7 @@
               <w14:ligatures w14:val="standardContextual"/>
             </w:rPr>
           </w:pPr>
-          <w:hyperlink w:anchor="_Toc243897693" w:history="1">
+          <w:hyperlink w:anchor="_Toc244215756" w:history="1">
             <w:r>
               <w:rPr>
                 <w:rStyle w:val="Hyperlink"/>
@@ -1232,7 +1222,7 @@
                 <w:noProof/>
                 <w:webHidden/>
               </w:rPr>
-              <w:instrText xml:space="preserve"> PAGEREF _Toc243897693 \h </w:instrText>
+              <w:instrText xml:space="preserve"> PAGEREF _Toc244215756 \h </w:instrText>
             </w:r>
             <w:r>
               <w:rPr>
@@ -1252,7 +1242,7 @@
                 <w:noProof/>
                 <w:webHidden/>
               </w:rPr>
-              <w:t>5</w:t>
+              <w:t>6</w:t>
             </w:r>
             <w:r>
               <w:rPr>
@@ -1278,7 +1268,7 @@
               <w14:ligatures w14:val="standardContextual"/>
             </w:rPr>
           </w:pPr>
-          <w:hyperlink w:anchor="_Toc243897694" w:history="1">
+          <w:hyperlink w:anchor="_Toc244215757" w:history="1">
             <w:r>
               <w:rPr>
                 <w:rStyle w:val="Hyperlink"/>
@@ -1306,7 +1296,7 @@
                 <w:noProof/>
                 <w:webHidden/>
               </w:rPr>
-              <w:instrText xml:space="preserve"> PAGEREF _Toc243897694 \h </w:instrText>
+              <w:instrText xml:space="preserve"> PAGEREF _Toc244215757 \h </w:instrText>
             </w:r>
             <w:r>
               <w:rPr>
@@ -1326,7 +1316,7 @@
                 <w:noProof/>
                 <w:webHidden/>
               </w:rPr>
-              <w:t>6</w:t>
+              <w:t>7</w:t>
             </w:r>
             <w:r>
               <w:rPr>
@@ -1352,7 +1342,7 @@
               <w14:ligatures w14:val="standardContextual"/>
             </w:rPr>
           </w:pPr>
-          <w:hyperlink w:anchor="_Toc243897695" w:history="1">
+          <w:hyperlink w:anchor="_Toc244215758" w:history="1">
             <w:r>
               <w:rPr>
                 <w:rStyle w:val="Hyperlink"/>
@@ -1380,7 +1370,7 @@
                 <w:noProof/>
                 <w:webHidden/>
               </w:rPr>
-              <w:instrText xml:space="preserve"> PAGEREF _Toc243897695 \h </w:instrText>
+              <w:instrText xml:space="preserve"> PAGEREF _Toc244215758 \h </w:instrText>
             </w:r>
             <w:r>
               <w:rPr>
@@ -1400,7 +1390,7 @@
                 <w:noProof/>
                 <w:webHidden/>
               </w:rPr>
-              <w:t>8</w:t>
+              <w:t>10</w:t>
             </w:r>
             <w:r>
               <w:rPr>
@@ -1426,7 +1416,7 @@
               <w14:ligatures w14:val="standardContextual"/>
             </w:rPr>
           </w:pPr>
-          <w:hyperlink w:anchor="_Toc243897696" w:history="1">
+          <w:hyperlink w:anchor="_Toc244215759" w:history="1">
             <w:r>
               <w:rPr>
                 <w:rStyle w:val="Hyperlink"/>
@@ -1454,7 +1444,7 @@
                 <w:noProof/>
                 <w:webHidden/>
               </w:rPr>
-              <w:instrText xml:space="preserve"> PAGEREF _Toc243897696 \h </w:instrText>
+              <w:instrText xml:space="preserve"> PAGEREF _Toc244215759 \h </w:instrText>
             </w:r>
             <w:r>
               <w:rPr>
@@ -1474,7 +1464,7 @@
                 <w:noProof/>
                 <w:webHidden/>
               </w:rPr>
-              <w:t>10</w:t>
+              <w:t>11</w:t>
             </w:r>
             <w:r>
               <w:rPr>
@@ -1500,7 +1490,7 @@
               <w14:ligatures w14:val="standardContextual"/>
             </w:rPr>
           </w:pPr>
-          <w:hyperlink w:anchor="_Toc243897697" w:history="1">
+          <w:hyperlink w:anchor="_Toc244215760" w:history="1">
             <w:r>
               <w:rPr>
                 <w:rStyle w:val="Hyperlink"/>
@@ -1528,7 +1518,7 @@
                 <w:noProof/>
                 <w:webHidden/>
               </w:rPr>
-              <w:instrText xml:space="preserve"> PAGEREF _Toc243897697 \h </w:instrText>
+              <w:instrText xml:space="preserve"> PAGEREF _Toc244215760 \h </w:instrText>
             </w:r>
             <w:r>
               <w:rPr>
@@ -1548,7 +1538,7 @@
                 <w:noProof/>
                 <w:webHidden/>
               </w:rPr>
-              <w:t>12</w:t>
+              <w:t>14</w:t>
             </w:r>
             <w:r>
               <w:rPr>
@@ -1575,7 +1565,7 @@
               <w14:ligatures w14:val="standardContextual"/>
             </w:rPr>
           </w:pPr>
-          <w:hyperlink w:anchor="_Toc243897698" w:history="1">
+          <w:hyperlink w:anchor="_Toc244215761" w:history="1">
             <w:r>
               <w:rPr>
                 <w:rStyle w:val="Hyperlink"/>
@@ -1602,7 +1592,7 @@
                 <w:noProof/>
                 <w:webHidden/>
               </w:rPr>
-              <w:instrText xml:space="preserve"> PAGEREF _Toc243897698 \h </w:instrText>
+              <w:instrText xml:space="preserve"> PAGEREF _Toc244215761 \h </w:instrText>
             </w:r>
             <w:r>
               <w:rPr>
@@ -1622,7 +1612,7 @@
                 <w:noProof/>
                 <w:webHidden/>
               </w:rPr>
-              <w:t>13</w:t>
+              <w:t>16</w:t>
             </w:r>
             <w:r>
               <w:rPr>
@@ -1648,7 +1638,7 @@
               <w14:ligatures w14:val="standardContextual"/>
             </w:rPr>
           </w:pPr>
-          <w:hyperlink w:anchor="_Toc243897699" w:history="1">
+          <w:hyperlink w:anchor="_Toc244215762" w:history="1">
             <w:r>
               <w:rPr>
                 <w:rStyle w:val="Hyperlink"/>
@@ -1675,7 +1665,7 @@
                 <w:noProof/>
                 <w:webHidden/>
               </w:rPr>
-              <w:instrText xml:space="preserve"> PAGEREF _Toc243897699 \h </w:instrText>
+              <w:instrText xml:space="preserve"> PAGEREF _Toc244215762 \h </w:instrText>
             </w:r>
             <w:r>
               <w:rPr>
@@ -1695,7 +1685,7 @@
                 <w:noProof/>
                 <w:webHidden/>
               </w:rPr>
-              <w:t>13</w:t>
+              <w:t>16</w:t>
             </w:r>
             <w:r>
               <w:rPr>
@@ -1721,7 +1711,7 @@
               <w14:ligatures w14:val="standardContextual"/>
             </w:rPr>
           </w:pPr>
-          <w:hyperlink w:anchor="_Toc243897700" w:history="1">
+          <w:hyperlink w:anchor="_Toc244215763" w:history="1">
             <w:r>
               <w:rPr>
                 <w:rStyle w:val="Hyperlink"/>
@@ -1748,7 +1738,7 @@
                 <w:noProof/>
                 <w:webHidden/>
               </w:rPr>
-              <w:instrText xml:space="preserve"> PAGEREF _Toc243897700 \h </w:instrText>
+              <w:instrText xml:space="preserve"> PAGEREF _Toc244215763 \h </w:instrText>
             </w:r>
             <w:r>
               <w:rPr>
@@ -1768,7 +1758,7 @@
                 <w:noProof/>
                 <w:webHidden/>
               </w:rPr>
-              <w:t>13</w:t>
+              <w:t>16</w:t>
             </w:r>
             <w:r>
               <w:rPr>
@@ -1794,7 +1784,7 @@
               <w14:ligatures w14:val="standardContextual"/>
             </w:rPr>
           </w:pPr>
-          <w:hyperlink w:anchor="_Toc243897701" w:history="1">
+          <w:hyperlink w:anchor="_Toc244215764" w:history="1">
             <w:r>
               <w:rPr>
                 <w:rStyle w:val="Hyperlink"/>
@@ -1821,7 +1811,7 @@
                 <w:noProof/>
                 <w:webHidden/>
               </w:rPr>
-              <w:instrText xml:space="preserve"> PAGEREF _Toc243897701 \h </w:instrText>
+              <w:instrText xml:space="preserve"> PAGEREF _Toc244215764 \h </w:instrText>
             </w:r>
             <w:r>
               <w:rPr>
@@ -1841,7 +1831,7 @@
                 <w:noProof/>
                 <w:webHidden/>
               </w:rPr>
-              <w:t>14</w:t>
+              <w:t>17</w:t>
             </w:r>
             <w:r>
               <w:rPr>
@@ -1868,7 +1858,7 @@
               <w14:ligatures w14:val="standardContextual"/>
             </w:rPr>
           </w:pPr>
-          <w:hyperlink w:anchor="_Toc243897702" w:history="1">
+          <w:hyperlink w:anchor="_Toc244215765" w:history="1">
             <w:r>
               <w:rPr>
                 <w:rStyle w:val="Hyperlink"/>
@@ -1896,7 +1886,7 @@
                 <w:noProof/>
                 <w:webHidden/>
               </w:rPr>
-              <w:instrText xml:space="preserve"> PAGEREF _Toc243897702 \h </w:instrText>
+              <w:instrText xml:space="preserve"> PAGEREF _Toc244215765 \h </w:instrText>
             </w:r>
             <w:r>
               <w:rPr>
@@ -1916,7 +1906,7 @@
                 <w:noProof/>
                 <w:webHidden/>
               </w:rPr>
-              <w:t>15</w:t>
+              <w:t>18</w:t>
             </w:r>
             <w:r>
               <w:rPr>
@@ -1942,7 +1932,7 @@
               <w14:ligatures w14:val="standardContextual"/>
             </w:rPr>
           </w:pPr>
-          <w:hyperlink w:anchor="_Toc243897703" w:history="1">
+          <w:hyperlink w:anchor="_Toc244215766" w:history="1">
             <w:r>
               <w:rPr>
                 <w:rStyle w:val="Hyperlink"/>
@@ -1970,7 +1960,7 @@
                 <w:noProof/>
                 <w:webHidden/>
               </w:rPr>
-              <w:instrText xml:space="preserve"> PAGEREF _Toc243897703 \h </w:instrText>
+              <w:instrText xml:space="preserve"> PAGEREF _Toc244215766 \h </w:instrText>
             </w:r>
             <w:r>
               <w:rPr>
@@ -1990,7 +1980,7 @@
                 <w:noProof/>
                 <w:webHidden/>
               </w:rPr>
-              <w:t>15</w:t>
+              <w:t>18</w:t>
             </w:r>
             <w:r>
               <w:rPr>
@@ -2016,7 +2006,7 @@
               <w14:ligatures w14:val="standardContextual"/>
             </w:rPr>
           </w:pPr>
-          <w:hyperlink w:anchor="_Toc243897704" w:history="1">
+          <w:hyperlink w:anchor="_Toc244215767" w:history="1">
             <w:r>
               <w:rPr>
                 <w:rStyle w:val="Hyperlink"/>
@@ -2044,7 +2034,7 @@
                 <w:noProof/>
                 <w:webHidden/>
               </w:rPr>
-              <w:instrText xml:space="preserve"> PAGEREF _Toc243897704 \h </w:instrText>
+              <w:instrText xml:space="preserve"> PAGEREF _Toc244215767 \h </w:instrText>
             </w:r>
             <w:r>
               <w:rPr>
@@ -2064,7 +2054,7 @@
                 <w:noProof/>
                 <w:webHidden/>
               </w:rPr>
-              <w:t>18</w:t>
+              <w:t>21</w:t>
             </w:r>
             <w:r>
               <w:rPr>
@@ -2090,7 +2080,7 @@
               <w14:ligatures w14:val="standardContextual"/>
             </w:rPr>
           </w:pPr>
-          <w:hyperlink w:anchor="_Toc243897705" w:history="1">
+          <w:hyperlink w:anchor="_Toc244215768" w:history="1">
             <w:r>
               <w:rPr>
                 <w:rStyle w:val="Hyperlink"/>
@@ -2118,7 +2108,7 @@
                 <w:noProof/>
                 <w:webHidden/>
               </w:rPr>
-              <w:instrText xml:space="preserve"> PAGEREF _Toc243897705 \h </w:instrText>
+              <w:instrText xml:space="preserve"> PAGEREF _Toc244215768 \h </w:instrText>
             </w:r>
             <w:r>
               <w:rPr>
@@ -2138,7 +2128,7 @@
                 <w:noProof/>
                 <w:webHidden/>
               </w:rPr>
-              <w:t>18</w:t>
+              <w:t>21</w:t>
             </w:r>
             <w:r>
               <w:rPr>
@@ -2168,7 +2158,7 @@
         </w:numPr>
       </w:pPr>
       <w:bookmarkStart w:id="5" w:name="_Toc175554962"/>
-      <w:bookmarkStart w:id="6" w:name="_Toc243897685"/>
+      <w:bookmarkStart w:id="6" w:name="_Toc244215748"/>
       <w:r>
         <w:t>Phân công thực hiện đồ án</w:t>
       </w:r>
@@ -2921,7 +2911,7 @@
           <w:numId w:val="0"/>
         </w:numPr>
       </w:pPr>
-      <w:bookmarkStart w:id="7" w:name="_Toc243897686"/>
+      <w:bookmarkStart w:id="7" w:name="_Toc244215749"/>
       <w:r>
         <w:rPr>
           <w:lang w:val="vi-VN"/>
@@ -2939,7 +2929,7 @@
           <w:numId w:val="0"/>
         </w:numPr>
       </w:pPr>
-      <w:bookmarkStart w:id="8" w:name="_Toc243897687"/>
+      <w:bookmarkStart w:id="8" w:name="_Toc244215750"/>
       <w:r>
         <w:rPr>
           <w:lang w:val="vi-VN"/>
@@ -2957,7 +2947,7 @@
           <w:numId w:val="0"/>
         </w:numPr>
       </w:pPr>
-      <w:bookmarkStart w:id="9" w:name="_Toc243897688"/>
+      <w:bookmarkStart w:id="9" w:name="_Toc244215751"/>
       <w:r>
         <w:rPr>
           <w:lang w:val="vi-VN"/>
@@ -3100,6 +3090,37 @@
         <w:pStyle w:val="csparagraph"/>
       </w:pPr>
       <w:r>
+        <w:t xml:space="preserve">Bảng 70 (Phụ lục H) liệt kê đủ công thức CNF của năm thuộc tính theo chức năng, kèm phản ví dụ của _v0 và nhân chứng của ca đối chứng. Bảng 71 liệt kê mười bài toán SMT của </w:t>
+      </w:r>
+      <w:r>
+        <w:rPr>
+          <w:rFonts w:ascii="Consolas" w:hAnsi="Consolas" w:cs="Consolas"/>
+          <w:sz w:val="24"/>
+          <w:szCs w:val="24"/>
+        </w:rPr>
+        <w:t>token_crypto</w:t>
+      </w:r>
+      <w:r>
+        <w:t xml:space="preserve">: tám thuộc tính mật mã của token _v1 (độ dài khóa, nonce, tag, tính toàn vẹn của tag, hạn dùng, TTL, thời điểm phát hành, định danh và audience) đều UNSAT, nghĩa là không có token vi phạm nào được nhận. Mã của cặp </w:t>
+      </w:r>
+      <w:r>
+        <w:rPr>
+          <w:rFonts w:ascii="Consolas" w:hAnsi="Consolas" w:cs="Consolas"/>
+          <w:sz w:val="24"/>
+          <w:szCs w:val="24"/>
+        </w:rPr>
+        <w:t>authentication</w:t>
+      </w:r>
+      <w:r>
+        <w:t xml:space="preserve"> được trích ở cuối Phụ lục H để đối chiếu với các biến của công thức.</w:t>
+      </w:r>
+    </w:p>
+    <w:p>
+      <w:pPr>
+        <w:pStyle w:val="csparagraph"/>
+      </w:pPr>
+      <w:r>
+        <w:lastRenderedPageBreak/>
         <w:t xml:space="preserve">Phần kiểm chứng này chỉ là bổ trợ. Phép dịch từ PHP sang mô hình được làm thủ công, và UNSAT chỉ có ý nghĩa trong phạm vi trừu tượng đã khai báo. Mã _v1 minh họa không được tích hợp vào baseline; bản vá thật của baseline là source_v1, trình bày ở Chương 7. Kết quả được tóm tắt ở mục 5.1.6; chi tiết từng bài toán nằm trong các sheet </w:t>
       </w:r>
       <w:r>
@@ -3134,7 +3155,7 @@
           <w:numId w:val="0"/>
         </w:numPr>
       </w:pPr>
-      <w:bookmarkStart w:id="10" w:name="_Toc243897689"/>
+      <w:bookmarkStart w:id="10" w:name="_Toc244215752"/>
       <w:r>
         <w:rPr>
           <w:lang w:val="vi-VN"/>
@@ -3152,7 +3173,7 @@
           <w:numId w:val="0"/>
         </w:numPr>
       </w:pPr>
-      <w:bookmarkStart w:id="11" w:name="_Toc243897690"/>
+      <w:bookmarkStart w:id="11" w:name="_Toc244215753"/>
       <w:r>
         <w:rPr>
           <w:lang w:val="vi-VN"/>
@@ -3170,7 +3191,7 @@
           <w:numId w:val="0"/>
         </w:numPr>
       </w:pPr>
-      <w:bookmarkStart w:id="12" w:name="_Toc243897691"/>
+      <w:bookmarkStart w:id="12" w:name="_Toc244215754"/>
       <w:r>
         <w:rPr>
           <w:lang w:val="vi-VN"/>
@@ -3230,9 +3251,10 @@
         <w:tblLook w:val="04A0" w:firstRow="1" w:lastRow="0" w:firstColumn="1" w:lastColumn="0" w:noHBand="0" w:noVBand="1"/>
       </w:tblPr>
       <w:tblGrid>
-        <w:gridCol w:w="3182"/>
-        <w:gridCol w:w="1123"/>
-        <w:gridCol w:w="5055"/>
+        <w:gridCol w:w="2700"/>
+        <w:gridCol w:w="1000"/>
+        <w:gridCol w:w="2460"/>
+        <w:gridCol w:w="3200"/>
       </w:tblGrid>
       <w:tr>
         <w:trPr>
@@ -3241,7 +3263,7 @@
         </w:trPr>
         <w:tc>
           <w:tcPr>
-            <w:tcW w:w="3182" w:type="dxa"/>
+            <w:tcW w:w="2700" w:type="dxa"/>
             <w:shd w:val="clear" w:color="auto" w:fill="D9E2F3"/>
             <w:vAlign w:val="center"/>
           </w:tcPr>
@@ -3263,7 +3285,7 @@
         </w:tc>
         <w:tc>
           <w:tcPr>
-            <w:tcW w:w="1123" w:type="dxa"/>
+            <w:tcW w:w="1000" w:type="dxa"/>
             <w:shd w:val="clear" w:color="auto" w:fill="D9E2F3"/>
             <w:vAlign w:val="center"/>
           </w:tcPr>
@@ -3285,7 +3307,7 @@
         </w:tc>
         <w:tc>
           <w:tcPr>
-            <w:tcW w:w="5055" w:type="dxa"/>
+            <w:tcW w:w="2460" w:type="dxa"/>
             <w:shd w:val="clear" w:color="auto" w:fill="D9E2F3"/>
             <w:vAlign w:val="center"/>
           </w:tcPr>
@@ -3293,6 +3315,14 @@
             <w:pPr>
               <w:jc w:val="center"/>
             </w:pPr>
+            <w:r>
+              <w:rPr>
+                <w:rFonts w:ascii="Consolas" w:hAnsi="Consolas" w:cs="Consolas"/>
+                <w:b/>
+                <w:lang w:val="vi-VN"/>
+              </w:rPr>
+              <w:t>_v0</w:t>
+            </w:r>
             <w:r>
               <w:rPr>
                 <w:b/>
@@ -3301,7 +3331,37 @@
                 <w:szCs w:val="22"/>
                 <w:lang w:val="vi-VN"/>
               </w:rPr>
-              <w:t>Kết quả</w:t>
+              <w:t xml:space="preserve"> (trước sửa)</w:t>
+            </w:r>
+          </w:p>
+        </w:tc>
+        <w:tc>
+          <w:tcPr>
+            <w:tcW w:w="3200" w:type="dxa"/>
+            <w:shd w:val="clear" w:color="auto" w:fill="D9E2F3"/>
+            <w:vAlign w:val="center"/>
+          </w:tcPr>
+          <w:p>
+            <w:pPr>
+              <w:jc w:val="center"/>
+            </w:pPr>
+            <w:r>
+              <w:rPr>
+                <w:rFonts w:ascii="Consolas" w:hAnsi="Consolas" w:cs="Consolas"/>
+                <w:b/>
+                <w:lang w:val="vi-VN"/>
+              </w:rPr>
+              <w:t>_v1</w:t>
+            </w:r>
+            <w:r>
+              <w:rPr>
+                <w:b/>
+                <w:bCs/>
+                <w:sz w:val="22"/>
+                <w:szCs w:val="22"/>
+                <w:lang w:val="vi-VN"/>
+              </w:rPr>
+              <w:t xml:space="preserve"> (sau sửa)</w:t>
             </w:r>
           </w:p>
         </w:tc>
@@ -3312,26 +3372,26 @@
         </w:trPr>
         <w:tc>
           <w:tcPr>
-            <w:tcW w:w="3182" w:type="dxa"/>
-            <w:vAlign w:val="center"/>
-          </w:tcPr>
-          <w:p>
-            <w:pPr>
-              <w:jc w:val="left"/>
-            </w:pPr>
-            <w:r>
-              <w:rPr>
-                <w:sz w:val="22"/>
-                <w:szCs w:val="22"/>
-                <w:lang w:val="vi-VN"/>
-              </w:rPr>
-              <w:t>CNF theo chức năng (5 cặp mã sinh, đối chứng hợp lệ, 1 đối chứng quay lui)</w:t>
-            </w:r>
-          </w:p>
-        </w:tc>
-        <w:tc>
-          <w:tcPr>
-            <w:tcW w:w="1123" w:type="dxa"/>
+            <w:tcW w:w="2700" w:type="dxa"/>
+            <w:vAlign w:val="center"/>
+          </w:tcPr>
+          <w:p>
+            <w:pPr>
+              <w:jc w:val="left"/>
+            </w:pPr>
+            <w:r>
+              <w:rPr>
+                <w:sz w:val="22"/>
+                <w:szCs w:val="22"/>
+                <w:lang w:val="vi-VN"/>
+              </w:rPr>
+              <w:t>CNF theo chức năng (5 cặp mã sinh, 5 đối chứng hợp lệ)</w:t>
+            </w:r>
+          </w:p>
+        </w:tc>
+        <w:tc>
+          <w:tcPr>
+            <w:tcW w:w="1000" w:type="dxa"/>
             <w:vAlign w:val="center"/>
           </w:tcPr>
           <w:p>
@@ -3344,26 +3404,45 @@
                 <w:szCs w:val="22"/>
                 <w:lang w:val="vi-VN"/>
               </w:rPr>
-              <w:t>16</w:t>
-            </w:r>
-          </w:p>
-        </w:tc>
-        <w:tc>
-          <w:tcPr>
-            <w:tcW w:w="5055" w:type="dxa"/>
-            <w:vAlign w:val="center"/>
-          </w:tcPr>
-          <w:p>
-            <w:pPr>
-              <w:jc w:val="left"/>
-            </w:pPr>
-            <w:r>
-              <w:rPr>
-                <w:sz w:val="22"/>
-                <w:szCs w:val="22"/>
-                <w:lang w:val="vi-VN"/>
-              </w:rPr>
-              <w:t>10 SAT, 6 UNSAT; DPLL, Z3, bảng chân trị trùng 16/16</w:t>
+              <w:t>15</w:t>
+            </w:r>
+          </w:p>
+        </w:tc>
+        <w:tc>
+          <w:tcPr>
+            <w:tcW w:w="2460" w:type="dxa"/>
+            <w:vAlign w:val="center"/>
+          </w:tcPr>
+          <w:p>
+            <w:pPr>
+              <w:jc w:val="left"/>
+            </w:pPr>
+            <w:r>
+              <w:rPr>
+                <w:sz w:val="22"/>
+                <w:szCs w:val="22"/>
+                <w:lang w:val="vi-VN"/>
+              </w:rPr>
+              <w:t>5 SAT (có phản ví dụ)</w:t>
+            </w:r>
+          </w:p>
+        </w:tc>
+        <w:tc>
+          <w:tcPr>
+            <w:tcW w:w="3200" w:type="dxa"/>
+            <w:vAlign w:val="center"/>
+          </w:tcPr>
+          <w:p>
+            <w:pPr>
+              <w:jc w:val="left"/>
+            </w:pPr>
+            <w:r>
+              <w:rPr>
+                <w:sz w:val="22"/>
+                <w:szCs w:val="22"/>
+                <w:lang w:val="vi-VN"/>
+              </w:rPr>
+              <w:t>5 UNSAT; đối chứng hợp lệ 5 SAT</w:t>
             </w:r>
           </w:p>
         </w:tc>
@@ -3374,41 +3453,26 @@
         </w:trPr>
         <w:tc>
           <w:tcPr>
-            <w:tcW w:w="3182" w:type="dxa"/>
-            <w:vAlign w:val="center"/>
-          </w:tcPr>
-          <w:p>
-            <w:pPr>
-              <w:jc w:val="left"/>
-            </w:pPr>
-            <w:r>
-              <w:rPr>
-                <w:sz w:val="22"/>
-                <w:szCs w:val="22"/>
-                <w:lang w:val="vi-VN"/>
-              </w:rPr>
-              <w:t xml:space="preserve">SMT cho token (mã sinh </w:t>
-            </w:r>
-            <w:r>
-              <w:rPr>
-                <w:rFonts w:ascii="Consolas" w:hAnsi="Consolas" w:cs="Consolas"/>
-                <w:lang w:val="vi-VN"/>
-              </w:rPr>
-              <w:t>token_crypto</w:t>
-            </w:r>
-            <w:r>
-              <w:rPr>
-                <w:sz w:val="22"/>
-                <w:szCs w:val="22"/>
-                <w:lang w:val="vi-VN"/>
-              </w:rPr>
-              <w:t>)</w:t>
-            </w:r>
-          </w:p>
-        </w:tc>
-        <w:tc>
-          <w:tcPr>
-            <w:tcW w:w="1123" w:type="dxa"/>
+            <w:tcW w:w="2700" w:type="dxa"/>
+            <w:vAlign w:val="center"/>
+          </w:tcPr>
+          <w:p>
+            <w:pPr>
+              <w:jc w:val="left"/>
+            </w:pPr>
+            <w:r>
+              <w:rPr>
+                <w:sz w:val="22"/>
+                <w:szCs w:val="22"/>
+                <w:lang w:val="vi-VN"/>
+              </w:rPr>
+              <w:t>Đối chứng quay lui của DPLL, không gắn với mã</w:t>
+            </w:r>
+          </w:p>
+        </w:tc>
+        <w:tc>
+          <w:tcPr>
+            <w:tcW w:w="1000" w:type="dxa"/>
             <w:vAlign w:val="center"/>
           </w:tcPr>
           <w:p>
@@ -3421,56 +3485,27 @@
                 <w:szCs w:val="22"/>
                 <w:lang w:val="vi-VN"/>
               </w:rPr>
-              <w:t>10</w:t>
-            </w:r>
-          </w:p>
-        </w:tc>
-        <w:tc>
-          <w:tcPr>
-            <w:tcW w:w="5055" w:type="dxa"/>
-            <w:vAlign w:val="center"/>
-          </w:tcPr>
-          <w:p>
-            <w:pPr>
-              <w:jc w:val="left"/>
-            </w:pPr>
-            <w:r>
-              <w:rPr>
-                <w:sz w:val="22"/>
-                <w:szCs w:val="22"/>
-                <w:lang w:val="vi-VN"/>
-              </w:rPr>
-              <w:t>1 SAT (</w:t>
-            </w:r>
-            <w:r>
-              <w:rPr>
-                <w:rFonts w:ascii="Consolas" w:hAnsi="Consolas" w:cs="Consolas"/>
-                <w:lang w:val="vi-VN"/>
-              </w:rPr>
-              <w:t>_v0</w:t>
-            </w:r>
-            <w:r>
-              <w:rPr>
-                <w:sz w:val="22"/>
-                <w:szCs w:val="22"/>
-                <w:lang w:val="vi-VN"/>
-              </w:rPr>
-              <w:t xml:space="preserve">), 8 UNSAT (vi phạm ở </w:t>
-            </w:r>
-            <w:r>
-              <w:rPr>
-                <w:rFonts w:ascii="Consolas" w:hAnsi="Consolas" w:cs="Consolas"/>
-                <w:lang w:val="vi-VN"/>
-              </w:rPr>
-              <w:t>_v1</w:t>
-            </w:r>
-            <w:r>
-              <w:rPr>
-                <w:sz w:val="22"/>
-                <w:szCs w:val="22"/>
-                <w:lang w:val="vi-VN"/>
-              </w:rPr>
-              <w:t>), 1 SAT (đối chứng hợp lệ)</w:t>
+              <w:t>1</w:t>
+            </w:r>
+          </w:p>
+        </w:tc>
+        <w:tc>
+          <w:tcPr>
+            <w:tcW w:w="5660" w:type="dxa"/>
+            <w:gridSpan w:val="2"/>
+            <w:vAlign w:val="center"/>
+          </w:tcPr>
+          <w:p>
+            <w:pPr>
+              <w:jc w:val="left"/>
+            </w:pPr>
+            <w:r>
+              <w:rPr>
+                <w:sz w:val="22"/>
+                <w:szCs w:val="22"/>
+                <w:lang w:val="vi-VN"/>
+              </w:rPr>
+              <w:t>UNSAT; trên cả 16 công thức CNF, DPLL, Z3 và bảng chân trị trùng 16/16</w:t>
             </w:r>
           </w:p>
         </w:tc>
@@ -3481,26 +3516,41 @@
         </w:trPr>
         <w:tc>
           <w:tcPr>
-            <w:tcW w:w="3182" w:type="dxa"/>
-            <w:vAlign w:val="center"/>
-          </w:tcPr>
-          <w:p>
-            <w:pPr>
-              <w:jc w:val="left"/>
-            </w:pPr>
-            <w:r>
-              <w:rPr>
-                <w:sz w:val="22"/>
-                <w:szCs w:val="22"/>
-                <w:lang w:val="vi-VN"/>
-              </w:rPr>
-              <w:t>CNF SQL (54 truy vấn × 3)</w:t>
-            </w:r>
-          </w:p>
-        </w:tc>
-        <w:tc>
-          <w:tcPr>
-            <w:tcW w:w="1123" w:type="dxa"/>
+            <w:tcW w:w="2700" w:type="dxa"/>
+            <w:vAlign w:val="center"/>
+          </w:tcPr>
+          <w:p>
+            <w:pPr>
+              <w:jc w:val="left"/>
+            </w:pPr>
+            <w:r>
+              <w:rPr>
+                <w:sz w:val="22"/>
+                <w:szCs w:val="22"/>
+                <w:lang w:val="vi-VN"/>
+              </w:rPr>
+              <w:t xml:space="preserve">SMT cho token (mã sinh </w:t>
+            </w:r>
+            <w:r>
+              <w:rPr>
+                <w:rFonts w:ascii="Consolas" w:hAnsi="Consolas" w:cs="Consolas"/>
+                <w:lang w:val="vi-VN"/>
+              </w:rPr>
+              <w:t>token_crypto</w:t>
+            </w:r>
+            <w:r>
+              <w:rPr>
+                <w:sz w:val="22"/>
+                <w:szCs w:val="22"/>
+                <w:lang w:val="vi-VN"/>
+              </w:rPr>
+              <w:t>)</w:t>
+            </w:r>
+          </w:p>
+        </w:tc>
+        <w:tc>
+          <w:tcPr>
+            <w:tcW w:w="1000" w:type="dxa"/>
             <w:vAlign w:val="center"/>
           </w:tcPr>
           <w:p>
@@ -3513,26 +3563,45 @@
                 <w:szCs w:val="22"/>
                 <w:lang w:val="vi-VN"/>
               </w:rPr>
-              <w:t>162</w:t>
-            </w:r>
-          </w:p>
-        </w:tc>
-        <w:tc>
-          <w:tcPr>
-            <w:tcW w:w="5055" w:type="dxa"/>
-            <w:vAlign w:val="center"/>
-          </w:tcPr>
-          <w:p>
-            <w:pPr>
-              <w:jc w:val="left"/>
-            </w:pPr>
-            <w:r>
-              <w:rPr>
-                <w:sz w:val="22"/>
-                <w:szCs w:val="22"/>
-                <w:lang w:val="vi-VN"/>
-              </w:rPr>
-              <w:t>B: 35 SAT (truy vấn có tham số), 19 UNSAT (truy vấn hằng); A: 54 UNSAT; C: 54 SAT</w:t>
+              <w:t>10</w:t>
+            </w:r>
+          </w:p>
+        </w:tc>
+        <w:tc>
+          <w:tcPr>
+            <w:tcW w:w="2460" w:type="dxa"/>
+            <w:vAlign w:val="center"/>
+          </w:tcPr>
+          <w:p>
+            <w:pPr>
+              <w:jc w:val="left"/>
+            </w:pPr>
+            <w:r>
+              <w:rPr>
+                <w:sz w:val="22"/>
+                <w:szCs w:val="22"/>
+                <w:lang w:val="vi-VN"/>
+              </w:rPr>
+              <w:t>1 SAT (phản ví dụ)</w:t>
+            </w:r>
+          </w:p>
+        </w:tc>
+        <w:tc>
+          <w:tcPr>
+            <w:tcW w:w="3200" w:type="dxa"/>
+            <w:vAlign w:val="center"/>
+          </w:tcPr>
+          <w:p>
+            <w:pPr>
+              <w:jc w:val="left"/>
+            </w:pPr>
+            <w:r>
+              <w:rPr>
+                <w:sz w:val="22"/>
+                <w:szCs w:val="22"/>
+                <w:lang w:val="vi-VN"/>
+              </w:rPr>
+              <w:t>8 UNSAT (vi phạm); đối chứng hợp lệ 1 SAT</w:t>
             </w:r>
           </w:p>
         </w:tc>
@@ -3543,26 +3612,26 @@
         </w:trPr>
         <w:tc>
           <w:tcPr>
-            <w:tcW w:w="3182" w:type="dxa"/>
-            <w:vAlign w:val="center"/>
-          </w:tcPr>
-          <w:p>
-            <w:pPr>
-              <w:jc w:val="left"/>
-            </w:pPr>
-            <w:r>
-              <w:rPr>
-                <w:sz w:val="22"/>
-                <w:szCs w:val="22"/>
-                <w:lang w:val="vi-VN"/>
-              </w:rPr>
-              <w:t>SMT tham số SQL (92 tham số × 6)</w:t>
-            </w:r>
-          </w:p>
-        </w:tc>
-        <w:tc>
-          <w:tcPr>
-            <w:tcW w:w="1123" w:type="dxa"/>
+            <w:tcW w:w="2700" w:type="dxa"/>
+            <w:vAlign w:val="center"/>
+          </w:tcPr>
+          <w:p>
+            <w:pPr>
+              <w:jc w:val="left"/>
+            </w:pPr>
+            <w:r>
+              <w:rPr>
+                <w:sz w:val="22"/>
+                <w:szCs w:val="22"/>
+                <w:lang w:val="vi-VN"/>
+              </w:rPr>
+              <w:t>CNF SQL (54 truy vấn × 3)</w:t>
+            </w:r>
+          </w:p>
+        </w:tc>
+        <w:tc>
+          <w:tcPr>
+            <w:tcW w:w="1000" w:type="dxa"/>
             <w:vAlign w:val="center"/>
           </w:tcPr>
           <w:p>
@@ -3575,26 +3644,45 @@
                 <w:szCs w:val="22"/>
                 <w:lang w:val="vi-VN"/>
               </w:rPr>
-              <w:t>552</w:t>
-            </w:r>
-          </w:p>
-        </w:tc>
-        <w:tc>
-          <w:tcPr>
-            <w:tcW w:w="5055" w:type="dxa"/>
-            <w:vAlign w:val="center"/>
-          </w:tcPr>
-          <w:p>
-            <w:pPr>
-              <w:jc w:val="left"/>
-            </w:pPr>
-            <w:r>
-              <w:rPr>
-                <w:sz w:val="22"/>
-                <w:szCs w:val="22"/>
-                <w:lang w:val="vi-VN"/>
-              </w:rPr>
-              <w:t>MISSING, TYPE, FORMAT, MAX: mỗi loại 92 UNSAT; MIN: 36 UNSAT (số nguyên) và 56 SAT (chuỗi rỗng được schema cho phép); VALID: 92 SAT</w:t>
+              <w:t>162</w:t>
+            </w:r>
+          </w:p>
+        </w:tc>
+        <w:tc>
+          <w:tcPr>
+            <w:tcW w:w="2460" w:type="dxa"/>
+            <w:vAlign w:val="center"/>
+          </w:tcPr>
+          <w:p>
+            <w:pPr>
+              <w:jc w:val="left"/>
+            </w:pPr>
+            <w:r>
+              <w:rPr>
+                <w:sz w:val="22"/>
+                <w:szCs w:val="22"/>
+                <w:lang w:val="vi-VN"/>
+              </w:rPr>
+              <w:t>B: 35 SAT (truy vấn có tham số), 19 UNSAT (truy vấn hằng)</w:t>
+            </w:r>
+          </w:p>
+        </w:tc>
+        <w:tc>
+          <w:tcPr>
+            <w:tcW w:w="3200" w:type="dxa"/>
+            <w:vAlign w:val="center"/>
+          </w:tcPr>
+          <w:p>
+            <w:pPr>
+              <w:jc w:val="left"/>
+            </w:pPr>
+            <w:r>
+              <w:rPr>
+                <w:sz w:val="22"/>
+                <w:szCs w:val="22"/>
+                <w:lang w:val="vi-VN"/>
+              </w:rPr>
+              <w:t>A: 54 UNSAT; C (đối chứng hợp lệ): 54 SAT</w:t>
             </w:r>
           </w:p>
         </w:tc>
@@ -3605,7 +3693,103 @@
         </w:trPr>
         <w:tc>
           <w:tcPr>
-            <w:tcW w:w="3182" w:type="dxa"/>
+            <w:tcW w:w="2700" w:type="dxa"/>
+            <w:vAlign w:val="center"/>
+          </w:tcPr>
+          <w:p>
+            <w:pPr>
+              <w:jc w:val="left"/>
+            </w:pPr>
+            <w:r>
+              <w:rPr>
+                <w:sz w:val="22"/>
+                <w:szCs w:val="22"/>
+                <w:lang w:val="vi-VN"/>
+              </w:rPr>
+              <w:t xml:space="preserve">SMT tham số SQL (92 tham số × 6, guard của </w:t>
+            </w:r>
+            <w:r>
+              <w:rPr>
+                <w:rFonts w:ascii="Consolas" w:hAnsi="Consolas" w:cs="Consolas"/>
+                <w:lang w:val="vi-VN"/>
+              </w:rPr>
+              <w:t>_v1</w:t>
+            </w:r>
+            <w:r>
+              <w:rPr>
+                <w:sz w:val="22"/>
+                <w:szCs w:val="22"/>
+                <w:lang w:val="vi-VN"/>
+              </w:rPr>
+              <w:t>)</w:t>
+            </w:r>
+          </w:p>
+        </w:tc>
+        <w:tc>
+          <w:tcPr>
+            <w:tcW w:w="1000" w:type="dxa"/>
+            <w:vAlign w:val="center"/>
+          </w:tcPr>
+          <w:p>
+            <w:pPr>
+              <w:jc w:val="center"/>
+            </w:pPr>
+            <w:r>
+              <w:rPr>
+                <w:sz w:val="22"/>
+                <w:szCs w:val="22"/>
+                <w:lang w:val="vi-VN"/>
+              </w:rPr>
+              <w:t>552</w:t>
+            </w:r>
+          </w:p>
+        </w:tc>
+        <w:tc>
+          <w:tcPr>
+            <w:tcW w:w="2460" w:type="dxa"/>
+            <w:vAlign w:val="center"/>
+          </w:tcPr>
+          <w:p>
+            <w:pPr>
+              <w:jc w:val="left"/>
+            </w:pPr>
+            <w:r>
+              <w:rPr>
+                <w:sz w:val="22"/>
+                <w:szCs w:val="22"/>
+                <w:lang w:val="vi-VN"/>
+              </w:rPr>
+              <w:t>—</w:t>
+            </w:r>
+          </w:p>
+        </w:tc>
+        <w:tc>
+          <w:tcPr>
+            <w:tcW w:w="3200" w:type="dxa"/>
+            <w:vAlign w:val="center"/>
+          </w:tcPr>
+          <w:p>
+            <w:pPr>
+              <w:jc w:val="left"/>
+            </w:pPr>
+            <w:r>
+              <w:rPr>
+                <w:sz w:val="22"/>
+                <w:szCs w:val="22"/>
+                <w:lang w:val="vi-VN"/>
+              </w:rPr>
+              <w:t>MISSING, TYPE, FORMAT, MAX: mỗi loại 92 UNSAT; MIN: 36 UNSAT (số nguyên) và 56 SAT (chuỗi rỗng được schema cho phép); VALID: 92 SAT</w:t>
+            </w:r>
+          </w:p>
+        </w:tc>
+      </w:tr>
+      <w:tr>
+        <w:trPr>
+          <w:cantSplit/>
+        </w:trPr>
+        <w:tc>
+          <w:tcPr>
+            <w:tcW w:w="2700" w:type="dxa"/>
             <w:vAlign w:val="center"/>
           </w:tcPr>
           <w:p>
@@ -3624,7 +3808,7 @@
         </w:tc>
         <w:tc>
           <w:tcPr>
-            <w:tcW w:w="1123" w:type="dxa"/>
+            <w:tcW w:w="1000" w:type="dxa"/>
             <w:vAlign w:val="center"/>
           </w:tcPr>
           <w:p>
@@ -3643,20 +3827,54 @@
         </w:tc>
         <w:tc>
           <w:tcPr>
-            <w:tcW w:w="5055" w:type="dxa"/>
-            <w:vAlign w:val="center"/>
-          </w:tcPr>
-          <w:p>
-            <w:pPr>
-              <w:jc w:val="left"/>
-            </w:pPr>
-            <w:r>
-              <w:rPr>
-                <w:sz w:val="22"/>
-                <w:szCs w:val="22"/>
-                <w:lang w:val="vi-VN"/>
-              </w:rPr>
-              <w:t>Lint 10/10 và 109/109; hit giảm từ 8 xuống 0 (mã theo chức năng) và từ 54 xuống 0 (wrapper SQL)</w:t>
+            <w:tcW w:w="2460" w:type="dxa"/>
+            <w:vAlign w:val="center"/>
+          </w:tcPr>
+          <w:p>
+            <w:pPr>
+              <w:jc w:val="left"/>
+            </w:pPr>
+            <w:r>
+              <w:rPr>
+                <w:sz w:val="22"/>
+                <w:szCs w:val="22"/>
+                <w:lang w:val="vi-VN"/>
+              </w:rPr>
+              <w:t>Lint 5/5 và 54/54; Semgrep 8 hit (mã theo chức năng), 54 hit (wrapper SQL)</w:t>
+            </w:r>
+          </w:p>
+        </w:tc>
+        <w:tc>
+          <w:tcPr>
+            <w:tcW w:w="3200" w:type="dxa"/>
+            <w:vAlign w:val="center"/>
+          </w:tcPr>
+          <w:p>
+            <w:pPr>
+              <w:jc w:val="left"/>
+            </w:pPr>
+            <w:r>
+              <w:rPr>
+                <w:sz w:val="22"/>
+                <w:szCs w:val="22"/>
+                <w:lang w:val="vi-VN"/>
+              </w:rPr>
+              <w:t xml:space="preserve">Lint 5/5 và 55/55 (54 wrapper và </w:t>
+            </w:r>
+            <w:r>
+              <w:rPr>
+                <w:rFonts w:ascii="Consolas" w:hAnsi="Consolas" w:cs="Consolas"/>
+                <w:lang w:val="vi-VN"/>
+              </w:rPr>
+              <w:t>guards.php</w:t>
+            </w:r>
+            <w:r>
+              <w:rPr>
+                <w:sz w:val="22"/>
+                <w:szCs w:val="22"/>
+                <w:lang w:val="vi-VN"/>
+              </w:rPr>
+              <w:t>); Semgrep 0 hit ở cả hai nhóm</w:t>
             </w:r>
           </w:p>
         </w:tc>
@@ -3727,7 +3945,11 @@
         <w:t>EF(authenticated)</w:t>
       </w:r>
       <w:r>
-        <w:t xml:space="preserve"> thỏa, cho thấy cả hai nhánh đăng nhập đều đạt được trong mô hình. Bảng 68 (Phụ lục H) tóm tắt kết quả. Mô hình giả định endpoint được gọi trực tiếp và truy vấn thành công, nên không chứng minh tính sống của hệ thống thật.</w:t>
+        <w:t xml:space="preserve"> thỏa, cho </w:t>
+      </w:r>
+      <w:r>
+        <w:lastRenderedPageBreak/>
+        <w:t>thấy cả hai nhánh đăng nhập đều đạt được trong mô hình. Bảng 68 (Phụ lục H) tóm tắt kết quả. Mô hình giả định endpoint được gọi trực tiếp và truy vấn thành công, nên không chứng minh tính sống của hệ thống thật.</w:t>
       </w:r>
     </w:p>
     <w:p>
@@ -3735,8 +3957,177 @@
         <w:pStyle w:val="csparagraph"/>
       </w:pPr>
       <w:r>
-        <w:lastRenderedPageBreak/>
         <w:t>Bảng 69 (Phụ lục H) đặt cạnh nhau kết quả trước sửa (_v0) và sau sửa (_v1) trên cùng phép kiểm tra. Bộ sáu rule Semgrep dành cho mã sinh giảm từ 8 hit xuống 0 trên năm cặp chức năng và từ 54 hit xuống 0 trên 54 cặp wrapper SQL. Năm thuộc tính chức năng chuyển từ SAT sang UNSAT, và 35 truy vấn có tham số cũng chuyển từ SAT sang UNSAT. Đây là so sánh trên mã minh họa; so sánh trên chính baseline đã vá (source_v1) nằm ở Chương 8.</w:t>
+      </w:r>
+    </w:p>
+    <w:p>
+      <w:pPr>
+        <w:pStyle w:val="csparagraph"/>
+      </w:pPr>
+      <w:r>
+        <w:t xml:space="preserve">Hình 32 và Hình 33 (Phụ lục H) là nhật ký chạy hai test “DPLL/SAT và SMT token” và “54 truy vấn SQL: CNF, SMT, mã sinh” trên giao diện </w:t>
+      </w:r>
+      <w:r>
+        <w:rPr>
+          <w:rFonts w:ascii="Consolas" w:hAnsi="Consolas" w:cs="Consolas"/>
+          <w:sz w:val="24"/>
+          <w:szCs w:val="24"/>
+        </w:rPr>
+        <w:t>chon_test.py</w:t>
+      </w:r>
+      <w:r>
+        <w:t>. Số liệu trong nhật ký trùng với Bảng 32.</w:t>
+      </w:r>
+    </w:p>
+    <w:p>
+      <w:pPr>
+        <w:pStyle w:val="csparagraph"/>
+      </w:pPr>
+      <w:r>
+        <w:t xml:space="preserve">Để có số liệu trên chính baseline đã vá, các test của phần việc này được chạy lại trên </w:t>
+      </w:r>
+      <w:r>
+        <w:rPr>
+          <w:rFonts w:ascii="Consolas" w:hAnsi="Consolas" w:cs="Consolas"/>
+          <w:sz w:val="24"/>
+          <w:szCs w:val="24"/>
+        </w:rPr>
+        <w:t>source_v1</w:t>
+      </w:r>
+      <w:r>
+        <w:t xml:space="preserve">. Bản </w:t>
+      </w:r>
+      <w:r>
+        <w:rPr>
+          <w:rFonts w:ascii="Consolas" w:hAnsi="Consolas" w:cs="Consolas"/>
+          <w:sz w:val="24"/>
+          <w:szCs w:val="24"/>
+        </w:rPr>
+        <w:t>source_v1</w:t>
+      </w:r>
+      <w:r>
+        <w:t xml:space="preserve"> dùng ở đây được tạo lại bằng </w:t>
+      </w:r>
+      <w:r>
+        <w:rPr>
+          <w:rFonts w:ascii="Consolas" w:hAnsi="Consolas" w:cs="Consolas"/>
+          <w:sz w:val="24"/>
+          <w:szCs w:val="24"/>
+        </w:rPr>
+        <w:t>bo_sung_v1/make_v1.py</w:t>
+      </w:r>
+      <w:r>
+        <w:t xml:space="preserve"> từ </w:t>
+      </w:r>
+      <w:r>
+        <w:rPr>
+          <w:rFonts w:ascii="Consolas" w:hAnsi="Consolas" w:cs="Consolas"/>
+          <w:sz w:val="24"/>
+          <w:szCs w:val="24"/>
+        </w:rPr>
+        <w:t>source_v0</w:t>
+      </w:r>
+      <w:r>
+        <w:t xml:space="preserve"> theo các đoạn mã của Chương 7: một hàm </w:t>
+      </w:r>
+      <w:r>
+        <w:rPr>
+          <w:rFonts w:ascii="Consolas" w:hAnsi="Consolas" w:cs="Consolas"/>
+          <w:sz w:val="24"/>
+          <w:szCs w:val="24"/>
+        </w:rPr>
+        <w:t>db_query()</w:t>
+      </w:r>
+      <w:r>
+        <w:t xml:space="preserve"> dùng prepared statement của mysqli, </w:t>
+      </w:r>
+      <w:r>
+        <w:rPr>
+          <w:rFonts w:ascii="Consolas" w:hAnsi="Consolas" w:cs="Consolas"/>
+          <w:sz w:val="24"/>
+          <w:szCs w:val="24"/>
+        </w:rPr>
+        <w:t>auth_guard.php</w:t>
+      </w:r>
+      <w:r>
+        <w:t xml:space="preserve"> kiểm tra phiên, phương thức POST và token CSRF trước mọi truy cập CSDL, hàm </w:t>
+      </w:r>
+      <w:r>
+        <w:rPr>
+          <w:rFonts w:ascii="Consolas" w:hAnsi="Consolas" w:cs="Consolas"/>
+          <w:sz w:val="24"/>
+          <w:szCs w:val="24"/>
+        </w:rPr>
+        <w:t>e()</w:t>
+      </w:r>
+      <w:r>
+        <w:t xml:space="preserve"> mã hóa đầu ra, </w:t>
+      </w:r>
+      <w:r>
+        <w:rPr>
+          <w:rFonts w:ascii="Consolas" w:hAnsi="Consolas" w:cs="Consolas"/>
+          <w:sz w:val="24"/>
+          <w:szCs w:val="24"/>
+        </w:rPr>
+        <w:t>password_hash</w:t>
+      </w:r>
+      <w:r>
+        <w:t>/</w:t>
+      </w:r>
+      <w:r>
+        <w:rPr>
+          <w:rFonts w:ascii="Consolas" w:hAnsi="Consolas" w:cs="Consolas"/>
+          <w:sz w:val="24"/>
+          <w:szCs w:val="24"/>
+        </w:rPr>
+        <w:t>password_verify</w:t>
+      </w:r>
+      <w:r>
+        <w:t xml:space="preserve">, giao dịch và </w:t>
+      </w:r>
+      <w:r>
+        <w:rPr>
+          <w:rFonts w:ascii="Consolas" w:hAnsi="Consolas" w:cs="Consolas"/>
+          <w:sz w:val="24"/>
+          <w:szCs w:val="24"/>
+        </w:rPr>
+        <w:t>mysqli_insert_id</w:t>
+      </w:r>
+      <w:r>
+        <w:t xml:space="preserve"> khi mượn sách, JOIN thay truy vấn trong vòng lặp. Bảng 73 đặt cạnh nhau kết quả của từng test trên </w:t>
+      </w:r>
+      <w:r>
+        <w:rPr>
+          <w:rFonts w:ascii="Consolas" w:hAnsi="Consolas" w:cs="Consolas"/>
+          <w:sz w:val="24"/>
+          <w:szCs w:val="24"/>
+        </w:rPr>
+        <w:t>source_v0</w:t>
+      </w:r>
+      <w:r>
+        <w:t xml:space="preserve"> và </w:t>
+      </w:r>
+      <w:r>
+        <w:rPr>
+          <w:rFonts w:ascii="Consolas" w:hAnsi="Consolas" w:cs="Consolas"/>
+          <w:sz w:val="24"/>
+          <w:szCs w:val="24"/>
+        </w:rPr>
+        <w:t>source_v1</w:t>
+      </w:r>
+      <w:r>
+        <w:t xml:space="preserve">. Semgrep giảm từ 322 hit xuống 0; mọi câu SQL trở thành chuỗi hằng; thuộc tính AG(write → authenticated) chuyển từ sai sang đúng vì cả 12 handler ghi dữ liệu đều đi qua guard (Hình 34, Hình 35). Vì bản </w:t>
+      </w:r>
+      <w:r>
+        <w:rPr>
+          <w:rFonts w:ascii="Consolas" w:hAnsi="Consolas" w:cs="Consolas"/>
+          <w:sz w:val="24"/>
+          <w:szCs w:val="24"/>
+        </w:rPr>
+        <w:t>source_v1</w:t>
+      </w:r>
+      <w:r>
+        <w:t xml:space="preserve"> được tạo lại chứ không phải tệp của Chương 7, một vài con số có thể lệch nhẹ so với Chương 8.</w:t>
       </w:r>
     </w:p>
     <w:p>
@@ -3747,7 +4138,7 @@
           <w:numId w:val="0"/>
         </w:numPr>
       </w:pPr>
-      <w:bookmarkStart w:id="14" w:name="_Toc243897692"/>
+      <w:bookmarkStart w:id="14" w:name="_Toc244215755"/>
       <w:r>
         <w:rPr>
           <w:lang w:val="vi-VN"/>
@@ -3783,7 +4174,7 @@
           <w:numId w:val="0"/>
         </w:numPr>
       </w:pPr>
-      <w:bookmarkStart w:id="15" w:name="_Toc243897693"/>
+      <w:bookmarkStart w:id="15" w:name="_Toc244215756"/>
       <w:r>
         <w:rPr>
           <w:lang w:val="vi-VN"/>
@@ -3830,7 +4221,11 @@
         <w:t>generated_cases/memory_c</w:t>
       </w:r>
       <w:r>
-        <w:t xml:space="preserve">, viết lại năm chức năng authentication, authorization, database_query, token_crypto và script_output. Trong PHP, </w:t>
+        <w:t xml:space="preserve">, viết </w:t>
+      </w:r>
+      <w:r>
+        <w:lastRenderedPageBreak/>
+        <w:t xml:space="preserve">lại năm chức năng authentication, authorization, database_query, token_crypto và script_output. Trong PHP, </w:t>
       </w:r>
       <w:r>
         <w:rPr>
@@ -4468,7 +4863,6 @@
                 <w:szCs w:val="22"/>
                 <w:lang w:val="vi-VN"/>
               </w:rPr>
-              <w:lastRenderedPageBreak/>
               <w:t>P7</w:t>
             </w:r>
           </w:p>
@@ -4876,7 +5270,7 @@
           <w:numId w:val="0"/>
         </w:numPr>
       </w:pPr>
-      <w:bookmarkStart w:id="17" w:name="_Toc243897694"/>
+      <w:bookmarkStart w:id="17" w:name="_Toc244215757"/>
       <w:r>
         <w:rPr>
           <w:lang w:val="vi-VN"/>
@@ -5013,7 +5407,11 @@
         <w:t>$p = $_POST['password']; sodium_memzero($p);</w:t>
       </w:r>
       <w:r>
-        <w:t xml:space="preserve"> không xóa được mật khẩu, do </w:t>
+        <w:t xml:space="preserve"> không xóa </w:t>
+      </w:r>
+      <w:r>
+        <w:lastRenderedPageBreak/>
+        <w:t xml:space="preserve">được mật khẩu, do </w:t>
       </w:r>
       <w:r>
         <w:rPr>
@@ -5734,7 +6132,6 @@
                 <w:rFonts w:ascii="Consolas" w:hAnsi="Consolas" w:cs="Consolas"/>
                 <w:lang w:val="vi-VN"/>
               </w:rPr>
-              <w:lastRenderedPageBreak/>
               <w:t>return $r</w:t>
             </w:r>
           </w:p>
@@ -6069,6 +6466,7 @@
         <w:rPr>
           <w:noProof/>
         </w:rPr>
+        <w:lastRenderedPageBreak/>
         <w:drawing>
           <wp:inline distT="0" distB="0" distL="0" distR="0" wp14:anchorId="2A2B1D86" wp14:editId="53185BCB">
             <wp:extent cx="5760000" cy="3360264"/>
@@ -6181,11 +6579,7 @@
         <w:t>E_ALLOC_IN_LOOP</w:t>
       </w:r>
       <w:r>
-        <w:t xml:space="preserve"> xảy ra khi lệnh cấp phát nằm trong vòng lặp. Vòng lặp được trải </w:t>
-      </w:r>
-      <w:r>
-        <w:lastRenderedPageBreak/>
-        <w:t xml:space="preserve">2 lần. Tổng cộng bộ phân tích ghi 1.127 bước chuyển, trong đó 710 bước thuộc baseline. Bảng 41 là vết chuyển trạng thái của </w:t>
+        <w:t xml:space="preserve"> xảy ra khi lệnh cấp phát nằm trong vòng lặp. Vòng lặp được trải 2 lần. Tổng cộng bộ phân tích ghi 1.127 bước chuyển, trong đó 710 bước thuộc baseline. Bảng 41 là vết chuyển trạng thái của </w:t>
       </w:r>
       <w:r>
         <w:rPr>
@@ -7037,7 +7431,7 @@
           <w:numId w:val="0"/>
         </w:numPr>
       </w:pPr>
-      <w:bookmarkStart w:id="21" w:name="_Toc243897695"/>
+      <w:bookmarkStart w:id="21" w:name="_Toc244215758"/>
       <w:r>
         <w:rPr>
           <w:lang w:val="vi-VN"/>
@@ -7677,7 +8071,6 @@
                 <w:szCs w:val="22"/>
                 <w:lang w:val="vi-VN"/>
               </w:rPr>
-              <w:lastRenderedPageBreak/>
               <w:t>Z3</w:t>
             </w:r>
           </w:p>
@@ -7910,6 +8303,7 @@
           <w:b/>
           <w:bCs/>
         </w:rPr>
+        <w:lastRenderedPageBreak/>
         <w:t>BMC theo đối tượng</w:t>
       </w:r>
       <w:r>
@@ -8447,7 +8841,6 @@
                 <w:rFonts w:ascii="Consolas" w:hAnsi="Consolas" w:cs="Consolas"/>
                 <w:lang w:val="vi-VN"/>
               </w:rPr>
-              <w:lastRenderedPageBreak/>
               <w:t>query_format</w:t>
             </w:r>
           </w:p>
@@ -8905,6 +9298,47 @@
     </w:tbl>
     <w:p>
       <w:pPr>
+        <w:pStyle w:val="csparagraph"/>
+      </w:pPr>
+      <w:r>
+        <w:t xml:space="preserve">Bảng 72 (Phụ lục H) liệt kê bốn cặp case bộ nhớ PHP: vi phạm kỳ vọng ở tệp _v0 theo dòng và biến, cách sửa ở tệp _v1, và kết quả của bộ phân tích. Phụ lục H cũng trích cặp </w:t>
+      </w:r>
+      <w:r>
+        <w:rPr>
+          <w:rFonts w:ascii="Consolas" w:hAnsi="Consolas" w:cs="Consolas"/>
+          <w:sz w:val="24"/>
+          <w:szCs w:val="24"/>
+        </w:rPr>
+        <w:t>login_secret.php</w:t>
+      </w:r>
+      <w:r>
+        <w:t xml:space="preserve"> và hai unit test kiểm các case này (</w:t>
+      </w:r>
+      <w:r>
+        <w:rPr>
+          <w:rFonts w:ascii="Consolas" w:hAnsi="Consolas" w:cs="Consolas"/>
+          <w:sz w:val="24"/>
+          <w:szCs w:val="24"/>
+        </w:rPr>
+        <w:t>test_v0_expected</w:t>
+      </w:r>
+      <w:r>
+        <w:t xml:space="preserve"> và </w:t>
+      </w:r>
+      <w:r>
+        <w:rPr>
+          <w:rFonts w:ascii="Consolas" w:hAnsi="Consolas" w:cs="Consolas"/>
+          <w:sz w:val="24"/>
+          <w:szCs w:val="24"/>
+        </w:rPr>
+        <w:t>test_password_wiped_after_unset</w:t>
+      </w:r>
+      <w:r>
+        <w:t>).</w:t>
+      </w:r>
+    </w:p>
+    <w:p>
+      <w:pPr>
         <w:spacing w:after="0" w:line="160" w:lineRule="exact"/>
         <w:rPr>
           <w:sz w:val="8"/>
@@ -8919,7 +9353,7 @@
           <w:numId w:val="0"/>
         </w:numPr>
       </w:pPr>
-      <w:bookmarkStart w:id="24" w:name="_Toc243897696"/>
+      <w:bookmarkStart w:id="24" w:name="_Toc244215759"/>
       <w:r>
         <w:rPr>
           <w:lang w:val="vi-VN"/>
@@ -8946,6 +9380,7 @@
         <w:rPr>
           <w:b/>
         </w:rPr>
+        <w:lastRenderedPageBreak/>
         <w:t xml:space="preserve">Bảng </w:t>
       </w:r>
       <w:r>
@@ -8979,12 +9414,15 @@
         <w:tblLook w:val="04A0" w:firstRow="1" w:lastRow="0" w:firstColumn="1" w:lastColumn="0" w:noHBand="0" w:noVBand="1"/>
       </w:tblPr>
       <w:tblGrid>
-        <w:gridCol w:w="2260"/>
-        <w:gridCol w:w="1600"/>
-        <w:gridCol w:w="1000"/>
+        <w:gridCol w:w="2060"/>
         <w:gridCol w:w="1500"/>
-        <w:gridCol w:w="1500"/>
-        <w:gridCol w:w="1500"/>
+        <w:gridCol w:w="1060"/>
+        <w:gridCol w:w="790"/>
+        <w:gridCol w:w="790"/>
+        <w:gridCol w:w="790"/>
+        <w:gridCol w:w="790"/>
+        <w:gridCol w:w="790"/>
+        <w:gridCol w:w="790"/>
       </w:tblGrid>
       <w:tr>
         <w:trPr>
@@ -8993,7 +9431,8 @@
         </w:trPr>
         <w:tc>
           <w:tcPr>
-            <w:tcW w:w="2260" w:type="dxa"/>
+            <w:tcW w:w="2060" w:type="dxa"/>
+            <w:vMerge w:val="restart"/>
             <w:shd w:val="clear" w:color="auto" w:fill="D9E2F3"/>
             <w:vAlign w:val="center"/>
           </w:tcPr>
@@ -9015,7 +9454,8 @@
         </w:tc>
         <w:tc>
           <w:tcPr>
-            <w:tcW w:w="1600" w:type="dxa"/>
+            <w:tcW w:w="1500" w:type="dxa"/>
+            <w:vMerge w:val="restart"/>
             <w:shd w:val="clear" w:color="auto" w:fill="D9E2F3"/>
             <w:vAlign w:val="center"/>
           </w:tcPr>
@@ -9037,7 +9477,8 @@
         </w:tc>
         <w:tc>
           <w:tcPr>
-            <w:tcW w:w="1000" w:type="dxa"/>
+            <w:tcW w:w="1060" w:type="dxa"/>
+            <w:vMerge w:val="restart"/>
             <w:shd w:val="clear" w:color="auto" w:fill="D9E2F3"/>
             <w:vAlign w:val="center"/>
           </w:tcPr>
@@ -9059,7 +9500,8 @@
         </w:tc>
         <w:tc>
           <w:tcPr>
-            <w:tcW w:w="1500" w:type="dxa"/>
+            <w:tcW w:w="2370" w:type="dxa"/>
+            <w:gridSpan w:val="3"/>
             <w:shd w:val="clear" w:color="auto" w:fill="D9E2F3"/>
             <w:vAlign w:val="center"/>
           </w:tcPr>
@@ -9067,6 +9509,14 @@
             <w:pPr>
               <w:jc w:val="center"/>
             </w:pPr>
+            <w:r>
+              <w:rPr>
+                <w:rFonts w:ascii="Consolas" w:hAnsi="Consolas" w:cs="Consolas"/>
+                <w:b/>
+                <w:lang w:val="vi-VN"/>
+              </w:rPr>
+              <w:t>_v0</w:t>
+            </w:r>
             <w:r>
               <w:rPr>
                 <w:b/>
@@ -9075,16 +9525,28 @@
                 <w:szCs w:val="22"/>
                 <w:lang w:val="vi-VN"/>
               </w:rPr>
-              <w:t xml:space="preserve">Chức năng </w:t>
-            </w:r>
+              <w:t xml:space="preserve"> (trước sửa)</w:t>
+            </w:r>
+          </w:p>
+        </w:tc>
+        <w:tc>
+          <w:tcPr>
+            <w:tcW w:w="2370" w:type="dxa"/>
+            <w:gridSpan w:val="3"/>
+            <w:shd w:val="clear" w:color="auto" w:fill="D9E2F3"/>
+            <w:vAlign w:val="center"/>
+          </w:tcPr>
+          <w:p>
+            <w:pPr>
+              <w:jc w:val="center"/>
+            </w:pPr>
             <w:r>
               <w:rPr>
                 <w:rFonts w:ascii="Consolas" w:hAnsi="Consolas" w:cs="Consolas"/>
                 <w:b/>
-                <w:bCs/>
-                <w:lang w:val="vi-VN"/>
-              </w:rPr>
-              <w:t>_v0</w:t>
+                <w:lang w:val="vi-VN"/>
+              </w:rPr>
+              <w:t>_v1</w:t>
             </w:r>
             <w:r>
               <w:rPr>
@@ -9094,22 +9556,80 @@
                 <w:szCs w:val="22"/>
                 <w:lang w:val="vi-VN"/>
               </w:rPr>
-              <w:t>/</w:t>
-            </w:r>
-            <w:r>
-              <w:rPr>
-                <w:rFonts w:ascii="Consolas" w:hAnsi="Consolas" w:cs="Consolas"/>
+              <w:t xml:space="preserve"> (sau sửa)</w:t>
+            </w:r>
+          </w:p>
+        </w:tc>
+      </w:tr>
+      <w:tr>
+        <w:trPr>
+          <w:cantSplit/>
+          <w:tblHeader/>
+        </w:trPr>
+        <w:tc>
+          <w:tcPr>
+            <w:tcW w:w="2060" w:type="dxa"/>
+            <w:vMerge/>
+            <w:shd w:val="clear" w:color="auto" w:fill="D9E2F3"/>
+            <w:vAlign w:val="center"/>
+          </w:tcPr>
+          <w:p>
+            <w:pPr>
+              <w:jc w:val="center"/>
+            </w:pPr>
+          </w:p>
+        </w:tc>
+        <w:tc>
+          <w:tcPr>
+            <w:tcW w:w="1500" w:type="dxa"/>
+            <w:vMerge/>
+            <w:shd w:val="clear" w:color="auto" w:fill="D9E2F3"/>
+            <w:vAlign w:val="center"/>
+          </w:tcPr>
+          <w:p>
+            <w:pPr>
+              <w:jc w:val="center"/>
+            </w:pPr>
+          </w:p>
+        </w:tc>
+        <w:tc>
+          <w:tcPr>
+            <w:tcW w:w="1060" w:type="dxa"/>
+            <w:vMerge/>
+            <w:shd w:val="clear" w:color="auto" w:fill="D9E2F3"/>
+            <w:vAlign w:val="center"/>
+          </w:tcPr>
+          <w:p>
+            <w:pPr>
+              <w:jc w:val="center"/>
+            </w:pPr>
+          </w:p>
+        </w:tc>
+        <w:tc>
+          <w:tcPr>
+            <w:tcW w:w="790" w:type="dxa"/>
+            <w:shd w:val="clear" w:color="auto" w:fill="D9E2F3"/>
+            <w:vAlign w:val="center"/>
+          </w:tcPr>
+          <w:p>
+            <w:pPr>
+              <w:jc w:val="center"/>
+            </w:pPr>
+            <w:r>
+              <w:rPr>
                 <w:b/>
                 <w:bCs/>
-                <w:lang w:val="vi-VN"/>
-              </w:rPr>
-              <w:t>_v1</w:t>
-            </w:r>
-          </w:p>
-        </w:tc>
-        <w:tc>
-          <w:tcPr>
-            <w:tcW w:w="1500" w:type="dxa"/>
+                <w:sz w:val="22"/>
+                <w:szCs w:val="22"/>
+                <w:lang w:val="vi-VN"/>
+              </w:rPr>
+              <w:t>Chức năng</w:t>
+            </w:r>
+          </w:p>
+        </w:tc>
+        <w:tc>
+          <w:tcPr>
+            <w:tcW w:w="790" w:type="dxa"/>
             <w:shd w:val="clear" w:color="auto" w:fill="D9E2F3"/>
             <w:vAlign w:val="center"/>
           </w:tcPr>
@@ -9125,17 +9645,42 @@
                 <w:szCs w:val="22"/>
                 <w:lang w:val="vi-VN"/>
               </w:rPr>
-              <w:t xml:space="preserve">SQL </w:t>
-            </w:r>
-            <w:r>
-              <w:rPr>
-                <w:rFonts w:ascii="Consolas" w:hAnsi="Consolas" w:cs="Consolas"/>
+              <w:t>SQL</w:t>
+            </w:r>
+          </w:p>
+        </w:tc>
+        <w:tc>
+          <w:tcPr>
+            <w:tcW w:w="790" w:type="dxa"/>
+            <w:shd w:val="clear" w:color="auto" w:fill="D9E2F3"/>
+            <w:vAlign w:val="center"/>
+          </w:tcPr>
+          <w:p>
+            <w:pPr>
+              <w:jc w:val="center"/>
+            </w:pPr>
+            <w:r>
+              <w:rPr>
                 <w:b/>
                 <w:bCs/>
-                <w:lang w:val="vi-VN"/>
-              </w:rPr>
-              <w:t>_v0</w:t>
-            </w:r>
+                <w:sz w:val="22"/>
+                <w:szCs w:val="22"/>
+                <w:lang w:val="vi-VN"/>
+              </w:rPr>
+              <w:t>Bộ nhớ</w:t>
+            </w:r>
+          </w:p>
+        </w:tc>
+        <w:tc>
+          <w:tcPr>
+            <w:tcW w:w="790" w:type="dxa"/>
+            <w:shd w:val="clear" w:color="auto" w:fill="D9E2F3"/>
+            <w:vAlign w:val="center"/>
+          </w:tcPr>
+          <w:p>
+            <w:pPr>
+              <w:jc w:val="center"/>
+            </w:pPr>
             <w:r>
               <w:rPr>
                 <w:b/>
@@ -9144,22 +9689,35 @@
                 <w:szCs w:val="22"/>
                 <w:lang w:val="vi-VN"/>
               </w:rPr>
-              <w:t>/</w:t>
-            </w:r>
-            <w:r>
-              <w:rPr>
-                <w:rFonts w:ascii="Consolas" w:hAnsi="Consolas" w:cs="Consolas"/>
+              <w:t>Chức năng</w:t>
+            </w:r>
+          </w:p>
+        </w:tc>
+        <w:tc>
+          <w:tcPr>
+            <w:tcW w:w="790" w:type="dxa"/>
+            <w:shd w:val="clear" w:color="auto" w:fill="D9E2F3"/>
+            <w:vAlign w:val="center"/>
+          </w:tcPr>
+          <w:p>
+            <w:pPr>
+              <w:jc w:val="center"/>
+            </w:pPr>
+            <w:r>
+              <w:rPr>
                 <w:b/>
                 <w:bCs/>
-                <w:lang w:val="vi-VN"/>
-              </w:rPr>
-              <w:t>_v1</w:t>
-            </w:r>
-          </w:p>
-        </w:tc>
-        <w:tc>
-          <w:tcPr>
-            <w:tcW w:w="1500" w:type="dxa"/>
+                <w:sz w:val="22"/>
+                <w:szCs w:val="22"/>
+                <w:lang w:val="vi-VN"/>
+              </w:rPr>
+              <w:t>SQL</w:t>
+            </w:r>
+          </w:p>
+        </w:tc>
+        <w:tc>
+          <w:tcPr>
+            <w:tcW w:w="790" w:type="dxa"/>
             <w:shd w:val="clear" w:color="auto" w:fill="D9E2F3"/>
             <w:vAlign w:val="center"/>
           </w:tcPr>
@@ -9175,35 +9733,7 @@
                 <w:szCs w:val="22"/>
                 <w:lang w:val="vi-VN"/>
               </w:rPr>
-              <w:t xml:space="preserve">Bộ nhớ </w:t>
-            </w:r>
-            <w:r>
-              <w:rPr>
-                <w:rFonts w:ascii="Consolas" w:hAnsi="Consolas" w:cs="Consolas"/>
-                <w:b/>
-                <w:bCs/>
-                <w:lang w:val="vi-VN"/>
-              </w:rPr>
-              <w:t>_v0</w:t>
-            </w:r>
-            <w:r>
-              <w:rPr>
-                <w:b/>
-                <w:bCs/>
-                <w:sz w:val="22"/>
-                <w:szCs w:val="22"/>
-                <w:lang w:val="vi-VN"/>
-              </w:rPr>
-              <w:t>/</w:t>
-            </w:r>
-            <w:r>
-              <w:rPr>
-                <w:rFonts w:ascii="Consolas" w:hAnsi="Consolas" w:cs="Consolas"/>
-                <w:b/>
-                <w:bCs/>
-                <w:lang w:val="vi-VN"/>
-              </w:rPr>
-              <w:t>_v1</w:t>
+              <w:t>Bộ nhớ</w:t>
             </w:r>
           </w:p>
         </w:tc>
@@ -9214,7 +9744,7 @@
         </w:trPr>
         <w:tc>
           <w:tcPr>
-            <w:tcW w:w="2260" w:type="dxa"/>
+            <w:tcW w:w="2060" w:type="dxa"/>
             <w:vAlign w:val="center"/>
           </w:tcPr>
           <w:p>
@@ -9232,7 +9762,7 @@
         </w:tc>
         <w:tc>
           <w:tcPr>
-            <w:tcW w:w="1600" w:type="dxa"/>
+            <w:tcW w:w="1500" w:type="dxa"/>
             <w:vAlign w:val="center"/>
           </w:tcPr>
           <w:p>
@@ -9251,7 +9781,7 @@
         </w:tc>
         <w:tc>
           <w:tcPr>
-            <w:tcW w:w="1000" w:type="dxa"/>
+            <w:tcW w:w="1060" w:type="dxa"/>
             <w:vAlign w:val="center"/>
           </w:tcPr>
           <w:p>
@@ -9270,7 +9800,7 @@
         </w:tc>
         <w:tc>
           <w:tcPr>
-            <w:tcW w:w="1500" w:type="dxa"/>
+            <w:tcW w:w="790" w:type="dxa"/>
             <w:vAlign w:val="center"/>
           </w:tcPr>
           <w:p>
@@ -9283,13 +9813,13 @@
                 <w:szCs w:val="22"/>
                 <w:lang w:val="vi-VN"/>
               </w:rPr>
-              <w:t>0/0</w:t>
-            </w:r>
-          </w:p>
-        </w:tc>
-        <w:tc>
-          <w:tcPr>
-            <w:tcW w:w="1500" w:type="dxa"/>
+              <w:t>0</w:t>
+            </w:r>
+          </w:p>
+        </w:tc>
+        <w:tc>
+          <w:tcPr>
+            <w:tcW w:w="790" w:type="dxa"/>
             <w:vAlign w:val="center"/>
           </w:tcPr>
           <w:p>
@@ -9302,13 +9832,13 @@
                 <w:szCs w:val="22"/>
                 <w:lang w:val="vi-VN"/>
               </w:rPr>
-              <w:t>0/0</w:t>
-            </w:r>
-          </w:p>
-        </w:tc>
-        <w:tc>
-          <w:tcPr>
-            <w:tcW w:w="1500" w:type="dxa"/>
+              <w:t>0</w:t>
+            </w:r>
+          </w:p>
+        </w:tc>
+        <w:tc>
+          <w:tcPr>
+            <w:tcW w:w="790" w:type="dxa"/>
             <w:vAlign w:val="center"/>
           </w:tcPr>
           <w:p>
@@ -9321,7 +9851,64 @@
                 <w:szCs w:val="22"/>
                 <w:lang w:val="vi-VN"/>
               </w:rPr>
-              <w:t>0/0</w:t>
+              <w:t>0</w:t>
+            </w:r>
+          </w:p>
+        </w:tc>
+        <w:tc>
+          <w:tcPr>
+            <w:tcW w:w="790" w:type="dxa"/>
+            <w:vAlign w:val="center"/>
+          </w:tcPr>
+          <w:p>
+            <w:pPr>
+              <w:jc w:val="center"/>
+            </w:pPr>
+            <w:r>
+              <w:rPr>
+                <w:sz w:val="22"/>
+                <w:szCs w:val="22"/>
+                <w:lang w:val="vi-VN"/>
+              </w:rPr>
+              <w:t>0</w:t>
+            </w:r>
+          </w:p>
+        </w:tc>
+        <w:tc>
+          <w:tcPr>
+            <w:tcW w:w="790" w:type="dxa"/>
+            <w:vAlign w:val="center"/>
+          </w:tcPr>
+          <w:p>
+            <w:pPr>
+              <w:jc w:val="center"/>
+            </w:pPr>
+            <w:r>
+              <w:rPr>
+                <w:sz w:val="22"/>
+                <w:szCs w:val="22"/>
+                <w:lang w:val="vi-VN"/>
+              </w:rPr>
+              <w:t>0</w:t>
+            </w:r>
+          </w:p>
+        </w:tc>
+        <w:tc>
+          <w:tcPr>
+            <w:tcW w:w="790" w:type="dxa"/>
+            <w:vAlign w:val="center"/>
+          </w:tcPr>
+          <w:p>
+            <w:pPr>
+              <w:jc w:val="center"/>
+            </w:pPr>
+            <w:r>
+              <w:rPr>
+                <w:sz w:val="22"/>
+                <w:szCs w:val="22"/>
+                <w:lang w:val="vi-VN"/>
+              </w:rPr>
+              <w:t>0</w:t>
             </w:r>
           </w:p>
         </w:tc>
@@ -9332,7 +9919,7 @@
         </w:trPr>
         <w:tc>
           <w:tcPr>
-            <w:tcW w:w="2260" w:type="dxa"/>
+            <w:tcW w:w="2060" w:type="dxa"/>
             <w:vAlign w:val="center"/>
           </w:tcPr>
           <w:p>
@@ -9350,7 +9937,7 @@
         </w:tc>
         <w:tc>
           <w:tcPr>
-            <w:tcW w:w="1600" w:type="dxa"/>
+            <w:tcW w:w="1500" w:type="dxa"/>
             <w:vAlign w:val="center"/>
           </w:tcPr>
           <w:p>
@@ -9369,7 +9956,7 @@
         </w:tc>
         <w:tc>
           <w:tcPr>
-            <w:tcW w:w="1000" w:type="dxa"/>
+            <w:tcW w:w="1060" w:type="dxa"/>
             <w:vAlign w:val="center"/>
           </w:tcPr>
           <w:p>
@@ -9388,7 +9975,7 @@
         </w:tc>
         <w:tc>
           <w:tcPr>
-            <w:tcW w:w="1500" w:type="dxa"/>
+            <w:tcW w:w="790" w:type="dxa"/>
             <w:vAlign w:val="center"/>
           </w:tcPr>
           <w:p>
@@ -9401,13 +9988,13 @@
                 <w:szCs w:val="22"/>
                 <w:lang w:val="vi-VN"/>
               </w:rPr>
-              <w:t>1/1</w:t>
-            </w:r>
-          </w:p>
-        </w:tc>
-        <w:tc>
-          <w:tcPr>
-            <w:tcW w:w="1500" w:type="dxa"/>
+              <w:t>1</w:t>
+            </w:r>
+          </w:p>
+        </w:tc>
+        <w:tc>
+          <w:tcPr>
+            <w:tcW w:w="790" w:type="dxa"/>
             <w:vAlign w:val="center"/>
           </w:tcPr>
           <w:p>
@@ -9420,13 +10007,13 @@
                 <w:szCs w:val="22"/>
                 <w:lang w:val="vi-VN"/>
               </w:rPr>
-              <w:t>25/25</w:t>
-            </w:r>
-          </w:p>
-        </w:tc>
-        <w:tc>
-          <w:tcPr>
-            <w:tcW w:w="1500" w:type="dxa"/>
+              <w:t>25</w:t>
+            </w:r>
+          </w:p>
+        </w:tc>
+        <w:tc>
+          <w:tcPr>
+            <w:tcW w:w="790" w:type="dxa"/>
             <w:vAlign w:val="center"/>
           </w:tcPr>
           <w:p>
@@ -9439,7 +10026,64 @@
                 <w:szCs w:val="22"/>
                 <w:lang w:val="vi-VN"/>
               </w:rPr>
-              <w:t>4/0</w:t>
+              <w:t>4</w:t>
+            </w:r>
+          </w:p>
+        </w:tc>
+        <w:tc>
+          <w:tcPr>
+            <w:tcW w:w="790" w:type="dxa"/>
+            <w:vAlign w:val="center"/>
+          </w:tcPr>
+          <w:p>
+            <w:pPr>
+              <w:jc w:val="center"/>
+            </w:pPr>
+            <w:r>
+              <w:rPr>
+                <w:sz w:val="22"/>
+                <w:szCs w:val="22"/>
+                <w:lang w:val="vi-VN"/>
+              </w:rPr>
+              <w:t>1</w:t>
+            </w:r>
+          </w:p>
+        </w:tc>
+        <w:tc>
+          <w:tcPr>
+            <w:tcW w:w="790" w:type="dxa"/>
+            <w:vAlign w:val="center"/>
+          </w:tcPr>
+          <w:p>
+            <w:pPr>
+              <w:jc w:val="center"/>
+            </w:pPr>
+            <w:r>
+              <w:rPr>
+                <w:sz w:val="22"/>
+                <w:szCs w:val="22"/>
+                <w:lang w:val="vi-VN"/>
+              </w:rPr>
+              <w:t>25</w:t>
+            </w:r>
+          </w:p>
+        </w:tc>
+        <w:tc>
+          <w:tcPr>
+            <w:tcW w:w="790" w:type="dxa"/>
+            <w:vAlign w:val="center"/>
+          </w:tcPr>
+          <w:p>
+            <w:pPr>
+              <w:jc w:val="center"/>
+            </w:pPr>
+            <w:r>
+              <w:rPr>
+                <w:sz w:val="22"/>
+                <w:szCs w:val="22"/>
+                <w:lang w:val="vi-VN"/>
+              </w:rPr>
+              <w:t>0</w:t>
             </w:r>
           </w:p>
         </w:tc>
@@ -9450,7 +10094,7 @@
         </w:trPr>
         <w:tc>
           <w:tcPr>
-            <w:tcW w:w="2260" w:type="dxa"/>
+            <w:tcW w:w="2060" w:type="dxa"/>
             <w:vAlign w:val="center"/>
           </w:tcPr>
           <w:p>
@@ -9468,7 +10112,7 @@
         </w:tc>
         <w:tc>
           <w:tcPr>
-            <w:tcW w:w="1600" w:type="dxa"/>
+            <w:tcW w:w="1500" w:type="dxa"/>
             <w:vAlign w:val="center"/>
           </w:tcPr>
           <w:p>
@@ -9487,7 +10131,7 @@
         </w:tc>
         <w:tc>
           <w:tcPr>
-            <w:tcW w:w="1000" w:type="dxa"/>
+            <w:tcW w:w="1060" w:type="dxa"/>
             <w:vAlign w:val="center"/>
           </w:tcPr>
           <w:p>
@@ -9506,7 +10150,7 @@
         </w:tc>
         <w:tc>
           <w:tcPr>
-            <w:tcW w:w="1500" w:type="dxa"/>
+            <w:tcW w:w="790" w:type="dxa"/>
             <w:vAlign w:val="center"/>
           </w:tcPr>
           <w:p>
@@ -9519,13 +10163,13 @@
                 <w:szCs w:val="22"/>
                 <w:lang w:val="vi-VN"/>
               </w:rPr>
-              <w:t>0/0</w:t>
-            </w:r>
-          </w:p>
-        </w:tc>
-        <w:tc>
-          <w:tcPr>
-            <w:tcW w:w="1500" w:type="dxa"/>
+              <w:t>0</w:t>
+            </w:r>
+          </w:p>
+        </w:tc>
+        <w:tc>
+          <w:tcPr>
+            <w:tcW w:w="790" w:type="dxa"/>
             <w:vAlign w:val="center"/>
           </w:tcPr>
           <w:p>
@@ -9538,13 +10182,13 @@
                 <w:szCs w:val="22"/>
                 <w:lang w:val="vi-VN"/>
               </w:rPr>
-              <w:t>0/0</w:t>
-            </w:r>
-          </w:p>
-        </w:tc>
-        <w:tc>
-          <w:tcPr>
-            <w:tcW w:w="1500" w:type="dxa"/>
+              <w:t>0</w:t>
+            </w:r>
+          </w:p>
+        </w:tc>
+        <w:tc>
+          <w:tcPr>
+            <w:tcW w:w="790" w:type="dxa"/>
             <w:vAlign w:val="center"/>
           </w:tcPr>
           <w:p>
@@ -9557,7 +10201,64 @@
                 <w:szCs w:val="22"/>
                 <w:lang w:val="vi-VN"/>
               </w:rPr>
-              <w:t>4/0</w:t>
+              <w:t>4</w:t>
+            </w:r>
+          </w:p>
+        </w:tc>
+        <w:tc>
+          <w:tcPr>
+            <w:tcW w:w="790" w:type="dxa"/>
+            <w:vAlign w:val="center"/>
+          </w:tcPr>
+          <w:p>
+            <w:pPr>
+              <w:jc w:val="center"/>
+            </w:pPr>
+            <w:r>
+              <w:rPr>
+                <w:sz w:val="22"/>
+                <w:szCs w:val="22"/>
+                <w:lang w:val="vi-VN"/>
+              </w:rPr>
+              <w:t>0</w:t>
+            </w:r>
+          </w:p>
+        </w:tc>
+        <w:tc>
+          <w:tcPr>
+            <w:tcW w:w="790" w:type="dxa"/>
+            <w:vAlign w:val="center"/>
+          </w:tcPr>
+          <w:p>
+            <w:pPr>
+              <w:jc w:val="center"/>
+            </w:pPr>
+            <w:r>
+              <w:rPr>
+                <w:sz w:val="22"/>
+                <w:szCs w:val="22"/>
+                <w:lang w:val="vi-VN"/>
+              </w:rPr>
+              <w:t>0</w:t>
+            </w:r>
+          </w:p>
+        </w:tc>
+        <w:tc>
+          <w:tcPr>
+            <w:tcW w:w="790" w:type="dxa"/>
+            <w:vAlign w:val="center"/>
+          </w:tcPr>
+          <w:p>
+            <w:pPr>
+              <w:jc w:val="center"/>
+            </w:pPr>
+            <w:r>
+              <w:rPr>
+                <w:sz w:val="22"/>
+                <w:szCs w:val="22"/>
+                <w:lang w:val="vi-VN"/>
+              </w:rPr>
+              <w:t>0</w:t>
             </w:r>
           </w:p>
         </w:tc>
@@ -9568,7 +10269,7 @@
         </w:trPr>
         <w:tc>
           <w:tcPr>
-            <w:tcW w:w="2260" w:type="dxa"/>
+            <w:tcW w:w="2060" w:type="dxa"/>
             <w:vAlign w:val="center"/>
           </w:tcPr>
           <w:p>
@@ -9586,7 +10287,7 @@
         </w:tc>
         <w:tc>
           <w:tcPr>
-            <w:tcW w:w="1600" w:type="dxa"/>
+            <w:tcW w:w="1500" w:type="dxa"/>
             <w:vAlign w:val="center"/>
           </w:tcPr>
           <w:p>
@@ -9605,7 +10306,7 @@
         </w:tc>
         <w:tc>
           <w:tcPr>
-            <w:tcW w:w="1000" w:type="dxa"/>
+            <w:tcW w:w="1060" w:type="dxa"/>
             <w:vAlign w:val="center"/>
           </w:tcPr>
           <w:p>
@@ -9624,7 +10325,7 @@
         </w:tc>
         <w:tc>
           <w:tcPr>
-            <w:tcW w:w="1500" w:type="dxa"/>
+            <w:tcW w:w="790" w:type="dxa"/>
             <w:vAlign w:val="center"/>
           </w:tcPr>
           <w:p>
@@ -9637,13 +10338,13 @@
                 <w:szCs w:val="22"/>
                 <w:lang w:val="vi-VN"/>
               </w:rPr>
-              <w:t>0/0</w:t>
-            </w:r>
-          </w:p>
-        </w:tc>
-        <w:tc>
-          <w:tcPr>
-            <w:tcW w:w="1500" w:type="dxa"/>
+              <w:t>0</w:t>
+            </w:r>
+          </w:p>
+        </w:tc>
+        <w:tc>
+          <w:tcPr>
+            <w:tcW w:w="790" w:type="dxa"/>
             <w:vAlign w:val="center"/>
           </w:tcPr>
           <w:p>
@@ -9656,13 +10357,13 @@
                 <w:szCs w:val="22"/>
                 <w:lang w:val="vi-VN"/>
               </w:rPr>
-              <w:t>0/0</w:t>
-            </w:r>
-          </w:p>
-        </w:tc>
-        <w:tc>
-          <w:tcPr>
-            <w:tcW w:w="1500" w:type="dxa"/>
+              <w:t>0</w:t>
+            </w:r>
+          </w:p>
+        </w:tc>
+        <w:tc>
+          <w:tcPr>
+            <w:tcW w:w="790" w:type="dxa"/>
             <w:vAlign w:val="center"/>
           </w:tcPr>
           <w:p>
@@ -9675,7 +10376,64 @@
                 <w:szCs w:val="22"/>
                 <w:lang w:val="vi-VN"/>
               </w:rPr>
-              <w:t>2/0</w:t>
+              <w:t>2</w:t>
+            </w:r>
+          </w:p>
+        </w:tc>
+        <w:tc>
+          <w:tcPr>
+            <w:tcW w:w="790" w:type="dxa"/>
+            <w:vAlign w:val="center"/>
+          </w:tcPr>
+          <w:p>
+            <w:pPr>
+              <w:jc w:val="center"/>
+            </w:pPr>
+            <w:r>
+              <w:rPr>
+                <w:sz w:val="22"/>
+                <w:szCs w:val="22"/>
+                <w:lang w:val="vi-VN"/>
+              </w:rPr>
+              <w:t>0</w:t>
+            </w:r>
+          </w:p>
+        </w:tc>
+        <w:tc>
+          <w:tcPr>
+            <w:tcW w:w="790" w:type="dxa"/>
+            <w:vAlign w:val="center"/>
+          </w:tcPr>
+          <w:p>
+            <w:pPr>
+              <w:jc w:val="center"/>
+            </w:pPr>
+            <w:r>
+              <w:rPr>
+                <w:sz w:val="22"/>
+                <w:szCs w:val="22"/>
+                <w:lang w:val="vi-VN"/>
+              </w:rPr>
+              <w:t>0</w:t>
+            </w:r>
+          </w:p>
+        </w:tc>
+        <w:tc>
+          <w:tcPr>
+            <w:tcW w:w="790" w:type="dxa"/>
+            <w:vAlign w:val="center"/>
+          </w:tcPr>
+          <w:p>
+            <w:pPr>
+              <w:jc w:val="center"/>
+            </w:pPr>
+            <w:r>
+              <w:rPr>
+                <w:sz w:val="22"/>
+                <w:szCs w:val="22"/>
+                <w:lang w:val="vi-VN"/>
+              </w:rPr>
+              <w:t>0</w:t>
             </w:r>
           </w:p>
         </w:tc>
@@ -9686,7 +10444,7 @@
         </w:trPr>
         <w:tc>
           <w:tcPr>
-            <w:tcW w:w="2260" w:type="dxa"/>
+            <w:tcW w:w="2060" w:type="dxa"/>
             <w:vAlign w:val="center"/>
           </w:tcPr>
           <w:p>
@@ -9704,7 +10462,7 @@
         </w:tc>
         <w:tc>
           <w:tcPr>
-            <w:tcW w:w="1600" w:type="dxa"/>
+            <w:tcW w:w="1500" w:type="dxa"/>
             <w:vAlign w:val="center"/>
           </w:tcPr>
           <w:p>
@@ -9723,7 +10481,7 @@
         </w:tc>
         <w:tc>
           <w:tcPr>
-            <w:tcW w:w="1000" w:type="dxa"/>
+            <w:tcW w:w="1060" w:type="dxa"/>
             <w:vAlign w:val="center"/>
           </w:tcPr>
           <w:p>
@@ -9742,7 +10500,7 @@
         </w:tc>
         <w:tc>
           <w:tcPr>
-            <w:tcW w:w="1500" w:type="dxa"/>
+            <w:tcW w:w="790" w:type="dxa"/>
             <w:vAlign w:val="center"/>
           </w:tcPr>
           <w:p>
@@ -9755,13 +10513,13 @@
                 <w:szCs w:val="22"/>
                 <w:lang w:val="vi-VN"/>
               </w:rPr>
-              <w:t>2/2</w:t>
-            </w:r>
-          </w:p>
-        </w:tc>
-        <w:tc>
-          <w:tcPr>
-            <w:tcW w:w="1500" w:type="dxa"/>
+              <w:t>2</w:t>
+            </w:r>
+          </w:p>
+        </w:tc>
+        <w:tc>
+          <w:tcPr>
+            <w:tcW w:w="790" w:type="dxa"/>
             <w:vAlign w:val="center"/>
           </w:tcPr>
           <w:p>
@@ -9774,13 +10532,13 @@
                 <w:szCs w:val="22"/>
                 <w:lang w:val="vi-VN"/>
               </w:rPr>
-              <w:t>4/4</w:t>
-            </w:r>
-          </w:p>
-        </w:tc>
-        <w:tc>
-          <w:tcPr>
-            <w:tcW w:w="1500" w:type="dxa"/>
+              <w:t>4</w:t>
+            </w:r>
+          </w:p>
+        </w:tc>
+        <w:tc>
+          <w:tcPr>
+            <w:tcW w:w="790" w:type="dxa"/>
             <w:vAlign w:val="center"/>
           </w:tcPr>
           <w:p>
@@ -9793,7 +10551,64 @@
                 <w:szCs w:val="22"/>
                 <w:lang w:val="vi-VN"/>
               </w:rPr>
-              <w:t>3/0</w:t>
+              <w:t>3</w:t>
+            </w:r>
+          </w:p>
+        </w:tc>
+        <w:tc>
+          <w:tcPr>
+            <w:tcW w:w="790" w:type="dxa"/>
+            <w:vAlign w:val="center"/>
+          </w:tcPr>
+          <w:p>
+            <w:pPr>
+              <w:jc w:val="center"/>
+            </w:pPr>
+            <w:r>
+              <w:rPr>
+                <w:sz w:val="22"/>
+                <w:szCs w:val="22"/>
+                <w:lang w:val="vi-VN"/>
+              </w:rPr>
+              <w:t>2</w:t>
+            </w:r>
+          </w:p>
+        </w:tc>
+        <w:tc>
+          <w:tcPr>
+            <w:tcW w:w="790" w:type="dxa"/>
+            <w:vAlign w:val="center"/>
+          </w:tcPr>
+          <w:p>
+            <w:pPr>
+              <w:jc w:val="center"/>
+            </w:pPr>
+            <w:r>
+              <w:rPr>
+                <w:sz w:val="22"/>
+                <w:szCs w:val="22"/>
+                <w:lang w:val="vi-VN"/>
+              </w:rPr>
+              <w:t>4</w:t>
+            </w:r>
+          </w:p>
+        </w:tc>
+        <w:tc>
+          <w:tcPr>
+            <w:tcW w:w="790" w:type="dxa"/>
+            <w:vAlign w:val="center"/>
+          </w:tcPr>
+          <w:p>
+            <w:pPr>
+              <w:jc w:val="center"/>
+            </w:pPr>
+            <w:r>
+              <w:rPr>
+                <w:sz w:val="22"/>
+                <w:szCs w:val="22"/>
+                <w:lang w:val="vi-VN"/>
+              </w:rPr>
+              <w:t>0</w:t>
             </w:r>
           </w:p>
         </w:tc>
@@ -9804,7 +10619,7 @@
         </w:trPr>
         <w:tc>
           <w:tcPr>
-            <w:tcW w:w="2260" w:type="dxa"/>
+            <w:tcW w:w="2060" w:type="dxa"/>
             <w:vAlign w:val="center"/>
           </w:tcPr>
           <w:p>
@@ -9822,7 +10637,7 @@
         </w:tc>
         <w:tc>
           <w:tcPr>
-            <w:tcW w:w="1600" w:type="dxa"/>
+            <w:tcW w:w="1500" w:type="dxa"/>
             <w:vAlign w:val="center"/>
           </w:tcPr>
           <w:p>
@@ -9841,7 +10656,7 @@
         </w:tc>
         <w:tc>
           <w:tcPr>
-            <w:tcW w:w="1000" w:type="dxa"/>
+            <w:tcW w:w="1060" w:type="dxa"/>
             <w:vAlign w:val="center"/>
           </w:tcPr>
           <w:p>
@@ -9860,7 +10675,7 @@
         </w:tc>
         <w:tc>
           <w:tcPr>
-            <w:tcW w:w="1500" w:type="dxa"/>
+            <w:tcW w:w="790" w:type="dxa"/>
             <w:vAlign w:val="center"/>
           </w:tcPr>
           <w:p>
@@ -9873,13 +10688,13 @@
                 <w:szCs w:val="22"/>
                 <w:lang w:val="vi-VN"/>
               </w:rPr>
-              <w:t>1/0</w:t>
-            </w:r>
-          </w:p>
-        </w:tc>
-        <w:tc>
-          <w:tcPr>
-            <w:tcW w:w="1500" w:type="dxa"/>
+              <w:t>1</w:t>
+            </w:r>
+          </w:p>
+        </w:tc>
+        <w:tc>
+          <w:tcPr>
+            <w:tcW w:w="790" w:type="dxa"/>
             <w:vAlign w:val="center"/>
           </w:tcPr>
           <w:p>
@@ -9892,13 +10707,13 @@
                 <w:szCs w:val="22"/>
                 <w:lang w:val="vi-VN"/>
               </w:rPr>
-              <w:t>0/0</w:t>
-            </w:r>
-          </w:p>
-        </w:tc>
-        <w:tc>
-          <w:tcPr>
-            <w:tcW w:w="1500" w:type="dxa"/>
+              <w:t>0</w:t>
+            </w:r>
+          </w:p>
+        </w:tc>
+        <w:tc>
+          <w:tcPr>
+            <w:tcW w:w="790" w:type="dxa"/>
             <w:vAlign w:val="center"/>
           </w:tcPr>
           <w:p>
@@ -9911,7 +10726,64 @@
                 <w:szCs w:val="22"/>
                 <w:lang w:val="vi-VN"/>
               </w:rPr>
-              <w:t>1/0</w:t>
+              <w:t>1</w:t>
+            </w:r>
+          </w:p>
+        </w:tc>
+        <w:tc>
+          <w:tcPr>
+            <w:tcW w:w="790" w:type="dxa"/>
+            <w:vAlign w:val="center"/>
+          </w:tcPr>
+          <w:p>
+            <w:pPr>
+              <w:jc w:val="center"/>
+            </w:pPr>
+            <w:r>
+              <w:rPr>
+                <w:sz w:val="22"/>
+                <w:szCs w:val="22"/>
+                <w:lang w:val="vi-VN"/>
+              </w:rPr>
+              <w:t>0</w:t>
+            </w:r>
+          </w:p>
+        </w:tc>
+        <w:tc>
+          <w:tcPr>
+            <w:tcW w:w="790" w:type="dxa"/>
+            <w:vAlign w:val="center"/>
+          </w:tcPr>
+          <w:p>
+            <w:pPr>
+              <w:jc w:val="center"/>
+            </w:pPr>
+            <w:r>
+              <w:rPr>
+                <w:sz w:val="22"/>
+                <w:szCs w:val="22"/>
+                <w:lang w:val="vi-VN"/>
+              </w:rPr>
+              <w:t>0</w:t>
+            </w:r>
+          </w:p>
+        </w:tc>
+        <w:tc>
+          <w:tcPr>
+            <w:tcW w:w="790" w:type="dxa"/>
+            <w:vAlign w:val="center"/>
+          </w:tcPr>
+          <w:p>
+            <w:pPr>
+              <w:jc w:val="center"/>
+            </w:pPr>
+            <w:r>
+              <w:rPr>
+                <w:sz w:val="22"/>
+                <w:szCs w:val="22"/>
+                <w:lang w:val="vi-VN"/>
+              </w:rPr>
+              <w:t>0</w:t>
             </w:r>
           </w:p>
         </w:tc>
@@ -9922,7 +10794,7 @@
         </w:trPr>
         <w:tc>
           <w:tcPr>
-            <w:tcW w:w="2260" w:type="dxa"/>
+            <w:tcW w:w="2060" w:type="dxa"/>
             <w:vAlign w:val="center"/>
           </w:tcPr>
           <w:p>
@@ -9943,18 +10815,18 @@
         </w:tc>
         <w:tc>
           <w:tcPr>
-            <w:tcW w:w="1600" w:type="dxa"/>
-            <w:vAlign w:val="center"/>
-          </w:tcPr>
-          <w:p>
-            <w:pPr>
-              <w:jc w:val="left"/>
-            </w:pPr>
-          </w:p>
-        </w:tc>
-        <w:tc>
-          <w:tcPr>
-            <w:tcW w:w="1000" w:type="dxa"/>
+            <w:tcW w:w="1500" w:type="dxa"/>
+            <w:vAlign w:val="center"/>
+          </w:tcPr>
+          <w:p>
+            <w:pPr>
+              <w:jc w:val="left"/>
+            </w:pPr>
+          </w:p>
+        </w:tc>
+        <w:tc>
+          <w:tcPr>
+            <w:tcW w:w="1060" w:type="dxa"/>
             <w:vAlign w:val="center"/>
           </w:tcPr>
           <w:p>
@@ -9975,7 +10847,7 @@
         </w:tc>
         <w:tc>
           <w:tcPr>
-            <w:tcW w:w="1500" w:type="dxa"/>
+            <w:tcW w:w="790" w:type="dxa"/>
             <w:vAlign w:val="center"/>
           </w:tcPr>
           <w:p>
@@ -9990,13 +10862,13 @@
                 <w:szCs w:val="22"/>
                 <w:lang w:val="vi-VN"/>
               </w:rPr>
-              <w:t>4/3</w:t>
-            </w:r>
-          </w:p>
-        </w:tc>
-        <w:tc>
-          <w:tcPr>
-            <w:tcW w:w="1500" w:type="dxa"/>
+              <w:t>4</w:t>
+            </w:r>
+          </w:p>
+        </w:tc>
+        <w:tc>
+          <w:tcPr>
+            <w:tcW w:w="790" w:type="dxa"/>
             <w:vAlign w:val="center"/>
           </w:tcPr>
           <w:p>
@@ -10011,13 +10883,13 @@
                 <w:szCs w:val="22"/>
                 <w:lang w:val="vi-VN"/>
               </w:rPr>
-              <w:t>29/29</w:t>
-            </w:r>
-          </w:p>
-        </w:tc>
-        <w:tc>
-          <w:tcPr>
-            <w:tcW w:w="1500" w:type="dxa"/>
+              <w:t>29</w:t>
+            </w:r>
+          </w:p>
+        </w:tc>
+        <w:tc>
+          <w:tcPr>
+            <w:tcW w:w="790" w:type="dxa"/>
             <w:vAlign w:val="center"/>
           </w:tcPr>
           <w:p>
@@ -10032,7 +10904,70 @@
                 <w:szCs w:val="22"/>
                 <w:lang w:val="vi-VN"/>
               </w:rPr>
-              <w:t>14/0</w:t>
+              <w:t>14</w:t>
+            </w:r>
+          </w:p>
+        </w:tc>
+        <w:tc>
+          <w:tcPr>
+            <w:tcW w:w="790" w:type="dxa"/>
+            <w:vAlign w:val="center"/>
+          </w:tcPr>
+          <w:p>
+            <w:pPr>
+              <w:jc w:val="center"/>
+            </w:pPr>
+            <w:r>
+              <w:rPr>
+                <w:b/>
+                <w:bCs/>
+                <w:sz w:val="22"/>
+                <w:szCs w:val="22"/>
+                <w:lang w:val="vi-VN"/>
+              </w:rPr>
+              <w:t>3</w:t>
+            </w:r>
+          </w:p>
+        </w:tc>
+        <w:tc>
+          <w:tcPr>
+            <w:tcW w:w="790" w:type="dxa"/>
+            <w:vAlign w:val="center"/>
+          </w:tcPr>
+          <w:p>
+            <w:pPr>
+              <w:jc w:val="center"/>
+            </w:pPr>
+            <w:r>
+              <w:rPr>
+                <w:b/>
+                <w:bCs/>
+                <w:sz w:val="22"/>
+                <w:szCs w:val="22"/>
+                <w:lang w:val="vi-VN"/>
+              </w:rPr>
+              <w:t>29</w:t>
+            </w:r>
+          </w:p>
+        </w:tc>
+        <w:tc>
+          <w:tcPr>
+            <w:tcW w:w="790" w:type="dxa"/>
+            <w:vAlign w:val="center"/>
+          </w:tcPr>
+          <w:p>
+            <w:pPr>
+              <w:jc w:val="center"/>
+            </w:pPr>
+            <w:r>
+              <w:rPr>
+                <w:b/>
+                <w:bCs/>
+                <w:sz w:val="22"/>
+                <w:szCs w:val="22"/>
+                <w:lang w:val="vi-VN"/>
+              </w:rPr>
+              <w:t>0</w:t>
             </w:r>
           </w:p>
         </w:tc>
@@ -10208,7 +11143,6 @@
         <w:pStyle w:val="csparagraph"/>
       </w:pPr>
       <w:r>
-        <w:lastRenderedPageBreak/>
         <w:t xml:space="preserve">Semgrep 1.176.1 [7] chạy 7 luật PHP và 4 luật C do nhóm viết để đối chiếu chéo (Bảng 45). Luật Semgrep không biết schema và refcount nên kết quả chỉ là ứng viên. Trên các case </w:t>
       </w:r>
       <w:r>
@@ -10698,6 +11632,7 @@
                 <w:rFonts w:ascii="Consolas" w:hAnsi="Consolas" w:cs="Consolas"/>
                 <w:lang w:val="vi-VN"/>
               </w:rPr>
+              <w:lastRenderedPageBreak/>
               <w:t>password-not-wiped</w:t>
             </w:r>
           </w:p>
@@ -11653,11 +12588,7 @@
         <w:t>token_crypto.c</w:t>
       </w:r>
       <w:r>
-        <w:t xml:space="preserve">. GCC không báo bí mật bị giải phóng khi chưa xóa (CWE-244), còn Semgrep bắt được. Tràn bộ </w:t>
-      </w:r>
-      <w:r>
-        <w:lastRenderedPageBreak/>
-        <w:t xml:space="preserve">đệm ở </w:t>
+        <w:t xml:space="preserve">. GCC không báo bí mật bị giải phóng khi chưa xóa (CWE-244), còn Semgrep bắt được. Tràn bộ đệm ở </w:t>
       </w:r>
       <w:r>
         <w:rPr>
@@ -11680,6 +12611,92 @@
       </w:r>
       <w:r>
         <w:t xml:space="preserve"> chưa khởi tạo che mất lỗi; mô hình Z3 chứng minh được lỗi này.</w:t>
+      </w:r>
+    </w:p>
+    <w:p>
+      <w:pPr>
+        <w:pStyle w:val="csparagraph"/>
+      </w:pPr>
+      <w:r>
+        <w:t xml:space="preserve">Hình 36 và Hình 37 (Phụ lục H) là nhật ký chạy </w:t>
+      </w:r>
+      <w:r>
+        <w:rPr>
+          <w:rFonts w:ascii="Consolas" w:hAnsi="Consolas" w:cs="Consolas"/>
+          <w:sz w:val="24"/>
+          <w:szCs w:val="24"/>
+        </w:rPr>
+        <w:t>models/run_memory_cases.py</w:t>
+      </w:r>
+      <w:r>
+        <w:t>: 96 vi phạm trên baseline, Z3, vét cạn và bộ duyệt trạng thái trùng nhau trên 250/250 đối tượng, và năm mô hình bộ đệm C chuyển từ SAT sang UNSAT. Hình 38 và Hình 39 là hai tab kết quả v0 và v1 của cùng test.</w:t>
+      </w:r>
+    </w:p>
+    <w:p>
+      <w:pPr>
+        <w:pStyle w:val="csparagraph"/>
+      </w:pPr>
+      <w:r>
+        <w:t xml:space="preserve">Chạy lại bộ phân tích trạng thái trên </w:t>
+      </w:r>
+      <w:r>
+        <w:rPr>
+          <w:rFonts w:ascii="Consolas" w:hAnsi="Consolas" w:cs="Consolas"/>
+          <w:sz w:val="24"/>
+          <w:szCs w:val="24"/>
+        </w:rPr>
+        <w:t>source_v1</w:t>
+      </w:r>
+      <w:r>
+        <w:t xml:space="preserve"> (Bảng 73) cho 47 vi phạm trên 23/68 tệp, so với 96 trên 27/66 tệp của baseline. E_USE_FALSE, E_ROW_UNCHECKED, E_ALLOC_IN_LOOP và E_SECRET_RESIDUE về 0 nhờ chế độ báo lỗi strict của mysqli, </w:t>
+      </w:r>
+      <w:r>
+        <w:rPr>
+          <w:rFonts w:ascii="Consolas" w:hAnsi="Consolas" w:cs="Consolas"/>
+          <w:sz w:val="24"/>
+          <w:szCs w:val="24"/>
+        </w:rPr>
+        <w:t>if (!$row) exit</w:t>
+      </w:r>
+      <w:r>
+        <w:t xml:space="preserve">, JOIN và </w:t>
+      </w:r>
+      <w:r>
+        <w:rPr>
+          <w:rFonts w:ascii="Consolas" w:hAnsi="Consolas" w:cs="Consolas"/>
+          <w:sz w:val="24"/>
+          <w:szCs w:val="24"/>
+        </w:rPr>
+        <w:t>sodium_memzero</w:t>
+      </w:r>
+      <w:r>
+        <w:t xml:space="preserve">. Còn lại 22 E_UNBOUNDED_ALLOC và 25 E_HELD_TO_END: các trang danh sách vẫn đọc cả bảng mà không có LIMIT và không giải phóng kết quả. Bản vá không nhắm tới lớp lỗi này (xem mục 10.2). Semgrep bộ nhớ </w:t>
+      </w:r>
+      <w:r>
+        <w:lastRenderedPageBreak/>
+        <w:t xml:space="preserve">cho 0 hit trên </w:t>
+      </w:r>
+      <w:r>
+        <w:rPr>
+          <w:rFonts w:ascii="Consolas" w:hAnsi="Consolas" w:cs="Consolas"/>
+          <w:sz w:val="24"/>
+          <w:szCs w:val="24"/>
+        </w:rPr>
+        <w:t>source_v1</w:t>
+      </w:r>
+      <w:r>
+        <w:t xml:space="preserve">, nhưng con số này không dùng được, vì sáu rule chỉ khớp lời gọi mysql_* mà </w:t>
+      </w:r>
+      <w:r>
+        <w:rPr>
+          <w:rFonts w:ascii="Consolas" w:hAnsi="Consolas" w:cs="Consolas"/>
+          <w:sz w:val="24"/>
+          <w:szCs w:val="24"/>
+        </w:rPr>
+        <w:t>source_v1</w:t>
+      </w:r>
+      <w:r>
+        <w:t xml:space="preserve"> không còn dùng.</w:t>
       </w:r>
     </w:p>
     <w:p>
@@ -11690,7 +12707,7 @@
           <w:numId w:val="0"/>
         </w:numPr>
       </w:pPr>
-      <w:bookmarkStart w:id="28" w:name="_Toc243897697"/>
+      <w:bookmarkStart w:id="28" w:name="_Toc244215760"/>
       <w:r>
         <w:rPr>
           <w:lang w:val="vi-VN"/>
@@ -11750,10 +12767,12 @@
         <w:tblLook w:val="04A0" w:firstRow="1" w:lastRow="0" w:firstColumn="1" w:lastColumn="0" w:noHBand="0" w:noVBand="1"/>
       </w:tblPr>
       <w:tblGrid>
-        <w:gridCol w:w="1900"/>
-        <w:gridCol w:w="1800"/>
-        <w:gridCol w:w="2400"/>
-        <w:gridCol w:w="3260"/>
+        <w:gridCol w:w="1500"/>
+        <w:gridCol w:w="1500"/>
+        <w:gridCol w:w="1000"/>
+        <w:gridCol w:w="2150"/>
+        <w:gridCol w:w="950"/>
+        <w:gridCol w:w="2260"/>
       </w:tblGrid>
       <w:tr>
         <w:trPr>
@@ -11762,7 +12781,7 @@
         </w:trPr>
         <w:tc>
           <w:tcPr>
-            <w:tcW w:w="1900" w:type="dxa"/>
+            <w:tcW w:w="1500" w:type="dxa"/>
             <w:shd w:val="clear" w:color="auto" w:fill="D9E2F3"/>
             <w:vAlign w:val="center"/>
           </w:tcPr>
@@ -11784,7 +12803,7 @@
         </w:tc>
         <w:tc>
           <w:tcPr>
-            <w:tcW w:w="1800" w:type="dxa"/>
+            <w:tcW w:w="1500" w:type="dxa"/>
             <w:shd w:val="clear" w:color="auto" w:fill="D9E2F3"/>
             <w:vAlign w:val="center"/>
           </w:tcPr>
@@ -11806,7 +12825,7 @@
         </w:tc>
         <w:tc>
           <w:tcPr>
-            <w:tcW w:w="2400" w:type="dxa"/>
+            <w:tcW w:w="1000" w:type="dxa"/>
             <w:shd w:val="clear" w:color="auto" w:fill="D9E2F3"/>
             <w:vAlign w:val="center"/>
           </w:tcPr>
@@ -11822,13 +12841,73 @@
                 <w:szCs w:val="22"/>
                 <w:lang w:val="vi-VN"/>
               </w:rPr>
-              <w:t>Ghi nhận</w:t>
-            </w:r>
-          </w:p>
-        </w:tc>
-        <w:tc>
-          <w:tcPr>
-            <w:tcW w:w="3260" w:type="dxa"/>
+              <w:t>Baseline</w:t>
+            </w:r>
+          </w:p>
+        </w:tc>
+        <w:tc>
+          <w:tcPr>
+            <w:tcW w:w="2150" w:type="dxa"/>
+            <w:shd w:val="clear" w:color="auto" w:fill="D9E2F3"/>
+            <w:vAlign w:val="center"/>
+          </w:tcPr>
+          <w:p>
+            <w:pPr>
+              <w:jc w:val="center"/>
+            </w:pPr>
+            <w:r>
+              <w:rPr>
+                <w:b/>
+                <w:bCs/>
+                <w:sz w:val="22"/>
+                <w:szCs w:val="22"/>
+                <w:lang w:val="vi-VN"/>
+              </w:rPr>
+              <w:t xml:space="preserve">Case bộ nhớ </w:t>
+            </w:r>
+            <w:r>
+              <w:rPr>
+                <w:rFonts w:ascii="Consolas" w:hAnsi="Consolas" w:cs="Consolas"/>
+                <w:b/>
+                <w:lang w:val="vi-VN"/>
+              </w:rPr>
+              <w:t>_v0</w:t>
+            </w:r>
+          </w:p>
+        </w:tc>
+        <w:tc>
+          <w:tcPr>
+            <w:tcW w:w="950" w:type="dxa"/>
+            <w:shd w:val="clear" w:color="auto" w:fill="D9E2F3"/>
+            <w:vAlign w:val="center"/>
+          </w:tcPr>
+          <w:p>
+            <w:pPr>
+              <w:jc w:val="center"/>
+            </w:pPr>
+            <w:r>
+              <w:rPr>
+                <w:b/>
+                <w:bCs/>
+                <w:sz w:val="22"/>
+                <w:szCs w:val="22"/>
+                <w:lang w:val="vi-VN"/>
+              </w:rPr>
+              <w:t xml:space="preserve">Case bộ nhớ </w:t>
+            </w:r>
+            <w:r>
+              <w:rPr>
+                <w:rFonts w:ascii="Consolas" w:hAnsi="Consolas" w:cs="Consolas"/>
+                <w:b/>
+                <w:lang w:val="vi-VN"/>
+              </w:rPr>
+              <w:t>_v1</w:t>
+            </w:r>
+          </w:p>
+        </w:tc>
+        <w:tc>
+          <w:tcPr>
+            <w:tcW w:w="2260" w:type="dxa"/>
             <w:shd w:val="clear" w:color="auto" w:fill="D9E2F3"/>
             <w:vAlign w:val="center"/>
           </w:tcPr>
@@ -11855,7 +12934,7 @@
         </w:trPr>
         <w:tc>
           <w:tcPr>
-            <w:tcW w:w="1900" w:type="dxa"/>
+            <w:tcW w:w="1500" w:type="dxa"/>
             <w:vAlign w:val="center"/>
           </w:tcPr>
           <w:p>
@@ -11874,7 +12953,7 @@
         </w:tc>
         <w:tc>
           <w:tcPr>
-            <w:tcW w:w="1800" w:type="dxa"/>
+            <w:tcW w:w="1500" w:type="dxa"/>
             <w:vAlign w:val="center"/>
           </w:tcPr>
           <w:p>
@@ -11893,33 +12972,64 @@
         </w:tc>
         <w:tc>
           <w:tcPr>
-            <w:tcW w:w="2400" w:type="dxa"/>
-            <w:vAlign w:val="center"/>
-          </w:tcPr>
-          <w:p>
-            <w:pPr>
-              <w:jc w:val="left"/>
-            </w:pPr>
-            <w:r>
-              <w:rPr>
-                <w:sz w:val="22"/>
-                <w:szCs w:val="22"/>
-                <w:lang w:val="vi-VN"/>
-              </w:rPr>
-              <w:t xml:space="preserve">PHP: 25 baseline, 4 case </w:t>
-            </w:r>
-            <w:r>
-              <w:rPr>
-                <w:rFonts w:ascii="Consolas" w:hAnsi="Consolas" w:cs="Consolas"/>
-                <w:lang w:val="vi-VN"/>
-              </w:rPr>
-              <w:t>_v0</w:t>
-            </w:r>
-          </w:p>
-        </w:tc>
-        <w:tc>
-          <w:tcPr>
-            <w:tcW w:w="3260" w:type="dxa"/>
+            <w:tcW w:w="1000" w:type="dxa"/>
+            <w:vAlign w:val="center"/>
+          </w:tcPr>
+          <w:p>
+            <w:pPr>
+              <w:jc w:val="left"/>
+            </w:pPr>
+            <w:r>
+              <w:rPr>
+                <w:sz w:val="22"/>
+                <w:szCs w:val="22"/>
+                <w:lang w:val="vi-VN"/>
+              </w:rPr>
+              <w:t>25</w:t>
+            </w:r>
+          </w:p>
+        </w:tc>
+        <w:tc>
+          <w:tcPr>
+            <w:tcW w:w="2150" w:type="dxa"/>
+            <w:vAlign w:val="center"/>
+          </w:tcPr>
+          <w:p>
+            <w:pPr>
+              <w:jc w:val="left"/>
+            </w:pPr>
+            <w:r>
+              <w:rPr>
+                <w:sz w:val="22"/>
+                <w:szCs w:val="22"/>
+                <w:lang w:val="vi-VN"/>
+              </w:rPr>
+              <w:t>PHP: 4 case</w:t>
+            </w:r>
+          </w:p>
+        </w:tc>
+        <w:tc>
+          <w:tcPr>
+            <w:tcW w:w="950" w:type="dxa"/>
+            <w:vAlign w:val="center"/>
+          </w:tcPr>
+          <w:p>
+            <w:pPr>
+              <w:jc w:val="left"/>
+            </w:pPr>
+            <w:r>
+              <w:rPr>
+                <w:sz w:val="22"/>
+                <w:szCs w:val="22"/>
+                <w:lang w:val="vi-VN"/>
+              </w:rPr>
+              <w:t>0</w:t>
+            </w:r>
+          </w:p>
+        </w:tc>
+        <w:tc>
+          <w:tcPr>
+            <w:tcW w:w="2260" w:type="dxa"/>
             <w:vAlign w:val="center"/>
           </w:tcPr>
           <w:p>
@@ -11943,7 +13053,7 @@
         </w:trPr>
         <w:tc>
           <w:tcPr>
-            <w:tcW w:w="1900" w:type="dxa"/>
+            <w:tcW w:w="1500" w:type="dxa"/>
             <w:vAlign w:val="center"/>
           </w:tcPr>
           <w:p>
@@ -11962,7 +13072,7 @@
         </w:tc>
         <w:tc>
           <w:tcPr>
-            <w:tcW w:w="1800" w:type="dxa"/>
+            <w:tcW w:w="1500" w:type="dxa"/>
             <w:vAlign w:val="center"/>
           </w:tcPr>
           <w:p>
@@ -11981,7 +13091,26 @@
         </w:tc>
         <w:tc>
           <w:tcPr>
-            <w:tcW w:w="2400" w:type="dxa"/>
+            <w:tcW w:w="1000" w:type="dxa"/>
+            <w:vAlign w:val="center"/>
+          </w:tcPr>
+          <w:p>
+            <w:pPr>
+              <w:jc w:val="left"/>
+            </w:pPr>
+            <w:r>
+              <w:rPr>
+                <w:sz w:val="22"/>
+                <w:szCs w:val="22"/>
+                <w:lang w:val="vi-VN"/>
+              </w:rPr>
+              <w:t>—</w:t>
+            </w:r>
+          </w:p>
+        </w:tc>
+        <w:tc>
+          <w:tcPr>
+            <w:tcW w:w="2150" w:type="dxa"/>
             <w:vAlign w:val="center"/>
           </w:tcPr>
           <w:p>
@@ -12000,7 +13129,26 @@
         </w:tc>
         <w:tc>
           <w:tcPr>
-            <w:tcW w:w="3260" w:type="dxa"/>
+            <w:tcW w:w="950" w:type="dxa"/>
+            <w:vAlign w:val="center"/>
+          </w:tcPr>
+          <w:p>
+            <w:pPr>
+              <w:jc w:val="left"/>
+            </w:pPr>
+            <w:r>
+              <w:rPr>
+                <w:sz w:val="22"/>
+                <w:szCs w:val="22"/>
+                <w:lang w:val="vi-VN"/>
+              </w:rPr>
+              <w:t>0</w:t>
+            </w:r>
+          </w:p>
+        </w:tc>
+        <w:tc>
+          <w:tcPr>
+            <w:tcW w:w="2260" w:type="dxa"/>
             <w:vAlign w:val="center"/>
           </w:tcPr>
           <w:p>
@@ -12024,7 +13172,7 @@
         </w:trPr>
         <w:tc>
           <w:tcPr>
-            <w:tcW w:w="1900" w:type="dxa"/>
+            <w:tcW w:w="1500" w:type="dxa"/>
             <w:vAlign w:val="center"/>
           </w:tcPr>
           <w:p>
@@ -12043,7 +13191,7 @@
         </w:tc>
         <w:tc>
           <w:tcPr>
-            <w:tcW w:w="1800" w:type="dxa"/>
+            <w:tcW w:w="1500" w:type="dxa"/>
             <w:vAlign w:val="center"/>
           </w:tcPr>
           <w:p>
@@ -12062,7 +13210,26 @@
         </w:tc>
         <w:tc>
           <w:tcPr>
-            <w:tcW w:w="2400" w:type="dxa"/>
+            <w:tcW w:w="1000" w:type="dxa"/>
+            <w:vAlign w:val="center"/>
+          </w:tcPr>
+          <w:p>
+            <w:pPr>
+              <w:jc w:val="left"/>
+            </w:pPr>
+            <w:r>
+              <w:rPr>
+                <w:sz w:val="22"/>
+                <w:szCs w:val="22"/>
+                <w:lang w:val="vi-VN"/>
+              </w:rPr>
+              <w:t>0 (chỉ có trong unit test)</w:t>
+            </w:r>
+          </w:p>
+        </w:tc>
+        <w:tc>
+          <w:tcPr>
+            <w:tcW w:w="2150" w:type="dxa"/>
             <w:vAlign w:val="center"/>
           </w:tcPr>
           <w:p>
@@ -12090,13 +13257,32 @@
                 <w:szCs w:val="22"/>
                 <w:lang w:val="vi-VN"/>
               </w:rPr>
-              <w:t xml:space="preserve"> (Clang); PHP: chỉ trong unit test</w:t>
-            </w:r>
-          </w:p>
-        </w:tc>
-        <w:tc>
-          <w:tcPr>
-            <w:tcW w:w="3260" w:type="dxa"/>
+              <w:t xml:space="preserve"> (Clang)</w:t>
+            </w:r>
+          </w:p>
+        </w:tc>
+        <w:tc>
+          <w:tcPr>
+            <w:tcW w:w="950" w:type="dxa"/>
+            <w:vAlign w:val="center"/>
+          </w:tcPr>
+          <w:p>
+            <w:pPr>
+              <w:jc w:val="left"/>
+            </w:pPr>
+            <w:r>
+              <w:rPr>
+                <w:sz w:val="22"/>
+                <w:szCs w:val="22"/>
+                <w:lang w:val="vi-VN"/>
+              </w:rPr>
+              <w:t>0</w:t>
+            </w:r>
+          </w:p>
+        </w:tc>
+        <w:tc>
+          <w:tcPr>
+            <w:tcW w:w="2260" w:type="dxa"/>
             <w:vAlign w:val="center"/>
           </w:tcPr>
           <w:p>
@@ -12120,7 +13306,7 @@
         </w:trPr>
         <w:tc>
           <w:tcPr>
-            <w:tcW w:w="1900" w:type="dxa"/>
+            <w:tcW w:w="1500" w:type="dxa"/>
             <w:vAlign w:val="center"/>
           </w:tcPr>
           <w:p>
@@ -12139,7 +13325,7 @@
         </w:tc>
         <w:tc>
           <w:tcPr>
-            <w:tcW w:w="1800" w:type="dxa"/>
+            <w:tcW w:w="1500" w:type="dxa"/>
             <w:vAlign w:val="center"/>
           </w:tcPr>
           <w:p>
@@ -12158,7 +13344,26 @@
         </w:tc>
         <w:tc>
           <w:tcPr>
-            <w:tcW w:w="2400" w:type="dxa"/>
+            <w:tcW w:w="1000" w:type="dxa"/>
+            <w:vAlign w:val="center"/>
+          </w:tcPr>
+          <w:p>
+            <w:pPr>
+              <w:jc w:val="left"/>
+            </w:pPr>
+            <w:r>
+              <w:rPr>
+                <w:sz w:val="22"/>
+                <w:szCs w:val="22"/>
+                <w:lang w:val="vi-VN"/>
+              </w:rPr>
+              <w:t>0 (chỉ có trong unit test)</w:t>
+            </w:r>
+          </w:p>
+        </w:tc>
+        <w:tc>
+          <w:tcPr>
+            <w:tcW w:w="2150" w:type="dxa"/>
             <w:vAlign w:val="center"/>
           </w:tcPr>
           <w:p>
@@ -12186,13 +13391,32 @@
                 <w:szCs w:val="22"/>
                 <w:lang w:val="vi-VN"/>
               </w:rPr>
-              <w:t xml:space="preserve"> (GCC, Clang); PHP: chỉ trong unit test</w:t>
-            </w:r>
-          </w:p>
-        </w:tc>
-        <w:tc>
-          <w:tcPr>
-            <w:tcW w:w="3260" w:type="dxa"/>
+              <w:t xml:space="preserve"> (GCC, Clang)</w:t>
+            </w:r>
+          </w:p>
+        </w:tc>
+        <w:tc>
+          <w:tcPr>
+            <w:tcW w:w="950" w:type="dxa"/>
+            <w:vAlign w:val="center"/>
+          </w:tcPr>
+          <w:p>
+            <w:pPr>
+              <w:jc w:val="left"/>
+            </w:pPr>
+            <w:r>
+              <w:rPr>
+                <w:sz w:val="22"/>
+                <w:szCs w:val="22"/>
+                <w:lang w:val="vi-VN"/>
+              </w:rPr>
+              <w:t>0</w:t>
+            </w:r>
+          </w:p>
+        </w:tc>
+        <w:tc>
+          <w:tcPr>
+            <w:tcW w:w="2260" w:type="dxa"/>
             <w:vAlign w:val="center"/>
           </w:tcPr>
           <w:p>
@@ -12216,7 +13440,7 @@
         </w:trPr>
         <w:tc>
           <w:tcPr>
-            <w:tcW w:w="1900" w:type="dxa"/>
+            <w:tcW w:w="1500" w:type="dxa"/>
             <w:vAlign w:val="center"/>
           </w:tcPr>
           <w:p>
@@ -12235,7 +13459,7 @@
         </w:tc>
         <w:tc>
           <w:tcPr>
-            <w:tcW w:w="1800" w:type="dxa"/>
+            <w:tcW w:w="1500" w:type="dxa"/>
             <w:vAlign w:val="center"/>
           </w:tcPr>
           <w:p>
@@ -12254,20 +13478,39 @@
         </w:tc>
         <w:tc>
           <w:tcPr>
-            <w:tcW w:w="2400" w:type="dxa"/>
-            <w:vAlign w:val="center"/>
-          </w:tcPr>
-          <w:p>
-            <w:pPr>
-              <w:jc w:val="left"/>
-            </w:pPr>
-            <w:r>
-              <w:rPr>
-                <w:sz w:val="22"/>
-                <w:szCs w:val="22"/>
-                <w:lang w:val="vi-VN"/>
-              </w:rPr>
-              <w:t xml:space="preserve">C: </w:t>
+            <w:tcW w:w="1000" w:type="dxa"/>
+            <w:vAlign w:val="center"/>
+          </w:tcPr>
+          <w:p>
+            <w:pPr>
+              <w:jc w:val="left"/>
+            </w:pPr>
+            <w:r>
+              <w:rPr>
+                <w:sz w:val="22"/>
+                <w:szCs w:val="22"/>
+                <w:lang w:val="vi-VN"/>
+              </w:rPr>
+              <w:t>6</w:t>
+            </w:r>
+          </w:p>
+        </w:tc>
+        <w:tc>
+          <w:tcPr>
+            <w:tcW w:w="2150" w:type="dxa"/>
+            <w:vAlign w:val="center"/>
+          </w:tcPr>
+          <w:p>
+            <w:pPr>
+              <w:jc w:val="left"/>
+            </w:pPr>
+            <w:r>
+              <w:rPr>
+                <w:sz w:val="22"/>
+                <w:szCs w:val="22"/>
+                <w:lang w:val="vi-VN"/>
+              </w:rPr>
+              <w:t xml:space="preserve">PHP: 3 case; C: </w:t>
             </w:r>
             <w:r>
               <w:rPr>
@@ -12276,26 +13519,30 @@
               </w:rPr>
               <w:t>token_crypto.c</w:t>
             </w:r>
-            <w:r>
-              <w:rPr>
-                <w:sz w:val="22"/>
-                <w:szCs w:val="22"/>
-                <w:lang w:val="vi-VN"/>
-              </w:rPr>
-              <w:t xml:space="preserve">; PHP: 6 baseline, 3 case </w:t>
-            </w:r>
-            <w:r>
-              <w:rPr>
-                <w:rFonts w:ascii="Consolas" w:hAnsi="Consolas" w:cs="Consolas"/>
-                <w:lang w:val="vi-VN"/>
-              </w:rPr>
-              <w:t>_v0</w:t>
-            </w:r>
-          </w:p>
-        </w:tc>
-        <w:tc>
-          <w:tcPr>
-            <w:tcW w:w="3260" w:type="dxa"/>
+          </w:p>
+        </w:tc>
+        <w:tc>
+          <w:tcPr>
+            <w:tcW w:w="950" w:type="dxa"/>
+            <w:vAlign w:val="center"/>
+          </w:tcPr>
+          <w:p>
+            <w:pPr>
+              <w:jc w:val="left"/>
+            </w:pPr>
+            <w:r>
+              <w:rPr>
+                <w:sz w:val="22"/>
+                <w:szCs w:val="22"/>
+                <w:lang w:val="vi-VN"/>
+              </w:rPr>
+              <w:t>0</w:t>
+            </w:r>
+          </w:p>
+        </w:tc>
+        <w:tc>
+          <w:tcPr>
+            <w:tcW w:w="2260" w:type="dxa"/>
             <w:vAlign w:val="center"/>
           </w:tcPr>
           <w:p>
@@ -12319,7 +13566,7 @@
         </w:trPr>
         <w:tc>
           <w:tcPr>
-            <w:tcW w:w="1900" w:type="dxa"/>
+            <w:tcW w:w="1500" w:type="dxa"/>
             <w:vAlign w:val="center"/>
           </w:tcPr>
           <w:p>
@@ -12338,7 +13585,7 @@
         </w:tc>
         <w:tc>
           <w:tcPr>
-            <w:tcW w:w="1800" w:type="dxa"/>
+            <w:tcW w:w="1500" w:type="dxa"/>
             <w:vAlign w:val="center"/>
           </w:tcPr>
           <w:p>
@@ -12357,26 +13604,64 @@
         </w:tc>
         <w:tc>
           <w:tcPr>
-            <w:tcW w:w="2400" w:type="dxa"/>
-            <w:vAlign w:val="center"/>
-          </w:tcPr>
-          <w:p>
-            <w:pPr>
-              <w:jc w:val="left"/>
-            </w:pPr>
-            <w:r>
-              <w:rPr>
-                <w:sz w:val="22"/>
-                <w:szCs w:val="22"/>
-                <w:lang w:val="vi-VN"/>
-              </w:rPr>
-              <w:t>PHP: 38 baseline; C: 3 tệp (GCC)</w:t>
-            </w:r>
-          </w:p>
-        </w:tc>
-        <w:tc>
-          <w:tcPr>
-            <w:tcW w:w="3260" w:type="dxa"/>
+            <w:tcW w:w="1000" w:type="dxa"/>
+            <w:vAlign w:val="center"/>
+          </w:tcPr>
+          <w:p>
+            <w:pPr>
+              <w:jc w:val="left"/>
+            </w:pPr>
+            <w:r>
+              <w:rPr>
+                <w:sz w:val="22"/>
+                <w:szCs w:val="22"/>
+                <w:lang w:val="vi-VN"/>
+              </w:rPr>
+              <w:t>38</w:t>
+            </w:r>
+          </w:p>
+        </w:tc>
+        <w:tc>
+          <w:tcPr>
+            <w:tcW w:w="2150" w:type="dxa"/>
+            <w:vAlign w:val="center"/>
+          </w:tcPr>
+          <w:p>
+            <w:pPr>
+              <w:jc w:val="left"/>
+            </w:pPr>
+            <w:r>
+              <w:rPr>
+                <w:sz w:val="22"/>
+                <w:szCs w:val="22"/>
+                <w:lang w:val="vi-VN"/>
+              </w:rPr>
+              <w:t>C: 3 tệp (GCC)</w:t>
+            </w:r>
+          </w:p>
+        </w:tc>
+        <w:tc>
+          <w:tcPr>
+            <w:tcW w:w="950" w:type="dxa"/>
+            <w:vAlign w:val="center"/>
+          </w:tcPr>
+          <w:p>
+            <w:pPr>
+              <w:jc w:val="left"/>
+            </w:pPr>
+            <w:r>
+              <w:rPr>
+                <w:sz w:val="22"/>
+                <w:szCs w:val="22"/>
+                <w:lang w:val="vi-VN"/>
+              </w:rPr>
+              <w:t>0</w:t>
+            </w:r>
+          </w:p>
+        </w:tc>
+        <w:tc>
+          <w:tcPr>
+            <w:tcW w:w="2260" w:type="dxa"/>
             <w:vAlign w:val="center"/>
           </w:tcPr>
           <w:p>
@@ -12400,7 +13685,7 @@
         </w:trPr>
         <w:tc>
           <w:tcPr>
-            <w:tcW w:w="1900" w:type="dxa"/>
+            <w:tcW w:w="1500" w:type="dxa"/>
             <w:vAlign w:val="center"/>
           </w:tcPr>
           <w:p>
@@ -12419,7 +13704,7 @@
         </w:tc>
         <w:tc>
           <w:tcPr>
-            <w:tcW w:w="1800" w:type="dxa"/>
+            <w:tcW w:w="1500" w:type="dxa"/>
             <w:vAlign w:val="center"/>
           </w:tcPr>
           <w:p>
@@ -12438,41 +13723,64 @@
         </w:tc>
         <w:tc>
           <w:tcPr>
-            <w:tcW w:w="2400" w:type="dxa"/>
-            <w:vAlign w:val="center"/>
-          </w:tcPr>
-          <w:p>
-            <w:pPr>
-              <w:jc w:val="left"/>
-            </w:pPr>
-            <w:r>
-              <w:rPr>
-                <w:sz w:val="22"/>
-                <w:szCs w:val="22"/>
-                <w:lang w:val="vi-VN"/>
-              </w:rPr>
-              <w:t xml:space="preserve">PHP: 16 baseline, 5 case </w:t>
-            </w:r>
-            <w:r>
-              <w:rPr>
-                <w:rFonts w:ascii="Consolas" w:hAnsi="Consolas" w:cs="Consolas"/>
-                <w:lang w:val="vi-VN"/>
-              </w:rPr>
-              <w:t>_v0</w:t>
-            </w:r>
-            <w:r>
-              <w:rPr>
-                <w:sz w:val="22"/>
-                <w:szCs w:val="22"/>
-                <w:lang w:val="vi-VN"/>
-              </w:rPr>
-              <w:t>; C: 4 tệp (GCC)</w:t>
-            </w:r>
-          </w:p>
-        </w:tc>
-        <w:tc>
-          <w:tcPr>
-            <w:tcW w:w="3260" w:type="dxa"/>
+            <w:tcW w:w="1000" w:type="dxa"/>
+            <w:vAlign w:val="center"/>
+          </w:tcPr>
+          <w:p>
+            <w:pPr>
+              <w:jc w:val="left"/>
+            </w:pPr>
+            <w:r>
+              <w:rPr>
+                <w:sz w:val="22"/>
+                <w:szCs w:val="22"/>
+                <w:lang w:val="vi-VN"/>
+              </w:rPr>
+              <w:t>16</w:t>
+            </w:r>
+          </w:p>
+        </w:tc>
+        <w:tc>
+          <w:tcPr>
+            <w:tcW w:w="2150" w:type="dxa"/>
+            <w:vAlign w:val="center"/>
+          </w:tcPr>
+          <w:p>
+            <w:pPr>
+              <w:jc w:val="left"/>
+            </w:pPr>
+            <w:r>
+              <w:rPr>
+                <w:sz w:val="22"/>
+                <w:szCs w:val="22"/>
+                <w:lang w:val="vi-VN"/>
+              </w:rPr>
+              <w:t>PHP: 5 case; C: 4 tệp (GCC)</w:t>
+            </w:r>
+          </w:p>
+        </w:tc>
+        <w:tc>
+          <w:tcPr>
+            <w:tcW w:w="950" w:type="dxa"/>
+            <w:vAlign w:val="center"/>
+          </w:tcPr>
+          <w:p>
+            <w:pPr>
+              <w:jc w:val="left"/>
+            </w:pPr>
+            <w:r>
+              <w:rPr>
+                <w:sz w:val="22"/>
+                <w:szCs w:val="22"/>
+                <w:lang w:val="vi-VN"/>
+              </w:rPr>
+              <w:t>0</w:t>
+            </w:r>
+          </w:p>
+        </w:tc>
+        <w:tc>
+          <w:tcPr>
+            <w:tcW w:w="2260" w:type="dxa"/>
             <w:vAlign w:val="center"/>
           </w:tcPr>
           <w:p>
@@ -12496,7 +13804,7 @@
         </w:trPr>
         <w:tc>
           <w:tcPr>
-            <w:tcW w:w="1900" w:type="dxa"/>
+            <w:tcW w:w="1500" w:type="dxa"/>
             <w:vAlign w:val="center"/>
           </w:tcPr>
           <w:p>
@@ -12515,7 +13823,7 @@
         </w:tc>
         <w:tc>
           <w:tcPr>
-            <w:tcW w:w="1800" w:type="dxa"/>
+            <w:tcW w:w="1500" w:type="dxa"/>
             <w:vAlign w:val="center"/>
           </w:tcPr>
           <w:p>
@@ -12534,7 +13842,26 @@
         </w:tc>
         <w:tc>
           <w:tcPr>
-            <w:tcW w:w="2400" w:type="dxa"/>
+            <w:tcW w:w="1000" w:type="dxa"/>
+            <w:vAlign w:val="center"/>
+          </w:tcPr>
+          <w:p>
+            <w:pPr>
+              <w:jc w:val="left"/>
+            </w:pPr>
+            <w:r>
+              <w:rPr>
+                <w:sz w:val="22"/>
+                <w:szCs w:val="22"/>
+                <w:lang w:val="vi-VN"/>
+              </w:rPr>
+              <w:t>—</w:t>
+            </w:r>
+          </w:p>
+        </w:tc>
+        <w:tc>
+          <w:tcPr>
+            <w:tcW w:w="2150" w:type="dxa"/>
             <w:vAlign w:val="center"/>
           </w:tcPr>
           <w:p>
@@ -12568,7 +13895,26 @@
         </w:tc>
         <w:tc>
           <w:tcPr>
-            <w:tcW w:w="3260" w:type="dxa"/>
+            <w:tcW w:w="950" w:type="dxa"/>
+            <w:vAlign w:val="center"/>
+          </w:tcPr>
+          <w:p>
+            <w:pPr>
+              <w:jc w:val="left"/>
+            </w:pPr>
+            <w:r>
+              <w:rPr>
+                <w:sz w:val="22"/>
+                <w:szCs w:val="22"/>
+                <w:lang w:val="vi-VN"/>
+              </w:rPr>
+              <w:t>0</w:t>
+            </w:r>
+          </w:p>
+        </w:tc>
+        <w:tc>
+          <w:tcPr>
+            <w:tcW w:w="2260" w:type="dxa"/>
             <w:vAlign w:val="center"/>
           </w:tcPr>
           <w:p>
@@ -12592,7 +13938,7 @@
         </w:trPr>
         <w:tc>
           <w:tcPr>
-            <w:tcW w:w="1900" w:type="dxa"/>
+            <w:tcW w:w="1500" w:type="dxa"/>
             <w:vAlign w:val="center"/>
           </w:tcPr>
           <w:p>
@@ -12611,7 +13957,7 @@
         </w:tc>
         <w:tc>
           <w:tcPr>
-            <w:tcW w:w="1800" w:type="dxa"/>
+            <w:tcW w:w="1500" w:type="dxa"/>
             <w:vAlign w:val="center"/>
           </w:tcPr>
           <w:p>
@@ -12630,33 +13976,64 @@
         </w:tc>
         <w:tc>
           <w:tcPr>
-            <w:tcW w:w="2400" w:type="dxa"/>
-            <w:vAlign w:val="center"/>
-          </w:tcPr>
-          <w:p>
-            <w:pPr>
-              <w:jc w:val="left"/>
-            </w:pPr>
-            <w:r>
-              <w:rPr>
-                <w:sz w:val="22"/>
-                <w:szCs w:val="22"/>
-                <w:lang w:val="vi-VN"/>
-              </w:rPr>
-              <w:t xml:space="preserve">PHP: 11 baseline, 2 case </w:t>
-            </w:r>
-            <w:r>
-              <w:rPr>
-                <w:rFonts w:ascii="Consolas" w:hAnsi="Consolas" w:cs="Consolas"/>
-                <w:lang w:val="vi-VN"/>
-              </w:rPr>
-              <w:t>_v0</w:t>
-            </w:r>
-          </w:p>
-        </w:tc>
-        <w:tc>
-          <w:tcPr>
-            <w:tcW w:w="3260" w:type="dxa"/>
+            <w:tcW w:w="1000" w:type="dxa"/>
+            <w:vAlign w:val="center"/>
+          </w:tcPr>
+          <w:p>
+            <w:pPr>
+              <w:jc w:val="left"/>
+            </w:pPr>
+            <w:r>
+              <w:rPr>
+                <w:sz w:val="22"/>
+                <w:szCs w:val="22"/>
+                <w:lang w:val="vi-VN"/>
+              </w:rPr>
+              <w:t>11</w:t>
+            </w:r>
+          </w:p>
+        </w:tc>
+        <w:tc>
+          <w:tcPr>
+            <w:tcW w:w="2150" w:type="dxa"/>
+            <w:vAlign w:val="center"/>
+          </w:tcPr>
+          <w:p>
+            <w:pPr>
+              <w:jc w:val="left"/>
+            </w:pPr>
+            <w:r>
+              <w:rPr>
+                <w:sz w:val="22"/>
+                <w:szCs w:val="22"/>
+                <w:lang w:val="vi-VN"/>
+              </w:rPr>
+              <w:t>PHP: 2 case</w:t>
+            </w:r>
+          </w:p>
+        </w:tc>
+        <w:tc>
+          <w:tcPr>
+            <w:tcW w:w="950" w:type="dxa"/>
+            <w:vAlign w:val="center"/>
+          </w:tcPr>
+          <w:p>
+            <w:pPr>
+              <w:jc w:val="left"/>
+            </w:pPr>
+            <w:r>
+              <w:rPr>
+                <w:sz w:val="22"/>
+                <w:szCs w:val="22"/>
+                <w:lang w:val="vi-VN"/>
+              </w:rPr>
+              <w:t>0</w:t>
+            </w:r>
+          </w:p>
+        </w:tc>
+        <w:tc>
+          <w:tcPr>
+            <w:tcW w:w="2260" w:type="dxa"/>
             <w:vAlign w:val="center"/>
           </w:tcPr>
           <w:p>
@@ -12692,7 +14069,7 @@
           <w:numId w:val="0"/>
         </w:numPr>
       </w:pPr>
-      <w:bookmarkStart w:id="30" w:name="_Toc243897698"/>
+      <w:bookmarkStart w:id="30" w:name="_Toc244215761"/>
       <w:r>
         <w:lastRenderedPageBreak/>
         <w:t>10. Phản biện &amp; Bài học</w:t>
@@ -12715,7 +14092,7 @@
           <w:numId w:val="0"/>
         </w:numPr>
       </w:pPr>
-      <w:bookmarkStart w:id="31" w:name="_Toc243897699"/>
+      <w:bookmarkStart w:id="31" w:name="_Toc244215762"/>
       <w:r>
         <w:t>10.1 Nếu làm lại từ đầu, nhóm sẽ thiết kế khác ở đâu?</w:t>
       </w:r>
@@ -12842,7 +14219,7 @@
           <w:numId w:val="0"/>
         </w:numPr>
       </w:pPr>
-      <w:bookmarkStart w:id="32" w:name="_Toc243897700"/>
+      <w:bookmarkStart w:id="32" w:name="_Toc244215763"/>
       <w:r>
         <w:t>10.2 Lỗ hổng nào nhóm nghi còn tồn tại nhưng chưa xác nhận?</w:t>
       </w:r>
@@ -13011,7 +14388,7 @@
           <w:numId w:val="0"/>
         </w:numPr>
       </w:pPr>
-      <w:bookmarkStart w:id="33" w:name="_Toc243897701"/>
+      <w:bookmarkStart w:id="33" w:name="_Toc244215764"/>
       <w:r>
         <w:lastRenderedPageBreak/>
         <w:t>10.3 Bài học lớn nhất về phương pháp</w:t>
@@ -13054,7 +14431,7 @@
           <w:numId w:val="0"/>
         </w:numPr>
       </w:pPr>
-      <w:bookmarkStart w:id="34" w:name="_Toc243897702"/>
+      <w:bookmarkStart w:id="34" w:name="_Toc244215765"/>
       <w:r>
         <w:rPr>
           <w:lang w:val="vi-VN"/>
@@ -13072,7 +14449,7 @@
           <w:numId w:val="0"/>
         </w:numPr>
       </w:pPr>
-      <w:bookmarkStart w:id="35" w:name="_Toc243897703"/>
+      <w:bookmarkStart w:id="35" w:name="_Toc244215766"/>
       <w:r>
         <w:rPr>
           <w:lang w:val="vi-VN"/>
@@ -13580,7 +14957,7 @@
           <w:numId w:val="0"/>
         </w:numPr>
       </w:pPr>
-      <w:bookmarkStart w:id="36" w:name="_Toc243897704"/>
+      <w:bookmarkStart w:id="36" w:name="_Toc244215767"/>
       <w:r>
         <w:rPr>
           <w:lang w:val="vi-VN"/>
@@ -13599,7 +14976,7 @@
           <w:numId w:val="0"/>
         </w:numPr>
       </w:pPr>
-      <w:bookmarkStart w:id="37" w:name="_Toc243897705"/>
+      <w:bookmarkStart w:id="37" w:name="_Toc244215768"/>
       <w:r>
         <w:rPr>
           <w:lang w:val="vi-VN"/>
@@ -14624,6 +16001,4123 @@
     </w:tbl>
     <w:p>
       <w:pPr>
+        <w:pStyle w:val="csparagraph"/>
+      </w:pPr>
+    </w:p>
+    <w:p>
+      <w:pPr>
+        <w:pStyle w:val="csparagraph"/>
+      </w:pPr>
+      <w:r>
+        <w:lastRenderedPageBreak/>
+        <w:t xml:space="preserve">Các bảng, hình và đoạn mã dưới đây bổ sung cho mục 4.2.5, 5.1.6, 5.5.3 và 5.5.4. Ảnh chụp từ giao diện </w:t>
+      </w:r>
+      <w:r>
+        <w:rPr>
+          <w:rFonts w:ascii="Consolas" w:hAnsi="Consolas" w:cs="Consolas"/>
+          <w:sz w:val="24"/>
+          <w:szCs w:val="24"/>
+        </w:rPr>
+        <w:t>chon_test.py</w:t>
+      </w:r>
+      <w:r>
+        <w:t xml:space="preserve"> khi chạy cả 12 test trên bản sao của gói nộp; tệp kết quả của </w:t>
+      </w:r>
+      <w:r>
+        <w:rPr>
+          <w:rFonts w:ascii="Consolas" w:hAnsi="Consolas" w:cs="Consolas"/>
+          <w:sz w:val="24"/>
+          <w:szCs w:val="24"/>
+        </w:rPr>
+        <w:t>source_v1</w:t>
+      </w:r>
+      <w:r>
+        <w:t xml:space="preserve"> nằm trong </w:t>
+      </w:r>
+      <w:r>
+        <w:rPr>
+          <w:rFonts w:ascii="Consolas" w:hAnsi="Consolas" w:cs="Consolas"/>
+          <w:sz w:val="24"/>
+          <w:szCs w:val="24"/>
+        </w:rPr>
+        <w:t>bo_sung_v1/evidence_v1/</w:t>
+      </w:r>
+      <w:r>
+        <w:t>.</w:t>
+      </w:r>
+    </w:p>
+    <w:p>
+      <w:pPr>
+        <w:pStyle w:val="Caption"/>
+        <w:keepNext/>
+      </w:pPr>
+      <w:r>
+        <w:rPr>
+          <w:b/>
+        </w:rPr>
+        <w:t xml:space="preserve">Bảng </w:t>
+      </w:r>
+      <w:r>
+        <w:rPr>
+          <w:noProof/>
+        </w:rPr>
+        <w:t>70</w:t>
+      </w:r>
+      <w:r>
+        <w:rPr>
+          <w:b/>
+        </w:rPr>
+        <w:t xml:space="preserve">. </w:t>
+      </w:r>
+      <w:r>
+        <w:t>Công thức CNF của năm thuộc tính theo chức năng (biến đánh số như DIMACS)</w:t>
+      </w:r>
+    </w:p>
+    <w:tbl>
+      <w:tblPr>
+        <w:tblStyle w:val="TableGrid"/>
+        <w:tblW w:w="9360" w:type="dxa"/>
+        <w:tblLayout w:type="fixed"/>
+        <w:tblCellMar>
+          <w:top w:w="40" w:type="dxa"/>
+          <w:left w:w="80" w:type="dxa"/>
+          <w:bottom w:w="40" w:type="dxa"/>
+          <w:right w:w="80" w:type="dxa"/>
+        </w:tblCellMar>
+        <w:tblLook w:val="04A0" w:firstRow="1" w:lastRow="0" w:firstColumn="1" w:lastColumn="0" w:noHBand="0" w:noVBand="1"/>
+      </w:tblPr>
+      <w:tblGrid>
+        <w:gridCol w:w="1500"/>
+        <w:gridCol w:w="1900"/>
+        <w:gridCol w:w="2000"/>
+        <w:gridCol w:w="2060"/>
+        <w:gridCol w:w="1900"/>
+      </w:tblGrid>
+      <w:tr>
+        <w:trPr>
+          <w:cantSplit/>
+          <w:tblHeader/>
+        </w:trPr>
+        <w:tc>
+          <w:tcPr>
+            <w:tcW w:w="1500" w:type="dxa"/>
+            <w:shd w:val="clear" w:color="auto" w:fill="D9E2F3"/>
+            <w:vAlign w:val="center"/>
+          </w:tcPr>
+          <w:p>
+            <w:pPr>
+              <w:jc w:val="center"/>
+            </w:pPr>
+            <w:r>
+              <w:rPr>
+                <w:b/>
+                <w:bCs/>
+                <w:sz w:val="22"/>
+                <w:szCs w:val="22"/>
+                <w:lang w:val="vi-VN"/>
+              </w:rPr>
+              <w:t>Thuộc tính</w:t>
+            </w:r>
+          </w:p>
+        </w:tc>
+        <w:tc>
+          <w:tcPr>
+            <w:tcW w:w="1900" w:type="dxa"/>
+            <w:shd w:val="clear" w:color="auto" w:fill="D9E2F3"/>
+            <w:vAlign w:val="center"/>
+          </w:tcPr>
+          <w:p>
+            <w:pPr>
+              <w:jc w:val="center"/>
+            </w:pPr>
+            <w:r>
+              <w:rPr>
+                <w:b/>
+                <w:bCs/>
+                <w:sz w:val="22"/>
+                <w:szCs w:val="22"/>
+                <w:lang w:val="vi-VN"/>
+              </w:rPr>
+              <w:t>Biến</w:t>
+            </w:r>
+          </w:p>
+        </w:tc>
+        <w:tc>
+          <w:tcPr>
+            <w:tcW w:w="2000" w:type="dxa"/>
+            <w:shd w:val="clear" w:color="auto" w:fill="D9E2F3"/>
+            <w:vAlign w:val="center"/>
+          </w:tcPr>
+          <w:p>
+            <w:pPr>
+              <w:jc w:val="center"/>
+            </w:pPr>
+            <w:r>
+              <w:rPr>
+                <w:b/>
+                <w:bCs/>
+                <w:sz w:val="22"/>
+                <w:szCs w:val="22"/>
+                <w:lang w:val="vi-VN"/>
+              </w:rPr>
+              <w:t>_v0: CNF và kết quả</w:t>
+            </w:r>
+          </w:p>
+        </w:tc>
+        <w:tc>
+          <w:tcPr>
+            <w:tcW w:w="2060" w:type="dxa"/>
+            <w:shd w:val="clear" w:color="auto" w:fill="D9E2F3"/>
+            <w:vAlign w:val="center"/>
+          </w:tcPr>
+          <w:p>
+            <w:pPr>
+              <w:jc w:val="center"/>
+            </w:pPr>
+            <w:r>
+              <w:rPr>
+                <w:b/>
+                <w:bCs/>
+                <w:sz w:val="22"/>
+                <w:szCs w:val="22"/>
+                <w:lang w:val="vi-VN"/>
+              </w:rPr>
+              <w:t>_v1: CNF và kết quả</w:t>
+            </w:r>
+          </w:p>
+        </w:tc>
+        <w:tc>
+          <w:tcPr>
+            <w:tcW w:w="1900" w:type="dxa"/>
+            <w:shd w:val="clear" w:color="auto" w:fill="D9E2F3"/>
+            <w:vAlign w:val="center"/>
+          </w:tcPr>
+          <w:p>
+            <w:pPr>
+              <w:jc w:val="center"/>
+            </w:pPr>
+            <w:r>
+              <w:rPr>
+                <w:b/>
+                <w:bCs/>
+                <w:sz w:val="22"/>
+                <w:szCs w:val="22"/>
+                <w:lang w:val="vi-VN"/>
+              </w:rPr>
+              <w:t>Đối chứng hợp lệ</w:t>
+            </w:r>
+          </w:p>
+        </w:tc>
+      </w:tr>
+      <w:tr>
+        <w:trPr>
+          <w:cantSplit/>
+        </w:trPr>
+        <w:tc>
+          <w:tcPr>
+            <w:tcW w:w="1500" w:type="dxa"/>
+            <w:vAlign w:val="center"/>
+          </w:tcPr>
+          <w:p>
+            <w:pPr>
+              <w:jc w:val="left"/>
+            </w:pPr>
+            <w:r>
+              <w:rPr>
+                <w:rFonts w:ascii="Consolas" w:hAnsi="Consolas" w:cs="Consolas"/>
+              </w:rPr>
+              <w:t>authentication</w:t>
+            </w:r>
+            <w:r>
+              <w:br/>
+            </w:r>
+            <w:r>
+              <w:rPr>
+                <w:sz w:val="22"/>
+                <w:szCs w:val="22"/>
+                <w:lang w:val="vi-VN"/>
+              </w:rPr>
+              <w:t>Cấp đăng nhập khi mật khẩu không hợp lệ</w:t>
+            </w:r>
+          </w:p>
+        </w:tc>
+        <w:tc>
+          <w:tcPr>
+            <w:tcW w:w="1900" w:type="dxa"/>
+            <w:vAlign w:val="center"/>
+          </w:tcPr>
+          <w:p>
+            <w:pPr>
+              <w:jc w:val="left"/>
+            </w:pPr>
+            <w:r>
+              <w:rPr>
+                <w:sz w:val="22"/>
+                <w:szCs w:val="22"/>
+                <w:lang w:val="vi-VN"/>
+              </w:rPr>
+              <w:t>1 = grant</w:t>
+            </w:r>
+            <w:r>
+              <w:br/>
+            </w:r>
+            <w:r>
+              <w:rPr>
+                <w:sz w:val="22"/>
+                <w:szCs w:val="22"/>
+                <w:lang w:val="vi-VN"/>
+              </w:rPr>
+              <w:t>2 = row_exists</w:t>
+            </w:r>
+            <w:r>
+              <w:br/>
+            </w:r>
+            <w:r>
+              <w:rPr>
+                <w:sz w:val="22"/>
+                <w:szCs w:val="22"/>
+                <w:lang w:val="vi-VN"/>
+              </w:rPr>
+              <w:t>3 = password_valid</w:t>
+            </w:r>
+          </w:p>
+        </w:tc>
+        <w:tc>
+          <w:tcPr>
+            <w:tcW w:w="2000" w:type="dxa"/>
+            <w:vAlign w:val="center"/>
+          </w:tcPr>
+          <w:p>
+            <w:pPr>
+              <w:jc w:val="left"/>
+            </w:pPr>
+            <w:r>
+              <w:rPr>
+                <w:sz w:val="22"/>
+                <w:szCs w:val="22"/>
+                <w:lang w:val="vi-VN"/>
+              </w:rPr>
+              <w:t>(¬1 ∨ 2) ∧ (1 ∨ ¬2) ∧ (1) ∧ (¬3)</w:t>
+            </w:r>
+            <w:r>
+              <w:br/>
+            </w:r>
+            <w:r>
+              <w:rPr>
+                <w:sz w:val="22"/>
+                <w:szCs w:val="22"/>
+                <w:lang w:val="vi-VN"/>
+              </w:rPr>
+              <w:t>SAT: grant=1, row_exists=1, password_valid=0</w:t>
+            </w:r>
+          </w:p>
+        </w:tc>
+        <w:tc>
+          <w:tcPr>
+            <w:tcW w:w="2060" w:type="dxa"/>
+            <w:vAlign w:val="center"/>
+          </w:tcPr>
+          <w:p>
+            <w:pPr>
+              <w:jc w:val="left"/>
+            </w:pPr>
+            <w:r>
+              <w:rPr>
+                <w:sz w:val="22"/>
+                <w:szCs w:val="22"/>
+                <w:lang w:val="vi-VN"/>
+              </w:rPr>
+              <w:t>(¬1 ∨ 2) ∧ (¬1 ∨ 3) ∧ (1 ∨ ¬2 ∨ ¬3) ∧ (1) ∧ (¬3)</w:t>
+            </w:r>
+            <w:r>
+              <w:br/>
+            </w:r>
+            <w:r>
+              <w:rPr>
+                <w:sz w:val="22"/>
+                <w:szCs w:val="22"/>
+                <w:lang w:val="vi-VN"/>
+              </w:rPr>
+              <w:t>UNSAT: lan truyền đơn vị rồi xung đột</w:t>
+            </w:r>
+          </w:p>
+        </w:tc>
+        <w:tc>
+          <w:tcPr>
+            <w:tcW w:w="1900" w:type="dxa"/>
+            <w:vAlign w:val="center"/>
+          </w:tcPr>
+          <w:p>
+            <w:pPr>
+              <w:jc w:val="left"/>
+            </w:pPr>
+            <w:r>
+              <w:rPr>
+                <w:sz w:val="22"/>
+                <w:szCs w:val="22"/>
+                <w:lang w:val="vi-VN"/>
+              </w:rPr>
+              <w:t>(¬1 ∨ 2) ∧ (¬1 ∨ 3) ∧ (1 ∨ ¬2 ∨ ¬3) ∧ (1) ∧ (2) ∧ (3)</w:t>
+            </w:r>
+            <w:r>
+              <w:br/>
+            </w:r>
+            <w:r>
+              <w:rPr>
+                <w:sz w:val="22"/>
+                <w:szCs w:val="22"/>
+                <w:lang w:val="vi-VN"/>
+              </w:rPr>
+              <w:t>SAT: grant=1, row_exists=1, password_valid=1</w:t>
+            </w:r>
+          </w:p>
+        </w:tc>
+      </w:tr>
+      <w:tr>
+        <w:trPr>
+          <w:cantSplit/>
+        </w:trPr>
+        <w:tc>
+          <w:tcPr>
+            <w:tcW w:w="1500" w:type="dxa"/>
+            <w:vAlign w:val="center"/>
+          </w:tcPr>
+          <w:p>
+            <w:pPr>
+              <w:jc w:val="left"/>
+            </w:pPr>
+            <w:r>
+              <w:rPr>
+                <w:rFonts w:ascii="Consolas" w:hAnsi="Consolas" w:cs="Consolas"/>
+              </w:rPr>
+              <w:t>authorization</w:t>
+            </w:r>
+            <w:r>
+              <w:br/>
+            </w:r>
+            <w:r>
+              <w:rPr>
+                <w:sz w:val="22"/>
+                <w:szCs w:val="22"/>
+                <w:lang w:val="vi-VN"/>
+              </w:rPr>
+              <w:t>Cho phép ghi khi thiếu phiên hoặc thiếu quyền</w:t>
+            </w:r>
+          </w:p>
+        </w:tc>
+        <w:tc>
+          <w:tcPr>
+            <w:tcW w:w="1900" w:type="dxa"/>
+            <w:vAlign w:val="center"/>
+          </w:tcPr>
+          <w:p>
+            <w:pPr>
+              <w:jc w:val="left"/>
+            </w:pPr>
+            <w:r>
+              <w:rPr>
+                <w:sz w:val="22"/>
+                <w:szCs w:val="22"/>
+                <w:lang w:val="vi-VN"/>
+              </w:rPr>
+              <w:t>1 = grant</w:t>
+            </w:r>
+            <w:r>
+              <w:br/>
+            </w:r>
+            <w:r>
+              <w:rPr>
+                <w:sz w:val="22"/>
+                <w:szCs w:val="22"/>
+                <w:lang w:val="vi-VN"/>
+              </w:rPr>
+              <w:t>2 = authenticated</w:t>
+            </w:r>
+            <w:r>
+              <w:br/>
+            </w:r>
+            <w:r>
+              <w:rPr>
+                <w:sz w:val="22"/>
+                <w:szCs w:val="22"/>
+                <w:lang w:val="vi-VN"/>
+              </w:rPr>
+              <w:t>3 = role_permitted</w:t>
+            </w:r>
+          </w:p>
+        </w:tc>
+        <w:tc>
+          <w:tcPr>
+            <w:tcW w:w="2000" w:type="dxa"/>
+            <w:vAlign w:val="center"/>
+          </w:tcPr>
+          <w:p>
+            <w:pPr>
+              <w:jc w:val="left"/>
+            </w:pPr>
+            <w:r>
+              <w:rPr>
+                <w:sz w:val="22"/>
+                <w:szCs w:val="22"/>
+                <w:lang w:val="vi-VN"/>
+              </w:rPr>
+              <w:t>(1) ∧ (1) ∧ (¬2 ∨ ¬3)</w:t>
+            </w:r>
+            <w:r>
+              <w:br/>
+            </w:r>
+            <w:r>
+              <w:rPr>
+                <w:sz w:val="22"/>
+                <w:szCs w:val="22"/>
+                <w:lang w:val="vi-VN"/>
+              </w:rPr>
+              <w:t>SAT: grant=1, authenticated=0, role_permitted=0</w:t>
+            </w:r>
+          </w:p>
+        </w:tc>
+        <w:tc>
+          <w:tcPr>
+            <w:tcW w:w="2060" w:type="dxa"/>
+            <w:vAlign w:val="center"/>
+          </w:tcPr>
+          <w:p>
+            <w:pPr>
+              <w:jc w:val="left"/>
+            </w:pPr>
+            <w:r>
+              <w:rPr>
+                <w:sz w:val="22"/>
+                <w:szCs w:val="22"/>
+                <w:lang w:val="vi-VN"/>
+              </w:rPr>
+              <w:t>(¬1 ∨ 2) ∧ (¬1 ∨ 3) ∧ (1 ∨ ¬2 ∨ ¬3) ∧ (1) ∧ (¬2 ∨ ¬3)</w:t>
+            </w:r>
+            <w:r>
+              <w:br/>
+            </w:r>
+            <w:r>
+              <w:rPr>
+                <w:sz w:val="22"/>
+                <w:szCs w:val="22"/>
+                <w:lang w:val="vi-VN"/>
+              </w:rPr>
+              <w:t>UNSAT: lan truyền đơn vị rồi xung đột</w:t>
+            </w:r>
+          </w:p>
+        </w:tc>
+        <w:tc>
+          <w:tcPr>
+            <w:tcW w:w="1900" w:type="dxa"/>
+            <w:vAlign w:val="center"/>
+          </w:tcPr>
+          <w:p>
+            <w:pPr>
+              <w:jc w:val="left"/>
+            </w:pPr>
+            <w:r>
+              <w:rPr>
+                <w:sz w:val="22"/>
+                <w:szCs w:val="22"/>
+                <w:lang w:val="vi-VN"/>
+              </w:rPr>
+              <w:t>(¬1 ∨ 2) ∧ (¬1 ∨ 3) ∧ (1 ∨ ¬2 ∨ ¬3) ∧ (1) ∧ (2) ∧ (3)</w:t>
+            </w:r>
+            <w:r>
+              <w:br/>
+            </w:r>
+            <w:r>
+              <w:rPr>
+                <w:sz w:val="22"/>
+                <w:szCs w:val="22"/>
+                <w:lang w:val="vi-VN"/>
+              </w:rPr>
+              <w:t>SAT: grant=1, authenticated=1, role_permitted=1</w:t>
+            </w:r>
+          </w:p>
+        </w:tc>
+      </w:tr>
+      <w:tr>
+        <w:trPr>
+          <w:cantSplit/>
+        </w:trPr>
+        <w:tc>
+          <w:tcPr>
+            <w:tcW w:w="1500" w:type="dxa"/>
+            <w:vAlign w:val="center"/>
+          </w:tcPr>
+          <w:p>
+            <w:pPr>
+              <w:jc w:val="left"/>
+            </w:pPr>
+            <w:r>
+              <w:rPr>
+                <w:rFonts w:ascii="Consolas" w:hAnsi="Consolas" w:cs="Consolas"/>
+              </w:rPr>
+              <w:t>database_query</w:t>
+            </w:r>
+            <w:r>
+              <w:br/>
+            </w:r>
+            <w:r>
+              <w:rPr>
+                <w:sz w:val="22"/>
+                <w:szCs w:val="22"/>
+                <w:lang w:val="vi-VN"/>
+              </w:rPr>
+              <w:t>Đầu vào không tin cậy đi vào truy vấn chưa bind</w:t>
+            </w:r>
+          </w:p>
+        </w:tc>
+        <w:tc>
+          <w:tcPr>
+            <w:tcW w:w="1900" w:type="dxa"/>
+            <w:vAlign w:val="center"/>
+          </w:tcPr>
+          <w:p>
+            <w:pPr>
+              <w:jc w:val="left"/>
+            </w:pPr>
+            <w:r>
+              <w:rPr>
+                <w:sz w:val="22"/>
+                <w:szCs w:val="22"/>
+                <w:lang w:val="vi-VN"/>
+              </w:rPr>
+              <w:t>1 = executed</w:t>
+            </w:r>
+            <w:r>
+              <w:br/>
+            </w:r>
+            <w:r>
+              <w:rPr>
+                <w:sz w:val="22"/>
+                <w:szCs w:val="22"/>
+                <w:lang w:val="vi-VN"/>
+              </w:rPr>
+              <w:t>2 = untrusted_input</w:t>
+            </w:r>
+            <w:r>
+              <w:br/>
+            </w:r>
+            <w:r>
+              <w:rPr>
+                <w:sz w:val="22"/>
+                <w:szCs w:val="22"/>
+                <w:lang w:val="vi-VN"/>
+              </w:rPr>
+              <w:t>3 = bound_parameter</w:t>
+            </w:r>
+          </w:p>
+        </w:tc>
+        <w:tc>
+          <w:tcPr>
+            <w:tcW w:w="2000" w:type="dxa"/>
+            <w:vAlign w:val="center"/>
+          </w:tcPr>
+          <w:p>
+            <w:pPr>
+              <w:jc w:val="left"/>
+            </w:pPr>
+            <w:r>
+              <w:rPr>
+                <w:sz w:val="22"/>
+                <w:szCs w:val="22"/>
+                <w:lang w:val="vi-VN"/>
+              </w:rPr>
+              <w:t>(1) ∧ (¬3) ∧ (1) ∧ (2) ∧ (¬3)</w:t>
+            </w:r>
+            <w:r>
+              <w:br/>
+            </w:r>
+            <w:r>
+              <w:rPr>
+                <w:sz w:val="22"/>
+                <w:szCs w:val="22"/>
+                <w:lang w:val="vi-VN"/>
+              </w:rPr>
+              <w:t>SAT: executed=1, untrusted_input=1, bound_parameter=0</w:t>
+            </w:r>
+          </w:p>
+        </w:tc>
+        <w:tc>
+          <w:tcPr>
+            <w:tcW w:w="2060" w:type="dxa"/>
+            <w:vAlign w:val="center"/>
+          </w:tcPr>
+          <w:p>
+            <w:pPr>
+              <w:jc w:val="left"/>
+            </w:pPr>
+            <w:r>
+              <w:rPr>
+                <w:sz w:val="22"/>
+                <w:szCs w:val="22"/>
+                <w:lang w:val="vi-VN"/>
+              </w:rPr>
+              <w:t>(1) ∧ (3) ∧ (1) ∧ (2) ∧ (¬3)</w:t>
+            </w:r>
+            <w:r>
+              <w:br/>
+            </w:r>
+            <w:r>
+              <w:rPr>
+                <w:sz w:val="22"/>
+                <w:szCs w:val="22"/>
+                <w:lang w:val="vi-VN"/>
+              </w:rPr>
+              <w:t>UNSAT: lan truyền đơn vị rồi xung đột</w:t>
+            </w:r>
+          </w:p>
+        </w:tc>
+        <w:tc>
+          <w:tcPr>
+            <w:tcW w:w="1900" w:type="dxa"/>
+            <w:vAlign w:val="center"/>
+          </w:tcPr>
+          <w:p>
+            <w:pPr>
+              <w:jc w:val="left"/>
+            </w:pPr>
+            <w:r>
+              <w:rPr>
+                <w:sz w:val="22"/>
+                <w:szCs w:val="22"/>
+                <w:lang w:val="vi-VN"/>
+              </w:rPr>
+              <w:t>(1) ∧ (3) ∧ (1) ∧ (2) ∧ (3)</w:t>
+            </w:r>
+            <w:r>
+              <w:br/>
+            </w:r>
+            <w:r>
+              <w:rPr>
+                <w:sz w:val="22"/>
+                <w:szCs w:val="22"/>
+                <w:lang w:val="vi-VN"/>
+              </w:rPr>
+              <w:t>SAT: executed=1, untrusted_input=1, bound_parameter=1</w:t>
+            </w:r>
+          </w:p>
+        </w:tc>
+      </w:tr>
+      <w:tr>
+        <w:trPr>
+          <w:cantSplit/>
+        </w:trPr>
+        <w:tc>
+          <w:tcPr>
+            <w:tcW w:w="1500" w:type="dxa"/>
+            <w:vAlign w:val="center"/>
+          </w:tcPr>
+          <w:p>
+            <w:pPr>
+              <w:jc w:val="left"/>
+            </w:pPr>
+            <w:r>
+              <w:rPr>
+                <w:rFonts w:ascii="Consolas" w:hAnsi="Consolas" w:cs="Consolas"/>
+              </w:rPr>
+              <w:t>token_crypto</w:t>
+            </w:r>
+            <w:r>
+              <w:br/>
+            </w:r>
+            <w:r>
+              <w:rPr>
+                <w:sz w:val="22"/>
+                <w:szCs w:val="22"/>
+                <w:lang w:val="vi-VN"/>
+              </w:rPr>
+              <w:t>Chấp nhận token chưa kiểm tra tag hoặc claims</w:t>
+            </w:r>
+          </w:p>
+        </w:tc>
+        <w:tc>
+          <w:tcPr>
+            <w:tcW w:w="1900" w:type="dxa"/>
+            <w:vAlign w:val="center"/>
+          </w:tcPr>
+          <w:p>
+            <w:pPr>
+              <w:jc w:val="left"/>
+            </w:pPr>
+            <w:r>
+              <w:rPr>
+                <w:sz w:val="22"/>
+                <w:szCs w:val="22"/>
+                <w:lang w:val="vi-VN"/>
+              </w:rPr>
+              <w:t>1 = accepted</w:t>
+            </w:r>
+            <w:r>
+              <w:br/>
+            </w:r>
+            <w:r>
+              <w:rPr>
+                <w:sz w:val="22"/>
+                <w:szCs w:val="22"/>
+                <w:lang w:val="vi-VN"/>
+              </w:rPr>
+              <w:t>2 = parsed</w:t>
+            </w:r>
+            <w:r>
+              <w:br/>
+            </w:r>
+            <w:r>
+              <w:rPr>
+                <w:sz w:val="22"/>
+                <w:szCs w:val="22"/>
+                <w:lang w:val="vi-VN"/>
+              </w:rPr>
+              <w:t>3 = tag_valid</w:t>
+            </w:r>
+            <w:r>
+              <w:br/>
+            </w:r>
+            <w:r>
+              <w:rPr>
+                <w:sz w:val="22"/>
+                <w:szCs w:val="22"/>
+                <w:lang w:val="vi-VN"/>
+              </w:rPr>
+              <w:t>4 = claims_valid</w:t>
+            </w:r>
+          </w:p>
+        </w:tc>
+        <w:tc>
+          <w:tcPr>
+            <w:tcW w:w="2000" w:type="dxa"/>
+            <w:vAlign w:val="center"/>
+          </w:tcPr>
+          <w:p>
+            <w:pPr>
+              <w:jc w:val="left"/>
+            </w:pPr>
+            <w:r>
+              <w:rPr>
+                <w:sz w:val="22"/>
+                <w:szCs w:val="22"/>
+                <w:lang w:val="vi-VN"/>
+              </w:rPr>
+              <w:t>(¬1 ∨ 2) ∧ (1 ∨ ¬2) ∧ (1) ∧ (¬3 ∨ ¬4)</w:t>
+            </w:r>
+            <w:r>
+              <w:br/>
+            </w:r>
+            <w:r>
+              <w:rPr>
+                <w:sz w:val="22"/>
+                <w:szCs w:val="22"/>
+                <w:lang w:val="vi-VN"/>
+              </w:rPr>
+              <w:t>SAT: accepted=1, parsed=1, tag_valid=0, claims_valid=0</w:t>
+            </w:r>
+          </w:p>
+        </w:tc>
+        <w:tc>
+          <w:tcPr>
+            <w:tcW w:w="2060" w:type="dxa"/>
+            <w:vAlign w:val="center"/>
+          </w:tcPr>
+          <w:p>
+            <w:pPr>
+              <w:jc w:val="left"/>
+            </w:pPr>
+            <w:r>
+              <w:rPr>
+                <w:sz w:val="22"/>
+                <w:szCs w:val="22"/>
+                <w:lang w:val="vi-VN"/>
+              </w:rPr>
+              <w:t>(¬1 ∨ 2) ∧ (¬1 ∨ 3) ∧ (¬1 ∨ 4) ∧ (1 ∨ ¬2 ∨ ¬3 ∨ ¬4) ∧ (1) ∧ (¬3 ∨ ¬4)</w:t>
+            </w:r>
+            <w:r>
+              <w:br/>
+            </w:r>
+            <w:r>
+              <w:rPr>
+                <w:sz w:val="22"/>
+                <w:szCs w:val="22"/>
+                <w:lang w:val="vi-VN"/>
+              </w:rPr>
+              <w:t>UNSAT: lan truyền đơn vị rồi xung đột</w:t>
+            </w:r>
+          </w:p>
+        </w:tc>
+        <w:tc>
+          <w:tcPr>
+            <w:tcW w:w="1900" w:type="dxa"/>
+            <w:vAlign w:val="center"/>
+          </w:tcPr>
+          <w:p>
+            <w:pPr>
+              <w:jc w:val="left"/>
+            </w:pPr>
+            <w:r>
+              <w:rPr>
+                <w:sz w:val="22"/>
+                <w:szCs w:val="22"/>
+                <w:lang w:val="vi-VN"/>
+              </w:rPr>
+              <w:t>(¬1 ∨ 2) ∧ (¬1 ∨ 3) ∧ (¬1 ∨ 4) ∧ (1 ∨ ¬2 ∨ ¬3 ∨ ¬4) ∧ (1) ∧ (2) ∧ (3) ∧ (4)</w:t>
+            </w:r>
+            <w:r>
+              <w:br/>
+            </w:r>
+            <w:r>
+              <w:rPr>
+                <w:sz w:val="22"/>
+                <w:szCs w:val="22"/>
+                <w:lang w:val="vi-VN"/>
+              </w:rPr>
+              <w:t>SAT: accepted=1, parsed=1, tag_valid=1, claims_valid=1</w:t>
+            </w:r>
+          </w:p>
+        </w:tc>
+      </w:tr>
+      <w:tr>
+        <w:trPr>
+          <w:cantSplit/>
+        </w:trPr>
+        <w:tc>
+          <w:tcPr>
+            <w:tcW w:w="1500" w:type="dxa"/>
+            <w:vAlign w:val="center"/>
+          </w:tcPr>
+          <w:p>
+            <w:pPr>
+              <w:jc w:val="left"/>
+            </w:pPr>
+            <w:r>
+              <w:rPr>
+                <w:rFonts w:ascii="Consolas" w:hAnsi="Consolas" w:cs="Consolas"/>
+              </w:rPr>
+              <w:t>script_output</w:t>
+            </w:r>
+            <w:r>
+              <w:br/>
+            </w:r>
+            <w:r>
+              <w:rPr>
+                <w:sz w:val="22"/>
+                <w:szCs w:val="22"/>
+                <w:lang w:val="vi-VN"/>
+              </w:rPr>
+              <w:t>Xuất chuỗi không tin cậy vào script chưa serialize</w:t>
+            </w:r>
+          </w:p>
+        </w:tc>
+        <w:tc>
+          <w:tcPr>
+            <w:tcW w:w="1900" w:type="dxa"/>
+            <w:vAlign w:val="center"/>
+          </w:tcPr>
+          <w:p>
+            <w:pPr>
+              <w:jc w:val="left"/>
+            </w:pPr>
+            <w:r>
+              <w:rPr>
+                <w:sz w:val="22"/>
+                <w:szCs w:val="22"/>
+                <w:lang w:val="vi-VN"/>
+              </w:rPr>
+              <w:t>1 = emitted</w:t>
+            </w:r>
+            <w:r>
+              <w:br/>
+            </w:r>
+            <w:r>
+              <w:rPr>
+                <w:sz w:val="22"/>
+                <w:szCs w:val="22"/>
+                <w:lang w:val="vi-VN"/>
+              </w:rPr>
+              <w:t>2 = untrusted_text</w:t>
+            </w:r>
+            <w:r>
+              <w:br/>
+            </w:r>
+            <w:r>
+              <w:rPr>
+                <w:sz w:val="22"/>
+                <w:szCs w:val="22"/>
+                <w:lang w:val="vi-VN"/>
+              </w:rPr>
+              <w:t>3 = context_encoded</w:t>
+            </w:r>
+          </w:p>
+        </w:tc>
+        <w:tc>
+          <w:tcPr>
+            <w:tcW w:w="2000" w:type="dxa"/>
+            <w:vAlign w:val="center"/>
+          </w:tcPr>
+          <w:p>
+            <w:pPr>
+              <w:jc w:val="left"/>
+            </w:pPr>
+            <w:r>
+              <w:rPr>
+                <w:sz w:val="22"/>
+                <w:szCs w:val="22"/>
+                <w:lang w:val="vi-VN"/>
+              </w:rPr>
+              <w:t>(1) ∧ (¬3) ∧ (1) ∧ (2) ∧ (¬3)</w:t>
+            </w:r>
+            <w:r>
+              <w:br/>
+            </w:r>
+            <w:r>
+              <w:rPr>
+                <w:sz w:val="22"/>
+                <w:szCs w:val="22"/>
+                <w:lang w:val="vi-VN"/>
+              </w:rPr>
+              <w:t>SAT: emitted=1, untrusted_text=1, context_encoded=0</w:t>
+            </w:r>
+          </w:p>
+        </w:tc>
+        <w:tc>
+          <w:tcPr>
+            <w:tcW w:w="2060" w:type="dxa"/>
+            <w:vAlign w:val="center"/>
+          </w:tcPr>
+          <w:p>
+            <w:pPr>
+              <w:jc w:val="left"/>
+            </w:pPr>
+            <w:r>
+              <w:rPr>
+                <w:sz w:val="22"/>
+                <w:szCs w:val="22"/>
+                <w:lang w:val="vi-VN"/>
+              </w:rPr>
+              <w:t>(1) ∧ (3) ∧ (1) ∧ (2) ∧ (¬3)</w:t>
+            </w:r>
+            <w:r>
+              <w:br/>
+            </w:r>
+            <w:r>
+              <w:rPr>
+                <w:sz w:val="22"/>
+                <w:szCs w:val="22"/>
+                <w:lang w:val="vi-VN"/>
+              </w:rPr>
+              <w:t>UNSAT: lan truyền đơn vị rồi xung đột</w:t>
+            </w:r>
+          </w:p>
+        </w:tc>
+        <w:tc>
+          <w:tcPr>
+            <w:tcW w:w="1900" w:type="dxa"/>
+            <w:vAlign w:val="center"/>
+          </w:tcPr>
+          <w:p>
+            <w:pPr>
+              <w:jc w:val="left"/>
+            </w:pPr>
+            <w:r>
+              <w:rPr>
+                <w:sz w:val="22"/>
+                <w:szCs w:val="22"/>
+                <w:lang w:val="vi-VN"/>
+              </w:rPr>
+              <w:t>(1) ∧ (3) ∧ (1) ∧ (2) ∧ (3)</w:t>
+            </w:r>
+            <w:r>
+              <w:br/>
+            </w:r>
+            <w:r>
+              <w:rPr>
+                <w:sz w:val="22"/>
+                <w:szCs w:val="22"/>
+                <w:lang w:val="vi-VN"/>
+              </w:rPr>
+              <w:t>SAT: emitted=1, untrusted_text=1, context_encoded=1</w:t>
+            </w:r>
+          </w:p>
+        </w:tc>
+      </w:tr>
+    </w:tbl>
+    <w:p>
+      <w:pPr>
+        <w:pStyle w:val="csparagraph"/>
+      </w:pPr>
+    </w:p>
+    <w:p>
+      <w:pPr>
+        <w:pStyle w:val="Caption"/>
+        <w:keepNext/>
+      </w:pPr>
+      <w:r>
+        <w:rPr>
+          <w:b/>
+        </w:rPr>
+        <w:lastRenderedPageBreak/>
+        <w:t xml:space="preserve">Bảng </w:t>
+      </w:r>
+      <w:r>
+        <w:rPr>
+          <w:noProof/>
+        </w:rPr>
+        <w:t>71</w:t>
+      </w:r>
+      <w:r>
+        <w:rPr>
+          <w:b/>
+        </w:rPr>
+        <w:t xml:space="preserve">. </w:t>
+      </w:r>
+      <w:r>
+        <w:t>Thuộc tính mật mã của token kiểm bằng SMT (Z3, biến Int và Bool)</w:t>
+      </w:r>
+    </w:p>
+    <w:tbl>
+      <w:tblPr>
+        <w:tblStyle w:val="TableGrid"/>
+        <w:tblW w:w="9360" w:type="dxa"/>
+        <w:tblLayout w:type="fixed"/>
+        <w:tblCellMar>
+          <w:top w:w="40" w:type="dxa"/>
+          <w:left w:w="80" w:type="dxa"/>
+          <w:bottom w:w="40" w:type="dxa"/>
+          <w:right w:w="80" w:type="dxa"/>
+        </w:tblCellMar>
+        <w:tblLook w:val="04A0" w:firstRow="1" w:lastRow="0" w:firstColumn="1" w:lastColumn="0" w:noHBand="0" w:noVBand="1"/>
+      </w:tblPr>
+      <w:tblGrid>
+        <w:gridCol w:w="2500"/>
+        <w:gridCol w:w="2700"/>
+        <w:gridCol w:w="1000"/>
+        <w:gridCol w:w="3160"/>
+      </w:tblGrid>
+      <w:tr>
+        <w:trPr>
+          <w:cantSplit/>
+          <w:tblHeader/>
+        </w:trPr>
+        <w:tc>
+          <w:tcPr>
+            <w:tcW w:w="2500" w:type="dxa"/>
+            <w:shd w:val="clear" w:color="auto" w:fill="D9E2F3"/>
+            <w:vAlign w:val="center"/>
+          </w:tcPr>
+          <w:p>
+            <w:pPr>
+              <w:jc w:val="center"/>
+            </w:pPr>
+            <w:r>
+              <w:rPr>
+                <w:b/>
+                <w:bCs/>
+                <w:sz w:val="22"/>
+                <w:szCs w:val="22"/>
+                <w:lang w:val="vi-VN"/>
+              </w:rPr>
+              <w:t>Ca</w:t>
+            </w:r>
+          </w:p>
+        </w:tc>
+        <w:tc>
+          <w:tcPr>
+            <w:tcW w:w="2700" w:type="dxa"/>
+            <w:shd w:val="clear" w:color="auto" w:fill="D9E2F3"/>
+            <w:vAlign w:val="center"/>
+          </w:tcPr>
+          <w:p>
+            <w:pPr>
+              <w:jc w:val="center"/>
+            </w:pPr>
+            <w:r>
+              <w:rPr>
+                <w:b/>
+                <w:bCs/>
+                <w:sz w:val="22"/>
+                <w:szCs w:val="22"/>
+                <w:lang w:val="vi-VN"/>
+              </w:rPr>
+              <w:t>Ràng buộc thêm vào (vi phạm cần tìm)</w:t>
+            </w:r>
+          </w:p>
+        </w:tc>
+        <w:tc>
+          <w:tcPr>
+            <w:tcW w:w="1000" w:type="dxa"/>
+            <w:shd w:val="clear" w:color="auto" w:fill="D9E2F3"/>
+            <w:vAlign w:val="center"/>
+          </w:tcPr>
+          <w:p>
+            <w:pPr>
+              <w:jc w:val="center"/>
+            </w:pPr>
+            <w:r>
+              <w:rPr>
+                <w:b/>
+                <w:bCs/>
+                <w:sz w:val="22"/>
+                <w:szCs w:val="22"/>
+                <w:lang w:val="vi-VN"/>
+              </w:rPr>
+              <w:t>Kết quả</w:t>
+            </w:r>
+          </w:p>
+        </w:tc>
+        <w:tc>
+          <w:tcPr>
+            <w:tcW w:w="3160" w:type="dxa"/>
+            <w:shd w:val="clear" w:color="auto" w:fill="D9E2F3"/>
+            <w:vAlign w:val="center"/>
+          </w:tcPr>
+          <w:p>
+            <w:pPr>
+              <w:jc w:val="center"/>
+            </w:pPr>
+            <w:r>
+              <w:rPr>
+                <w:b/>
+                <w:bCs/>
+                <w:sz w:val="22"/>
+                <w:szCs w:val="22"/>
+                <w:lang w:val="vi-VN"/>
+              </w:rPr>
+              <w:t>Ý nghĩa</w:t>
+            </w:r>
+          </w:p>
+        </w:tc>
+      </w:tr>
+      <w:tr>
+        <w:trPr>
+          <w:cantSplit/>
+        </w:trPr>
+        <w:tc>
+          <w:tcPr>
+            <w:tcW w:w="2500" w:type="dxa"/>
+            <w:vAlign w:val="center"/>
+          </w:tcPr>
+          <w:p>
+            <w:pPr>
+              <w:jc w:val="left"/>
+            </w:pPr>
+            <w:r>
+              <w:rPr>
+                <w:rFonts w:ascii="Consolas" w:hAnsi="Consolas" w:cs="Consolas"/>
+              </w:rPr>
+              <w:t>v0_counterexample</w:t>
+            </w:r>
+          </w:p>
+        </w:tc>
+        <w:tc>
+          <w:tcPr>
+            <w:tcW w:w="2700" w:type="dxa"/>
+            <w:vAlign w:val="center"/>
+          </w:tcPr>
+          <w:p>
+            <w:pPr>
+              <w:jc w:val="left"/>
+            </w:pPr>
+            <w:r>
+              <w:rPr>
+                <w:sz w:val="22"/>
+                <w:szCs w:val="22"/>
+                <w:lang w:val="vi-VN"/>
+              </w:rPr>
+              <w:t>Quan hệ của _v0: accepted = parsed. Ràng buộc: key=16, nonce=16, tag=0, ¬tag_ok, parsed, ¬policy</w:t>
+            </w:r>
+          </w:p>
+        </w:tc>
+        <w:tc>
+          <w:tcPr>
+            <w:tcW w:w="1000" w:type="dxa"/>
+            <w:vAlign w:val="center"/>
+          </w:tcPr>
+          <w:p>
+            <w:pPr>
+              <w:jc w:val="left"/>
+            </w:pPr>
+            <w:r>
+              <w:rPr>
+                <w:sz w:val="22"/>
+                <w:szCs w:val="22"/>
+                <w:lang w:val="vi-VN"/>
+              </w:rPr>
+              <w:t>SAT</w:t>
+            </w:r>
+          </w:p>
+        </w:tc>
+        <w:tc>
+          <w:tcPr>
+            <w:tcW w:w="3160" w:type="dxa"/>
+            <w:vAlign w:val="center"/>
+          </w:tcPr>
+          <w:p>
+            <w:pPr>
+              <w:jc w:val="left"/>
+            </w:pPr>
+            <w:r>
+              <w:rPr>
+                <w:sz w:val="22"/>
+                <w:szCs w:val="22"/>
+                <w:lang w:val="vi-VN"/>
+              </w:rPr>
+              <w:t>_v0 dùng khóa cố định 16 byte, IV 16 byte toàn 0, AES-128-CBC không tag, nên nhận token không qua kiểm tra nào</w:t>
+            </w:r>
+          </w:p>
+        </w:tc>
+      </w:tr>
+      <w:tr>
+        <w:trPr>
+          <w:cantSplit/>
+        </w:trPr>
+        <w:tc>
+          <w:tcPr>
+            <w:tcW w:w="2500" w:type="dxa"/>
+            <w:vAlign w:val="center"/>
+          </w:tcPr>
+          <w:p>
+            <w:pPr>
+              <w:jc w:val="left"/>
+            </w:pPr>
+            <w:r>
+              <w:rPr>
+                <w:rFonts w:ascii="Consolas" w:hAnsi="Consolas" w:cs="Consolas"/>
+              </w:rPr>
+              <w:t>v1_key_length</w:t>
+            </w:r>
+          </w:p>
+        </w:tc>
+        <w:tc>
+          <w:tcPr>
+            <w:tcW w:w="2700" w:type="dxa"/>
+            <w:vAlign w:val="center"/>
+          </w:tcPr>
+          <w:p>
+            <w:pPr>
+              <w:jc w:val="left"/>
+            </w:pPr>
+            <w:r>
+              <w:rPr>
+                <w:sz w:val="22"/>
+                <w:szCs w:val="22"/>
+                <w:lang w:val="vi-VN"/>
+              </w:rPr>
+              <w:t>key_bytes ≠ 32</w:t>
+            </w:r>
+          </w:p>
+        </w:tc>
+        <w:tc>
+          <w:tcPr>
+            <w:tcW w:w="1000" w:type="dxa"/>
+            <w:vAlign w:val="center"/>
+          </w:tcPr>
+          <w:p>
+            <w:pPr>
+              <w:jc w:val="left"/>
+            </w:pPr>
+            <w:r>
+              <w:rPr>
+                <w:sz w:val="22"/>
+                <w:szCs w:val="22"/>
+                <w:lang w:val="vi-VN"/>
+              </w:rPr>
+              <w:t>UNSAT</w:t>
+            </w:r>
+          </w:p>
+        </w:tc>
+        <w:tc>
+          <w:tcPr>
+            <w:tcW w:w="3160" w:type="dxa"/>
+            <w:vAlign w:val="center"/>
+          </w:tcPr>
+          <w:p>
+            <w:pPr>
+              <w:jc w:val="left"/>
+            </w:pPr>
+            <w:r>
+              <w:rPr>
+                <w:sz w:val="22"/>
+                <w:szCs w:val="22"/>
+                <w:lang w:val="vi-VN"/>
+              </w:rPr>
+              <w:t>Khóa AES-256-GCM phải đúng 32 byte (TOKEN_KEY_BYTES_V1)</w:t>
+            </w:r>
+          </w:p>
+        </w:tc>
+      </w:tr>
+      <w:tr>
+        <w:trPr>
+          <w:cantSplit/>
+        </w:trPr>
+        <w:tc>
+          <w:tcPr>
+            <w:tcW w:w="2500" w:type="dxa"/>
+            <w:vAlign w:val="center"/>
+          </w:tcPr>
+          <w:p>
+            <w:pPr>
+              <w:jc w:val="left"/>
+            </w:pPr>
+            <w:r>
+              <w:rPr>
+                <w:rFonts w:ascii="Consolas" w:hAnsi="Consolas" w:cs="Consolas"/>
+              </w:rPr>
+              <w:t>v1_nonce_length</w:t>
+            </w:r>
+          </w:p>
+        </w:tc>
+        <w:tc>
+          <w:tcPr>
+            <w:tcW w:w="2700" w:type="dxa"/>
+            <w:vAlign w:val="center"/>
+          </w:tcPr>
+          <w:p>
+            <w:pPr>
+              <w:jc w:val="left"/>
+            </w:pPr>
+            <w:r>
+              <w:rPr>
+                <w:sz w:val="22"/>
+                <w:szCs w:val="22"/>
+                <w:lang w:val="vi-VN"/>
+              </w:rPr>
+              <w:t>nonce_bytes ≠ 12</w:t>
+            </w:r>
+          </w:p>
+        </w:tc>
+        <w:tc>
+          <w:tcPr>
+            <w:tcW w:w="1000" w:type="dxa"/>
+            <w:vAlign w:val="center"/>
+          </w:tcPr>
+          <w:p>
+            <w:pPr>
+              <w:jc w:val="left"/>
+            </w:pPr>
+            <w:r>
+              <w:rPr>
+                <w:sz w:val="22"/>
+                <w:szCs w:val="22"/>
+                <w:lang w:val="vi-VN"/>
+              </w:rPr>
+              <w:t>UNSAT</w:t>
+            </w:r>
+          </w:p>
+        </w:tc>
+        <w:tc>
+          <w:tcPr>
+            <w:tcW w:w="3160" w:type="dxa"/>
+            <w:vAlign w:val="center"/>
+          </w:tcPr>
+          <w:p>
+            <w:pPr>
+              <w:jc w:val="left"/>
+            </w:pPr>
+            <w:r>
+              <w:rPr>
+                <w:sz w:val="22"/>
+                <w:szCs w:val="22"/>
+                <w:lang w:val="vi-VN"/>
+              </w:rPr>
+              <w:t>Nonce GCM 12 byte, sinh bằng random_bytes(12)</w:t>
+            </w:r>
+          </w:p>
+        </w:tc>
+      </w:tr>
+      <w:tr>
+        <w:trPr>
+          <w:cantSplit/>
+        </w:trPr>
+        <w:tc>
+          <w:tcPr>
+            <w:tcW w:w="2500" w:type="dxa"/>
+            <w:vAlign w:val="center"/>
+          </w:tcPr>
+          <w:p>
+            <w:pPr>
+              <w:jc w:val="left"/>
+            </w:pPr>
+            <w:r>
+              <w:rPr>
+                <w:rFonts w:ascii="Consolas" w:hAnsi="Consolas" w:cs="Consolas"/>
+              </w:rPr>
+              <w:t>v1_tag_length</w:t>
+            </w:r>
+          </w:p>
+        </w:tc>
+        <w:tc>
+          <w:tcPr>
+            <w:tcW w:w="2700" w:type="dxa"/>
+            <w:vAlign w:val="center"/>
+          </w:tcPr>
+          <w:p>
+            <w:pPr>
+              <w:jc w:val="left"/>
+            </w:pPr>
+            <w:r>
+              <w:rPr>
+                <w:sz w:val="22"/>
+                <w:szCs w:val="22"/>
+                <w:lang w:val="vi-VN"/>
+              </w:rPr>
+              <w:t>tag_bytes ≠ 16</w:t>
+            </w:r>
+          </w:p>
+        </w:tc>
+        <w:tc>
+          <w:tcPr>
+            <w:tcW w:w="1000" w:type="dxa"/>
+            <w:vAlign w:val="center"/>
+          </w:tcPr>
+          <w:p>
+            <w:pPr>
+              <w:jc w:val="left"/>
+            </w:pPr>
+            <w:r>
+              <w:rPr>
+                <w:sz w:val="22"/>
+                <w:szCs w:val="22"/>
+                <w:lang w:val="vi-VN"/>
+              </w:rPr>
+              <w:t>UNSAT</w:t>
+            </w:r>
+          </w:p>
+        </w:tc>
+        <w:tc>
+          <w:tcPr>
+            <w:tcW w:w="3160" w:type="dxa"/>
+            <w:vAlign w:val="center"/>
+          </w:tcPr>
+          <w:p>
+            <w:pPr>
+              <w:jc w:val="left"/>
+            </w:pPr>
+            <w:r>
+              <w:rPr>
+                <w:sz w:val="22"/>
+                <w:szCs w:val="22"/>
+                <w:lang w:val="vi-VN"/>
+              </w:rPr>
+              <w:t>Tag xác thực GCM 16 byte</w:t>
+            </w:r>
+          </w:p>
+        </w:tc>
+      </w:tr>
+      <w:tr>
+        <w:trPr>
+          <w:cantSplit/>
+        </w:trPr>
+        <w:tc>
+          <w:tcPr>
+            <w:tcW w:w="2500" w:type="dxa"/>
+            <w:vAlign w:val="center"/>
+          </w:tcPr>
+          <w:p>
+            <w:pPr>
+              <w:jc w:val="left"/>
+            </w:pPr>
+            <w:r>
+              <w:rPr>
+                <w:rFonts w:ascii="Consolas" w:hAnsi="Consolas" w:cs="Consolas"/>
+              </w:rPr>
+              <w:t>v1_invalid_tag</w:t>
+            </w:r>
+          </w:p>
+        </w:tc>
+        <w:tc>
+          <w:tcPr>
+            <w:tcW w:w="2700" w:type="dxa"/>
+            <w:vAlign w:val="center"/>
+          </w:tcPr>
+          <w:p>
+            <w:pPr>
+              <w:jc w:val="left"/>
+            </w:pPr>
+            <w:r>
+              <w:rPr>
+                <w:sz w:val="22"/>
+                <w:szCs w:val="22"/>
+                <w:lang w:val="vi-VN"/>
+              </w:rPr>
+              <w:t>¬tag_ok</w:t>
+            </w:r>
+          </w:p>
+        </w:tc>
+        <w:tc>
+          <w:tcPr>
+            <w:tcW w:w="1000" w:type="dxa"/>
+            <w:vAlign w:val="center"/>
+          </w:tcPr>
+          <w:p>
+            <w:pPr>
+              <w:jc w:val="left"/>
+            </w:pPr>
+            <w:r>
+              <w:rPr>
+                <w:sz w:val="22"/>
+                <w:szCs w:val="22"/>
+                <w:lang w:val="vi-VN"/>
+              </w:rPr>
+              <w:t>UNSAT</w:t>
+            </w:r>
+          </w:p>
+        </w:tc>
+        <w:tc>
+          <w:tcPr>
+            <w:tcW w:w="3160" w:type="dxa"/>
+            <w:vAlign w:val="center"/>
+          </w:tcPr>
+          <w:p>
+            <w:pPr>
+              <w:jc w:val="left"/>
+            </w:pPr>
+            <w:r>
+              <w:rPr>
+                <w:sz w:val="22"/>
+                <w:szCs w:val="22"/>
+                <w:lang w:val="vi-VN"/>
+              </w:rPr>
+              <w:t>Tag sai (bản mã bị sửa hoặc sai AAD library-token-v1) bị từ chối</w:t>
+            </w:r>
+          </w:p>
+        </w:tc>
+      </w:tr>
+      <w:tr>
+        <w:trPr>
+          <w:cantSplit/>
+        </w:trPr>
+        <w:tc>
+          <w:tcPr>
+            <w:tcW w:w="2500" w:type="dxa"/>
+            <w:vAlign w:val="center"/>
+          </w:tcPr>
+          <w:p>
+            <w:pPr>
+              <w:jc w:val="left"/>
+            </w:pPr>
+            <w:r>
+              <w:rPr>
+                <w:rFonts w:ascii="Consolas" w:hAnsi="Consolas" w:cs="Consolas"/>
+              </w:rPr>
+              <w:t>v1_expired</w:t>
+            </w:r>
+          </w:p>
+        </w:tc>
+        <w:tc>
+          <w:tcPr>
+            <w:tcW w:w="2700" w:type="dxa"/>
+            <w:vAlign w:val="center"/>
+          </w:tcPr>
+          <w:p>
+            <w:pPr>
+              <w:jc w:val="left"/>
+            </w:pPr>
+            <w:r>
+              <w:rPr>
+                <w:sz w:val="22"/>
+                <w:szCs w:val="22"/>
+                <w:lang w:val="vi-VN"/>
+              </w:rPr>
+              <w:t>exp ≤ now</w:t>
+            </w:r>
+          </w:p>
+        </w:tc>
+        <w:tc>
+          <w:tcPr>
+            <w:tcW w:w="1000" w:type="dxa"/>
+            <w:vAlign w:val="center"/>
+          </w:tcPr>
+          <w:p>
+            <w:pPr>
+              <w:jc w:val="left"/>
+            </w:pPr>
+            <w:r>
+              <w:rPr>
+                <w:sz w:val="22"/>
+                <w:szCs w:val="22"/>
+                <w:lang w:val="vi-VN"/>
+              </w:rPr>
+              <w:t>UNSAT</w:t>
+            </w:r>
+          </w:p>
+        </w:tc>
+        <w:tc>
+          <w:tcPr>
+            <w:tcW w:w="3160" w:type="dxa"/>
+            <w:vAlign w:val="center"/>
+          </w:tcPr>
+          <w:p>
+            <w:pPr>
+              <w:jc w:val="left"/>
+            </w:pPr>
+            <w:r>
+              <w:rPr>
+                <w:sz w:val="22"/>
+                <w:szCs w:val="22"/>
+                <w:lang w:val="vi-VN"/>
+              </w:rPr>
+              <w:t>Token hết hạn bị từ chối</w:t>
+            </w:r>
+          </w:p>
+        </w:tc>
+      </w:tr>
+      <w:tr>
+        <w:trPr>
+          <w:cantSplit/>
+        </w:trPr>
+        <w:tc>
+          <w:tcPr>
+            <w:tcW w:w="2500" w:type="dxa"/>
+            <w:vAlign w:val="center"/>
+          </w:tcPr>
+          <w:p>
+            <w:pPr>
+              <w:jc w:val="left"/>
+            </w:pPr>
+            <w:r>
+              <w:rPr>
+                <w:rFonts w:ascii="Consolas" w:hAnsi="Consolas" w:cs="Consolas"/>
+              </w:rPr>
+              <w:t>v1_excess_ttl</w:t>
+            </w:r>
+          </w:p>
+        </w:tc>
+        <w:tc>
+          <w:tcPr>
+            <w:tcW w:w="2700" w:type="dxa"/>
+            <w:vAlign w:val="center"/>
+          </w:tcPr>
+          <w:p>
+            <w:pPr>
+              <w:jc w:val="left"/>
+            </w:pPr>
+            <w:r>
+              <w:rPr>
+                <w:sz w:val="22"/>
+                <w:szCs w:val="22"/>
+                <w:lang w:val="vi-VN"/>
+              </w:rPr>
+              <w:t>exp − iat &gt; 1800</w:t>
+            </w:r>
+          </w:p>
+        </w:tc>
+        <w:tc>
+          <w:tcPr>
+            <w:tcW w:w="1000" w:type="dxa"/>
+            <w:vAlign w:val="center"/>
+          </w:tcPr>
+          <w:p>
+            <w:pPr>
+              <w:jc w:val="left"/>
+            </w:pPr>
+            <w:r>
+              <w:rPr>
+                <w:sz w:val="22"/>
+                <w:szCs w:val="22"/>
+                <w:lang w:val="vi-VN"/>
+              </w:rPr>
+              <w:t>UNSAT</w:t>
+            </w:r>
+          </w:p>
+        </w:tc>
+        <w:tc>
+          <w:tcPr>
+            <w:tcW w:w="3160" w:type="dxa"/>
+            <w:vAlign w:val="center"/>
+          </w:tcPr>
+          <w:p>
+            <w:pPr>
+              <w:jc w:val="left"/>
+            </w:pPr>
+            <w:r>
+              <w:rPr>
+                <w:sz w:val="22"/>
+                <w:szCs w:val="22"/>
+                <w:lang w:val="vi-VN"/>
+              </w:rPr>
+              <w:t>Thời hạn không vượt TTL 1800 giây</w:t>
+            </w:r>
+          </w:p>
+        </w:tc>
+      </w:tr>
+      <w:tr>
+        <w:trPr>
+          <w:cantSplit/>
+        </w:trPr>
+        <w:tc>
+          <w:tcPr>
+            <w:tcW w:w="2500" w:type="dxa"/>
+            <w:vAlign w:val="center"/>
+          </w:tcPr>
+          <w:p>
+            <w:pPr>
+              <w:jc w:val="left"/>
+            </w:pPr>
+            <w:r>
+              <w:rPr>
+                <w:rFonts w:ascii="Consolas" w:hAnsi="Consolas" w:cs="Consolas"/>
+              </w:rPr>
+              <w:t>v1_future_iat</w:t>
+            </w:r>
+          </w:p>
+        </w:tc>
+        <w:tc>
+          <w:tcPr>
+            <w:tcW w:w="2700" w:type="dxa"/>
+            <w:vAlign w:val="center"/>
+          </w:tcPr>
+          <w:p>
+            <w:pPr>
+              <w:jc w:val="left"/>
+            </w:pPr>
+            <w:r>
+              <w:rPr>
+                <w:sz w:val="22"/>
+                <w:szCs w:val="22"/>
+                <w:lang w:val="vi-VN"/>
+              </w:rPr>
+              <w:t>iat &gt; now</w:t>
+            </w:r>
+          </w:p>
+        </w:tc>
+        <w:tc>
+          <w:tcPr>
+            <w:tcW w:w="1000" w:type="dxa"/>
+            <w:vAlign w:val="center"/>
+          </w:tcPr>
+          <w:p>
+            <w:pPr>
+              <w:jc w:val="left"/>
+            </w:pPr>
+            <w:r>
+              <w:rPr>
+                <w:sz w:val="22"/>
+                <w:szCs w:val="22"/>
+                <w:lang w:val="vi-VN"/>
+              </w:rPr>
+              <w:t>UNSAT</w:t>
+            </w:r>
+          </w:p>
+        </w:tc>
+        <w:tc>
+          <w:tcPr>
+            <w:tcW w:w="3160" w:type="dxa"/>
+            <w:vAlign w:val="center"/>
+          </w:tcPr>
+          <w:p>
+            <w:pPr>
+              <w:jc w:val="left"/>
+            </w:pPr>
+            <w:r>
+              <w:rPr>
+                <w:sz w:val="22"/>
+                <w:szCs w:val="22"/>
+                <w:lang w:val="vi-VN"/>
+              </w:rPr>
+              <w:t>Không nhận token phát hành ở tương lai</w:t>
+            </w:r>
+          </w:p>
+        </w:tc>
+      </w:tr>
+      <w:tr>
+        <w:trPr>
+          <w:cantSplit/>
+        </w:trPr>
+        <w:tc>
+          <w:tcPr>
+            <w:tcW w:w="2500" w:type="dxa"/>
+            <w:vAlign w:val="center"/>
+          </w:tcPr>
+          <w:p>
+            <w:pPr>
+              <w:jc w:val="left"/>
+            </w:pPr>
+            <w:r>
+              <w:rPr>
+                <w:rFonts w:ascii="Consolas" w:hAnsi="Consolas" w:cs="Consolas"/>
+              </w:rPr>
+              <w:t>v1_identity_audience</w:t>
+            </w:r>
+          </w:p>
+        </w:tc>
+        <w:tc>
+          <w:tcPr>
+            <w:tcW w:w="2700" w:type="dxa"/>
+            <w:vAlign w:val="center"/>
+          </w:tcPr>
+          <w:p>
+            <w:pPr>
+              <w:jc w:val="left"/>
+            </w:pPr>
+            <w:r>
+              <w:rPr>
+                <w:sz w:val="22"/>
+                <w:szCs w:val="22"/>
+                <w:lang w:val="vi-VN"/>
+              </w:rPr>
+              <w:t>uid ≤ 0 ∨ ¬audience_ok</w:t>
+            </w:r>
+          </w:p>
+        </w:tc>
+        <w:tc>
+          <w:tcPr>
+            <w:tcW w:w="1000" w:type="dxa"/>
+            <w:vAlign w:val="center"/>
+          </w:tcPr>
+          <w:p>
+            <w:pPr>
+              <w:jc w:val="left"/>
+            </w:pPr>
+            <w:r>
+              <w:rPr>
+                <w:sz w:val="22"/>
+                <w:szCs w:val="22"/>
+                <w:lang w:val="vi-VN"/>
+              </w:rPr>
+              <w:t>UNSAT</w:t>
+            </w:r>
+          </w:p>
+        </w:tc>
+        <w:tc>
+          <w:tcPr>
+            <w:tcW w:w="3160" w:type="dxa"/>
+            <w:vAlign w:val="center"/>
+          </w:tcPr>
+          <w:p>
+            <w:pPr>
+              <w:jc w:val="left"/>
+            </w:pPr>
+            <w:r>
+              <w:rPr>
+                <w:sz w:val="22"/>
+                <w:szCs w:val="22"/>
+                <w:lang w:val="vi-VN"/>
+              </w:rPr>
+              <w:t>Claims phải có uid &gt; 0 và aud = library</w:t>
+            </w:r>
+          </w:p>
+        </w:tc>
+      </w:tr>
+      <w:tr>
+        <w:trPr>
+          <w:cantSplit/>
+        </w:trPr>
+        <w:tc>
+          <w:tcPr>
+            <w:tcW w:w="2500" w:type="dxa"/>
+            <w:vAlign w:val="center"/>
+          </w:tcPr>
+          <w:p>
+            <w:pPr>
+              <w:jc w:val="left"/>
+            </w:pPr>
+            <w:r>
+              <w:rPr>
+                <w:rFonts w:ascii="Consolas" w:hAnsi="Consolas" w:cs="Consolas"/>
+              </w:rPr>
+              <w:t>v1_valid_control</w:t>
+            </w:r>
+          </w:p>
+        </w:tc>
+        <w:tc>
+          <w:tcPr>
+            <w:tcW w:w="2700" w:type="dxa"/>
+            <w:vAlign w:val="center"/>
+          </w:tcPr>
+          <w:p>
+            <w:pPr>
+              <w:jc w:val="left"/>
+            </w:pPr>
+            <w:r>
+              <w:rPr>
+                <w:sz w:val="22"/>
+                <w:szCs w:val="22"/>
+                <w:lang w:val="vi-VN"/>
+              </w:rPr>
+              <w:t>key=32, nonce=12, tag=16, tag_ok, audience_ok, uid=1, iat=1000, now=1100, exp=2800</w:t>
+            </w:r>
+          </w:p>
+        </w:tc>
+        <w:tc>
+          <w:tcPr>
+            <w:tcW w:w="1000" w:type="dxa"/>
+            <w:vAlign w:val="center"/>
+          </w:tcPr>
+          <w:p>
+            <w:pPr>
+              <w:jc w:val="left"/>
+            </w:pPr>
+            <w:r>
+              <w:rPr>
+                <w:sz w:val="22"/>
+                <w:szCs w:val="22"/>
+                <w:lang w:val="vi-VN"/>
+              </w:rPr>
+              <w:t>SAT</w:t>
+            </w:r>
+          </w:p>
+        </w:tc>
+        <w:tc>
+          <w:tcPr>
+            <w:tcW w:w="3160" w:type="dxa"/>
+            <w:vAlign w:val="center"/>
+          </w:tcPr>
+          <w:p>
+            <w:pPr>
+              <w:jc w:val="left"/>
+            </w:pPr>
+            <w:r>
+              <w:rPr>
+                <w:sz w:val="22"/>
+                <w:szCs w:val="22"/>
+                <w:lang w:val="vi-VN"/>
+              </w:rPr>
+              <w:t>Đối chứng: token hợp lệ vẫn được nhận, nên policy không rỗng</w:t>
+            </w:r>
+          </w:p>
+        </w:tc>
+      </w:tr>
+    </w:tbl>
+    <w:p>
+      <w:pPr>
+        <w:pStyle w:val="csparagraph"/>
+      </w:pPr>
+    </w:p>
+    <w:p>
+      <w:pPr>
+        <w:pStyle w:val="Caption"/>
+        <w:keepNext/>
+      </w:pPr>
+      <w:r>
+        <w:rPr>
+          <w:b/>
+        </w:rPr>
+        <w:t xml:space="preserve">Bảng </w:t>
+      </w:r>
+      <w:r>
+        <w:rPr>
+          <w:noProof/>
+        </w:rPr>
+        <w:t>72</w:t>
+      </w:r>
+      <w:r>
+        <w:rPr>
+          <w:b/>
+        </w:rPr>
+        <w:t xml:space="preserve">. </w:t>
+      </w:r>
+      <w:r>
+        <w:t>Case bộ nhớ PHP: vi phạm kỳ vọng ở _v0 và bản sửa _v1</w:t>
+      </w:r>
+    </w:p>
+    <w:tbl>
+      <w:tblPr>
+        <w:tblStyle w:val="TableGrid"/>
+        <w:tblW w:w="9360" w:type="dxa"/>
+        <w:tblLayout w:type="fixed"/>
+        <w:tblCellMar>
+          <w:top w:w="40" w:type="dxa"/>
+          <w:left w:w="80" w:type="dxa"/>
+          <w:bottom w:w="40" w:type="dxa"/>
+          <w:right w:w="80" w:type="dxa"/>
+        </w:tblCellMar>
+        <w:tblLook w:val="04A0" w:firstRow="1" w:lastRow="0" w:firstColumn="1" w:lastColumn="0" w:noHBand="0" w:noVBand="1"/>
+      </w:tblPr>
+      <w:tblGrid>
+        <w:gridCol w:w="1850"/>
+        <w:gridCol w:w="3550"/>
+        <w:gridCol w:w="2860"/>
+        <w:gridCol w:w="1100"/>
+      </w:tblGrid>
+      <w:tr>
+        <w:trPr>
+          <w:cantSplit/>
+          <w:tblHeader/>
+        </w:trPr>
+        <w:tc>
+          <w:tcPr>
+            <w:tcW w:w="1850" w:type="dxa"/>
+            <w:shd w:val="clear" w:color="auto" w:fill="D9E2F3"/>
+            <w:vAlign w:val="center"/>
+          </w:tcPr>
+          <w:p>
+            <w:pPr>
+              <w:jc w:val="center"/>
+            </w:pPr>
+            <w:r>
+              <w:rPr>
+                <w:b/>
+                <w:bCs/>
+                <w:sz w:val="22"/>
+                <w:szCs w:val="22"/>
+                <w:lang w:val="vi-VN"/>
+              </w:rPr>
+              <w:t>Case</w:t>
+            </w:r>
+          </w:p>
+        </w:tc>
+        <w:tc>
+          <w:tcPr>
+            <w:tcW w:w="3550" w:type="dxa"/>
+            <w:shd w:val="clear" w:color="auto" w:fill="D9E2F3"/>
+            <w:vAlign w:val="center"/>
+          </w:tcPr>
+          <w:p>
+            <w:pPr>
+              <w:jc w:val="center"/>
+            </w:pPr>
+            <w:r>
+              <w:rPr>
+                <w:b/>
+                <w:bCs/>
+                <w:sz w:val="22"/>
+                <w:szCs w:val="22"/>
+                <w:lang w:val="vi-VN"/>
+              </w:rPr>
+              <w:t>Vi phạm ở _v0 (dòng: mã, biến)</w:t>
+            </w:r>
+          </w:p>
+        </w:tc>
+        <w:tc>
+          <w:tcPr>
+            <w:tcW w:w="2860" w:type="dxa"/>
+            <w:shd w:val="clear" w:color="auto" w:fill="D9E2F3"/>
+            <w:vAlign w:val="center"/>
+          </w:tcPr>
+          <w:p>
+            <w:pPr>
+              <w:jc w:val="center"/>
+            </w:pPr>
+            <w:r>
+              <w:rPr>
+                <w:b/>
+                <w:bCs/>
+                <w:sz w:val="22"/>
+                <w:szCs w:val="22"/>
+                <w:lang w:val="vi-VN"/>
+              </w:rPr>
+              <w:t>Cách sửa ở _v1</w:t>
+            </w:r>
+          </w:p>
+        </w:tc>
+        <w:tc>
+          <w:tcPr>
+            <w:tcW w:w="1100" w:type="dxa"/>
+            <w:shd w:val="clear" w:color="auto" w:fill="D9E2F3"/>
+            <w:vAlign w:val="center"/>
+          </w:tcPr>
+          <w:p>
+            <w:pPr>
+              <w:jc w:val="center"/>
+            </w:pPr>
+            <w:r>
+              <w:rPr>
+                <w:b/>
+                <w:bCs/>
+                <w:sz w:val="22"/>
+                <w:szCs w:val="22"/>
+                <w:lang w:val="vi-VN"/>
+              </w:rPr>
+              <w:t>Kết quả _v1</w:t>
+            </w:r>
+          </w:p>
+        </w:tc>
+      </w:tr>
+      <w:tr>
+        <w:trPr>
+          <w:cantSplit/>
+        </w:trPr>
+        <w:tc>
+          <w:tcPr>
+            <w:tcW w:w="1850" w:type="dxa"/>
+            <w:vAlign w:val="center"/>
+          </w:tcPr>
+          <w:p>
+            <w:pPr>
+              <w:jc w:val="left"/>
+            </w:pPr>
+            <w:r>
+              <w:rPr>
+                <w:rFonts w:ascii="Consolas" w:hAnsi="Consolas" w:cs="Consolas"/>
+              </w:rPr>
+              <w:t>book_listing.php</w:t>
+            </w:r>
+          </w:p>
+        </w:tc>
+        <w:tc>
+          <w:tcPr>
+            <w:tcW w:w="3550" w:type="dxa"/>
+            <w:vAlign w:val="center"/>
+          </w:tcPr>
+          <w:p>
+            <w:pPr>
+              <w:jc w:val="left"/>
+            </w:pPr>
+            <w:r>
+              <w:rPr>
+                <w:sz w:val="22"/>
+                <w:szCs w:val="22"/>
+                <w:lang w:val="vi-VN"/>
+              </w:rPr>
+              <w:t>6: E_UNBOUNDED_ALLOC, $user_query</w:t>
+            </w:r>
+            <w:r>
+              <w:br/>
+            </w:r>
+            <w:r>
+              <w:rPr>
+                <w:sz w:val="22"/>
+                <w:szCs w:val="22"/>
+                <w:lang w:val="vi-VN"/>
+              </w:rPr>
+              <w:t>9: E_ALLOC_IN_LOOP, $borrow_details</w:t>
+            </w:r>
+            <w:r>
+              <w:br/>
+            </w:r>
+            <w:r>
+              <w:rPr>
+                <w:sz w:val="22"/>
+                <w:szCs w:val="22"/>
+                <w:lang w:val="vi-VN"/>
+              </w:rPr>
+              <w:t>9: E_UNBOUNDED_ALLOC, $borrow_details</w:t>
+            </w:r>
+            <w:r>
+              <w:br/>
+            </w:r>
+            <w:r>
+              <w:rPr>
+                <w:sz w:val="22"/>
+                <w:szCs w:val="22"/>
+                <w:lang w:val="vi-VN"/>
+              </w:rPr>
+              <w:t>10: E_USE_FALSE, $borrow_details</w:t>
+            </w:r>
+            <w:r>
+              <w:br/>
+            </w:r>
+            <w:r>
+              <w:rPr>
+                <w:sz w:val="22"/>
+                <w:szCs w:val="22"/>
+                <w:lang w:val="vi-VN"/>
+              </w:rPr>
+              <w:t>12: E_ALLOC_IN_LOOP, $cat_query</w:t>
+            </w:r>
+            <w:r>
+              <w:br/>
+            </w:r>
+            <w:r>
+              <w:rPr>
+                <w:sz w:val="22"/>
+                <w:szCs w:val="22"/>
+                <w:lang w:val="vi-VN"/>
+              </w:rPr>
+              <w:t>14: E_ROW_UNCHECKED, $cat_row</w:t>
+            </w:r>
+            <w:r>
+              <w:br/>
+            </w:r>
+            <w:r>
+              <w:rPr>
+                <w:sz w:val="22"/>
+                <w:szCs w:val="22"/>
+                <w:lang w:val="vi-VN"/>
+              </w:rPr>
+              <w:t>14: E_ROW_UNCHECKED, $row11</w:t>
+            </w:r>
+          </w:p>
+        </w:tc>
+        <w:tc>
+          <w:tcPr>
+            <w:tcW w:w="2860" w:type="dxa"/>
+            <w:vAlign w:val="center"/>
+          </w:tcPr>
+          <w:p>
+            <w:pPr>
+              <w:jc w:val="left"/>
+            </w:pPr>
+            <w:r>
+              <w:rPr>
+                <w:sz w:val="22"/>
+                <w:szCs w:val="22"/>
+                <w:lang w:val="vi-VN"/>
+              </w:rPr>
+              <w:t>Một trang 50 dòng (LIMIT), một truy vấn JOIN thay truy vấn trong vòng lặp, fetchAll, đóng cursor</w:t>
+            </w:r>
+          </w:p>
+        </w:tc>
+        <w:tc>
+          <w:tcPr>
+            <w:tcW w:w="1100" w:type="dxa"/>
+            <w:vAlign w:val="center"/>
+          </w:tcPr>
+          <w:p>
+            <w:pPr>
+              <w:jc w:val="left"/>
+            </w:pPr>
+            <w:r>
+              <w:rPr>
+                <w:sz w:val="22"/>
+                <w:szCs w:val="22"/>
+                <w:lang w:val="vi-VN"/>
+              </w:rPr>
+              <w:t>0 vi phạm</w:t>
+            </w:r>
+          </w:p>
+        </w:tc>
+      </w:tr>
+      <w:tr>
+        <w:trPr>
+          <w:cantSplit/>
+        </w:trPr>
+        <w:tc>
+          <w:tcPr>
+            <w:tcW w:w="1850" w:type="dxa"/>
+            <w:vAlign w:val="center"/>
+          </w:tcPr>
+          <w:p>
+            <w:pPr>
+              <w:jc w:val="left"/>
+            </w:pPr>
+            <w:r>
+              <w:rPr>
+                <w:rFonts w:ascii="Consolas" w:hAnsi="Consolas" w:cs="Consolas"/>
+              </w:rPr>
+              <w:lastRenderedPageBreak/>
+              <w:t>latest_borrow.php</w:t>
+            </w:r>
+          </w:p>
+        </w:tc>
+        <w:tc>
+          <w:tcPr>
+            <w:tcW w:w="3550" w:type="dxa"/>
+            <w:vAlign w:val="center"/>
+          </w:tcPr>
+          <w:p>
+            <w:pPr>
+              <w:jc w:val="left"/>
+            </w:pPr>
+            <w:r>
+              <w:rPr>
+                <w:sz w:val="22"/>
+                <w:szCs w:val="22"/>
+                <w:lang w:val="vi-VN"/>
+              </w:rPr>
+              <w:t>6: E_UNBOUNDED_ALLOC, $query</w:t>
+            </w:r>
+            <w:r>
+              <w:br/>
+            </w:r>
+            <w:r>
+              <w:rPr>
+                <w:sz w:val="22"/>
+                <w:szCs w:val="22"/>
+                <w:lang w:val="vi-VN"/>
+              </w:rPr>
+              <w:t>8: E_ROW_UNCHECKED, $row</w:t>
+            </w:r>
+          </w:p>
+        </w:tc>
+        <w:tc>
+          <w:tcPr>
+            <w:tcW w:w="2860" w:type="dxa"/>
+            <w:vAlign w:val="center"/>
+          </w:tcPr>
+          <w:p>
+            <w:pPr>
+              <w:jc w:val="left"/>
+            </w:pPr>
+            <w:r>
+              <w:rPr>
+                <w:sz w:val="22"/>
+                <w:szCs w:val="22"/>
+                <w:lang w:val="vi-VN"/>
+              </w:rPr>
+              <w:t>LIMIT 1 chặn bộ đệm; kiểm tra dòng trước khi đọc</w:t>
+            </w:r>
+          </w:p>
+        </w:tc>
+        <w:tc>
+          <w:tcPr>
+            <w:tcW w:w="1100" w:type="dxa"/>
+            <w:vAlign w:val="center"/>
+          </w:tcPr>
+          <w:p>
+            <w:pPr>
+              <w:jc w:val="left"/>
+            </w:pPr>
+            <w:r>
+              <w:rPr>
+                <w:sz w:val="22"/>
+                <w:szCs w:val="22"/>
+                <w:lang w:val="vi-VN"/>
+              </w:rPr>
+              <w:t>0 vi phạm</w:t>
+            </w:r>
+          </w:p>
+        </w:tc>
+      </w:tr>
+      <w:tr>
+        <w:trPr>
+          <w:cantSplit/>
+        </w:trPr>
+        <w:tc>
+          <w:tcPr>
+            <w:tcW w:w="1850" w:type="dxa"/>
+            <w:vAlign w:val="center"/>
+          </w:tcPr>
+          <w:p>
+            <w:pPr>
+              <w:jc w:val="left"/>
+            </w:pPr>
+            <w:r>
+              <w:rPr>
+                <w:rFonts w:ascii="Consolas" w:hAnsi="Consolas" w:cs="Consolas"/>
+              </w:rPr>
+              <w:t>login_secret.php</w:t>
+            </w:r>
+          </w:p>
+        </w:tc>
+        <w:tc>
+          <w:tcPr>
+            <w:tcW w:w="3550" w:type="dxa"/>
+            <w:vAlign w:val="center"/>
+          </w:tcPr>
+          <w:p>
+            <w:pPr>
+              <w:jc w:val="left"/>
+            </w:pPr>
+            <w:r>
+              <w:rPr>
+                <w:sz w:val="22"/>
+                <w:szCs w:val="22"/>
+                <w:lang w:val="vi-VN"/>
+              </w:rPr>
+              <w:t>9: E_UNBOUNDED_ALLOC, $result</w:t>
+            </w:r>
+            <w:r>
+              <w:br/>
+            </w:r>
+            <w:r>
+              <w:rPr>
+                <w:sz w:val="22"/>
+                <w:szCs w:val="22"/>
+                <w:lang w:val="vi-VN"/>
+              </w:rPr>
+              <w:t>11: E_ROW_UNCHECKED, $row</w:t>
+            </w:r>
+            <w:r>
+              <w:br/>
+            </w:r>
+            <w:r>
+              <w:rPr>
+                <w:sz w:val="22"/>
+                <w:szCs w:val="22"/>
+                <w:lang w:val="vi-VN"/>
+              </w:rPr>
+              <w:t>13: E_SECRET_RESIDUE, $password</w:t>
+            </w:r>
+            <w:r>
+              <w:br/>
+            </w:r>
+            <w:r>
+              <w:rPr>
+                <w:sz w:val="22"/>
+                <w:szCs w:val="22"/>
+                <w:lang w:val="vi-VN"/>
+              </w:rPr>
+              <w:t>13: E_SECRET_RESIDUE, $query</w:t>
+            </w:r>
+          </w:p>
+        </w:tc>
+        <w:tc>
+          <w:tcPr>
+            <w:tcW w:w="2860" w:type="dxa"/>
+            <w:vAlign w:val="center"/>
+          </w:tcPr>
+          <w:p>
+            <w:pPr>
+              <w:jc w:val="left"/>
+            </w:pPr>
+            <w:r>
+              <w:rPr>
+                <w:sz w:val="22"/>
+                <w:szCs w:val="22"/>
+                <w:lang w:val="vi-VN"/>
+              </w:rPr>
+              <w:t>LIMIT 1, prepared statement, kiểm tra dòng; unset($_POST['password']) rồi sodium_memzero</w:t>
+            </w:r>
+          </w:p>
+        </w:tc>
+        <w:tc>
+          <w:tcPr>
+            <w:tcW w:w="1100" w:type="dxa"/>
+            <w:vAlign w:val="center"/>
+          </w:tcPr>
+          <w:p>
+            <w:pPr>
+              <w:jc w:val="left"/>
+            </w:pPr>
+            <w:r>
+              <w:rPr>
+                <w:sz w:val="22"/>
+                <w:szCs w:val="22"/>
+                <w:lang w:val="vi-VN"/>
+              </w:rPr>
+              <w:t>0 vi phạm</w:t>
+            </w:r>
+          </w:p>
+        </w:tc>
+      </w:tr>
+      <w:tr>
+        <w:trPr>
+          <w:cantSplit/>
+        </w:trPr>
+        <w:tc>
+          <w:tcPr>
+            <w:tcW w:w="1850" w:type="dxa"/>
+            <w:vAlign w:val="center"/>
+          </w:tcPr>
+          <w:p>
+            <w:pPr>
+              <w:jc w:val="left"/>
+            </w:pPr>
+            <w:r>
+              <w:rPr>
+                <w:rFonts w:ascii="Consolas" w:hAnsi="Consolas" w:cs="Consolas"/>
+              </w:rPr>
+              <w:t>token_key.php</w:t>
+            </w:r>
+          </w:p>
+        </w:tc>
+        <w:tc>
+          <w:tcPr>
+            <w:tcW w:w="3550" w:type="dxa"/>
+            <w:vAlign w:val="center"/>
+          </w:tcPr>
+          <w:p>
+            <w:pPr>
+              <w:jc w:val="left"/>
+            </w:pPr>
+            <w:r>
+              <w:rPr>
+                <w:sz w:val="22"/>
+                <w:szCs w:val="22"/>
+                <w:lang w:val="vi-VN"/>
+              </w:rPr>
+              <w:t>8: E_SECRET_RESIDUE, $key</w:t>
+            </w:r>
+          </w:p>
+        </w:tc>
+        <w:tc>
+          <w:tcPr>
+            <w:tcW w:w="2860" w:type="dxa"/>
+            <w:vAlign w:val="center"/>
+          </w:tcPr>
+          <w:p>
+            <w:pPr>
+              <w:jc w:val="left"/>
+            </w:pPr>
+            <w:r>
+              <w:rPr>
+                <w:sz w:val="22"/>
+                <w:szCs w:val="22"/>
+                <w:lang w:val="vi-VN"/>
+              </w:rPr>
+              <w:t>Kiểm tra khóa, dùng một lần, sodium_memzero trên mọi đường thoát</w:t>
+            </w:r>
+          </w:p>
+        </w:tc>
+        <w:tc>
+          <w:tcPr>
+            <w:tcW w:w="1100" w:type="dxa"/>
+            <w:vAlign w:val="center"/>
+          </w:tcPr>
+          <w:p>
+            <w:pPr>
+              <w:jc w:val="left"/>
+            </w:pPr>
+            <w:r>
+              <w:rPr>
+                <w:sz w:val="22"/>
+                <w:szCs w:val="22"/>
+                <w:lang w:val="vi-VN"/>
+              </w:rPr>
+              <w:t>0 vi phạm</w:t>
+            </w:r>
+          </w:p>
+        </w:tc>
+      </w:tr>
+    </w:tbl>
+    <w:p>
+      <w:pPr>
+        <w:pStyle w:val="csparagraph"/>
+      </w:pPr>
+    </w:p>
+    <w:p>
+      <w:pPr>
+        <w:pStyle w:val="Caption"/>
+        <w:keepNext/>
+      </w:pPr>
+      <w:r>
+        <w:rPr>
+          <w:b/>
+        </w:rPr>
+        <w:t xml:space="preserve">Bảng </w:t>
+      </w:r>
+      <w:r>
+        <w:rPr>
+          <w:noProof/>
+        </w:rPr>
+        <w:t>73</w:t>
+      </w:r>
+      <w:r>
+        <w:rPr>
+          <w:b/>
+        </w:rPr>
+        <w:t xml:space="preserve">. </w:t>
+      </w:r>
+      <w:r>
+        <w:t>Kết quả các test trên source_v0 và source_v1 (bo_sung_v1/evidence_v1/&lt;test&gt;_v1.json)</w:t>
+      </w:r>
+    </w:p>
+    <w:tbl>
+      <w:tblPr>
+        <w:tblStyle w:val="TableGrid"/>
+        <w:tblW w:w="9360" w:type="dxa"/>
+        <w:tblLayout w:type="fixed"/>
+        <w:tblCellMar>
+          <w:top w:w="40" w:type="dxa"/>
+          <w:left w:w="80" w:type="dxa"/>
+          <w:bottom w:w="40" w:type="dxa"/>
+          <w:right w:w="80" w:type="dxa"/>
+        </w:tblCellMar>
+        <w:tblLook w:val="04A0" w:firstRow="1" w:lastRow="0" w:firstColumn="1" w:lastColumn="0" w:noHBand="0" w:noVBand="1"/>
+      </w:tblPr>
+      <w:tblGrid>
+        <w:gridCol w:w="2000"/>
+        <w:gridCol w:w="2500"/>
+        <w:gridCol w:w="4860"/>
+      </w:tblGrid>
+      <w:tr>
+        <w:trPr>
+          <w:cantSplit/>
+          <w:tblHeader/>
+        </w:trPr>
+        <w:tc>
+          <w:tcPr>
+            <w:tcW w:w="2000" w:type="dxa"/>
+            <w:shd w:val="clear" w:color="auto" w:fill="D9E2F3"/>
+            <w:vAlign w:val="center"/>
+          </w:tcPr>
+          <w:p>
+            <w:pPr>
+              <w:jc w:val="center"/>
+            </w:pPr>
+            <w:r>
+              <w:rPr>
+                <w:b/>
+                <w:bCs/>
+                <w:sz w:val="22"/>
+                <w:szCs w:val="22"/>
+                <w:lang w:val="vi-VN"/>
+              </w:rPr>
+              <w:t>Test</w:t>
+            </w:r>
+          </w:p>
+        </w:tc>
+        <w:tc>
+          <w:tcPr>
+            <w:tcW w:w="2500" w:type="dxa"/>
+            <w:shd w:val="clear" w:color="auto" w:fill="D9E2F3"/>
+            <w:vAlign w:val="center"/>
+          </w:tcPr>
+          <w:p>
+            <w:pPr>
+              <w:jc w:val="center"/>
+            </w:pPr>
+            <w:r>
+              <w:rPr>
+                <w:b/>
+                <w:bCs/>
+                <w:sz w:val="22"/>
+                <w:szCs w:val="22"/>
+                <w:lang w:val="vi-VN"/>
+              </w:rPr>
+              <w:t>source_v0</w:t>
+            </w:r>
+          </w:p>
+        </w:tc>
+        <w:tc>
+          <w:tcPr>
+            <w:tcW w:w="4860" w:type="dxa"/>
+            <w:shd w:val="clear" w:color="auto" w:fill="D9E2F3"/>
+            <w:vAlign w:val="center"/>
+          </w:tcPr>
+          <w:p>
+            <w:pPr>
+              <w:jc w:val="center"/>
+            </w:pPr>
+            <w:r>
+              <w:rPr>
+                <w:b/>
+                <w:bCs/>
+                <w:sz w:val="22"/>
+                <w:szCs w:val="22"/>
+                <w:lang w:val="vi-VN"/>
+              </w:rPr>
+              <w:t>source_v1</w:t>
+            </w:r>
+          </w:p>
+        </w:tc>
+      </w:tr>
+      <w:tr>
+        <w:trPr>
+          <w:cantSplit/>
+        </w:trPr>
+        <w:tc>
+          <w:tcPr>
+            <w:tcW w:w="2000" w:type="dxa"/>
+            <w:vAlign w:val="center"/>
+          </w:tcPr>
+          <w:p>
+            <w:pPr>
+              <w:jc w:val="left"/>
+            </w:pPr>
+            <w:r>
+              <w:rPr>
+                <w:sz w:val="22"/>
+                <w:szCs w:val="22"/>
+                <w:lang w:val="vi-VN"/>
+              </w:rPr>
+              <w:t>Kiểm kê, lint PHP</w:t>
+            </w:r>
+          </w:p>
+        </w:tc>
+        <w:tc>
+          <w:tcPr>
+            <w:tcW w:w="2500" w:type="dxa"/>
+            <w:vAlign w:val="center"/>
+          </w:tcPr>
+          <w:p>
+            <w:pPr>
+              <w:jc w:val="left"/>
+            </w:pPr>
+            <w:r>
+              <w:rPr>
+                <w:sz w:val="22"/>
+                <w:szCs w:val="22"/>
+                <w:lang w:val="vi-VN"/>
+              </w:rPr>
+              <w:t>66 tệp, 2978 dòng; lint 66/66</w:t>
+            </w:r>
+          </w:p>
+        </w:tc>
+        <w:tc>
+          <w:tcPr>
+            <w:tcW w:w="4860" w:type="dxa"/>
+            <w:vAlign w:val="center"/>
+          </w:tcPr>
+          <w:p>
+            <w:pPr>
+              <w:jc w:val="left"/>
+            </w:pPr>
+            <w:r>
+              <w:rPr>
+                <w:sz w:val="22"/>
+                <w:szCs w:val="22"/>
+                <w:lang w:val="vi-VN"/>
+              </w:rPr>
+              <w:t>68 tệp (thêm auth_guard.php, security.php), 3045 dòng; lint 68/68; 49 tệp sửa; make_v1.py tái tạo 68/68; còn 0 lời gọi mysql_*</w:t>
+            </w:r>
+          </w:p>
+        </w:tc>
+      </w:tr>
+      <w:tr>
+        <w:trPr>
+          <w:cantSplit/>
+        </w:trPr>
+        <w:tc>
+          <w:tcPr>
+            <w:tcW w:w="2000" w:type="dxa"/>
+            <w:vAlign w:val="center"/>
+          </w:tcPr>
+          <w:p>
+            <w:pPr>
+              <w:jc w:val="left"/>
+            </w:pPr>
+            <w:r>
+              <w:rPr>
+                <w:sz w:val="22"/>
+                <w:szCs w:val="22"/>
+                <w:lang w:val="vi-VN"/>
+              </w:rPr>
+              <w:t>Semgrep SAST (registry và rule của nhóm)</w:t>
+            </w:r>
+          </w:p>
+        </w:tc>
+        <w:tc>
+          <w:tcPr>
+            <w:tcW w:w="2500" w:type="dxa"/>
+            <w:vAlign w:val="center"/>
+          </w:tcPr>
+          <w:p>
+            <w:pPr>
+              <w:jc w:val="left"/>
+            </w:pPr>
+            <w:r>
+              <w:rPr>
+                <w:sz w:val="22"/>
+                <w:szCs w:val="22"/>
+                <w:lang w:val="vi-VN"/>
+              </w:rPr>
+              <w:t>322 hit, 6 rule</w:t>
+            </w:r>
+          </w:p>
+        </w:tc>
+        <w:tc>
+          <w:tcPr>
+            <w:tcW w:w="4860" w:type="dxa"/>
+            <w:vAlign w:val="center"/>
+          </w:tcPr>
+          <w:p>
+            <w:pPr>
+              <w:jc w:val="left"/>
+            </w:pPr>
+            <w:r>
+              <w:rPr>
+                <w:sz w:val="22"/>
+                <w:szCs w:val="22"/>
+                <w:lang w:val="vi-VN"/>
+              </w:rPr>
+              <w:t>0 hit trên 68 tệp; báo cáo .txt, .sarif, .json cũng 0 kết quả</w:t>
+            </w:r>
+          </w:p>
+        </w:tc>
+      </w:tr>
+      <w:tr>
+        <w:trPr>
+          <w:cantSplit/>
+        </w:trPr>
+        <w:tc>
+          <w:tcPr>
+            <w:tcW w:w="2000" w:type="dxa"/>
+            <w:vAlign w:val="center"/>
+          </w:tcPr>
+          <w:p>
+            <w:pPr>
+              <w:jc w:val="left"/>
+            </w:pPr>
+            <w:r>
+              <w:rPr>
+                <w:sz w:val="22"/>
+                <w:szCs w:val="22"/>
+                <w:lang w:val="vi-VN"/>
+              </w:rPr>
+              <w:t>PHPStan level 0</w:t>
+            </w:r>
+          </w:p>
+        </w:tc>
+        <w:tc>
+          <w:tcPr>
+            <w:tcW w:w="2500" w:type="dxa"/>
+            <w:vAlign w:val="center"/>
+          </w:tcPr>
+          <w:p>
+            <w:pPr>
+              <w:jc w:val="left"/>
+            </w:pPr>
+            <w:r>
+              <w:rPr>
+                <w:sz w:val="22"/>
+                <w:szCs w:val="22"/>
+                <w:lang w:val="vi-VN"/>
+              </w:rPr>
+              <w:t>17 thông báo trên 16 tệp</w:t>
+            </w:r>
+          </w:p>
+        </w:tc>
+        <w:tc>
+          <w:tcPr>
+            <w:tcW w:w="4860" w:type="dxa"/>
+            <w:vAlign w:val="center"/>
+          </w:tcPr>
+          <w:p>
+            <w:pPr>
+              <w:jc w:val="left"/>
+            </w:pPr>
+            <w:r>
+              <w:rPr>
+                <w:sz w:val="22"/>
+                <w:szCs w:val="22"/>
+                <w:lang w:val="vi-VN"/>
+              </w:rPr>
+              <w:t>17 thông báo: 3 include.fileNotFound, 14 whitespace.fileEnd; function.notFound 0, không cần stub mysql_*</w:t>
+            </w:r>
+          </w:p>
+        </w:tc>
+      </w:tr>
+      <w:tr>
+        <w:trPr>
+          <w:cantSplit/>
+        </w:trPr>
+        <w:tc>
+          <w:tcPr>
+            <w:tcW w:w="2000" w:type="dxa"/>
+            <w:vAlign w:val="center"/>
+          </w:tcPr>
+          <w:p>
+            <w:pPr>
+              <w:jc w:val="left"/>
+            </w:pPr>
+            <w:r>
+              <w:rPr>
+                <w:sz w:val="22"/>
+                <w:szCs w:val="22"/>
+                <w:lang w:val="vi-VN"/>
+              </w:rPr>
+              <w:t>Truy vấn SQL</w:t>
+            </w:r>
+          </w:p>
+        </w:tc>
+        <w:tc>
+          <w:tcPr>
+            <w:tcW w:w="2500" w:type="dxa"/>
+            <w:vAlign w:val="center"/>
+          </w:tcPr>
+          <w:p>
+            <w:pPr>
+              <w:jc w:val="left"/>
+            </w:pPr>
+            <w:r>
+              <w:rPr>
+                <w:sz w:val="22"/>
+                <w:szCs w:val="22"/>
+                <w:lang w:val="vi-VN"/>
+              </w:rPr>
+              <w:t>54 truy vấn mysql_query</w:t>
+            </w:r>
+          </w:p>
+        </w:tc>
+        <w:tc>
+          <w:tcPr>
+            <w:tcW w:w="4860" w:type="dxa"/>
+            <w:vAlign w:val="center"/>
+          </w:tcPr>
+          <w:p>
+            <w:pPr>
+              <w:jc w:val="left"/>
+            </w:pPr>
+            <w:r>
+              <w:rPr>
+                <w:sz w:val="22"/>
+                <w:szCs w:val="22"/>
+                <w:lang w:val="vi-VN"/>
+              </w:rPr>
+              <w:t>43 lời gọi db_query, SQL là chuỗi hằng 43/43; trường của v0 nay bind 24/24; 2 gộp vào truy vấn con đếm bản đang mượn; 9 gộp vào JOIN của truy vấn danh sách; 1 thay bằng mysqli_insert_id trong giao dịch</w:t>
+            </w:r>
+          </w:p>
+        </w:tc>
+      </w:tr>
+      <w:tr>
+        <w:trPr>
+          <w:cantSplit/>
+        </w:trPr>
+        <w:tc>
+          <w:tcPr>
+            <w:tcW w:w="2000" w:type="dxa"/>
+            <w:vAlign w:val="center"/>
+          </w:tcPr>
+          <w:p>
+            <w:pPr>
+              <w:jc w:val="left"/>
+            </w:pPr>
+            <w:r>
+              <w:rPr>
+                <w:sz w:val="22"/>
+                <w:szCs w:val="22"/>
+                <w:lang w:val="vi-VN"/>
+              </w:rPr>
+              <w:t>Mô hình xác thực (Kripke, CTL)</w:t>
+            </w:r>
+          </w:p>
+        </w:tc>
+        <w:tc>
+          <w:tcPr>
+            <w:tcW w:w="2500" w:type="dxa"/>
+            <w:vAlign w:val="center"/>
+          </w:tcPr>
+          <w:p>
+            <w:pPr>
+              <w:jc w:val="left"/>
+            </w:pPr>
+            <w:r>
+              <w:rPr>
+                <w:sz w:val="22"/>
+                <w:szCs w:val="22"/>
+                <w:lang w:val="vi-VN"/>
+              </w:rPr>
+              <w:t>AG(write → authenticated) sai; handler thiếu guard 12/12; form thiếu CSRF 8/8</w:t>
+            </w:r>
+          </w:p>
+        </w:tc>
+        <w:tc>
+          <w:tcPr>
+            <w:tcW w:w="4860" w:type="dxa"/>
+            <w:vAlign w:val="center"/>
+          </w:tcPr>
+          <w:p>
+            <w:pPr>
+              <w:jc w:val="left"/>
+            </w:pPr>
+            <w:r>
+              <w:rPr>
+                <w:sz w:val="22"/>
+                <w:szCs w:val="22"/>
+                <w:lang w:val="vi-VN"/>
+              </w:rPr>
+              <w:t>AG(write → authenticated) đúng; thiếu guard 0/12; thiếu CSRF 0/13; password_verify 2 lời gọi</w:t>
+            </w:r>
+          </w:p>
+        </w:tc>
+      </w:tr>
+      <w:tr>
+        <w:trPr>
+          <w:cantSplit/>
+        </w:trPr>
+        <w:tc>
+          <w:tcPr>
+            <w:tcW w:w="2000" w:type="dxa"/>
+            <w:vAlign w:val="center"/>
+          </w:tcPr>
+          <w:p>
+            <w:pPr>
+              <w:jc w:val="left"/>
+            </w:pPr>
+            <w:r>
+              <w:rPr>
+                <w:sz w:val="22"/>
+                <w:szCs w:val="22"/>
+                <w:lang w:val="vi-VN"/>
+              </w:rPr>
+              <w:t>Semgrep bộ nhớ (6 rule PHP)</w:t>
+            </w:r>
+          </w:p>
+        </w:tc>
+        <w:tc>
+          <w:tcPr>
+            <w:tcW w:w="2500" w:type="dxa"/>
+            <w:vAlign w:val="center"/>
+          </w:tcPr>
+          <w:p>
+            <w:pPr>
+              <w:jc w:val="left"/>
+            </w:pPr>
+            <w:r>
+              <w:rPr>
+                <w:sz w:val="22"/>
+                <w:szCs w:val="22"/>
+                <w:lang w:val="vi-VN"/>
+              </w:rPr>
+              <w:t>130 hit</w:t>
+            </w:r>
+          </w:p>
+        </w:tc>
+        <w:tc>
+          <w:tcPr>
+            <w:tcW w:w="4860" w:type="dxa"/>
+            <w:vAlign w:val="center"/>
+          </w:tcPr>
+          <w:p>
+            <w:pPr>
+              <w:jc w:val="left"/>
+            </w:pPr>
+            <w:r>
+              <w:rPr>
+                <w:sz w:val="22"/>
+                <w:szCs w:val="22"/>
+                <w:lang w:val="vi-VN"/>
+              </w:rPr>
+              <w:t>0 hit, nhưng không có ý nghĩa: các rule chỉ khớp lời gọi mysql_*, còn source_v1 dùng mysqli</w:t>
+            </w:r>
+          </w:p>
+        </w:tc>
+      </w:tr>
+      <w:tr>
+        <w:trPr>
+          <w:cantSplit/>
+        </w:trPr>
+        <w:tc>
+          <w:tcPr>
+            <w:tcW w:w="2000" w:type="dxa"/>
+            <w:vAlign w:val="center"/>
+          </w:tcPr>
+          <w:p>
+            <w:pPr>
+              <w:jc w:val="left"/>
+            </w:pPr>
+            <w:r>
+              <w:rPr>
+                <w:sz w:val="22"/>
+                <w:szCs w:val="22"/>
+                <w:lang w:val="vi-VN"/>
+              </w:rPr>
+              <w:t>Bộ phân tích trạng thái bộ nhớ</w:t>
+            </w:r>
+          </w:p>
+        </w:tc>
+        <w:tc>
+          <w:tcPr>
+            <w:tcW w:w="2500" w:type="dxa"/>
+            <w:vAlign w:val="center"/>
+          </w:tcPr>
+          <w:p>
+            <w:pPr>
+              <w:jc w:val="left"/>
+            </w:pPr>
+            <w:r>
+              <w:rPr>
+                <w:sz w:val="22"/>
+                <w:szCs w:val="22"/>
+                <w:lang w:val="vi-VN"/>
+              </w:rPr>
+              <w:t>96 vi phạm trên 27/66 tệp</w:t>
+            </w:r>
+          </w:p>
+        </w:tc>
+        <w:tc>
+          <w:tcPr>
+            <w:tcW w:w="4860" w:type="dxa"/>
+            <w:vAlign w:val="center"/>
+          </w:tcPr>
+          <w:p>
+            <w:pPr>
+              <w:jc w:val="left"/>
+            </w:pPr>
+            <w:r>
+              <w:rPr>
+                <w:sz w:val="22"/>
+                <w:szCs w:val="22"/>
+                <w:lang w:val="vi-VN"/>
+              </w:rPr>
+              <w:t>47 vi phạm trên 23/68 tệp: E_UNBOUNDED_ALLOC 22, E_HELD_TO_END 25</w:t>
+            </w:r>
+          </w:p>
+        </w:tc>
+      </w:tr>
+    </w:tbl>
+    <w:p>
+      <w:pPr>
+        <w:pStyle w:val="csparagraph"/>
+      </w:pPr>
+    </w:p>
+    <w:p>
+      <w:pPr>
+        <w:keepNext/>
+        <w:spacing w:before="120" w:after="60"/>
+        <w:jc w:val="center"/>
+      </w:pPr>
+      <w:r>
+        <w:rPr>
+          <w:noProof/>
+        </w:rPr>
+        <w:lastRenderedPageBreak/>
+        <w:drawing>
+          <wp:inline distT="0" distB="0" distL="0" distR="0" wp14:anchorId="7AB368E0" wp14:editId="4FCB6185">
+            <wp:extent cx="5760000" cy="2242174"/>
+            <wp:effectExtent l="0" t="0" r="0" b="0"/>
+            <wp:docPr id="1255637049" name="Picture 1255637049"/>
+            <wp:cNvGraphicFramePr>
+              <a:graphicFrameLocks xmlns:a="http://schemas.openxmlformats.org/drawingml/2006/main" noChangeAspect="1"/>
+            </wp:cNvGraphicFramePr>
+            <a:graphic xmlns:a="http://schemas.openxmlformats.org/drawingml/2006/main">
+              <a:graphicData uri="http://schemas.openxmlformats.org/drawingml/2006/picture">
+                <pic:pic xmlns:pic="http://schemas.openxmlformats.org/drawingml/2006/picture">
+                  <pic:nvPicPr>
+                    <pic:cNvPr id="0" name="5.1.6_b_sat_smt_nhat_ky.png"/>
+                    <pic:cNvPicPr/>
+                  </pic:nvPicPr>
+                  <pic:blipFill>
+                    <a:blip r:embed="rId13"/>
+                    <a:stretch>
+                      <a:fillRect/>
+                    </a:stretch>
+                  </pic:blipFill>
+                  <pic:spPr>
+                    <a:xfrm>
+                      <a:off x="0" y="0"/>
+                      <a:ext cx="5760000" cy="2242174"/>
+                    </a:xfrm>
+                    <a:prstGeom prst="rect">
+                      <a:avLst/>
+                    </a:prstGeom>
+                  </pic:spPr>
+                </pic:pic>
+              </a:graphicData>
+            </a:graphic>
+          </wp:inline>
+        </w:drawing>
+      </w:r>
+    </w:p>
+    <w:p>
+      <w:pPr>
+        <w:pStyle w:val="Caption"/>
+      </w:pPr>
+      <w:r>
+        <w:rPr>
+          <w:b/>
+        </w:rPr>
+        <w:t xml:space="preserve">Hình </w:t>
+      </w:r>
+      <w:r>
+        <w:rPr>
+          <w:noProof/>
+        </w:rPr>
+        <w:t>32</w:t>
+      </w:r>
+      <w:r>
+        <w:rPr>
+          <w:b/>
+        </w:rPr>
+        <w:t xml:space="preserve">. </w:t>
+      </w:r>
+      <w:r>
+        <w:t>Nhật ký chạy models/run_models.py: 16/16 công thức CNF trùng nhau giữa DPLL, Z3 và bảng chân trị; 10/10 bài toán SMT token đúng kỳ vọng</w:t>
+      </w:r>
+    </w:p>
+    <w:p>
+      <w:pPr>
+        <w:keepNext/>
+        <w:spacing w:before="120" w:after="60"/>
+        <w:jc w:val="center"/>
+      </w:pPr>
+      <w:r>
+        <w:rPr>
+          <w:noProof/>
+        </w:rPr>
+        <w:lastRenderedPageBreak/>
+        <w:drawing>
+          <wp:inline distT="0" distB="0" distL="0" distR="0" wp14:anchorId="486906CE" wp14:editId="0036DE5D">
+            <wp:extent cx="5760000" cy="6057391"/>
+            <wp:effectExtent l="0" t="0" r="0" b="0"/>
+            <wp:docPr id="1770124284" name="Picture 1770124284"/>
+            <wp:cNvGraphicFramePr>
+              <a:graphicFrameLocks xmlns:a="http://schemas.openxmlformats.org/drawingml/2006/main" noChangeAspect="1"/>
+            </wp:cNvGraphicFramePr>
+            <a:graphic xmlns:a="http://schemas.openxmlformats.org/drawingml/2006/main">
+              <a:graphicData uri="http://schemas.openxmlformats.org/drawingml/2006/picture">
+                <pic:pic xmlns:pic="http://schemas.openxmlformats.org/drawingml/2006/picture">
+                  <pic:nvPicPr>
+                    <pic:cNvPr id="0" name="5.1.6_e_sql_nhat_ky.png"/>
+                    <pic:cNvPicPr/>
+                  </pic:nvPicPr>
+                  <pic:blipFill>
+                    <a:blip r:embed="rId14"/>
+                    <a:stretch>
+                      <a:fillRect/>
+                    </a:stretch>
+                  </pic:blipFill>
+                  <pic:spPr>
+                    <a:xfrm>
+                      <a:off x="0" y="0"/>
+                      <a:ext cx="5760000" cy="6057391"/>
+                    </a:xfrm>
+                    <a:prstGeom prst="rect">
+                      <a:avLst/>
+                    </a:prstGeom>
+                  </pic:spPr>
+                </pic:pic>
+              </a:graphicData>
+            </a:graphic>
+          </wp:inline>
+        </w:drawing>
+      </w:r>
+    </w:p>
+    <w:p>
+      <w:pPr>
+        <w:pStyle w:val="Caption"/>
+      </w:pPr>
+      <w:r>
+        <w:rPr>
+          <w:b/>
+        </w:rPr>
+        <w:t xml:space="preserve">Hình </w:t>
+      </w:r>
+      <w:r>
+        <w:rPr>
+          <w:noProof/>
+        </w:rPr>
+        <w:t>33</w:t>
+      </w:r>
+      <w:r>
+        <w:rPr>
+          <w:b/>
+        </w:rPr>
+        <w:t xml:space="preserve">. </w:t>
+      </w:r>
+      <w:r>
+        <w:t>Nhật ký chạy models/run_sql_cases.py: 162/162 bài toán CNF và 552/552 bài toán SMT đúng kỳ vọng; Semgrep 54 hit ở _v0, 0 hit ở _v1</w:t>
+      </w:r>
+    </w:p>
+    <w:p>
+      <w:pPr>
+        <w:keepNext/>
+        <w:spacing w:before="120" w:after="60"/>
+        <w:jc w:val="center"/>
+      </w:pPr>
+      <w:r>
+        <w:rPr>
+          <w:noProof/>
+        </w:rPr>
+        <w:lastRenderedPageBreak/>
+        <w:drawing>
+          <wp:inline distT="0" distB="0" distL="0" distR="0" wp14:anchorId="53FD3AE0" wp14:editId="34C879D8">
+            <wp:extent cx="5760000" cy="3489086"/>
+            <wp:effectExtent l="0" t="0" r="0" b="0"/>
+            <wp:docPr id="204043941" name="Picture 204043941"/>
+            <wp:cNvGraphicFramePr>
+              <a:graphicFrameLocks xmlns:a="http://schemas.openxmlformats.org/drawingml/2006/main" noChangeAspect="1"/>
+            </wp:cNvGraphicFramePr>
+            <a:graphic xmlns:a="http://schemas.openxmlformats.org/drawingml/2006/main">
+              <a:graphicData uri="http://schemas.openxmlformats.org/drawingml/2006/picture">
+                <pic:pic xmlns:pic="http://schemas.openxmlformats.org/drawingml/2006/picture">
+                  <pic:nvPicPr>
+                    <pic:cNvPr id="0" name="auth_v1.png"/>
+                    <pic:cNvPicPr/>
+                  </pic:nvPicPr>
+                  <pic:blipFill>
+                    <a:blip r:embed="rId15"/>
+                    <a:stretch>
+                      <a:fillRect/>
+                    </a:stretch>
+                  </pic:blipFill>
+                  <pic:spPr>
+                    <a:xfrm>
+                      <a:off x="0" y="0"/>
+                      <a:ext cx="5760000" cy="3489086"/>
+                    </a:xfrm>
+                    <a:prstGeom prst="rect">
+                      <a:avLst/>
+                    </a:prstGeom>
+                  </pic:spPr>
+                </pic:pic>
+              </a:graphicData>
+            </a:graphic>
+          </wp:inline>
+        </w:drawing>
+      </w:r>
+    </w:p>
+    <w:p>
+      <w:pPr>
+        <w:pStyle w:val="Caption"/>
+      </w:pPr>
+      <w:r>
+        <w:rPr>
+          <w:b/>
+        </w:rPr>
+        <w:t xml:space="preserve">Hình </w:t>
+      </w:r>
+      <w:r>
+        <w:rPr>
+          <w:noProof/>
+        </w:rPr>
+        <w:t>34</w:t>
+      </w:r>
+      <w:r>
+        <w:rPr>
+          <w:b/>
+        </w:rPr>
+        <w:t xml:space="preserve">. </w:t>
+      </w:r>
+      <w:r>
+        <w:t>Tab “Kết quả v1” của test mô hình xác thực: trên source_v1, AG(write → authenticated) đúng, không handler nào thiếu guard, không form nào thiếu token CSRF</w:t>
+      </w:r>
+    </w:p>
+    <w:p>
+      <w:pPr>
+        <w:keepNext/>
+        <w:spacing w:before="120" w:after="60"/>
+        <w:jc w:val="center"/>
+      </w:pPr>
+      <w:r>
+        <w:rPr>
+          <w:noProof/>
+        </w:rPr>
+        <w:drawing>
+          <wp:inline distT="0" distB="0" distL="0" distR="0" wp14:anchorId="09F72CDD" wp14:editId="6A80C225">
+            <wp:extent cx="5760000" cy="2409307"/>
+            <wp:effectExtent l="0" t="0" r="0" b="0"/>
+            <wp:docPr id="97114553" name="Picture 97114553"/>
+            <wp:cNvGraphicFramePr>
+              <a:graphicFrameLocks xmlns:a="http://schemas.openxmlformats.org/drawingml/2006/main" noChangeAspect="1"/>
+            </wp:cNvGraphicFramePr>
+            <a:graphic xmlns:a="http://schemas.openxmlformats.org/drawingml/2006/main">
+              <a:graphicData uri="http://schemas.openxmlformats.org/drawingml/2006/picture">
+                <pic:pic xmlns:pic="http://schemas.openxmlformats.org/drawingml/2006/picture">
+                  <pic:nvPicPr>
+                    <pic:cNvPr id="0" name="auth_kripke_v1.png"/>
+                    <pic:cNvPicPr/>
+                  </pic:nvPicPr>
+                  <pic:blipFill>
+                    <a:blip r:embed="rId16"/>
+                    <a:stretch>
+                      <a:fillRect/>
+                    </a:stretch>
+                  </pic:blipFill>
+                  <pic:spPr>
+                    <a:xfrm>
+                      <a:off x="0" y="0"/>
+                      <a:ext cx="5760000" cy="2409307"/>
+                    </a:xfrm>
+                    <a:prstGeom prst="rect">
+                      <a:avLst/>
+                    </a:prstGeom>
+                  </pic:spPr>
+                </pic:pic>
+              </a:graphicData>
+            </a:graphic>
+          </wp:inline>
+        </w:drawing>
+      </w:r>
+    </w:p>
+    <w:p>
+      <w:pPr>
+        <w:pStyle w:val="Caption"/>
+      </w:pPr>
+      <w:r>
+        <w:rPr>
+          <w:b/>
+        </w:rPr>
+        <w:t xml:space="preserve">Hình </w:t>
+      </w:r>
+      <w:r>
+        <w:rPr>
+          <w:noProof/>
+        </w:rPr>
+        <w:t>35</w:t>
+      </w:r>
+      <w:r>
+        <w:rPr>
+          <w:b/>
+        </w:rPr>
+        <w:t xml:space="preserve">. </w:t>
+      </w:r>
+      <w:r>
+        <w:t>Cấu trúc Kripke của source_v1: không còn trạng thái unauthorized_write, mọi đường tới authorized_write đều qua authenticated</w:t>
+      </w:r>
+    </w:p>
+    <w:p>
+      <w:pPr>
+        <w:keepNext/>
+        <w:spacing w:before="120" w:after="60"/>
+        <w:jc w:val="center"/>
+      </w:pPr>
+      <w:r>
+        <w:rPr>
+          <w:noProof/>
+        </w:rPr>
+        <w:lastRenderedPageBreak/>
+        <w:drawing>
+          <wp:inline distT="0" distB="0" distL="0" distR="0" wp14:anchorId="68A4F78E" wp14:editId="1BB9F4EE">
+            <wp:extent cx="5760000" cy="2973913"/>
+            <wp:effectExtent l="0" t="0" r="0" b="0"/>
+            <wp:docPr id="805342037" name="Picture 805342037"/>
+            <wp:cNvGraphicFramePr>
+              <a:graphicFrameLocks xmlns:a="http://schemas.openxmlformats.org/drawingml/2006/main" noChangeAspect="1"/>
+            </wp:cNvGraphicFramePr>
+            <a:graphic xmlns:a="http://schemas.openxmlformats.org/drawingml/2006/main">
+              <a:graphicData uri="http://schemas.openxmlformats.org/drawingml/2006/picture">
+                <pic:pic xmlns:pic="http://schemas.openxmlformats.org/drawingml/2006/picture">
+                  <pic:nvPicPr>
+                    <pic:cNvPr id="0" name="5.5.4_b_bo_nho_case_nhat_ky_vi_pham.png"/>
+                    <pic:cNvPicPr/>
+                  </pic:nvPicPr>
+                  <pic:blipFill>
+                    <a:blip r:embed="rId17"/>
+                    <a:stretch>
+                      <a:fillRect/>
+                    </a:stretch>
+                  </pic:blipFill>
+                  <pic:spPr>
+                    <a:xfrm>
+                      <a:off x="0" y="0"/>
+                      <a:ext cx="5760000" cy="2973913"/>
+                    </a:xfrm>
+                    <a:prstGeom prst="rect">
+                      <a:avLst/>
+                    </a:prstGeom>
+                  </pic:spPr>
+                </pic:pic>
+              </a:graphicData>
+            </a:graphic>
+          </wp:inline>
+        </w:drawing>
+      </w:r>
+    </w:p>
+    <w:p>
+      <w:pPr>
+        <w:pStyle w:val="Caption"/>
+      </w:pPr>
+      <w:r>
+        <w:rPr>
+          <w:b/>
+        </w:rPr>
+        <w:t xml:space="preserve">Hình </w:t>
+      </w:r>
+      <w:r>
+        <w:rPr>
+          <w:noProof/>
+        </w:rPr>
+        <w:t>36</w:t>
+      </w:r>
+      <w:r>
+        <w:rPr>
+          <w:b/>
+        </w:rPr>
+        <w:t xml:space="preserve">. </w:t>
+      </w:r>
+      <w:r>
+        <w:t>Nhật ký chạy models/run_memory_cases.py: 250 đối tượng, Z3, vét cạn và bộ duyệt trạng thái trùng nhau 250/250; baseline có 96 vi phạm</w:t>
+      </w:r>
+    </w:p>
+    <w:p>
+      <w:pPr>
+        <w:keepNext/>
+        <w:spacing w:before="120" w:after="60"/>
+        <w:jc w:val="center"/>
+      </w:pPr>
+      <w:r>
+        <w:rPr>
+          <w:noProof/>
+        </w:rPr>
+        <w:drawing>
+          <wp:inline distT="0" distB="0" distL="0" distR="0" wp14:anchorId="47F608FB" wp14:editId="44C359B4">
+            <wp:extent cx="5760000" cy="4296522"/>
+            <wp:effectExtent l="0" t="0" r="0" b="0"/>
+            <wp:docPr id="993085829" name="Picture 993085829"/>
+            <wp:cNvGraphicFramePr>
+              <a:graphicFrameLocks xmlns:a="http://schemas.openxmlformats.org/drawingml/2006/main" noChangeAspect="1"/>
+            </wp:cNvGraphicFramePr>
+            <a:graphic xmlns:a="http://schemas.openxmlformats.org/drawingml/2006/main">
+              <a:graphicData uri="http://schemas.openxmlformats.org/drawingml/2006/picture">
+                <pic:pic xmlns:pic="http://schemas.openxmlformats.org/drawingml/2006/picture">
+                  <pic:nvPicPr>
+                    <pic:cNvPr id="0" name="5.5.4_c_bo_nho_case_nhat_ky_c_models.png"/>
+                    <pic:cNvPicPr/>
+                  </pic:nvPicPr>
+                  <pic:blipFill>
+                    <a:blip r:embed="rId18"/>
+                    <a:stretch>
+                      <a:fillRect/>
+                    </a:stretch>
+                  </pic:blipFill>
+                  <pic:spPr>
+                    <a:xfrm>
+                      <a:off x="0" y="0"/>
+                      <a:ext cx="5760000" cy="4296522"/>
+                    </a:xfrm>
+                    <a:prstGeom prst="rect">
+                      <a:avLst/>
+                    </a:prstGeom>
+                  </pic:spPr>
+                </pic:pic>
+              </a:graphicData>
+            </a:graphic>
+          </wp:inline>
+        </w:drawing>
+      </w:r>
+    </w:p>
+    <w:p>
+      <w:pPr>
+        <w:pStyle w:val="Caption"/>
+      </w:pPr>
+      <w:r>
+        <w:rPr>
+          <w:b/>
+        </w:rPr>
+        <w:t xml:space="preserve">Hình </w:t>
+      </w:r>
+      <w:r>
+        <w:rPr>
+          <w:noProof/>
+        </w:rPr>
+        <w:t>37</w:t>
+      </w:r>
+      <w:r>
+        <w:rPr>
+          <w:b/>
+        </w:rPr>
+        <w:t xml:space="preserve">. </w:t>
+      </w:r>
+      <w:r>
+        <w:t>Kết quả Z3 cho năm mô hình bộ đệm C: SAT ở _v0, UNSAT ở _v1</w:t>
+      </w:r>
+    </w:p>
+    <w:p>
+      <w:pPr>
+        <w:keepNext/>
+        <w:spacing w:before="120" w:after="60"/>
+        <w:jc w:val="center"/>
+      </w:pPr>
+      <w:r>
+        <w:rPr>
+          <w:noProof/>
+        </w:rPr>
+        <w:lastRenderedPageBreak/>
+        <w:drawing>
+          <wp:inline distT="0" distB="0" distL="0" distR="0" wp14:anchorId="15552409" wp14:editId="7E543858">
+            <wp:extent cx="4528846" cy="7200000"/>
+            <wp:effectExtent l="0" t="0" r="0" b="0"/>
+            <wp:docPr id="25965017" name="Picture 25965017"/>
+            <wp:cNvGraphicFramePr>
+              <a:graphicFrameLocks xmlns:a="http://schemas.openxmlformats.org/drawingml/2006/main" noChangeAspect="1"/>
+            </wp:cNvGraphicFramePr>
+            <a:graphic xmlns:a="http://schemas.openxmlformats.org/drawingml/2006/main">
+              <a:graphicData uri="http://schemas.openxmlformats.org/drawingml/2006/picture">
+                <pic:pic xmlns:pic="http://schemas.openxmlformats.org/drawingml/2006/picture">
+                  <pic:nvPicPr>
+                    <pic:cNvPr id="0" name="bo_nho_case_v0.png"/>
+                    <pic:cNvPicPr/>
+                  </pic:nvPicPr>
+                  <pic:blipFill>
+                    <a:blip r:embed="rId19"/>
+                    <a:stretch>
+                      <a:fillRect/>
+                    </a:stretch>
+                  </pic:blipFill>
+                  <pic:spPr>
+                    <a:xfrm>
+                      <a:off x="0" y="0"/>
+                      <a:ext cx="4528846" cy="7200000"/>
+                    </a:xfrm>
+                    <a:prstGeom prst="rect">
+                      <a:avLst/>
+                    </a:prstGeom>
+                  </pic:spPr>
+                </pic:pic>
+              </a:graphicData>
+            </a:graphic>
+          </wp:inline>
+        </w:drawing>
+      </w:r>
+    </w:p>
+    <w:p>
+      <w:pPr>
+        <w:pStyle w:val="Caption"/>
+      </w:pPr>
+      <w:r>
+        <w:rPr>
+          <w:b/>
+        </w:rPr>
+        <w:t xml:space="preserve">Hình </w:t>
+      </w:r>
+      <w:r>
+        <w:rPr>
+          <w:noProof/>
+        </w:rPr>
+        <w:t>38</w:t>
+      </w:r>
+      <w:r>
+        <w:rPr>
+          <w:b/>
+        </w:rPr>
+        <w:t xml:space="preserve">. </w:t>
+      </w:r>
+      <w:r>
+        <w:t>Tab “Kết quả v0” của test bộ nhớ: vi phạm trên source_v0 và trên các tệp mã sinh _v0</w:t>
+      </w:r>
+    </w:p>
+    <w:p>
+      <w:pPr>
+        <w:keepNext/>
+        <w:spacing w:before="120" w:after="60"/>
+        <w:jc w:val="center"/>
+      </w:pPr>
+      <w:r>
+        <w:rPr>
+          <w:noProof/>
+        </w:rPr>
+        <w:lastRenderedPageBreak/>
+        <w:drawing>
+          <wp:inline distT="0" distB="0" distL="0" distR="0" wp14:anchorId="00028853" wp14:editId="7C349178">
+            <wp:extent cx="5235211" cy="7200000"/>
+            <wp:effectExtent l="0" t="0" r="0" b="0"/>
+            <wp:docPr id="883206391" name="Picture 883206391"/>
+            <wp:cNvGraphicFramePr>
+              <a:graphicFrameLocks xmlns:a="http://schemas.openxmlformats.org/drawingml/2006/main" noChangeAspect="1"/>
+            </wp:cNvGraphicFramePr>
+            <a:graphic xmlns:a="http://schemas.openxmlformats.org/drawingml/2006/main">
+              <a:graphicData uri="http://schemas.openxmlformats.org/drawingml/2006/picture">
+                <pic:pic xmlns:pic="http://schemas.openxmlformats.org/drawingml/2006/picture">
+                  <pic:nvPicPr>
+                    <pic:cNvPr id="0" name="bo_nho_case_v1.png"/>
+                    <pic:cNvPicPr/>
+                  </pic:nvPicPr>
+                  <pic:blipFill>
+                    <a:blip r:embed="rId20"/>
+                    <a:stretch>
+                      <a:fillRect/>
+                    </a:stretch>
+                  </pic:blipFill>
+                  <pic:spPr>
+                    <a:xfrm>
+                      <a:off x="0" y="0"/>
+                      <a:ext cx="5235211" cy="7200000"/>
+                    </a:xfrm>
+                    <a:prstGeom prst="rect">
+                      <a:avLst/>
+                    </a:prstGeom>
+                  </pic:spPr>
+                </pic:pic>
+              </a:graphicData>
+            </a:graphic>
+          </wp:inline>
+        </w:drawing>
+      </w:r>
+    </w:p>
+    <w:p>
+      <w:pPr>
+        <w:pStyle w:val="Caption"/>
+      </w:pPr>
+      <w:r>
+        <w:rPr>
+          <w:b/>
+        </w:rPr>
+        <w:t xml:space="preserve">Hình </w:t>
+      </w:r>
+      <w:r>
+        <w:rPr>
+          <w:noProof/>
+        </w:rPr>
+        <w:t>39</w:t>
+      </w:r>
+      <w:r>
+        <w:rPr>
+          <w:b/>
+        </w:rPr>
+        <w:t xml:space="preserve">. </w:t>
+      </w:r>
+      <w:r>
+        <w:t>Tab “Kết quả v1” của test bộ nhớ: mã sinh _v1, năm mô hình C UNSAT, và source_v1 còn 47 vi phạm trên 23/68 tệp</w:t>
+      </w:r>
+    </w:p>
+    <w:p>
+      <w:pPr>
+        <w:pStyle w:val="csparagraph"/>
+      </w:pPr>
+      <w:r>
+        <w:t xml:space="preserve">Cặp mã </w:t>
+      </w:r>
+      <w:r>
+        <w:rPr>
+          <w:rFonts w:ascii="Consolas" w:hAnsi="Consolas" w:cs="Consolas"/>
+          <w:sz w:val="24"/>
+          <w:szCs w:val="24"/>
+        </w:rPr>
+        <w:t>authentication</w:t>
+      </w:r>
+      <w:r>
+        <w:t xml:space="preserve"> của mục 4.2.5 (Bảng 70), tệp _v0:</w:t>
+      </w:r>
+    </w:p>
+    <w:p>
+      <w:pPr>
+        <w:pStyle w:val="CodeBlock"/>
+      </w:pPr>
+      <w:r>
+        <w:lastRenderedPageBreak/>
+        <w:t>&lt;?php</w:t>
+      </w:r>
+      <w:r>
+        <w:br/>
+        <w:t>// Generated educational case. Do not deploy or execute against a database.</w:t>
+      </w:r>
+      <w:r>
+        <w:br/>
+        <w:t>function authenticate_v0(string $username, string $password): array|false</w:t>
+      </w:r>
+      <w:r>
+        <w:br/>
+        <w:t>{</w:t>
+      </w:r>
+      <w:r>
+        <w:br/>
+        <w:t xml:space="preserve">    $query = "SELECT * FROM users WHERE username='$username' AND password='$password'";</w:t>
+      </w:r>
+      <w:r>
+        <w:br/>
+        <w:t xml:space="preserve">    $result = mysql_query($query);</w:t>
+      </w:r>
+      <w:r>
+        <w:br/>
+        <w:t xml:space="preserve">    return mysql_num_rows($result) &gt; 0 ? mysql_fetch_array($result) : false;</w:t>
+      </w:r>
+      <w:r>
+        <w:br/>
+        <w:t>}</w:t>
+      </w:r>
+    </w:p>
+    <w:p>
+      <w:pPr>
+        <w:pStyle w:val="csparagraph"/>
+      </w:pPr>
+      <w:r>
+        <w:t>Tệp _v1 của cùng cặp:</w:t>
+      </w:r>
+    </w:p>
+    <w:p>
+      <w:pPr>
+        <w:pStyle w:val="CodeBlock"/>
+      </w:pPr>
+      <w:r>
+        <w:t>&lt;?php</w:t>
+      </w:r>
+      <w:r>
+        <w:br/>
+        <w:t>// Generated correction: requires an independent migration to password_hash.</w:t>
+      </w:r>
+      <w:r>
+        <w:br/>
+        <w:t>function authenticate_v1(PDO $db, string $username, string $password): ?array</w:t>
+      </w:r>
+      <w:r>
+        <w:br/>
+        <w:t>{</w:t>
+      </w:r>
+      <w:r>
+        <w:br/>
+        <w:t xml:space="preserve">    $db-&gt;setAttribute(PDO::ATTR_EMULATE_PREPARES, false);</w:t>
+      </w:r>
+      <w:r>
+        <w:br/>
+        <w:t xml:space="preserve">    $stmt = $db-&gt;prepare('SELECT user_id, password_hash FROM users WHERE username = :username');</w:t>
+      </w:r>
+      <w:r>
+        <w:br/>
+        <w:t xml:space="preserve">    $stmt-&gt;execute([':username' =&gt; $username]);</w:t>
+      </w:r>
+      <w:r>
+        <w:br/>
+        <w:t xml:space="preserve">    $row = $stmt-&gt;fetch(PDO::FETCH_ASSOC);</w:t>
+      </w:r>
+      <w:r>
+        <w:br/>
+        <w:t xml:space="preserve">    if (!is_array($row) || !password_verify($password, $row['password_hash'])) {</w:t>
+      </w:r>
+      <w:r>
+        <w:br/>
+        <w:t xml:space="preserve">        return null;</w:t>
+      </w:r>
+      <w:r>
+        <w:br/>
+        <w:t xml:space="preserve">    }</w:t>
+      </w:r>
+      <w:r>
+        <w:br/>
+        <w:t xml:space="preserve">    return ['user_id' =&gt; (int) $row['user_id']];</w:t>
+      </w:r>
+      <w:r>
+        <w:br/>
+        <w:t>}</w:t>
+      </w:r>
+      <w:r>
+        <w:br/>
+        <w:t>function hash_new_password_v1(string $password): string</w:t>
+      </w:r>
+      <w:r>
+        <w:br/>
+        <w:t>{</w:t>
+      </w:r>
+      <w:r>
+        <w:br/>
+        <w:t xml:space="preserve">    return password_hash($password, PASSWORD_DEFAULT);</w:t>
+      </w:r>
+      <w:r>
+        <w:br/>
+        <w:t>}</w:t>
+      </w:r>
+    </w:p>
+    <w:p>
+      <w:pPr>
+        <w:pStyle w:val="csparagraph"/>
+      </w:pPr>
+      <w:r>
+        <w:t xml:space="preserve">Case bộ nhớ </w:t>
+      </w:r>
+      <w:r>
+        <w:rPr>
+          <w:rFonts w:ascii="Consolas" w:hAnsi="Consolas" w:cs="Consolas"/>
+          <w:sz w:val="24"/>
+          <w:szCs w:val="24"/>
+        </w:rPr>
+        <w:t>login_secret.php</w:t>
+      </w:r>
+      <w:r>
+        <w:t xml:space="preserve"> của mục 5.5.3 (Bảng 72), tệp _v0:</w:t>
+      </w:r>
+    </w:p>
+    <w:p>
+      <w:pPr>
+        <w:pStyle w:val="CodeBlock"/>
+      </w:pPr>
+      <w:r>
+        <w:t>&lt;?php</w:t>
+      </w:r>
+      <w:r>
+        <w:br/>
+        <w:t>// Intentionally unsafe generated experiment. It is absent from the baseline.</w:t>
+      </w:r>
+      <w:r>
+        <w:br/>
+        <w:t>// Mirrors login.php:4-12: the plaintext password is copied into the query and never wiped.</w:t>
+      </w:r>
+      <w:r>
+        <w:br/>
+        <w:t>function login_v0(): bool</w:t>
+      </w:r>
+      <w:r>
+        <w:br/>
+        <w:t>{</w:t>
+      </w:r>
+      <w:r>
+        <w:br/>
+        <w:t xml:space="preserve">    $username = $_POST['username'];</w:t>
+      </w:r>
+      <w:r>
+        <w:br/>
+        <w:t xml:space="preserve">    $password = $_POST['password'];</w:t>
+      </w:r>
+      <w:r>
+        <w:br/>
+        <w:t xml:space="preserve">    $query = "SELECT * FROM users WHERE username='$username' AND password='$password'";</w:t>
+      </w:r>
+      <w:r>
+        <w:br/>
+        <w:t xml:space="preserve">    $result = mysql_query($query) or die(mysql_error());</w:t>
+      </w:r>
+      <w:r>
+        <w:br/>
+        <w:t xml:space="preserve">    $row = mysql_fetch_array($result);</w:t>
+      </w:r>
+      <w:r>
+        <w:br/>
+        <w:t xml:space="preserve">    $_SESSION['id'] = $row['user_id'];</w:t>
+      </w:r>
+      <w:r>
+        <w:br/>
+        <w:t xml:space="preserve">    return mysql_num_rows($result) &gt; 0;</w:t>
+      </w:r>
+      <w:r>
+        <w:br/>
+        <w:t>}</w:t>
+      </w:r>
+    </w:p>
+    <w:p>
+      <w:pPr>
+        <w:pStyle w:val="csparagraph"/>
+      </w:pPr>
+      <w:r>
+        <w:t>Tệp _v1 của cùng case:</w:t>
+      </w:r>
+    </w:p>
+    <w:p>
+      <w:pPr>
+        <w:pStyle w:val="CodeBlock"/>
+      </w:pPr>
+      <w:r>
+        <w:lastRenderedPageBreak/>
+        <w:t>&lt;?php</w:t>
+      </w:r>
+      <w:r>
+        <w:br/>
+        <w:t>// Generated correction: LIMIT 1, row checked, and the password string is wiped.</w:t>
+      </w:r>
+      <w:r>
+        <w:br/>
+        <w:t>// sodium_memzero() only zeroes a string with refcount 1, so the $_POST copy is unset first.</w:t>
+      </w:r>
+      <w:r>
+        <w:br/>
+        <w:t>function login_v1(PDO $db): bool</w:t>
+      </w:r>
+      <w:r>
+        <w:br/>
+        <w:t>{</w:t>
+      </w:r>
+      <w:r>
+        <w:br/>
+        <w:t xml:space="preserve">    $username = (string) ($_POST['username'] ?? '');</w:t>
+      </w:r>
+      <w:r>
+        <w:br/>
+        <w:t xml:space="preserve">    $password = (string) ($_POST['password'] ?? '');</w:t>
+      </w:r>
+      <w:r>
+        <w:br/>
+        <w:t xml:space="preserve">    unset($_POST['password']);</w:t>
+      </w:r>
+      <w:r>
+        <w:br/>
+        <w:t xml:space="preserve">    $stmt = $db-&gt;prepare('SELECT user_id, password_hash FROM users WHERE username = :u LIMIT 1');</w:t>
+      </w:r>
+      <w:r>
+        <w:br/>
+        <w:t xml:space="preserve">    $stmt-&gt;execute([':u' =&gt; $username]);</w:t>
+      </w:r>
+      <w:r>
+        <w:br/>
+        <w:t xml:space="preserve">    $row = $stmt-&gt;fetch(PDO::FETCH_ASSOC);</w:t>
+      </w:r>
+      <w:r>
+        <w:br/>
+        <w:t xml:space="preserve">    $stmt = null;</w:t>
+      </w:r>
+      <w:r>
+        <w:br/>
+        <w:t xml:space="preserve">    $ok = is_array($row) &amp;&amp; password_verify($password, $row['password_hash']);</w:t>
+      </w:r>
+      <w:r>
+        <w:br/>
+        <w:t xml:space="preserve">    sodium_memzero($password);</w:t>
+      </w:r>
+      <w:r>
+        <w:br/>
+        <w:t xml:space="preserve">    if ($ok) {</w:t>
+      </w:r>
+      <w:r>
+        <w:br/>
+        <w:t xml:space="preserve">        $_SESSION['id'] = (int) $row['user_id'];</w:t>
+      </w:r>
+      <w:r>
+        <w:br/>
+        <w:t xml:space="preserve">    }</w:t>
+      </w:r>
+      <w:r>
+        <w:br/>
+        <w:t xml:space="preserve">    return $ok;</w:t>
+      </w:r>
+      <w:r>
+        <w:br/>
+        <w:t>}</w:t>
+      </w:r>
+    </w:p>
+    <w:p>
+      <w:pPr>
+        <w:pStyle w:val="csparagraph"/>
+      </w:pPr>
+      <w:r>
+        <w:t xml:space="preserve">Test code trong </w:t>
+      </w:r>
+      <w:r>
+        <w:rPr>
+          <w:rFonts w:ascii="Consolas" w:hAnsi="Consolas" w:cs="Consolas"/>
+          <w:sz w:val="24"/>
+          <w:szCs w:val="24"/>
+        </w:rPr>
+        <w:t>models/test_memory_typestate.py</w:t>
+      </w:r>
+      <w:r>
+        <w:t xml:space="preserve">: kết quả kỳ vọng chính xác của các case _v0, và đoạn mã xóa mật khẩu đúng cách không còn vi phạm. Đoạn PHP chỉ được tách token bằng </w:t>
+      </w:r>
+      <w:r>
+        <w:rPr>
+          <w:rFonts w:ascii="Consolas" w:hAnsi="Consolas" w:cs="Consolas"/>
+          <w:sz w:val="24"/>
+          <w:szCs w:val="24"/>
+        </w:rPr>
+        <w:t>php</w:t>
+      </w:r>
+      <w:r>
+        <w:t>, không được thực thi.</w:t>
+      </w:r>
+    </w:p>
+    <w:p>
+      <w:pPr>
+        <w:pStyle w:val="CodeBlock"/>
+      </w:pPr>
+      <w:r>
+        <w:t>def test_v0_expected(self):</w:t>
+      </w:r>
+      <w:r>
+        <w:br/>
+        <w:t xml:space="preserve">    self.assertEqual(self.result['_v0', 'book_listing.php'], [</w:t>
+      </w:r>
+      <w:r>
+        <w:br/>
+        <w:t xml:space="preserve">        ('E_ALLOC_IN_LOOP', 9, '$borrow_details'), ('E_ALLOC_IN_LOOP', 12, '$cat_query'),</w:t>
+      </w:r>
+      <w:r>
+        <w:br/>
+        <w:t xml:space="preserve">        ('E_ROW_UNCHECKED', 14, '$cat_row'), ('E_ROW_UNCHECKED', 14, '$row11'),</w:t>
+      </w:r>
+      <w:r>
+        <w:br/>
+        <w:t xml:space="preserve">        ('E_UNBOUNDED_ALLOC', 6, '$user_query'), ('E_UNBOUNDED_ALLOC', 9, '$borrow_details'),  # book_id is not the borrowdetails key</w:t>
+      </w:r>
+      <w:r>
+        <w:br/>
+        <w:t xml:space="preserve">        ('E_USE_FALSE', 10, '$borrow_details')])</w:t>
+      </w:r>
+      <w:r>
+        <w:br/>
+        <w:t xml:space="preserve">    self.assertEqual([v[:2] for v in self.result['_v0', 'latest_borrow.php']],</w:t>
+      </w:r>
+      <w:r>
+        <w:br/>
+        <w:t xml:space="preserve">                     [('E_ROW_UNCHECKED', 8), ('E_UNBOUNDED_ALLOC', 6)])</w:t>
+      </w:r>
+      <w:r>
+        <w:br/>
+        <w:t xml:space="preserve">    self.assertEqual(Counter(v[0] for v in self.result['_v0', 'login_secret.php']),</w:t>
+      </w:r>
+      <w:r>
+        <w:br/>
+        <w:t xml:space="preserve">                     Counter({'E_SECRET_RESIDUE': 2, 'E_UNBOUNDED_ALLOC': 1, 'E_ROW_UNCHECKED': 1}))</w:t>
+      </w:r>
+      <w:r>
+        <w:br/>
+        <w:t xml:space="preserve">    self.assertEqual([v[0] for v in self.result['_v0', 'token_key.php']], ['E_SECRET_RESIDUE'])</w:t>
+      </w:r>
+      <w:r>
+        <w:br/>
+      </w:r>
+      <w:r>
+        <w:br/>
+        <w:t>def test_password_wiped_after_unset(self):</w:t>
+      </w:r>
+      <w:r>
+        <w:br/>
+        <w:t xml:space="preserve">    w = analyze("""\</w:t>
+      </w:r>
+      <w:r>
+        <w:br/>
+        <w:t xml:space="preserve">        $password = (string) $_POST['password'];</w:t>
+      </w:r>
+      <w:r>
+        <w:br/>
+        <w:t xml:space="preserve">        unset($_POST['password']);</w:t>
+      </w:r>
+      <w:r>
+        <w:br/>
+        <w:t xml:space="preserve">        $ok = password_verify($password, $hash);</w:t>
+      </w:r>
+      <w:r>
+        <w:br/>
+        <w:t xml:space="preserve">        sodium_memzero($password);</w:t>
+      </w:r>
+      <w:r>
+        <w:br/>
+        <w:t xml:space="preserve">        """, php8=True)</w:t>
+      </w:r>
+      <w:r>
+        <w:br/>
+        <w:t xml:space="preserve">    self.assertEqual(found(w), [])</w:t>
+      </w:r>
+    </w:p>
+    <w:p>
+      <w:pPr>
         <w:spacing w:after="0" w:line="160" w:lineRule="exact"/>
         <w:rPr>
           <w:sz w:val="8"/>
@@ -14631,8 +20125,8 @@
       </w:pPr>
     </w:p>
     <w:sectPr>
-      <w:headerReference w:type="default" r:id="rId13"/>
-      <w:footerReference w:type="default" r:id="rId14"/>
+      <w:headerReference w:type="default" r:id="rId21"/>
+      <w:footerReference w:type="default" r:id="rId22"/>
       <w:pgSz w:w="12240" w:h="15840"/>
       <w:pgMar w:top="1440" w:right="1440" w:bottom="1440" w:left="1440" w:header="720" w:footer="720" w:gutter="0"/>
       <w:cols w:space="720"/>
@@ -21333,7 +26827,12 @@
 </file>
 
 <file path=customXml/item1.xml><?xml version="1.0" encoding="utf-8"?>
-<b:Sources xmlns:b="http://schemas.openxmlformats.org/officeDocument/2006/bibliography" xmlns="http://schemas.openxmlformats.org/officeDocument/2006/bibliography" SelectedStyle="\APASixthEditionOfficeOnline.xsl" StyleName="APA" Version="6"/>
+<?mso-contentType ?>
+<FormTemplates xmlns="http://schemas.microsoft.com/sharepoint/v3/contenttype/forms">
+  <Display>DocumentLibraryForm</Display>
+  <Edit>DocumentLibraryForm</Edit>
+  <New>DocumentLibraryForm</New>
+</FormTemplates>
 </file>
 
 <file path=customXml/item2.xml><?xml version="1.0" encoding="utf-8"?>
@@ -21566,12 +27065,7 @@
 </file>
 
 <file path=customXml/item3.xml><?xml version="1.0" encoding="utf-8"?>
-<?mso-contentType ?>
-<FormTemplates xmlns="http://schemas.microsoft.com/sharepoint/v3/contenttype/forms">
-  <Display>DocumentLibraryForm</Display>
-  <Edit>DocumentLibraryForm</Edit>
-  <New>DocumentLibraryForm</New>
-</FormTemplates>
+<b:Sources xmlns:b="http://schemas.openxmlformats.org/officeDocument/2006/bibliography" xmlns="http://schemas.openxmlformats.org/officeDocument/2006/bibliography" SelectedStyle="\APASixthEditionOfficeOnline.xsl" StyleName="APA" Version="6"/>
 </file>
 
 <file path=customXml/item4.xml><?xml version="1.0" encoding="utf-8"?>
@@ -21586,9 +27080,9 @@
 </file>
 
 <file path=customXml/itemProps1.xml><?xml version="1.0" encoding="utf-8"?>
-<ds:datastoreItem xmlns:ds="http://schemas.openxmlformats.org/officeDocument/2006/customXml" ds:itemID="{06F34B39-710A-4AE8-9B09-0F6110FECC4E}">
+<ds:datastoreItem xmlns:ds="http://schemas.openxmlformats.org/officeDocument/2006/customXml" ds:itemID="{4ED417DC-AAC6-4AC2-9B84-BF5AEE7392F8}">
   <ds:schemaRefs>
-    <ds:schemaRef ds:uri="http://schemas.openxmlformats.org/officeDocument/2006/bibliography"/>
+    <ds:schemaRef ds:uri="http://schemas.microsoft.com/sharepoint/v3/contenttype/forms"/>
   </ds:schemaRefs>
 </ds:datastoreItem>
 </file>
@@ -21613,9 +27107,9 @@
 </file>
 
 <file path=customXml/itemProps3.xml><?xml version="1.0" encoding="utf-8"?>
-<ds:datastoreItem xmlns:ds="http://schemas.openxmlformats.org/officeDocument/2006/customXml" ds:itemID="{4ED417DC-AAC6-4AC2-9B84-BF5AEE7392F8}">
+<ds:datastoreItem xmlns:ds="http://schemas.openxmlformats.org/officeDocument/2006/customXml" ds:itemID="{06F34B39-710A-4AE8-9B09-0F6110FECC4E}">
   <ds:schemaRefs>
-    <ds:schemaRef ds:uri="http://schemas.microsoft.com/sharepoint/v3/contenttype/forms"/>
+    <ds:schemaRef ds:uri="http://schemas.openxmlformats.org/officeDocument/2006/bibliography"/>
   </ds:schemaRefs>
 </ds:datastoreItem>
 </file>
